--- a/Anil-Polsani-Mainframe/CICS/CICS.docx
+++ b/Anil-Polsani-Mainframe/CICS/CICS.docx
@@ -1145,7 +1145,25 @@
           <w:szCs w:val="24"/>
           <w:lang w:val="en-US"/>
         </w:rPr>
-        <w:t>CICS -&gt; DB/DC System</w:t>
+        <w:t xml:space="preserve">CICS </w:t>
+      </w:r>
+      <w:r>
+        <w:rPr>
+          <w:rFonts w:cstheme="minorHAnsi"/>
+          <w:sz w:val="24"/>
+          <w:szCs w:val="24"/>
+          <w:lang w:val="en-US"/>
+        </w:rPr>
+        <w:t xml:space="preserve">is a </w:t>
+      </w:r>
+      <w:r>
+        <w:rPr>
+          <w:rFonts w:cstheme="minorHAnsi"/>
+          <w:sz w:val="24"/>
+          <w:szCs w:val="24"/>
+          <w:lang w:val="en-US"/>
+        </w:rPr>
+        <w:t>DB/DC System</w:t>
       </w:r>
     </w:p>
     <w:p>
@@ -1164,14 +1182,25 @@
           <w:lang w:val="en-US"/>
         </w:rPr>
       </w:pPr>
-      <w:r>
-        <w:rPr>
-          <w:rFonts w:cstheme="minorHAnsi"/>
-          <w:sz w:val="24"/>
-          <w:szCs w:val="24"/>
-          <w:lang w:val="en-US"/>
-        </w:rPr>
-        <w:t>DB : Data base -&gt; Store Data</w:t>
+      <w:proofErr w:type="gramStart"/>
+      <w:r>
+        <w:rPr>
+          <w:rFonts w:cstheme="minorHAnsi"/>
+          <w:sz w:val="24"/>
+          <w:szCs w:val="24"/>
+          <w:lang w:val="en-US"/>
+        </w:rPr>
+        <w:t>DB :</w:t>
+      </w:r>
+      <w:proofErr w:type="gramEnd"/>
+      <w:r>
+        <w:rPr>
+          <w:rFonts w:cstheme="minorHAnsi"/>
+          <w:sz w:val="24"/>
+          <w:szCs w:val="24"/>
+          <w:lang w:val="en-US"/>
+        </w:rPr>
+        <w:t xml:space="preserve"> Data base -&gt; Store Data</w:t>
       </w:r>
     </w:p>
     <w:p>
@@ -1190,14 +1219,25 @@
           <w:lang w:val="en-US"/>
         </w:rPr>
       </w:pPr>
-      <w:r>
-        <w:rPr>
-          <w:rFonts w:cstheme="minorHAnsi"/>
-          <w:sz w:val="24"/>
-          <w:szCs w:val="24"/>
-          <w:lang w:val="en-US"/>
-        </w:rPr>
-        <w:t>DC : Data communication -&gt; Pass the data</w:t>
+      <w:proofErr w:type="gramStart"/>
+      <w:r>
+        <w:rPr>
+          <w:rFonts w:cstheme="minorHAnsi"/>
+          <w:sz w:val="24"/>
+          <w:szCs w:val="24"/>
+          <w:lang w:val="en-US"/>
+        </w:rPr>
+        <w:t>DC :</w:t>
+      </w:r>
+      <w:proofErr w:type="gramEnd"/>
+      <w:r>
+        <w:rPr>
+          <w:rFonts w:cstheme="minorHAnsi"/>
+          <w:sz w:val="24"/>
+          <w:szCs w:val="24"/>
+          <w:lang w:val="en-US"/>
+        </w:rPr>
+        <w:t xml:space="preserve"> Data communication -&gt; Pass the data</w:t>
       </w:r>
     </w:p>
     <w:p>
@@ -1260,7 +1300,31 @@
           <w:szCs w:val="24"/>
           <w:lang w:val="en-US"/>
         </w:rPr>
-        <w:t xml:space="preserve"> (COBOL+CICS Pgm)</w:t>
+        <w:t xml:space="preserve"> (COBOL+CICS </w:t>
+      </w:r>
+      <w:proofErr w:type="spellStart"/>
+      <w:r>
+        <w:rPr>
+          <w:rFonts w:cstheme="minorHAnsi"/>
+          <w:b/>
+          <w:bCs/>
+          <w:sz w:val="24"/>
+          <w:szCs w:val="24"/>
+          <w:lang w:val="en-US"/>
+        </w:rPr>
+        <w:t>Pgm</w:t>
+      </w:r>
+      <w:proofErr w:type="spellEnd"/>
+      <w:r>
+        <w:rPr>
+          <w:rFonts w:cstheme="minorHAnsi"/>
+          <w:b/>
+          <w:bCs/>
+          <w:sz w:val="24"/>
+          <w:szCs w:val="24"/>
+          <w:lang w:val="en-US"/>
+        </w:rPr>
+        <w:t>)</w:t>
       </w:r>
       <w:r>
         <w:rPr>
@@ -1297,7 +1361,27 @@
           <w:szCs w:val="24"/>
           <w:lang w:val="en-US"/>
         </w:rPr>
-        <w:t>CICS is all about data communication, how you are getting the data from the data source to your cobol program with help of CICS commands.</w:t>
+        <w:t xml:space="preserve">CICS is all about data communication, how you are getting the data from the data source to your </w:t>
+      </w:r>
+      <w:proofErr w:type="spellStart"/>
+      <w:r>
+        <w:rPr>
+          <w:rFonts w:cstheme="minorHAnsi"/>
+          <w:sz w:val="24"/>
+          <w:szCs w:val="24"/>
+          <w:lang w:val="en-US"/>
+        </w:rPr>
+        <w:t>cobol</w:t>
+      </w:r>
+      <w:proofErr w:type="spellEnd"/>
+      <w:r>
+        <w:rPr>
+          <w:rFonts w:cstheme="minorHAnsi"/>
+          <w:sz w:val="24"/>
+          <w:szCs w:val="24"/>
+          <w:lang w:val="en-US"/>
+        </w:rPr>
+        <w:t xml:space="preserve"> program with help of CICS commands.</w:t>
       </w:r>
     </w:p>
     <w:p>
@@ -1348,7 +1432,27 @@
           <w:szCs w:val="24"/>
           <w:lang w:val="en-US"/>
         </w:rPr>
-        <w:t>In Batch -&gt; Cobol pgm was executed in Z/OS</w:t>
+        <w:t xml:space="preserve">In Batch -&gt; Cobol </w:t>
+      </w:r>
+      <w:proofErr w:type="spellStart"/>
+      <w:r>
+        <w:rPr>
+          <w:rFonts w:cstheme="minorHAnsi"/>
+          <w:sz w:val="24"/>
+          <w:szCs w:val="24"/>
+          <w:lang w:val="en-US"/>
+        </w:rPr>
+        <w:t>pgm</w:t>
+      </w:r>
+      <w:proofErr w:type="spellEnd"/>
+      <w:r>
+        <w:rPr>
+          <w:rFonts w:cstheme="minorHAnsi"/>
+          <w:sz w:val="24"/>
+          <w:szCs w:val="24"/>
+          <w:lang w:val="en-US"/>
+        </w:rPr>
+        <w:t xml:space="preserve"> was executed in Z/OS</w:t>
       </w:r>
     </w:p>
     <w:p>
@@ -1374,7 +1478,27 @@
           <w:szCs w:val="24"/>
           <w:lang w:val="en-US"/>
         </w:rPr>
-        <w:t>In Online -&gt; Cobol pgm will be executed by CICS</w:t>
+        <w:t xml:space="preserve">In Online -&gt; Cobol </w:t>
+      </w:r>
+      <w:proofErr w:type="spellStart"/>
+      <w:r>
+        <w:rPr>
+          <w:rFonts w:cstheme="minorHAnsi"/>
+          <w:sz w:val="24"/>
+          <w:szCs w:val="24"/>
+          <w:lang w:val="en-US"/>
+        </w:rPr>
+        <w:t>pgm</w:t>
+      </w:r>
+      <w:proofErr w:type="spellEnd"/>
+      <w:r>
+        <w:rPr>
+          <w:rFonts w:cstheme="minorHAnsi"/>
+          <w:sz w:val="24"/>
+          <w:szCs w:val="24"/>
+          <w:lang w:val="en-US"/>
+        </w:rPr>
+        <w:t xml:space="preserve"> will be executed by CICS</w:t>
       </w:r>
     </w:p>
     <w:p>
@@ -1401,7 +1525,27 @@
           <w:lang w:val="en-US"/>
         </w:rPr>
         <w:lastRenderedPageBreak/>
-        <w:t>Cobol pgm ---- CICS ----- Data (File/DB2)</w:t>
+        <w:t xml:space="preserve">Cobol </w:t>
+      </w:r>
+      <w:proofErr w:type="spellStart"/>
+      <w:r>
+        <w:rPr>
+          <w:rFonts w:cstheme="minorHAnsi"/>
+          <w:sz w:val="24"/>
+          <w:szCs w:val="24"/>
+          <w:lang w:val="en-US"/>
+        </w:rPr>
+        <w:t>pgm</w:t>
+      </w:r>
+      <w:proofErr w:type="spellEnd"/>
+      <w:r>
+        <w:rPr>
+          <w:rFonts w:cstheme="minorHAnsi"/>
+          <w:sz w:val="24"/>
+          <w:szCs w:val="24"/>
+          <w:lang w:val="en-US"/>
+        </w:rPr>
+        <w:t xml:space="preserve"> ---- CICS ----- Data (File/DB2)</w:t>
       </w:r>
     </w:p>
     <w:p>
@@ -1604,8 +1748,19 @@
           <w:szCs w:val="24"/>
           <w:lang w:val="en-US"/>
         </w:rPr>
-        <w:t>COBOL+CICS Pgm</w:t>
-      </w:r>
+        <w:t xml:space="preserve">COBOL+CICS </w:t>
+      </w:r>
+      <w:proofErr w:type="spellStart"/>
+      <w:r>
+        <w:rPr>
+          <w:rFonts w:cstheme="minorHAnsi"/>
+          <w:sz w:val="24"/>
+          <w:szCs w:val="24"/>
+          <w:lang w:val="en-US"/>
+        </w:rPr>
+        <w:t>Pgm</w:t>
+      </w:r>
+      <w:proofErr w:type="spellEnd"/>
     </w:p>
     <w:p>
       <w:pPr>
@@ -1708,7 +1863,67 @@
           <w:szCs w:val="24"/>
           <w:lang w:val="en-US"/>
         </w:rPr>
-        <w:t>DB2 table -&gt; COBOL+CICS+DB2 Pgm (Mainpgm – Subpgm)</w:t>
+        <w:t xml:space="preserve">DB2 table -&gt; COBOL+CICS+DB2 </w:t>
+      </w:r>
+      <w:proofErr w:type="spellStart"/>
+      <w:r>
+        <w:rPr>
+          <w:rFonts w:cstheme="minorHAnsi"/>
+          <w:sz w:val="24"/>
+          <w:szCs w:val="24"/>
+          <w:lang w:val="en-US"/>
+        </w:rPr>
+        <w:t>Pgm</w:t>
+      </w:r>
+      <w:proofErr w:type="spellEnd"/>
+      <w:r>
+        <w:rPr>
+          <w:rFonts w:cstheme="minorHAnsi"/>
+          <w:sz w:val="24"/>
+          <w:szCs w:val="24"/>
+          <w:lang w:val="en-US"/>
+        </w:rPr>
+        <w:t xml:space="preserve"> (</w:t>
+      </w:r>
+      <w:proofErr w:type="spellStart"/>
+      <w:r>
+        <w:rPr>
+          <w:rFonts w:cstheme="minorHAnsi"/>
+          <w:sz w:val="24"/>
+          <w:szCs w:val="24"/>
+          <w:lang w:val="en-US"/>
+        </w:rPr>
+        <w:t>Mainpgm</w:t>
+      </w:r>
+      <w:proofErr w:type="spellEnd"/>
+      <w:r>
+        <w:rPr>
+          <w:rFonts w:cstheme="minorHAnsi"/>
+          <w:sz w:val="24"/>
+          <w:szCs w:val="24"/>
+          <w:lang w:val="en-US"/>
+        </w:rPr>
+        <w:t xml:space="preserve"> – </w:t>
+      </w:r>
+      <w:proofErr w:type="spellStart"/>
+      <w:r>
+        <w:rPr>
+          <w:rFonts w:cstheme="minorHAnsi"/>
+          <w:sz w:val="24"/>
+          <w:szCs w:val="24"/>
+          <w:lang w:val="en-US"/>
+        </w:rPr>
+        <w:t>Subpgm</w:t>
+      </w:r>
+      <w:proofErr w:type="spellEnd"/>
+      <w:r>
+        <w:rPr>
+          <w:rFonts w:cstheme="minorHAnsi"/>
+          <w:sz w:val="24"/>
+          <w:szCs w:val="24"/>
+          <w:lang w:val="en-US"/>
+        </w:rPr>
+        <w:t>)</w:t>
       </w:r>
     </w:p>
     <w:p>
@@ -3333,7 +3548,27 @@
           <w:szCs w:val="24"/>
           <w:lang w:val="en-US"/>
         </w:rPr>
-        <w:t>If I’m a COBOL+CICS pgm and I want to get data from a screen then I’ll command CICS to get the data</w:t>
+        <w:t xml:space="preserve">If I’m a COBOL+CICS </w:t>
+      </w:r>
+      <w:proofErr w:type="spellStart"/>
+      <w:r>
+        <w:rPr>
+          <w:rFonts w:cstheme="minorHAnsi"/>
+          <w:sz w:val="24"/>
+          <w:szCs w:val="24"/>
+          <w:lang w:val="en-US"/>
+        </w:rPr>
+        <w:t>pgm</w:t>
+      </w:r>
+      <w:proofErr w:type="spellEnd"/>
+      <w:r>
+        <w:rPr>
+          <w:rFonts w:cstheme="minorHAnsi"/>
+          <w:sz w:val="24"/>
+          <w:szCs w:val="24"/>
+          <w:lang w:val="en-US"/>
+        </w:rPr>
+        <w:t xml:space="preserve"> and I want to get data from a screen then I’ll command CICS to get the data</w:t>
       </w:r>
       <w:r>
         <w:rPr>
@@ -3392,6 +3627,33 @@
         </w:rPr>
         <w:t xml:space="preserve"> (these are task carrier [these work like a courier guy])</w:t>
       </w:r>
+      <w:r>
+        <w:rPr>
+          <w:rFonts w:cstheme="minorHAnsi"/>
+          <w:sz w:val="24"/>
+          <w:szCs w:val="24"/>
+          <w:lang w:val="en-US"/>
+        </w:rPr>
+        <w:t xml:space="preserve">, these are internal programs which will help the task to </w:t>
+      </w:r>
+      <w:r>
+        <w:rPr>
+          <w:rFonts w:cstheme="minorHAnsi"/>
+          <w:sz w:val="24"/>
+          <w:szCs w:val="24"/>
+          <w:lang w:val="en-US"/>
+        </w:rPr>
+        <w:t>get</w:t>
+      </w:r>
+      <w:r>
+        <w:rPr>
+          <w:rFonts w:cstheme="minorHAnsi"/>
+          <w:sz w:val="24"/>
+          <w:szCs w:val="24"/>
+          <w:lang w:val="en-US"/>
+        </w:rPr>
+        <w:t xml:space="preserve"> completed</w:t>
+      </w:r>
     </w:p>
     <w:p>
       <w:pPr>
@@ -3427,7 +3689,25 @@
           <w:szCs w:val="24"/>
           <w:lang w:val="en-US"/>
         </w:rPr>
-        <w:t xml:space="preserve"> (contains required info like load module, plan or the file, your component details need to be set here as if you want to get the data</w:t>
+        <w:t xml:space="preserve"> (contains required info like load module, plan </w:t>
+      </w:r>
+      <w:r>
+        <w:rPr>
+          <w:rFonts w:cstheme="minorHAnsi"/>
+          <w:sz w:val="24"/>
+          <w:szCs w:val="24"/>
+          <w:lang w:val="en-US"/>
+        </w:rPr>
+        <w:t xml:space="preserve">of the table </w:t>
+      </w:r>
+      <w:r>
+        <w:rPr>
+          <w:rFonts w:cstheme="minorHAnsi"/>
+          <w:sz w:val="24"/>
+          <w:szCs w:val="24"/>
+          <w:lang w:val="en-US"/>
+        </w:rPr>
+        <w:t>or the file, your component details need to be set here as if you want to get the data</w:t>
       </w:r>
       <w:r>
         <w:rPr>
@@ -3502,7 +3782,47 @@
           <w:szCs w:val="24"/>
           <w:lang w:val="en-US"/>
         </w:rPr>
-        <w:t xml:space="preserve"> details like (which language pgm is written, program name etc)</w:t>
+        <w:t xml:space="preserve"> details like (which language </w:t>
+      </w:r>
+      <w:proofErr w:type="spellStart"/>
+      <w:r>
+        <w:rPr>
+          <w:rFonts w:cstheme="minorHAnsi"/>
+          <w:sz w:val="24"/>
+          <w:szCs w:val="24"/>
+          <w:lang w:val="en-US"/>
+        </w:rPr>
+        <w:t>pgm</w:t>
+      </w:r>
+      <w:proofErr w:type="spellEnd"/>
+      <w:r>
+        <w:rPr>
+          <w:rFonts w:cstheme="minorHAnsi"/>
+          <w:sz w:val="24"/>
+          <w:szCs w:val="24"/>
+          <w:lang w:val="en-US"/>
+        </w:rPr>
+        <w:t xml:space="preserve"> is written, program name </w:t>
+      </w:r>
+      <w:proofErr w:type="spellStart"/>
+      <w:r>
+        <w:rPr>
+          <w:rFonts w:cstheme="minorHAnsi"/>
+          <w:sz w:val="24"/>
+          <w:szCs w:val="24"/>
+          <w:lang w:val="en-US"/>
+        </w:rPr>
+        <w:t>etc</w:t>
+      </w:r>
+      <w:proofErr w:type="spellEnd"/>
+      <w:r>
+        <w:rPr>
+          <w:rFonts w:cstheme="minorHAnsi"/>
+          <w:sz w:val="24"/>
+          <w:szCs w:val="24"/>
+          <w:lang w:val="en-US"/>
+        </w:rPr>
+        <w:t>)</w:t>
       </w:r>
       <w:r>
         <w:rPr>
@@ -3601,7 +3921,27 @@
           <w:szCs w:val="24"/>
           <w:lang w:val="en-US"/>
         </w:rPr>
-        <w:t xml:space="preserve"> (Space require to do the task i.e Space allocation)</w:t>
+        <w:t xml:space="preserve"> (Space require to do the task </w:t>
+      </w:r>
+      <w:proofErr w:type="spellStart"/>
+      <w:r>
+        <w:rPr>
+          <w:rFonts w:cstheme="minorHAnsi"/>
+          <w:sz w:val="24"/>
+          <w:szCs w:val="24"/>
+          <w:lang w:val="en-US"/>
+        </w:rPr>
+        <w:t>i.e</w:t>
+      </w:r>
+      <w:proofErr w:type="spellEnd"/>
+      <w:r>
+        <w:rPr>
+          <w:rFonts w:cstheme="minorHAnsi"/>
+          <w:sz w:val="24"/>
+          <w:szCs w:val="24"/>
+          <w:lang w:val="en-US"/>
+        </w:rPr>
+        <w:t xml:space="preserve"> Space allocation)</w:t>
       </w:r>
     </w:p>
     <w:p>
@@ -3746,6 +4086,7 @@
           <w:lang w:val="en-US"/>
         </w:rPr>
       </w:pPr>
+      <w:proofErr w:type="spellStart"/>
       <w:r>
         <w:rPr>
           <w:rFonts w:cstheme="minorHAnsi"/>
@@ -3757,6 +4098,7 @@
         </w:rPr>
         <w:t>Mapset</w:t>
       </w:r>
+      <w:proofErr w:type="spellEnd"/>
       <w:r>
         <w:rPr>
           <w:rFonts w:cstheme="minorHAnsi"/>
@@ -3864,8 +4206,19 @@
           <w:szCs w:val="24"/>
           <w:lang w:val="en-US"/>
         </w:rPr>
-        <w:t>Fields are of 2 types: [Ex: USERID: _______ ]</w:t>
-      </w:r>
+        <w:t>Fields are of 2 types: [Ex: USERID: ______</w:t>
+      </w:r>
+      <w:proofErr w:type="gramStart"/>
+      <w:r>
+        <w:rPr>
+          <w:rFonts w:cstheme="minorHAnsi"/>
+          <w:sz w:val="24"/>
+          <w:szCs w:val="24"/>
+          <w:lang w:val="en-US"/>
+        </w:rPr>
+        <w:t>_ ]</w:t>
+      </w:r>
+      <w:proofErr w:type="gramEnd"/>
     </w:p>
     <w:p>
       <w:pPr>
@@ -3964,7 +4317,27 @@
           <w:szCs w:val="24"/>
           <w:lang w:val="en-US"/>
         </w:rPr>
-        <w:t>To define these 3 components -&gt; we use 3 assembler MACRO (macro is a single word which contains set of statements, instead of we writing 100 lines of code we use macro to represent those 100 lines) [Basically it</w:t>
+        <w:t xml:space="preserve">To define these 3 components -&gt; we use 3 assembler </w:t>
+      </w:r>
+      <w:proofErr w:type="gramStart"/>
+      <w:r>
+        <w:rPr>
+          <w:rFonts w:cstheme="minorHAnsi"/>
+          <w:sz w:val="24"/>
+          <w:szCs w:val="24"/>
+          <w:lang w:val="en-US"/>
+        </w:rPr>
+        <w:t>MACRO</w:t>
+      </w:r>
+      <w:proofErr w:type="gramEnd"/>
+      <w:r>
+        <w:rPr>
+          <w:rFonts w:cstheme="minorHAnsi"/>
+          <w:sz w:val="24"/>
+          <w:szCs w:val="24"/>
+          <w:lang w:val="en-US"/>
+        </w:rPr>
+        <w:t xml:space="preserve"> (macro is a single word which contains set of statements, instead of we writing 100 lines of code we use macro to represent those 100 lines) [Basically it</w:t>
       </w:r>
       <w:r>
         <w:rPr>
@@ -4071,7 +4444,47 @@
           <w:szCs w:val="24"/>
           <w:lang w:val="en-US"/>
         </w:rPr>
-        <w:t xml:space="preserve"> -&gt; Mapset definition (define the mapset)</w:t>
+        <w:t xml:space="preserve"> -&gt; </w:t>
+      </w:r>
+      <w:proofErr w:type="spellStart"/>
+      <w:r>
+        <w:rPr>
+          <w:rFonts w:cstheme="minorHAnsi"/>
+          <w:sz w:val="24"/>
+          <w:szCs w:val="24"/>
+          <w:lang w:val="en-US"/>
+        </w:rPr>
+        <w:t>Mapset</w:t>
+      </w:r>
+      <w:proofErr w:type="spellEnd"/>
+      <w:r>
+        <w:rPr>
+          <w:rFonts w:cstheme="minorHAnsi"/>
+          <w:sz w:val="24"/>
+          <w:szCs w:val="24"/>
+          <w:lang w:val="en-US"/>
+        </w:rPr>
+        <w:t xml:space="preserve"> definition (define the </w:t>
+      </w:r>
+      <w:proofErr w:type="spellStart"/>
+      <w:r>
+        <w:rPr>
+          <w:rFonts w:cstheme="minorHAnsi"/>
+          <w:sz w:val="24"/>
+          <w:szCs w:val="24"/>
+          <w:lang w:val="en-US"/>
+        </w:rPr>
+        <w:t>mapset</w:t>
+      </w:r>
+      <w:proofErr w:type="spellEnd"/>
+      <w:r>
+        <w:rPr>
+          <w:rFonts w:cstheme="minorHAnsi"/>
+          <w:sz w:val="24"/>
+          <w:szCs w:val="24"/>
+          <w:lang w:val="en-US"/>
+        </w:rPr>
+        <w:t>)</w:t>
       </w:r>
     </w:p>
     <w:p>
@@ -4226,7 +4639,47 @@
           <w:lang w:val="en-US"/>
         </w:rPr>
         <w:tab/>
-        <w:t>PARA1,PARA2,…     X(72</w:t>
+        <w:t>PARA</w:t>
+      </w:r>
+      <w:proofErr w:type="gramStart"/>
+      <w:r>
+        <w:rPr>
+          <w:rFonts w:cstheme="minorHAnsi"/>
+          <w:sz w:val="24"/>
+          <w:szCs w:val="24"/>
+          <w:lang w:val="en-US"/>
+        </w:rPr>
+        <w:t>1,PARA2,…</w:t>
+      </w:r>
+      <w:proofErr w:type="gramEnd"/>
+      <w:r>
+        <w:rPr>
+          <w:rFonts w:cstheme="minorHAnsi"/>
+          <w:sz w:val="24"/>
+          <w:szCs w:val="24"/>
+          <w:lang w:val="en-US"/>
+        </w:rPr>
+        <w:t xml:space="preserve">     </w:t>
+      </w:r>
+      <w:proofErr w:type="gramStart"/>
+      <w:r>
+        <w:rPr>
+          <w:rFonts w:cstheme="minorHAnsi"/>
+          <w:sz w:val="24"/>
+          <w:szCs w:val="24"/>
+          <w:lang w:val="en-US"/>
+        </w:rPr>
+        <w:t>X(</w:t>
+      </w:r>
+      <w:proofErr w:type="gramEnd"/>
+      <w:r>
+        <w:rPr>
+          <w:rFonts w:cstheme="minorHAnsi"/>
+          <w:sz w:val="24"/>
+          <w:szCs w:val="24"/>
+          <w:lang w:val="en-US"/>
+        </w:rPr>
+        <w:t>72</w:t>
       </w:r>
       <w:r>
         <w:rPr>
@@ -4304,7 +4757,27 @@
           <w:lang w:val="en-US"/>
         </w:rPr>
         <w:tab/>
-        <w:t>PARA3,PARA4</w:t>
+        <w:t>PARA</w:t>
+      </w:r>
+      <w:proofErr w:type="gramStart"/>
+      <w:r>
+        <w:rPr>
+          <w:rFonts w:cstheme="minorHAnsi"/>
+          <w:sz w:val="24"/>
+          <w:szCs w:val="24"/>
+          <w:lang w:val="en-US"/>
+        </w:rPr>
+        <w:t>3,PARA</w:t>
+      </w:r>
+      <w:proofErr w:type="gramEnd"/>
+      <w:r>
+        <w:rPr>
+          <w:rFonts w:cstheme="minorHAnsi"/>
+          <w:sz w:val="24"/>
+          <w:szCs w:val="24"/>
+          <w:lang w:val="en-US"/>
+        </w:rPr>
+        <w:t>4</w:t>
       </w:r>
     </w:p>
     <w:p>
@@ -4590,29 +5063,24 @@
     </w:p>
     <w:p>
       <w:pPr>
-        <w:pStyle w:val="ListParagraph"/>
-        <w:spacing w:after="0"/>
-        <w:jc w:val="both"/>
-        <w:rPr>
-          <w:rFonts w:cstheme="minorHAnsi"/>
-          <w:sz w:val="24"/>
-          <w:szCs w:val="24"/>
-          <w:lang w:val="en-US"/>
-        </w:rPr>
-      </w:pPr>
-    </w:p>
-    <w:p>
-      <w:pPr>
-        <w:pStyle w:val="ListParagraph"/>
-        <w:spacing w:after="0"/>
-        <w:jc w:val="both"/>
-        <w:rPr>
-          <w:rFonts w:cstheme="minorHAnsi"/>
-          <w:sz w:val="24"/>
-          <w:szCs w:val="24"/>
-          <w:lang w:val="en-US"/>
-        </w:rPr>
-      </w:pPr>
+        <w:spacing w:after="0"/>
+        <w:jc w:val="both"/>
+        <w:rPr>
+          <w:rFonts w:cstheme="minorHAnsi"/>
+          <w:sz w:val="24"/>
+          <w:szCs w:val="24"/>
+          <w:lang w:val="en-US"/>
+        </w:rPr>
+      </w:pPr>
+      <w:r>
+        <w:rPr>
+          <w:rFonts w:cstheme="minorHAnsi"/>
+          <w:sz w:val="24"/>
+          <w:szCs w:val="24"/>
+          <w:lang w:val="en-US"/>
+        </w:rPr>
+        <w:tab/>
+      </w:r>
       <w:r>
         <w:rPr>
           <w:rFonts w:cstheme="minorHAnsi"/>
@@ -4677,8 +5145,19 @@
           <w:lang w:val="en-US"/>
         </w:rPr>
         <w:tab/>
-        <w:t>End of mapset</w:t>
-      </w:r>
+        <w:t xml:space="preserve">End of </w:t>
+      </w:r>
+      <w:proofErr w:type="spellStart"/>
+      <w:r>
+        <w:rPr>
+          <w:rFonts w:cstheme="minorHAnsi"/>
+          <w:sz w:val="24"/>
+          <w:szCs w:val="24"/>
+          <w:lang w:val="en-US"/>
+        </w:rPr>
+        <w:t>mapset</w:t>
+      </w:r>
+      <w:proofErr w:type="spellEnd"/>
     </w:p>
     <w:p>
       <w:pPr>
@@ -4773,21 +5252,19 @@
           <w:lang w:val="en-US"/>
         </w:rPr>
         <w:tab/>
-        <w:t>End of the BMS pgm</w:t>
-      </w:r>
-    </w:p>
-    <w:p>
-      <w:pPr>
-        <w:pStyle w:val="ListParagraph"/>
-        <w:spacing w:after="0"/>
-        <w:jc w:val="both"/>
-        <w:rPr>
-          <w:rFonts w:cstheme="minorHAnsi"/>
-          <w:sz w:val="24"/>
-          <w:szCs w:val="24"/>
-          <w:lang w:val="en-US"/>
-        </w:rPr>
-      </w:pPr>
+        <w:t xml:space="preserve">End of the BMS </w:t>
+      </w:r>
+      <w:proofErr w:type="spellStart"/>
+      <w:r>
+        <w:rPr>
+          <w:rFonts w:cstheme="minorHAnsi"/>
+          <w:sz w:val="24"/>
+          <w:szCs w:val="24"/>
+          <w:lang w:val="en-US"/>
+        </w:rPr>
+        <w:t>pgm</w:t>
+      </w:r>
+      <w:proofErr w:type="spellEnd"/>
     </w:p>
     <w:p>
       <w:pPr>
@@ -4813,7 +5290,27 @@
           <w:lang w:val="en-US"/>
         </w:rPr>
         <w:lastRenderedPageBreak/>
-        <w:t>Once BMS pgm is ready we need to Compil</w:t>
+        <w:t xml:space="preserve">Once BMS </w:t>
+      </w:r>
+      <w:proofErr w:type="spellStart"/>
+      <w:r>
+        <w:rPr>
+          <w:rFonts w:cstheme="minorHAnsi"/>
+          <w:sz w:val="24"/>
+          <w:szCs w:val="24"/>
+          <w:lang w:val="en-US"/>
+        </w:rPr>
+        <w:t>pgm</w:t>
+      </w:r>
+      <w:proofErr w:type="spellEnd"/>
+      <w:r>
+        <w:rPr>
+          <w:rFonts w:cstheme="minorHAnsi"/>
+          <w:sz w:val="24"/>
+          <w:szCs w:val="24"/>
+          <w:lang w:val="en-US"/>
+        </w:rPr>
+        <w:t xml:space="preserve"> is ready we need to Compil</w:t>
       </w:r>
       <w:r>
         <w:rPr>
@@ -4868,7 +5365,47 @@
           <w:szCs w:val="24"/>
           <w:lang w:val="en-US"/>
         </w:rPr>
-        <w:t xml:space="preserve">INPUT is BMS pgm -&gt; we give this pgm to ASMA90 compiler -&gt; we get 2 outputs </w:t>
+        <w:t xml:space="preserve">INPUT is BMS </w:t>
+      </w:r>
+      <w:proofErr w:type="spellStart"/>
+      <w:r>
+        <w:rPr>
+          <w:rFonts w:cstheme="minorHAnsi"/>
+          <w:sz w:val="24"/>
+          <w:szCs w:val="24"/>
+          <w:lang w:val="en-US"/>
+        </w:rPr>
+        <w:t>pgm</w:t>
+      </w:r>
+      <w:proofErr w:type="spellEnd"/>
+      <w:r>
+        <w:rPr>
+          <w:rFonts w:cstheme="minorHAnsi"/>
+          <w:sz w:val="24"/>
+          <w:szCs w:val="24"/>
+          <w:lang w:val="en-US"/>
+        </w:rPr>
+        <w:t xml:space="preserve"> -&gt; we give this </w:t>
+      </w:r>
+      <w:proofErr w:type="spellStart"/>
+      <w:r>
+        <w:rPr>
+          <w:rFonts w:cstheme="minorHAnsi"/>
+          <w:sz w:val="24"/>
+          <w:szCs w:val="24"/>
+          <w:lang w:val="en-US"/>
+        </w:rPr>
+        <w:t>pgm</w:t>
+      </w:r>
+      <w:proofErr w:type="spellEnd"/>
+      <w:r>
+        <w:rPr>
+          <w:rFonts w:cstheme="minorHAnsi"/>
+          <w:sz w:val="24"/>
+          <w:szCs w:val="24"/>
+          <w:lang w:val="en-US"/>
+        </w:rPr>
+        <w:t xml:space="preserve"> to ASMA90 compiler -&gt; we get 2 outputs </w:t>
       </w:r>
     </w:p>
     <w:p>
@@ -4898,7 +5435,31 @@
           <w:szCs w:val="24"/>
           <w:lang w:val="en-US"/>
         </w:rPr>
-        <w:t>2 Outputs are: (!!! Interview: What are the types of Map !!!)</w:t>
+        <w:t xml:space="preserve">2 Outputs are: (!!! Interview: What are the types of </w:t>
+      </w:r>
+      <w:proofErr w:type="gramStart"/>
+      <w:r>
+        <w:rPr>
+          <w:rFonts w:cstheme="minorHAnsi"/>
+          <w:b/>
+          <w:bCs/>
+          <w:sz w:val="24"/>
+          <w:szCs w:val="24"/>
+          <w:lang w:val="en-US"/>
+        </w:rPr>
+        <w:t>Map</w:t>
+      </w:r>
+      <w:proofErr w:type="gramEnd"/>
+      <w:r>
+        <w:rPr>
+          <w:rFonts w:cstheme="minorHAnsi"/>
+          <w:b/>
+          <w:bCs/>
+          <w:sz w:val="24"/>
+          <w:szCs w:val="24"/>
+          <w:lang w:val="en-US"/>
+        </w:rPr>
+        <w:t xml:space="preserve"> !!!)</w:t>
       </w:r>
     </w:p>
     <w:p>
@@ -5155,7 +5716,27 @@
           <w:szCs w:val="24"/>
           <w:lang w:val="en-US"/>
         </w:rPr>
-        <w:t>to pgm processing table (CONTROL TABLE)</w:t>
+        <w:t xml:space="preserve">to </w:t>
+      </w:r>
+      <w:proofErr w:type="spellStart"/>
+      <w:r>
+        <w:rPr>
+          <w:rFonts w:cstheme="minorHAnsi"/>
+          <w:sz w:val="24"/>
+          <w:szCs w:val="24"/>
+          <w:lang w:val="en-US"/>
+        </w:rPr>
+        <w:t>pgm</w:t>
+      </w:r>
+      <w:proofErr w:type="spellEnd"/>
+      <w:r>
+        <w:rPr>
+          <w:rFonts w:cstheme="minorHAnsi"/>
+          <w:sz w:val="24"/>
+          <w:szCs w:val="24"/>
+          <w:lang w:val="en-US"/>
+        </w:rPr>
+        <w:t xml:space="preserve"> processing table (CONTROL TABLE)</w:t>
       </w:r>
     </w:p>
     <w:p>
@@ -5328,7 +5909,27 @@
           <w:szCs w:val="24"/>
           <w:lang w:val="en-US"/>
         </w:rPr>
-        <w:t>This tells a mapset called NAME exist, it’s load module is in DFHRPL, and CICS is allowed to load it</w:t>
+        <w:t xml:space="preserve">This tells a </w:t>
+      </w:r>
+      <w:proofErr w:type="spellStart"/>
+      <w:r>
+        <w:rPr>
+          <w:rFonts w:cstheme="minorHAnsi"/>
+          <w:sz w:val="24"/>
+          <w:szCs w:val="24"/>
+          <w:lang w:val="en-US"/>
+        </w:rPr>
+        <w:t>mapset</w:t>
+      </w:r>
+      <w:proofErr w:type="spellEnd"/>
+      <w:r>
+        <w:rPr>
+          <w:rFonts w:cstheme="minorHAnsi"/>
+          <w:sz w:val="24"/>
+          <w:szCs w:val="24"/>
+          <w:lang w:val="en-US"/>
+        </w:rPr>
+        <w:t xml:space="preserve"> called NAME exist, it’s load module is in DFHRPL, and CICS is allowed to load it</w:t>
       </w:r>
     </w:p>
     <w:p>
@@ -5384,7 +5985,27 @@
           <w:szCs w:val="24"/>
           <w:lang w:val="en-US"/>
         </w:rPr>
-        <w:t xml:space="preserve">Makes the mapset active </w:t>
+        <w:t xml:space="preserve">Makes the </w:t>
+      </w:r>
+      <w:proofErr w:type="spellStart"/>
+      <w:r>
+        <w:rPr>
+          <w:rFonts w:cstheme="minorHAnsi"/>
+          <w:sz w:val="24"/>
+          <w:szCs w:val="24"/>
+          <w:lang w:val="en-US"/>
+        </w:rPr>
+        <w:t>mapset</w:t>
+      </w:r>
+      <w:proofErr w:type="spellEnd"/>
+      <w:r>
+        <w:rPr>
+          <w:rFonts w:cstheme="minorHAnsi"/>
+          <w:sz w:val="24"/>
+          <w:szCs w:val="24"/>
+          <w:lang w:val="en-US"/>
+        </w:rPr>
+        <w:t xml:space="preserve"> active </w:t>
       </w:r>
       <w:r>
         <w:rPr>
@@ -5455,7 +6076,25 @@
           <w:sz w:val="24"/>
           <w:szCs w:val="24"/>
         </w:rPr>
-        <w:t xml:space="preserve"> registers the mapset with CICS</w:t>
+        <w:t xml:space="preserve"> registers the </w:t>
+      </w:r>
+      <w:proofErr w:type="spellStart"/>
+      <w:r>
+        <w:rPr>
+          <w:rFonts w:cstheme="minorHAnsi"/>
+          <w:sz w:val="24"/>
+          <w:szCs w:val="24"/>
+        </w:rPr>
+        <w:t>mapset</w:t>
+      </w:r>
+      <w:proofErr w:type="spellEnd"/>
+      <w:r>
+        <w:rPr>
+          <w:rFonts w:cstheme="minorHAnsi"/>
+          <w:sz w:val="24"/>
+          <w:szCs w:val="24"/>
+        </w:rPr>
+        <w:t xml:space="preserve"> with CICS</w:t>
       </w:r>
     </w:p>
     <w:p>
@@ -6264,8 +6903,19 @@
           <w:szCs w:val="24"/>
           <w:lang w:val="en-US"/>
         </w:rPr>
-        <w:t>End of mapset</w:t>
-      </w:r>
+        <w:t xml:space="preserve">End of </w:t>
+      </w:r>
+      <w:proofErr w:type="spellStart"/>
+      <w:r>
+        <w:rPr>
+          <w:rFonts w:cstheme="minorHAnsi"/>
+          <w:sz w:val="24"/>
+          <w:szCs w:val="24"/>
+          <w:lang w:val="en-US"/>
+        </w:rPr>
+        <w:t>mapset</w:t>
+      </w:r>
+      <w:proofErr w:type="spellEnd"/>
     </w:p>
     <w:p>
       <w:pPr>
@@ -6472,8 +7122,19 @@
           <w:szCs w:val="24"/>
           <w:lang w:val="en-US"/>
         </w:rPr>
-        <w:t>Only for input, get the data to the pgm</w:t>
-      </w:r>
+        <w:t xml:space="preserve">Only for input, get the data to the </w:t>
+      </w:r>
+      <w:proofErr w:type="spellStart"/>
+      <w:r>
+        <w:rPr>
+          <w:rFonts w:cstheme="minorHAnsi"/>
+          <w:sz w:val="24"/>
+          <w:szCs w:val="24"/>
+          <w:lang w:val="en-US"/>
+        </w:rPr>
+        <w:t>pgm</w:t>
+      </w:r>
+      <w:proofErr w:type="spellEnd"/>
     </w:p>
     <w:p>
       <w:pPr>
@@ -6878,8 +7539,21 @@
           <w:szCs w:val="24"/>
           <w:lang w:val="en-US"/>
         </w:rPr>
-        <w:t>CTRL=(</w:t>
-      </w:r>
+        <w:t>CTRL</w:t>
+      </w:r>
+      <w:proofErr w:type="gramStart"/>
+      <w:r>
+        <w:rPr>
+          <w:rFonts w:cstheme="minorHAnsi"/>
+          <w:b/>
+          <w:bCs/>
+          <w:sz w:val="24"/>
+          <w:szCs w:val="24"/>
+          <w:lang w:val="en-US"/>
+        </w:rPr>
+        <w:t>=(</w:t>
+      </w:r>
+      <w:proofErr w:type="gramEnd"/>
       <w:r>
         <w:rPr>
           <w:rFonts w:cstheme="minorHAnsi"/>
@@ -6930,7 +7604,68 @@
           <w:szCs w:val="24"/>
           <w:lang w:val="en-US"/>
         </w:rPr>
-        <w:t>(!!! Interview Question!!! CTRL Can only be used once, either you code on Mapset or Map..but not on both)</w:t>
+        <w:t xml:space="preserve">(!!! Interview Question!!! CTRL Can only be used once, either you code on </w:t>
+      </w:r>
+      <w:proofErr w:type="spellStart"/>
+      <w:r>
+        <w:rPr>
+          <w:rFonts w:cstheme="minorHAnsi"/>
+          <w:b/>
+          <w:bCs/>
+          <w:sz w:val="24"/>
+          <w:szCs w:val="24"/>
+          <w:lang w:val="en-US"/>
+        </w:rPr>
+        <w:t>Mapset</w:t>
+      </w:r>
+      <w:proofErr w:type="spellEnd"/>
+      <w:r>
+        <w:rPr>
+          <w:rFonts w:cstheme="minorHAnsi"/>
+          <w:b/>
+          <w:bCs/>
+          <w:sz w:val="24"/>
+          <w:szCs w:val="24"/>
+          <w:lang w:val="en-US"/>
+        </w:rPr>
+        <w:t xml:space="preserve"> or </w:t>
+      </w:r>
+      <w:proofErr w:type="spellStart"/>
+      <w:proofErr w:type="gramStart"/>
+      <w:r>
+        <w:rPr>
+          <w:rFonts w:cstheme="minorHAnsi"/>
+          <w:b/>
+          <w:bCs/>
+          <w:sz w:val="24"/>
+          <w:szCs w:val="24"/>
+          <w:lang w:val="en-US"/>
+        </w:rPr>
+        <w:t>Map..</w:t>
+      </w:r>
+      <w:proofErr w:type="gramEnd"/>
+      <w:r>
+        <w:rPr>
+          <w:rFonts w:cstheme="minorHAnsi"/>
+          <w:b/>
+          <w:bCs/>
+          <w:sz w:val="24"/>
+          <w:szCs w:val="24"/>
+          <w:lang w:val="en-US"/>
+        </w:rPr>
+        <w:t>but</w:t>
+      </w:r>
+      <w:proofErr w:type="spellEnd"/>
+      <w:r>
+        <w:rPr>
+          <w:rFonts w:cstheme="minorHAnsi"/>
+          <w:b/>
+          <w:bCs/>
+          <w:sz w:val="24"/>
+          <w:szCs w:val="24"/>
+          <w:lang w:val="en-US"/>
+        </w:rPr>
+        <w:t xml:space="preserve"> not on both)</w:t>
       </w:r>
     </w:p>
     <w:p>
@@ -7042,7 +7777,31 @@
           <w:szCs w:val="24"/>
           <w:lang w:val="en-US"/>
         </w:rPr>
-        <w:t>The mapset contain a keyword called FREEKB, so that anytime a map is sent onto the screen, the keyboard whether it is locked or unlocked it’ll release it, so that users can give input on the screen.</w:t>
+        <w:t xml:space="preserve">The </w:t>
+      </w:r>
+      <w:proofErr w:type="spellStart"/>
+      <w:r>
+        <w:rPr>
+          <w:rFonts w:cstheme="minorHAnsi"/>
+          <w:b/>
+          <w:bCs/>
+          <w:sz w:val="24"/>
+          <w:szCs w:val="24"/>
+          <w:lang w:val="en-US"/>
+        </w:rPr>
+        <w:t>mapset</w:t>
+      </w:r>
+      <w:proofErr w:type="spellEnd"/>
+      <w:r>
+        <w:rPr>
+          <w:rFonts w:cstheme="minorHAnsi"/>
+          <w:b/>
+          <w:bCs/>
+          <w:sz w:val="24"/>
+          <w:szCs w:val="24"/>
+          <w:lang w:val="en-US"/>
+        </w:rPr>
+        <w:t xml:space="preserve"> contain a keyword called FREEKB, so that anytime a map is sent onto the screen, the keyboard whether it is locked or unlocked it’ll release it, so that users can give input on the screen.</w:t>
       </w:r>
     </w:p>
     <w:p>
@@ -7128,7 +7887,27 @@
           <w:szCs w:val="24"/>
           <w:lang w:val="en-US"/>
         </w:rPr>
-        <w:t>Let suppose on a Map -&gt; we have 80 fields -&gt; user provided input only in 1 field and press enter [How the CICS pgm knows which field to receive]</w:t>
+        <w:t xml:space="preserve">Let suppose on a Map -&gt; we have 80 fields -&gt; user provided input only in 1 field and press enter [How the CICS </w:t>
+      </w:r>
+      <w:proofErr w:type="spellStart"/>
+      <w:r>
+        <w:rPr>
+          <w:rFonts w:cstheme="minorHAnsi"/>
+          <w:sz w:val="24"/>
+          <w:szCs w:val="24"/>
+          <w:lang w:val="en-US"/>
+        </w:rPr>
+        <w:t>pgm</w:t>
+      </w:r>
+      <w:proofErr w:type="spellEnd"/>
+      <w:r>
+        <w:rPr>
+          <w:rFonts w:cstheme="minorHAnsi"/>
+          <w:sz w:val="24"/>
+          <w:szCs w:val="24"/>
+          <w:lang w:val="en-US"/>
+        </w:rPr>
+        <w:t xml:space="preserve"> knows which field to receive]</w:t>
       </w:r>
     </w:p>
     <w:p>
@@ -7235,7 +8014,27 @@
           <w:szCs w:val="24"/>
           <w:lang w:val="en-US"/>
         </w:rPr>
-        <w:t>CICS always receives only the fields which are FSET i.e MDT ON</w:t>
+        <w:t xml:space="preserve">CICS always receives only the fields which are FSET </w:t>
+      </w:r>
+      <w:proofErr w:type="spellStart"/>
+      <w:r>
+        <w:rPr>
+          <w:rFonts w:cstheme="minorHAnsi"/>
+          <w:sz w:val="24"/>
+          <w:szCs w:val="24"/>
+          <w:lang w:val="en-US"/>
+        </w:rPr>
+        <w:t>i.e</w:t>
+      </w:r>
+      <w:proofErr w:type="spellEnd"/>
+      <w:r>
+        <w:rPr>
+          <w:rFonts w:cstheme="minorHAnsi"/>
+          <w:sz w:val="24"/>
+          <w:szCs w:val="24"/>
+          <w:lang w:val="en-US"/>
+        </w:rPr>
+        <w:t xml:space="preserve"> MDT ON</w:t>
       </w:r>
     </w:p>
     <w:p>
@@ -7265,7 +8064,31 @@
           <w:szCs w:val="24"/>
           <w:lang w:val="en-US"/>
         </w:rPr>
-        <w:t>!!! Interview Question !!! In case user do not edit any fields -&gt; pressed enter -&gt; it’ll receive nothing -&gt; i.e. command fail -&gt; MAPFAIL, anytime you get any error in CICS command then system will abend the process if you don’t handle the error.</w:t>
+        <w:t xml:space="preserve">!!! Interview </w:t>
+      </w:r>
+      <w:proofErr w:type="gramStart"/>
+      <w:r>
+        <w:rPr>
+          <w:rFonts w:cstheme="minorHAnsi"/>
+          <w:b/>
+          <w:bCs/>
+          <w:sz w:val="24"/>
+          <w:szCs w:val="24"/>
+          <w:lang w:val="en-US"/>
+        </w:rPr>
+        <w:t>Question !!!</w:t>
+      </w:r>
+      <w:proofErr w:type="gramEnd"/>
+      <w:r>
+        <w:rPr>
+          <w:rFonts w:cstheme="minorHAnsi"/>
+          <w:b/>
+          <w:bCs/>
+          <w:sz w:val="24"/>
+          <w:szCs w:val="24"/>
+          <w:lang w:val="en-US"/>
+        </w:rPr>
+        <w:t xml:space="preserve"> In case user do not edit any fields -&gt; pressed enter -&gt; it’ll receive nothing -&gt; i.e. command fail -&gt; MAPFAIL, anytime you get any error in CICS command then system will abend the process if you don’t handle the error.</w:t>
       </w:r>
     </w:p>
     <w:p>
@@ -7686,7 +8509,47 @@
           <w:lang w:val="en-US"/>
         </w:rPr>
         <w:tab/>
-        <w:t>TERM=ALL,STORAGE=AUTO,MAPATTS=(COLOR),</w:t>
+        <w:t>TERM=</w:t>
+      </w:r>
+      <w:proofErr w:type="gramStart"/>
+      <w:r>
+        <w:rPr>
+          <w:rFonts w:cstheme="minorHAnsi"/>
+          <w:sz w:val="24"/>
+          <w:szCs w:val="24"/>
+          <w:lang w:val="en-US"/>
+        </w:rPr>
+        <w:t>ALL,STORAGE</w:t>
+      </w:r>
+      <w:proofErr w:type="gramEnd"/>
+      <w:r>
+        <w:rPr>
+          <w:rFonts w:cstheme="minorHAnsi"/>
+          <w:sz w:val="24"/>
+          <w:szCs w:val="24"/>
+          <w:lang w:val="en-US"/>
+        </w:rPr>
+        <w:t>=</w:t>
+      </w:r>
+      <w:proofErr w:type="gramStart"/>
+      <w:r>
+        <w:rPr>
+          <w:rFonts w:cstheme="minorHAnsi"/>
+          <w:sz w:val="24"/>
+          <w:szCs w:val="24"/>
+          <w:lang w:val="en-US"/>
+        </w:rPr>
+        <w:t>AUTO,MAPATTS</w:t>
+      </w:r>
+      <w:proofErr w:type="gramEnd"/>
+      <w:r>
+        <w:rPr>
+          <w:rFonts w:cstheme="minorHAnsi"/>
+          <w:sz w:val="24"/>
+          <w:szCs w:val="24"/>
+          <w:lang w:val="en-US"/>
+        </w:rPr>
+        <w:t>=(COLOR),</w:t>
       </w:r>
       <w:r>
         <w:rPr>
@@ -7747,7 +8610,47 @@
           <w:lang w:val="en-US"/>
         </w:rPr>
         <w:tab/>
-        <w:t>TIOAPFX=YES,CTRL=(FREEKB,FRSET)</w:t>
+        <w:t>TIOAPFX=</w:t>
+      </w:r>
+      <w:proofErr w:type="gramStart"/>
+      <w:r>
+        <w:rPr>
+          <w:rFonts w:cstheme="minorHAnsi"/>
+          <w:sz w:val="24"/>
+          <w:szCs w:val="24"/>
+          <w:lang w:val="en-US"/>
+        </w:rPr>
+        <w:t>YES,CTRL</w:t>
+      </w:r>
+      <w:proofErr w:type="gramEnd"/>
+      <w:r>
+        <w:rPr>
+          <w:rFonts w:cstheme="minorHAnsi"/>
+          <w:sz w:val="24"/>
+          <w:szCs w:val="24"/>
+          <w:lang w:val="en-US"/>
+        </w:rPr>
+        <w:t>=(</w:t>
+      </w:r>
+      <w:proofErr w:type="gramStart"/>
+      <w:r>
+        <w:rPr>
+          <w:rFonts w:cstheme="minorHAnsi"/>
+          <w:sz w:val="24"/>
+          <w:szCs w:val="24"/>
+          <w:lang w:val="en-US"/>
+        </w:rPr>
+        <w:t>FREEKB,FRSET</w:t>
+      </w:r>
+      <w:proofErr w:type="gramEnd"/>
+      <w:r>
+        <w:rPr>
+          <w:rFonts w:cstheme="minorHAnsi"/>
+          <w:sz w:val="24"/>
+          <w:szCs w:val="24"/>
+          <w:lang w:val="en-US"/>
+        </w:rPr>
+        <w:t>)</w:t>
       </w:r>
     </w:p>
     <w:p>
@@ -7810,7 +8713,67 @@
           <w:lang w:val="en-US"/>
         </w:rPr>
         <w:tab/>
-        <w:t>SIZE=(LL,CL),LINE=1,COLUMN=1,CTRL()</w:t>
+        <w:t>SIZE=(</w:t>
+      </w:r>
+      <w:proofErr w:type="gramStart"/>
+      <w:r>
+        <w:rPr>
+          <w:rFonts w:cstheme="minorHAnsi"/>
+          <w:sz w:val="24"/>
+          <w:szCs w:val="24"/>
+          <w:lang w:val="en-US"/>
+        </w:rPr>
+        <w:t>LL,CL),LINE</w:t>
+      </w:r>
+      <w:proofErr w:type="gramEnd"/>
+      <w:r>
+        <w:rPr>
+          <w:rFonts w:cstheme="minorHAnsi"/>
+          <w:sz w:val="24"/>
+          <w:szCs w:val="24"/>
+          <w:lang w:val="en-US"/>
+        </w:rPr>
+        <w:t>=</w:t>
+      </w:r>
+      <w:proofErr w:type="gramStart"/>
+      <w:r>
+        <w:rPr>
+          <w:rFonts w:cstheme="minorHAnsi"/>
+          <w:sz w:val="24"/>
+          <w:szCs w:val="24"/>
+          <w:lang w:val="en-US"/>
+        </w:rPr>
+        <w:t>1,COLUMN</w:t>
+      </w:r>
+      <w:proofErr w:type="gramEnd"/>
+      <w:r>
+        <w:rPr>
+          <w:rFonts w:cstheme="minorHAnsi"/>
+          <w:sz w:val="24"/>
+          <w:szCs w:val="24"/>
+          <w:lang w:val="en-US"/>
+        </w:rPr>
+        <w:t>=</w:t>
+      </w:r>
+      <w:proofErr w:type="gramStart"/>
+      <w:r>
+        <w:rPr>
+          <w:rFonts w:cstheme="minorHAnsi"/>
+          <w:sz w:val="24"/>
+          <w:szCs w:val="24"/>
+          <w:lang w:val="en-US"/>
+        </w:rPr>
+        <w:t>1,CTRL</w:t>
+      </w:r>
+      <w:proofErr w:type="gramEnd"/>
+      <w:r>
+        <w:rPr>
+          <w:rFonts w:cstheme="minorHAnsi"/>
+          <w:sz w:val="24"/>
+          <w:szCs w:val="24"/>
+          <w:lang w:val="en-US"/>
+        </w:rPr>
+        <w:t>()</w:t>
       </w:r>
     </w:p>
     <w:p>
@@ -7894,7 +8857,27 @@
           <w:szCs w:val="24"/>
           <w:lang w:val="en-US"/>
         </w:rPr>
-        <w:t>CICS screen -&gt; 24 Lines, 80 Cols -&gt; SIZE=(24,80)</w:t>
+        <w:t>CICS screen -&gt; 24 Lines, 80 Cols -&gt; SIZE</w:t>
+      </w:r>
+      <w:proofErr w:type="gramStart"/>
+      <w:r>
+        <w:rPr>
+          <w:rFonts w:cstheme="minorHAnsi"/>
+          <w:sz w:val="24"/>
+          <w:szCs w:val="24"/>
+          <w:lang w:val="en-US"/>
+        </w:rPr>
+        <w:t>=(</w:t>
+      </w:r>
+      <w:proofErr w:type="gramEnd"/>
+      <w:r>
+        <w:rPr>
+          <w:rFonts w:cstheme="minorHAnsi"/>
+          <w:sz w:val="24"/>
+          <w:szCs w:val="24"/>
+          <w:lang w:val="en-US"/>
+        </w:rPr>
+        <w:t>24,80)</w:t>
       </w:r>
     </w:p>
     <w:p>
@@ -7920,7 +8903,27 @@
           <w:szCs w:val="24"/>
           <w:lang w:val="en-US"/>
         </w:rPr>
-        <w:t>1 MAP -&gt; SIZE=(24,80), LINE=1, COLUMN=1</w:t>
+        <w:t>1 MAP -&gt; SIZE</w:t>
+      </w:r>
+      <w:proofErr w:type="gramStart"/>
+      <w:r>
+        <w:rPr>
+          <w:rFonts w:cstheme="minorHAnsi"/>
+          <w:sz w:val="24"/>
+          <w:szCs w:val="24"/>
+          <w:lang w:val="en-US"/>
+        </w:rPr>
+        <w:t>=(</w:t>
+      </w:r>
+      <w:proofErr w:type="gramEnd"/>
+      <w:r>
+        <w:rPr>
+          <w:rFonts w:cstheme="minorHAnsi"/>
+          <w:sz w:val="24"/>
+          <w:szCs w:val="24"/>
+          <w:lang w:val="en-US"/>
+        </w:rPr>
+        <w:t>24,80), LINE=1, COLUMN=1</w:t>
       </w:r>
     </w:p>
     <w:p>
@@ -7946,7 +8949,47 @@
           <w:szCs w:val="24"/>
           <w:lang w:val="en-US"/>
         </w:rPr>
-        <w:t>2 MAP -&gt; SIZE=(04,80), LINE=1,COLUMN=1</w:t>
+        <w:t>2 MAP -&gt; SIZE</w:t>
+      </w:r>
+      <w:proofErr w:type="gramStart"/>
+      <w:r>
+        <w:rPr>
+          <w:rFonts w:cstheme="minorHAnsi"/>
+          <w:sz w:val="24"/>
+          <w:szCs w:val="24"/>
+          <w:lang w:val="en-US"/>
+        </w:rPr>
+        <w:t>=(</w:t>
+      </w:r>
+      <w:proofErr w:type="gramEnd"/>
+      <w:r>
+        <w:rPr>
+          <w:rFonts w:cstheme="minorHAnsi"/>
+          <w:sz w:val="24"/>
+          <w:szCs w:val="24"/>
+          <w:lang w:val="en-US"/>
+        </w:rPr>
+        <w:t>04,80), LINE=</w:t>
+      </w:r>
+      <w:proofErr w:type="gramStart"/>
+      <w:r>
+        <w:rPr>
+          <w:rFonts w:cstheme="minorHAnsi"/>
+          <w:sz w:val="24"/>
+          <w:szCs w:val="24"/>
+          <w:lang w:val="en-US"/>
+        </w:rPr>
+        <w:t>1,COLUMN</w:t>
+      </w:r>
+      <w:proofErr w:type="gramEnd"/>
+      <w:r>
+        <w:rPr>
+          <w:rFonts w:cstheme="minorHAnsi"/>
+          <w:sz w:val="24"/>
+          <w:szCs w:val="24"/>
+          <w:lang w:val="en-US"/>
+        </w:rPr>
+        <w:t>=1</w:t>
       </w:r>
     </w:p>
     <w:p>
@@ -7969,7 +9012,47 @@
           <w:szCs w:val="24"/>
           <w:lang w:val="en-US"/>
         </w:rPr>
-        <w:t xml:space="preserve">     SIZE=(20,80), LINE=5,COLUMN=1</w:t>
+        <w:t xml:space="preserve">     SIZE</w:t>
+      </w:r>
+      <w:proofErr w:type="gramStart"/>
+      <w:r>
+        <w:rPr>
+          <w:rFonts w:cstheme="minorHAnsi"/>
+          <w:sz w:val="24"/>
+          <w:szCs w:val="24"/>
+          <w:lang w:val="en-US"/>
+        </w:rPr>
+        <w:t>=(</w:t>
+      </w:r>
+      <w:proofErr w:type="gramEnd"/>
+      <w:r>
+        <w:rPr>
+          <w:rFonts w:cstheme="minorHAnsi"/>
+          <w:sz w:val="24"/>
+          <w:szCs w:val="24"/>
+          <w:lang w:val="en-US"/>
+        </w:rPr>
+        <w:t>20,80), LINE=</w:t>
+      </w:r>
+      <w:proofErr w:type="gramStart"/>
+      <w:r>
+        <w:rPr>
+          <w:rFonts w:cstheme="minorHAnsi"/>
+          <w:sz w:val="24"/>
+          <w:szCs w:val="24"/>
+          <w:lang w:val="en-US"/>
+        </w:rPr>
+        <w:t>5,COLUMN</w:t>
+      </w:r>
+      <w:proofErr w:type="gramEnd"/>
+      <w:r>
+        <w:rPr>
+          <w:rFonts w:cstheme="minorHAnsi"/>
+          <w:sz w:val="24"/>
+          <w:szCs w:val="24"/>
+          <w:lang w:val="en-US"/>
+        </w:rPr>
+        <w:t>=1</w:t>
       </w:r>
     </w:p>
     <w:p>
@@ -8213,7 +9296,31 @@
           <w:szCs w:val="24"/>
           <w:lang w:val="en-US"/>
         </w:rPr>
-        <w:t>POS=(LL,COL)</w:t>
+        <w:t>POS=(</w:t>
+      </w:r>
+      <w:proofErr w:type="gramStart"/>
+      <w:r>
+        <w:rPr>
+          <w:rFonts w:cstheme="minorHAnsi"/>
+          <w:b/>
+          <w:bCs/>
+          <w:sz w:val="24"/>
+          <w:szCs w:val="24"/>
+          <w:lang w:val="en-US"/>
+        </w:rPr>
+        <w:t>LL,COL</w:t>
+      </w:r>
+      <w:proofErr w:type="gramEnd"/>
+      <w:r>
+        <w:rPr>
+          <w:rFonts w:cstheme="minorHAnsi"/>
+          <w:b/>
+          <w:bCs/>
+          <w:sz w:val="24"/>
+          <w:szCs w:val="24"/>
+          <w:lang w:val="en-US"/>
+        </w:rPr>
+        <w:t>)</w:t>
       </w:r>
     </w:p>
     <w:p>
@@ -8259,7 +9366,17 @@
           <w:szCs w:val="24"/>
           <w:lang w:val="en-US"/>
         </w:rPr>
-        <w:t>____</w:t>
+        <w:t>___</w:t>
+      </w:r>
+      <w:proofErr w:type="gramStart"/>
+      <w:r>
+        <w:rPr>
+          <w:rFonts w:cstheme="minorHAnsi"/>
+          <w:sz w:val="24"/>
+          <w:szCs w:val="24"/>
+          <w:lang w:val="en-US"/>
+        </w:rPr>
+        <w:t>_</w:t>
       </w:r>
       <w:r>
         <w:rPr>
@@ -8277,7 +9394,17 @@
           <w:szCs w:val="24"/>
           <w:lang w:val="en-US"/>
         </w:rPr>
-        <w:t>” “</w:t>
+        <w:t>”</w:t>
+      </w:r>
+      <w:proofErr w:type="gramEnd"/>
+      <w:r>
+        <w:rPr>
+          <w:rFonts w:cstheme="minorHAnsi"/>
+          <w:sz w:val="24"/>
+          <w:szCs w:val="24"/>
+          <w:lang w:val="en-US"/>
+        </w:rPr>
+        <w:t xml:space="preserve"> “</w:t>
       </w:r>
     </w:p>
     <w:p>
@@ -8305,17 +9432,48 @@
           <w:szCs w:val="24"/>
           <w:lang w:val="en-US"/>
         </w:rPr>
-        <w:t>USERID: -&gt; POS=(10,30), LENGTH=7</w:t>
-      </w:r>
-      <w:r>
-        <w:rPr>
-          <w:rFonts w:cstheme="minorHAnsi"/>
-          <w:sz w:val="24"/>
-          <w:szCs w:val="24"/>
-          <w:lang w:val="en-US"/>
-        </w:rPr>
-        <w:t>, INITIAL=’USERID:‘</w:t>
-      </w:r>
+        <w:t>USERID: -&gt; POS</w:t>
+      </w:r>
+      <w:proofErr w:type="gramStart"/>
+      <w:r>
+        <w:rPr>
+          <w:rFonts w:cstheme="minorHAnsi"/>
+          <w:sz w:val="24"/>
+          <w:szCs w:val="24"/>
+          <w:lang w:val="en-US"/>
+        </w:rPr>
+        <w:t>=(</w:t>
+      </w:r>
+      <w:proofErr w:type="gramEnd"/>
+      <w:r>
+        <w:rPr>
+          <w:rFonts w:cstheme="minorHAnsi"/>
+          <w:sz w:val="24"/>
+          <w:szCs w:val="24"/>
+          <w:lang w:val="en-US"/>
+        </w:rPr>
+        <w:t>10,30), LENGTH=7</w:t>
+      </w:r>
+      <w:r>
+        <w:rPr>
+          <w:rFonts w:cstheme="minorHAnsi"/>
+          <w:sz w:val="24"/>
+          <w:szCs w:val="24"/>
+          <w:lang w:val="en-US"/>
+        </w:rPr>
+        <w:t>, INITIAL=’</w:t>
+      </w:r>
+      <w:proofErr w:type="gramStart"/>
+      <w:r>
+        <w:rPr>
+          <w:rFonts w:cstheme="minorHAnsi"/>
+          <w:sz w:val="24"/>
+          <w:szCs w:val="24"/>
+          <w:lang w:val="en-US"/>
+        </w:rPr>
+        <w:t>USERID:‘</w:t>
+      </w:r>
+      <w:proofErr w:type="gramEnd"/>
     </w:p>
     <w:p>
       <w:pPr>
@@ -8342,17 +9500,48 @@
           <w:szCs w:val="24"/>
           <w:lang w:val="en-US"/>
         </w:rPr>
-        <w:t>____ -&gt; POS=(10,38), LENGTH=4</w:t>
-      </w:r>
-      <w:r>
-        <w:rPr>
-          <w:rFonts w:cstheme="minorHAnsi"/>
-          <w:sz w:val="24"/>
-          <w:szCs w:val="24"/>
-          <w:lang w:val="en-US"/>
-        </w:rPr>
-        <w:t>, INITIAL=’____‘</w:t>
-      </w:r>
+        <w:t>____ -&gt; POS</w:t>
+      </w:r>
+      <w:proofErr w:type="gramStart"/>
+      <w:r>
+        <w:rPr>
+          <w:rFonts w:cstheme="minorHAnsi"/>
+          <w:sz w:val="24"/>
+          <w:szCs w:val="24"/>
+          <w:lang w:val="en-US"/>
+        </w:rPr>
+        <w:t>=(</w:t>
+      </w:r>
+      <w:proofErr w:type="gramEnd"/>
+      <w:r>
+        <w:rPr>
+          <w:rFonts w:cstheme="minorHAnsi"/>
+          <w:sz w:val="24"/>
+          <w:szCs w:val="24"/>
+          <w:lang w:val="en-US"/>
+        </w:rPr>
+        <w:t>10,38), LENGTH=4</w:t>
+      </w:r>
+      <w:r>
+        <w:rPr>
+          <w:rFonts w:cstheme="minorHAnsi"/>
+          <w:sz w:val="24"/>
+          <w:szCs w:val="24"/>
+          <w:lang w:val="en-US"/>
+        </w:rPr>
+        <w:t>, INITIAL=’___</w:t>
+      </w:r>
+      <w:proofErr w:type="gramStart"/>
+      <w:r>
+        <w:rPr>
+          <w:rFonts w:cstheme="minorHAnsi"/>
+          <w:sz w:val="24"/>
+          <w:szCs w:val="24"/>
+          <w:lang w:val="en-US"/>
+        </w:rPr>
+        <w:t>_‘</w:t>
+      </w:r>
+      <w:proofErr w:type="gramEnd"/>
     </w:p>
     <w:p>
       <w:pPr>
@@ -8372,23 +9561,74 @@
           <w:lang w:val="en-US"/>
         </w:rPr>
       </w:pPr>
-      <w:r>
-        <w:rPr>
-          <w:rFonts w:cstheme="minorHAnsi"/>
-          <w:sz w:val="24"/>
-          <w:szCs w:val="24"/>
-          <w:lang w:val="en-US"/>
-        </w:rPr>
-        <w:t>“ “ -&gt; POS=(10,43)</w:t>
-      </w:r>
-      <w:r>
-        <w:rPr>
-          <w:rFonts w:cstheme="minorHAnsi"/>
-          <w:sz w:val="24"/>
-          <w:szCs w:val="24"/>
-          <w:lang w:val="en-US"/>
-        </w:rPr>
-        <w:t>, LENGTH=1,INITIAL=’ ‘</w:t>
+      <w:proofErr w:type="gramStart"/>
+      <w:r>
+        <w:rPr>
+          <w:rFonts w:cstheme="minorHAnsi"/>
+          <w:sz w:val="24"/>
+          <w:szCs w:val="24"/>
+          <w:lang w:val="en-US"/>
+        </w:rPr>
+        <w:t>“ “</w:t>
+      </w:r>
+      <w:proofErr w:type="gramEnd"/>
+      <w:r>
+        <w:rPr>
+          <w:rFonts w:cstheme="minorHAnsi"/>
+          <w:sz w:val="24"/>
+          <w:szCs w:val="24"/>
+          <w:lang w:val="en-US"/>
+        </w:rPr>
+        <w:t xml:space="preserve"> -&gt; POS</w:t>
+      </w:r>
+      <w:proofErr w:type="gramStart"/>
+      <w:r>
+        <w:rPr>
+          <w:rFonts w:cstheme="minorHAnsi"/>
+          <w:sz w:val="24"/>
+          <w:szCs w:val="24"/>
+          <w:lang w:val="en-US"/>
+        </w:rPr>
+        <w:t>=(</w:t>
+      </w:r>
+      <w:proofErr w:type="gramEnd"/>
+      <w:r>
+        <w:rPr>
+          <w:rFonts w:cstheme="minorHAnsi"/>
+          <w:sz w:val="24"/>
+          <w:szCs w:val="24"/>
+          <w:lang w:val="en-US"/>
+        </w:rPr>
+        <w:t>10,43)</w:t>
+      </w:r>
+      <w:r>
+        <w:rPr>
+          <w:rFonts w:cstheme="minorHAnsi"/>
+          <w:sz w:val="24"/>
+          <w:szCs w:val="24"/>
+          <w:lang w:val="en-US"/>
+        </w:rPr>
+        <w:t>, LENGTH=</w:t>
+      </w:r>
+      <w:proofErr w:type="gramStart"/>
+      <w:r>
+        <w:rPr>
+          <w:rFonts w:cstheme="minorHAnsi"/>
+          <w:sz w:val="24"/>
+          <w:szCs w:val="24"/>
+          <w:lang w:val="en-US"/>
+        </w:rPr>
+        <w:t>1,INITIAL</w:t>
+      </w:r>
+      <w:proofErr w:type="gramEnd"/>
+      <w:r>
+        <w:rPr>
+          <w:rFonts w:cstheme="minorHAnsi"/>
+          <w:sz w:val="24"/>
+          <w:szCs w:val="24"/>
+          <w:lang w:val="en-US"/>
+        </w:rPr>
+        <w:t>=’ ‘</w:t>
       </w:r>
     </w:p>
     <w:p>
@@ -8436,7 +9676,47 @@
           <w:szCs w:val="24"/>
           <w:lang w:val="en-US"/>
         </w:rPr>
-        <w:t>U    S    E   R   I    D    :        _    _    _   _       “ “</w:t>
+        <w:t xml:space="preserve">U    S    E   R   I    D  </w:t>
+      </w:r>
+      <w:proofErr w:type="gramStart"/>
+      <w:r>
+        <w:rPr>
+          <w:rFonts w:cstheme="minorHAnsi"/>
+          <w:sz w:val="24"/>
+          <w:szCs w:val="24"/>
+          <w:lang w:val="en-US"/>
+        </w:rPr>
+        <w:t xml:space="preserve">  :</w:t>
+      </w:r>
+      <w:proofErr w:type="gramEnd"/>
+      <w:r>
+        <w:rPr>
+          <w:rFonts w:cstheme="minorHAnsi"/>
+          <w:sz w:val="24"/>
+          <w:szCs w:val="24"/>
+          <w:lang w:val="en-US"/>
+        </w:rPr>
+        <w:t xml:space="preserve">        _    _    _   _    </w:t>
+      </w:r>
+      <w:proofErr w:type="gramStart"/>
+      <w:r>
+        <w:rPr>
+          <w:rFonts w:cstheme="minorHAnsi"/>
+          <w:sz w:val="24"/>
+          <w:szCs w:val="24"/>
+          <w:lang w:val="en-US"/>
+        </w:rPr>
+        <w:t xml:space="preserve">   “</w:t>
+      </w:r>
+      <w:proofErr w:type="gramEnd"/>
+      <w:r>
+        <w:rPr>
+          <w:rFonts w:cstheme="minorHAnsi"/>
+          <w:sz w:val="24"/>
+          <w:szCs w:val="24"/>
+          <w:lang w:val="en-US"/>
+        </w:rPr>
+        <w:t xml:space="preserve"> “</w:t>
       </w:r>
     </w:p>
     <w:p>
@@ -8522,7 +9802,27 @@
           <w:szCs w:val="24"/>
           <w:lang w:val="en-US"/>
         </w:rPr>
-        <w:t>&amp;USERID:&amp;____&amp;</w:t>
+        <w:t>&amp;</w:t>
+      </w:r>
+      <w:proofErr w:type="gramStart"/>
+      <w:r>
+        <w:rPr>
+          <w:rFonts w:cstheme="minorHAnsi"/>
+          <w:sz w:val="24"/>
+          <w:szCs w:val="24"/>
+          <w:lang w:val="en-US"/>
+        </w:rPr>
+        <w:t>USERID:&amp;</w:t>
+      </w:r>
+      <w:proofErr w:type="gramEnd"/>
+      <w:r>
+        <w:rPr>
+          <w:rFonts w:cstheme="minorHAnsi"/>
+          <w:sz w:val="24"/>
+          <w:szCs w:val="24"/>
+          <w:lang w:val="en-US"/>
+        </w:rPr>
+        <w:t>____&amp;</w:t>
       </w:r>
       <w:r>
         <w:rPr>
@@ -8593,7 +9893,31 @@
           <w:lang w:val="en-US"/>
         </w:rPr>
         <w:lastRenderedPageBreak/>
-        <w:t>ATTRB=()</w:t>
+        <w:t>ATTRB</w:t>
+      </w:r>
+      <w:proofErr w:type="gramStart"/>
+      <w:r>
+        <w:rPr>
+          <w:rFonts w:cstheme="minorHAnsi"/>
+          <w:b/>
+          <w:bCs/>
+          <w:sz w:val="24"/>
+          <w:szCs w:val="24"/>
+          <w:lang w:val="en-US"/>
+        </w:rPr>
+        <w:t>=(</w:t>
+      </w:r>
+      <w:proofErr w:type="gramEnd"/>
+      <w:r>
+        <w:rPr>
+          <w:rFonts w:cstheme="minorHAnsi"/>
+          <w:b/>
+          <w:bCs/>
+          <w:sz w:val="24"/>
+          <w:szCs w:val="24"/>
+          <w:lang w:val="en-US"/>
+        </w:rPr>
+        <w:t>)</w:t>
       </w:r>
     </w:p>
     <w:p>
@@ -9229,7 +10553,49 @@
           <w:szCs w:val="24"/>
           <w:lang w:val="en-US"/>
         </w:rPr>
-        <w:t>If we type alphabet it wont allow</w:t>
+        <w:t xml:space="preserve">If we type </w:t>
+      </w:r>
+      <w:proofErr w:type="gramStart"/>
+      <w:r>
+        <w:rPr>
+          <w:rFonts w:cstheme="minorHAnsi"/>
+          <w:sz w:val="24"/>
+          <w:szCs w:val="24"/>
+          <w:lang w:val="en-US"/>
+        </w:rPr>
+        <w:t>alphabet</w:t>
+      </w:r>
+      <w:proofErr w:type="gramEnd"/>
+      <w:r>
+        <w:rPr>
+          <w:rFonts w:cstheme="minorHAnsi"/>
+          <w:sz w:val="24"/>
+          <w:szCs w:val="24"/>
+          <w:lang w:val="en-US"/>
+        </w:rPr>
+        <w:t xml:space="preserve"> it </w:t>
+      </w:r>
+      <w:proofErr w:type="spellStart"/>
+      <w:proofErr w:type="gramStart"/>
+      <w:r>
+        <w:rPr>
+          <w:rFonts w:cstheme="minorHAnsi"/>
+          <w:sz w:val="24"/>
+          <w:szCs w:val="24"/>
+          <w:lang w:val="en-US"/>
+        </w:rPr>
+        <w:t>wont</w:t>
+      </w:r>
+      <w:proofErr w:type="spellEnd"/>
+      <w:proofErr w:type="gramEnd"/>
+      <w:r>
+        <w:rPr>
+          <w:rFonts w:cstheme="minorHAnsi"/>
+          <w:sz w:val="24"/>
+          <w:szCs w:val="24"/>
+          <w:lang w:val="en-US"/>
+        </w:rPr>
+        <w:t xml:space="preserve"> allow</w:t>
       </w:r>
     </w:p>
     <w:p>
@@ -9415,7 +10781,27 @@
           <w:szCs w:val="24"/>
           <w:lang w:val="en-US"/>
         </w:rPr>
-        <w:t>When designing the field we put ATTRB=(FSET)</w:t>
+        <w:t xml:space="preserve">When designing the </w:t>
+      </w:r>
+      <w:proofErr w:type="gramStart"/>
+      <w:r>
+        <w:rPr>
+          <w:rFonts w:cstheme="minorHAnsi"/>
+          <w:sz w:val="24"/>
+          <w:szCs w:val="24"/>
+          <w:lang w:val="en-US"/>
+        </w:rPr>
+        <w:t>field</w:t>
+      </w:r>
+      <w:proofErr w:type="gramEnd"/>
+      <w:r>
+        <w:rPr>
+          <w:rFonts w:cstheme="minorHAnsi"/>
+          <w:sz w:val="24"/>
+          <w:szCs w:val="24"/>
+          <w:lang w:val="en-US"/>
+        </w:rPr>
+        <w:t xml:space="preserve"> we put ATTRB=(FSET)</w:t>
       </w:r>
     </w:p>
     <w:p>
@@ -9608,7 +10994,31 @@
           <w:szCs w:val="24"/>
           <w:lang w:val="en-US"/>
         </w:rPr>
-        <w:t>COBOL-CICS Pgm:</w:t>
+        <w:t xml:space="preserve">COBOL-CICS </w:t>
+      </w:r>
+      <w:proofErr w:type="spellStart"/>
+      <w:r>
+        <w:rPr>
+          <w:rFonts w:cstheme="minorHAnsi"/>
+          <w:b/>
+          <w:bCs/>
+          <w:sz w:val="24"/>
+          <w:szCs w:val="24"/>
+          <w:lang w:val="en-US"/>
+        </w:rPr>
+        <w:t>Pgm</w:t>
+      </w:r>
+      <w:proofErr w:type="spellEnd"/>
+      <w:r>
+        <w:rPr>
+          <w:rFonts w:cstheme="minorHAnsi"/>
+          <w:b/>
+          <w:bCs/>
+          <w:sz w:val="24"/>
+          <w:szCs w:val="24"/>
+          <w:lang w:val="en-US"/>
+        </w:rPr>
+        <w:t>:</w:t>
       </w:r>
     </w:p>
     <w:p>
@@ -10138,7 +11548,67 @@
           <w:szCs w:val="24"/>
           <w:lang w:val="en-US"/>
         </w:rPr>
-        <w:t xml:space="preserve"> -&gt; After compiling ur mapset code we have -&gt; 1. Physical map(load module) 2. Symbolic map (Screen copybook)</w:t>
+        <w:t xml:space="preserve"> -&gt; After compiling </w:t>
+      </w:r>
+      <w:proofErr w:type="spellStart"/>
+      <w:r>
+        <w:rPr>
+          <w:rFonts w:cstheme="minorHAnsi"/>
+          <w:sz w:val="24"/>
+          <w:szCs w:val="24"/>
+          <w:lang w:val="en-US"/>
+        </w:rPr>
+        <w:t>ur</w:t>
+      </w:r>
+      <w:proofErr w:type="spellEnd"/>
+      <w:r>
+        <w:rPr>
+          <w:rFonts w:cstheme="minorHAnsi"/>
+          <w:sz w:val="24"/>
+          <w:szCs w:val="24"/>
+          <w:lang w:val="en-US"/>
+        </w:rPr>
+        <w:t xml:space="preserve"> </w:t>
+      </w:r>
+      <w:proofErr w:type="spellStart"/>
+      <w:r>
+        <w:rPr>
+          <w:rFonts w:cstheme="minorHAnsi"/>
+          <w:sz w:val="24"/>
+          <w:szCs w:val="24"/>
+          <w:lang w:val="en-US"/>
+        </w:rPr>
+        <w:t>mapset</w:t>
+      </w:r>
+      <w:proofErr w:type="spellEnd"/>
+      <w:r>
+        <w:rPr>
+          <w:rFonts w:cstheme="minorHAnsi"/>
+          <w:sz w:val="24"/>
+          <w:szCs w:val="24"/>
+          <w:lang w:val="en-US"/>
+        </w:rPr>
+        <w:t xml:space="preserve"> code we have -&gt; 1. Physical </w:t>
+      </w:r>
+      <w:proofErr w:type="gramStart"/>
+      <w:r>
+        <w:rPr>
+          <w:rFonts w:cstheme="minorHAnsi"/>
+          <w:sz w:val="24"/>
+          <w:szCs w:val="24"/>
+          <w:lang w:val="en-US"/>
+        </w:rPr>
+        <w:t>map(</w:t>
+      </w:r>
+      <w:proofErr w:type="gramEnd"/>
+      <w:r>
+        <w:rPr>
+          <w:rFonts w:cstheme="minorHAnsi"/>
+          <w:sz w:val="24"/>
+          <w:szCs w:val="24"/>
+          <w:lang w:val="en-US"/>
+        </w:rPr>
+        <w:t>load module) 2. Symbolic map (Screen copybook)</w:t>
       </w:r>
     </w:p>
     <w:p>
@@ -10175,7 +11645,47 @@
           <w:szCs w:val="24"/>
           <w:lang w:val="en-US"/>
         </w:rPr>
-        <w:t>By Default -&gt; Mapset name  -&gt; Copybook member name</w:t>
+        <w:t xml:space="preserve">By Default -&gt; </w:t>
+      </w:r>
+      <w:proofErr w:type="spellStart"/>
+      <w:r>
+        <w:rPr>
+          <w:rFonts w:cstheme="minorHAnsi"/>
+          <w:sz w:val="24"/>
+          <w:szCs w:val="24"/>
+          <w:lang w:val="en-US"/>
+        </w:rPr>
+        <w:t>Mapset</w:t>
+      </w:r>
+      <w:proofErr w:type="spellEnd"/>
+      <w:r>
+        <w:rPr>
+          <w:rFonts w:cstheme="minorHAnsi"/>
+          <w:sz w:val="24"/>
+          <w:szCs w:val="24"/>
+          <w:lang w:val="en-US"/>
+        </w:rPr>
+        <w:t xml:space="preserve"> </w:t>
+      </w:r>
+      <w:proofErr w:type="gramStart"/>
+      <w:r>
+        <w:rPr>
+          <w:rFonts w:cstheme="minorHAnsi"/>
+          <w:sz w:val="24"/>
+          <w:szCs w:val="24"/>
+          <w:lang w:val="en-US"/>
+        </w:rPr>
+        <w:t>name  -</w:t>
+      </w:r>
+      <w:proofErr w:type="gramEnd"/>
+      <w:r>
+        <w:rPr>
+          <w:rFonts w:cstheme="minorHAnsi"/>
+          <w:sz w:val="24"/>
+          <w:szCs w:val="24"/>
+          <w:lang w:val="en-US"/>
+        </w:rPr>
+        <w:t>&gt; Copybook member name</w:t>
       </w:r>
     </w:p>
     <w:p>
@@ -11130,7 +12640,27 @@
           <w:szCs w:val="24"/>
           <w:lang w:val="en-US"/>
         </w:rPr>
-        <w:t xml:space="preserve"> -&gt; Place the cursor during pgm run</w:t>
+        <w:t xml:space="preserve"> -&gt; Place the cursor during </w:t>
+      </w:r>
+      <w:proofErr w:type="spellStart"/>
+      <w:r>
+        <w:rPr>
+          <w:rFonts w:cstheme="minorHAnsi"/>
+          <w:sz w:val="24"/>
+          <w:szCs w:val="24"/>
+          <w:lang w:val="en-US"/>
+        </w:rPr>
+        <w:t>pgm</w:t>
+      </w:r>
+      <w:proofErr w:type="spellEnd"/>
+      <w:r>
+        <w:rPr>
+          <w:rFonts w:cstheme="minorHAnsi"/>
+          <w:sz w:val="24"/>
+          <w:szCs w:val="24"/>
+          <w:lang w:val="en-US"/>
+        </w:rPr>
+        <w:t xml:space="preserve"> run</w:t>
       </w:r>
     </w:p>
     <w:p>
@@ -11475,98 +13005,157 @@
           <w:lang w:val="en-US"/>
         </w:rPr>
         <w:tab/>
-        <w:t>-&gt; We have redefines input-output group. -&gt;</w:t>
-      </w:r>
-      <w:r>
-        <w:rPr>
-          <w:rFonts w:cstheme="minorHAnsi"/>
-          <w:sz w:val="24"/>
-          <w:szCs w:val="24"/>
-          <w:lang w:val="en-US"/>
-        </w:rPr>
-        <w:tab/>
-      </w:r>
-      <w:r>
-        <w:rPr>
-          <w:rFonts w:cstheme="minorHAnsi"/>
-          <w:sz w:val="24"/>
-          <w:szCs w:val="24"/>
-          <w:lang w:val="en-US"/>
-        </w:rPr>
-        <w:tab/>
-      </w:r>
-      <w:r>
-        <w:rPr>
-          <w:rFonts w:cstheme="minorHAnsi"/>
-          <w:sz w:val="24"/>
-          <w:szCs w:val="24"/>
-          <w:lang w:val="en-US"/>
-        </w:rPr>
-        <w:tab/>
-      </w:r>
-      <w:r>
-        <w:rPr>
-          <w:rFonts w:cstheme="minorHAnsi"/>
-          <w:sz w:val="24"/>
-          <w:szCs w:val="24"/>
-          <w:lang w:val="en-US"/>
-        </w:rPr>
-        <w:tab/>
-      </w:r>
-      <w:r>
-        <w:rPr>
-          <w:rFonts w:cstheme="minorHAnsi"/>
-          <w:sz w:val="24"/>
-          <w:szCs w:val="24"/>
-          <w:lang w:val="en-US"/>
-        </w:rPr>
-        <w:tab/>
-      </w:r>
-      <w:r>
-        <w:rPr>
-          <w:rFonts w:cstheme="minorHAnsi"/>
-          <w:sz w:val="24"/>
-          <w:szCs w:val="24"/>
-          <w:lang w:val="en-US"/>
-        </w:rPr>
-        <w:tab/>
-      </w:r>
-      <w:r>
-        <w:rPr>
-          <w:rFonts w:cstheme="minorHAnsi"/>
-          <w:sz w:val="24"/>
-          <w:szCs w:val="24"/>
-          <w:lang w:val="en-US"/>
-        </w:rPr>
-        <w:tab/>
-      </w:r>
-      <w:r>
-        <w:rPr>
-          <w:rFonts w:cstheme="minorHAnsi"/>
-          <w:sz w:val="24"/>
-          <w:szCs w:val="24"/>
-          <w:lang w:val="en-US"/>
-        </w:rPr>
-        <w:tab/>
-      </w:r>
-      <w:r>
-        <w:rPr>
-          <w:rFonts w:cstheme="minorHAnsi"/>
-          <w:sz w:val="24"/>
-          <w:szCs w:val="24"/>
-          <w:lang w:val="en-US"/>
-        </w:rPr>
-        <w:tab/>
-        <w:t xml:space="preserve">so we don’t need to </w:t>
-      </w:r>
-      <w:r>
-        <w:rPr>
-          <w:rFonts w:cstheme="minorHAnsi"/>
-          <w:sz w:val="24"/>
-          <w:szCs w:val="24"/>
-          <w:lang w:val="en-US"/>
-        </w:rPr>
-        <w:t xml:space="preserve"> move NO1I to NO1O </w:t>
+        <w:t xml:space="preserve">-&gt; We have </w:t>
+      </w:r>
+      <w:proofErr w:type="gramStart"/>
+      <w:r>
+        <w:rPr>
+          <w:rFonts w:cstheme="minorHAnsi"/>
+          <w:sz w:val="24"/>
+          <w:szCs w:val="24"/>
+          <w:lang w:val="en-US"/>
+        </w:rPr>
+        <w:t>redefines</w:t>
+      </w:r>
+      <w:proofErr w:type="gramEnd"/>
+      <w:r>
+        <w:rPr>
+          <w:rFonts w:cstheme="minorHAnsi"/>
+          <w:sz w:val="24"/>
+          <w:szCs w:val="24"/>
+          <w:lang w:val="en-US"/>
+        </w:rPr>
+        <w:t xml:space="preserve"> input-output group. -&gt;</w:t>
+      </w:r>
+      <w:r>
+        <w:rPr>
+          <w:rFonts w:cstheme="minorHAnsi"/>
+          <w:sz w:val="24"/>
+          <w:szCs w:val="24"/>
+          <w:lang w:val="en-US"/>
+        </w:rPr>
+        <w:tab/>
+      </w:r>
+      <w:r>
+        <w:rPr>
+          <w:rFonts w:cstheme="minorHAnsi"/>
+          <w:sz w:val="24"/>
+          <w:szCs w:val="24"/>
+          <w:lang w:val="en-US"/>
+        </w:rPr>
+        <w:tab/>
+      </w:r>
+      <w:r>
+        <w:rPr>
+          <w:rFonts w:cstheme="minorHAnsi"/>
+          <w:sz w:val="24"/>
+          <w:szCs w:val="24"/>
+          <w:lang w:val="en-US"/>
+        </w:rPr>
+        <w:tab/>
+      </w:r>
+      <w:r>
+        <w:rPr>
+          <w:rFonts w:cstheme="minorHAnsi"/>
+          <w:sz w:val="24"/>
+          <w:szCs w:val="24"/>
+          <w:lang w:val="en-US"/>
+        </w:rPr>
+        <w:tab/>
+      </w:r>
+      <w:r>
+        <w:rPr>
+          <w:rFonts w:cstheme="minorHAnsi"/>
+          <w:sz w:val="24"/>
+          <w:szCs w:val="24"/>
+          <w:lang w:val="en-US"/>
+        </w:rPr>
+        <w:tab/>
+      </w:r>
+      <w:r>
+        <w:rPr>
+          <w:rFonts w:cstheme="minorHAnsi"/>
+          <w:sz w:val="24"/>
+          <w:szCs w:val="24"/>
+          <w:lang w:val="en-US"/>
+        </w:rPr>
+        <w:tab/>
+      </w:r>
+      <w:r>
+        <w:rPr>
+          <w:rFonts w:cstheme="minorHAnsi"/>
+          <w:sz w:val="24"/>
+          <w:szCs w:val="24"/>
+          <w:lang w:val="en-US"/>
+        </w:rPr>
+        <w:tab/>
+      </w:r>
+      <w:r>
+        <w:rPr>
+          <w:rFonts w:cstheme="minorHAnsi"/>
+          <w:sz w:val="24"/>
+          <w:szCs w:val="24"/>
+          <w:lang w:val="en-US"/>
+        </w:rPr>
+        <w:tab/>
+      </w:r>
+      <w:r>
+        <w:rPr>
+          <w:rFonts w:cstheme="minorHAnsi"/>
+          <w:sz w:val="24"/>
+          <w:szCs w:val="24"/>
+          <w:lang w:val="en-US"/>
+        </w:rPr>
+        <w:tab/>
+      </w:r>
+      <w:proofErr w:type="gramStart"/>
+      <w:r>
+        <w:rPr>
+          <w:rFonts w:cstheme="minorHAnsi"/>
+          <w:sz w:val="24"/>
+          <w:szCs w:val="24"/>
+          <w:lang w:val="en-US"/>
+        </w:rPr>
+        <w:t>so</w:t>
+      </w:r>
+      <w:proofErr w:type="gramEnd"/>
+      <w:r>
+        <w:rPr>
+          <w:rFonts w:cstheme="minorHAnsi"/>
+          <w:sz w:val="24"/>
+          <w:szCs w:val="24"/>
+          <w:lang w:val="en-US"/>
+        </w:rPr>
+        <w:t xml:space="preserve"> we don’t need </w:t>
+      </w:r>
+      <w:proofErr w:type="gramStart"/>
+      <w:r>
+        <w:rPr>
+          <w:rFonts w:cstheme="minorHAnsi"/>
+          <w:sz w:val="24"/>
+          <w:szCs w:val="24"/>
+          <w:lang w:val="en-US"/>
+        </w:rPr>
+        <w:t xml:space="preserve">to </w:t>
+      </w:r>
+      <w:r>
+        <w:rPr>
+          <w:rFonts w:cstheme="minorHAnsi"/>
+          <w:sz w:val="24"/>
+          <w:szCs w:val="24"/>
+          <w:lang w:val="en-US"/>
+        </w:rPr>
+        <w:t xml:space="preserve"> move</w:t>
+      </w:r>
+      <w:proofErr w:type="gramEnd"/>
+      <w:r>
+        <w:rPr>
+          <w:rFonts w:cstheme="minorHAnsi"/>
+          <w:sz w:val="24"/>
+          <w:szCs w:val="24"/>
+          <w:lang w:val="en-US"/>
+        </w:rPr>
+        <w:t xml:space="preserve"> NO1I to NO1O </w:t>
       </w:r>
     </w:p>
     <w:p>
@@ -12063,7 +13652,27 @@
           <w:szCs w:val="24"/>
           <w:lang w:val="en-US"/>
         </w:rPr>
-        <w:t>All key that can trigger the transaction. Ex: F1 – F12, Enter, Clear. PageUp etc.</w:t>
+        <w:t xml:space="preserve">All key that can trigger the transaction. Ex: F1 – F12, Enter, Clear. </w:t>
+      </w:r>
+      <w:proofErr w:type="spellStart"/>
+      <w:r>
+        <w:rPr>
+          <w:rFonts w:cstheme="minorHAnsi"/>
+          <w:sz w:val="24"/>
+          <w:szCs w:val="24"/>
+          <w:lang w:val="en-US"/>
+        </w:rPr>
+        <w:t>PageUp</w:t>
+      </w:r>
+      <w:proofErr w:type="spellEnd"/>
+      <w:r>
+        <w:rPr>
+          <w:rFonts w:cstheme="minorHAnsi"/>
+          <w:sz w:val="24"/>
+          <w:szCs w:val="24"/>
+          <w:lang w:val="en-US"/>
+        </w:rPr>
+        <w:t xml:space="preserve"> etc.</w:t>
       </w:r>
     </w:p>
     <w:p>
@@ -12165,7 +13774,27 @@
           <w:lang w:val="en-US"/>
         </w:rPr>
         <w:tab/>
-        <w:t>PIC X(01) VALUE ’1’.</w:t>
+        <w:t xml:space="preserve">PIC </w:t>
+      </w:r>
+      <w:proofErr w:type="gramStart"/>
+      <w:r>
+        <w:rPr>
+          <w:rFonts w:cstheme="minorHAnsi"/>
+          <w:sz w:val="24"/>
+          <w:szCs w:val="24"/>
+          <w:lang w:val="en-US"/>
+        </w:rPr>
+        <w:t>X(</w:t>
+      </w:r>
+      <w:proofErr w:type="gramEnd"/>
+      <w:r>
+        <w:rPr>
+          <w:rFonts w:cstheme="minorHAnsi"/>
+          <w:sz w:val="24"/>
+          <w:szCs w:val="24"/>
+          <w:lang w:val="en-US"/>
+        </w:rPr>
+        <w:t>01) VALUE ’1’.</w:t>
       </w:r>
     </w:p>
     <w:p>
@@ -12197,7 +13826,27 @@
           <w:lang w:val="en-US"/>
         </w:rPr>
         <w:tab/>
-        <w:t>PIC X(01) VALUE ’1’.</w:t>
+        <w:t xml:space="preserve">PIC </w:t>
+      </w:r>
+      <w:proofErr w:type="gramStart"/>
+      <w:r>
+        <w:rPr>
+          <w:rFonts w:cstheme="minorHAnsi"/>
+          <w:sz w:val="24"/>
+          <w:szCs w:val="24"/>
+          <w:lang w:val="en-US"/>
+        </w:rPr>
+        <w:t>X(</w:t>
+      </w:r>
+      <w:proofErr w:type="gramEnd"/>
+      <w:r>
+        <w:rPr>
+          <w:rFonts w:cstheme="minorHAnsi"/>
+          <w:sz w:val="24"/>
+          <w:szCs w:val="24"/>
+          <w:lang w:val="en-US"/>
+        </w:rPr>
+        <w:t>01) VALUE ’1’.</w:t>
       </w:r>
     </w:p>
     <w:p>
@@ -12229,7 +13878,27 @@
           <w:lang w:val="en-US"/>
         </w:rPr>
         <w:tab/>
-        <w:t>PIC X(01) VALUE ’1’.</w:t>
+        <w:t xml:space="preserve">PIC </w:t>
+      </w:r>
+      <w:proofErr w:type="gramStart"/>
+      <w:r>
+        <w:rPr>
+          <w:rFonts w:cstheme="minorHAnsi"/>
+          <w:sz w:val="24"/>
+          <w:szCs w:val="24"/>
+          <w:lang w:val="en-US"/>
+        </w:rPr>
+        <w:t>X(</w:t>
+      </w:r>
+      <w:proofErr w:type="gramEnd"/>
+      <w:r>
+        <w:rPr>
+          <w:rFonts w:cstheme="minorHAnsi"/>
+          <w:sz w:val="24"/>
+          <w:szCs w:val="24"/>
+          <w:lang w:val="en-US"/>
+        </w:rPr>
+        <w:t>01) VALUE ’1’.</w:t>
       </w:r>
     </w:p>
     <w:p>
@@ -12261,7 +13930,27 @@
           <w:lang w:val="en-US"/>
         </w:rPr>
         <w:tab/>
-        <w:t>PIC X(01) VALUE ’1’.</w:t>
+        <w:t xml:space="preserve">PIC </w:t>
+      </w:r>
+      <w:proofErr w:type="gramStart"/>
+      <w:r>
+        <w:rPr>
+          <w:rFonts w:cstheme="minorHAnsi"/>
+          <w:sz w:val="24"/>
+          <w:szCs w:val="24"/>
+          <w:lang w:val="en-US"/>
+        </w:rPr>
+        <w:t>X(</w:t>
+      </w:r>
+      <w:proofErr w:type="gramEnd"/>
+      <w:r>
+        <w:rPr>
+          <w:rFonts w:cstheme="minorHAnsi"/>
+          <w:sz w:val="24"/>
+          <w:szCs w:val="24"/>
+          <w:lang w:val="en-US"/>
+        </w:rPr>
+        <w:t>01) VALUE ’1’.</w:t>
       </w:r>
     </w:p>
     <w:p>
@@ -12293,7 +13982,27 @@
           <w:lang w:val="en-US"/>
         </w:rPr>
         <w:tab/>
-        <w:t xml:space="preserve">PIC X(01) VALUE </w:t>
+        <w:t xml:space="preserve">PIC </w:t>
+      </w:r>
+      <w:proofErr w:type="gramStart"/>
+      <w:r>
+        <w:rPr>
+          <w:rFonts w:cstheme="minorHAnsi"/>
+          <w:sz w:val="24"/>
+          <w:szCs w:val="24"/>
+          <w:lang w:val="en-US"/>
+        </w:rPr>
+        <w:t>X(</w:t>
+      </w:r>
+      <w:proofErr w:type="gramEnd"/>
+      <w:r>
+        <w:rPr>
+          <w:rFonts w:cstheme="minorHAnsi"/>
+          <w:sz w:val="24"/>
+          <w:szCs w:val="24"/>
+          <w:lang w:val="en-US"/>
+        </w:rPr>
+        <w:t xml:space="preserve">01) VALUE </w:t>
       </w:r>
       <w:r>
         <w:rPr>
@@ -12641,7 +14350,27 @@
           <w:szCs w:val="24"/>
           <w:lang w:val="en-US"/>
         </w:rPr>
-        <w:t>Required for COBOL-CICS pgm (SQLCA)</w:t>
+        <w:t xml:space="preserve">Required for COBOL-CICS </w:t>
+      </w:r>
+      <w:proofErr w:type="spellStart"/>
+      <w:r>
+        <w:rPr>
+          <w:rFonts w:cstheme="minorHAnsi"/>
+          <w:sz w:val="24"/>
+          <w:szCs w:val="24"/>
+          <w:lang w:val="en-US"/>
+        </w:rPr>
+        <w:t>pgm</w:t>
+      </w:r>
+      <w:proofErr w:type="spellEnd"/>
+      <w:r>
+        <w:rPr>
+          <w:rFonts w:cstheme="minorHAnsi"/>
+          <w:sz w:val="24"/>
+          <w:szCs w:val="24"/>
+          <w:lang w:val="en-US"/>
+        </w:rPr>
+        <w:t xml:space="preserve"> (SQLCA)</w:t>
       </w:r>
     </w:p>
     <w:p>
@@ -13293,7 +15022,47 @@
           <w:lang w:val="en-US"/>
         </w:rPr>
         <w:tab/>
-        <w:t>- Erase is for clean whole screen, Eraseup for unprot data</w:t>
+        <w:t xml:space="preserve">- Erase is for clean whole screen, </w:t>
+      </w:r>
+      <w:proofErr w:type="spellStart"/>
+      <w:r>
+        <w:rPr>
+          <w:rFonts w:cstheme="minorHAnsi"/>
+          <w:sz w:val="24"/>
+          <w:szCs w:val="24"/>
+          <w:lang w:val="en-US"/>
+        </w:rPr>
+        <w:t>Eraseup</w:t>
+      </w:r>
+      <w:proofErr w:type="spellEnd"/>
+      <w:r>
+        <w:rPr>
+          <w:rFonts w:cstheme="minorHAnsi"/>
+          <w:sz w:val="24"/>
+          <w:szCs w:val="24"/>
+          <w:lang w:val="en-US"/>
+        </w:rPr>
+        <w:t xml:space="preserve"> for </w:t>
+      </w:r>
+      <w:proofErr w:type="spellStart"/>
+      <w:r>
+        <w:rPr>
+          <w:rFonts w:cstheme="minorHAnsi"/>
+          <w:sz w:val="24"/>
+          <w:szCs w:val="24"/>
+          <w:lang w:val="en-US"/>
+        </w:rPr>
+        <w:t>unprot</w:t>
+      </w:r>
+      <w:proofErr w:type="spellEnd"/>
+      <w:r>
+        <w:rPr>
+          <w:rFonts w:cstheme="minorHAnsi"/>
+          <w:sz w:val="24"/>
+          <w:szCs w:val="24"/>
+          <w:lang w:val="en-US"/>
+        </w:rPr>
+        <w:t xml:space="preserve"> data</w:t>
       </w:r>
     </w:p>
     <w:p>
@@ -14023,8 +15792,19 @@
           <w:szCs w:val="24"/>
           <w:lang w:val="en-US"/>
         </w:rPr>
-        <w:t>- Input group of symbolic map</w:t>
-      </w:r>
+        <w:t xml:space="preserve">- Input group of symbolic </w:t>
+      </w:r>
+      <w:proofErr w:type="gramStart"/>
+      <w:r>
+        <w:rPr>
+          <w:rFonts w:cstheme="minorHAnsi"/>
+          <w:sz w:val="24"/>
+          <w:szCs w:val="24"/>
+          <w:lang w:val="en-US"/>
+        </w:rPr>
+        <w:t>map</w:t>
+      </w:r>
+      <w:proofErr w:type="gramEnd"/>
     </w:p>
     <w:p>
       <w:pPr>
@@ -14599,7 +16379,27 @@
           <w:lang w:val="en-US"/>
         </w:rPr>
         <w:lastRenderedPageBreak/>
-        <w:t>CICS pgm -&gt; Interaction with the user</w:t>
+        <w:t xml:space="preserve">CICS </w:t>
+      </w:r>
+      <w:proofErr w:type="spellStart"/>
+      <w:r>
+        <w:rPr>
+          <w:rFonts w:cstheme="minorHAnsi"/>
+          <w:sz w:val="24"/>
+          <w:szCs w:val="24"/>
+          <w:lang w:val="en-US"/>
+        </w:rPr>
+        <w:t>pgm</w:t>
+      </w:r>
+      <w:proofErr w:type="spellEnd"/>
+      <w:r>
+        <w:rPr>
+          <w:rFonts w:cstheme="minorHAnsi"/>
+          <w:sz w:val="24"/>
+          <w:szCs w:val="24"/>
+          <w:lang w:val="en-US"/>
+        </w:rPr>
+        <w:t xml:space="preserve"> -&gt; Interaction with the user</w:t>
       </w:r>
     </w:p>
     <w:p>
@@ -14655,7 +16455,27 @@
           <w:szCs w:val="24"/>
           <w:lang w:val="en-US"/>
         </w:rPr>
-        <w:t>Data Input -&gt; Batch pgm JCL -&gt; The input file/data need to be prepared before execution</w:t>
+        <w:t xml:space="preserve">Data Input -&gt; Batch </w:t>
+      </w:r>
+      <w:proofErr w:type="spellStart"/>
+      <w:r>
+        <w:rPr>
+          <w:rFonts w:cstheme="minorHAnsi"/>
+          <w:sz w:val="24"/>
+          <w:szCs w:val="24"/>
+          <w:lang w:val="en-US"/>
+        </w:rPr>
+        <w:t>pgm</w:t>
+      </w:r>
+      <w:proofErr w:type="spellEnd"/>
+      <w:r>
+        <w:rPr>
+          <w:rFonts w:cstheme="minorHAnsi"/>
+          <w:sz w:val="24"/>
+          <w:szCs w:val="24"/>
+          <w:lang w:val="en-US"/>
+        </w:rPr>
+        <w:t xml:space="preserve"> JCL -&gt; The input file/data need to be prepared before execution</w:t>
       </w:r>
     </w:p>
     <w:p>
@@ -14683,7 +16503,27 @@
           <w:szCs w:val="24"/>
           <w:lang w:val="en-US"/>
         </w:rPr>
-        <w:t>Data Input -&gt; Online pgm CICS -&gt; The input data -&gt; Provided during execution</w:t>
+        <w:t xml:space="preserve">Data Input -&gt; Online </w:t>
+      </w:r>
+      <w:proofErr w:type="spellStart"/>
+      <w:r>
+        <w:rPr>
+          <w:rFonts w:cstheme="minorHAnsi"/>
+          <w:sz w:val="24"/>
+          <w:szCs w:val="24"/>
+          <w:lang w:val="en-US"/>
+        </w:rPr>
+        <w:t>pgm</w:t>
+      </w:r>
+      <w:proofErr w:type="spellEnd"/>
+      <w:r>
+        <w:rPr>
+          <w:rFonts w:cstheme="minorHAnsi"/>
+          <w:sz w:val="24"/>
+          <w:szCs w:val="24"/>
+          <w:lang w:val="en-US"/>
+        </w:rPr>
+        <w:t xml:space="preserve"> CICS -&gt; The input data -&gt; Provided during execution</w:t>
       </w:r>
     </w:p>
     <w:p>
@@ -14819,7 +16659,27 @@
           <w:szCs w:val="24"/>
           <w:lang w:val="en-US"/>
         </w:rPr>
-        <w:t>The exchange of messages/data is carried in single task [Task: Execution of pgm]</w:t>
+        <w:t xml:space="preserve">The exchange of messages/data is carried in single task [Task: Execution of </w:t>
+      </w:r>
+      <w:proofErr w:type="spellStart"/>
+      <w:r>
+        <w:rPr>
+          <w:rFonts w:cstheme="minorHAnsi"/>
+          <w:sz w:val="24"/>
+          <w:szCs w:val="24"/>
+          <w:lang w:val="en-US"/>
+        </w:rPr>
+        <w:t>pgm</w:t>
+      </w:r>
+      <w:proofErr w:type="spellEnd"/>
+      <w:r>
+        <w:rPr>
+          <w:rFonts w:cstheme="minorHAnsi"/>
+          <w:sz w:val="24"/>
+          <w:szCs w:val="24"/>
+          <w:lang w:val="en-US"/>
+        </w:rPr>
+        <w:t>]</w:t>
       </w:r>
     </w:p>
     <w:p>
@@ -14847,7 +16707,27 @@
           <w:szCs w:val="24"/>
           <w:lang w:val="en-US"/>
         </w:rPr>
-        <w:t>If the pgm is executed only one time</w:t>
+        <w:t xml:space="preserve">If the </w:t>
+      </w:r>
+      <w:proofErr w:type="spellStart"/>
+      <w:r>
+        <w:rPr>
+          <w:rFonts w:cstheme="minorHAnsi"/>
+          <w:sz w:val="24"/>
+          <w:szCs w:val="24"/>
+          <w:lang w:val="en-US"/>
+        </w:rPr>
+        <w:t>pgm</w:t>
+      </w:r>
+      <w:proofErr w:type="spellEnd"/>
+      <w:r>
+        <w:rPr>
+          <w:rFonts w:cstheme="minorHAnsi"/>
+          <w:sz w:val="24"/>
+          <w:szCs w:val="24"/>
+          <w:lang w:val="en-US"/>
+        </w:rPr>
+        <w:t xml:space="preserve"> is executed only one time</w:t>
       </w:r>
       <w:r>
         <w:rPr>
@@ -14978,7 +16858,27 @@
           <w:szCs w:val="24"/>
           <w:lang w:val="en-US"/>
         </w:rPr>
-        <w:t>If the pgm is executed multiple times for the whole process it’s pseudo conversation</w:t>
+        <w:t xml:space="preserve">If the </w:t>
+      </w:r>
+      <w:proofErr w:type="spellStart"/>
+      <w:r>
+        <w:rPr>
+          <w:rFonts w:cstheme="minorHAnsi"/>
+          <w:sz w:val="24"/>
+          <w:szCs w:val="24"/>
+          <w:lang w:val="en-US"/>
+        </w:rPr>
+        <w:t>pgm</w:t>
+      </w:r>
+      <w:proofErr w:type="spellEnd"/>
+      <w:r>
+        <w:rPr>
+          <w:rFonts w:cstheme="minorHAnsi"/>
+          <w:sz w:val="24"/>
+          <w:szCs w:val="24"/>
+          <w:lang w:val="en-US"/>
+        </w:rPr>
+        <w:t xml:space="preserve"> is executed multiple times for the whole process it’s pseudo conversation</w:t>
       </w:r>
     </w:p>
     <w:p>
@@ -15156,7 +17056,27 @@
           <w:szCs w:val="24"/>
           <w:lang w:val="en-US"/>
         </w:rPr>
-        <w:t>USER POV: Will take some time -&gt; provide the input -&gt; Press AID key (F1, F2, Enter..)</w:t>
+        <w:t xml:space="preserve">USER POV: Will take some time -&gt; provide the input -&gt; Press AID key (F1, F2, </w:t>
+      </w:r>
+      <w:proofErr w:type="gramStart"/>
+      <w:r>
+        <w:rPr>
+          <w:rFonts w:cstheme="minorHAnsi"/>
+          <w:sz w:val="24"/>
+          <w:szCs w:val="24"/>
+          <w:lang w:val="en-US"/>
+        </w:rPr>
+        <w:t>Enter..</w:t>
+      </w:r>
+      <w:proofErr w:type="gramEnd"/>
+      <w:r>
+        <w:rPr>
+          <w:rFonts w:cstheme="minorHAnsi"/>
+          <w:sz w:val="24"/>
+          <w:szCs w:val="24"/>
+          <w:lang w:val="en-US"/>
+        </w:rPr>
+        <w:t>)</w:t>
       </w:r>
     </w:p>
     <w:p>
@@ -15330,7 +17250,27 @@
           <w:szCs w:val="24"/>
           <w:lang w:val="en-US"/>
         </w:rPr>
-        <w:t>t the time of user input -&gt; What our pgm is doing?? -&gt; It’s waiting for the control -&gt; this is called Resource Wastage</w:t>
+        <w:t xml:space="preserve">t the time of user input -&gt; What our </w:t>
+      </w:r>
+      <w:proofErr w:type="spellStart"/>
+      <w:r>
+        <w:rPr>
+          <w:rFonts w:cstheme="minorHAnsi"/>
+          <w:sz w:val="24"/>
+          <w:szCs w:val="24"/>
+          <w:lang w:val="en-US"/>
+        </w:rPr>
+        <w:t>pgm</w:t>
+      </w:r>
+      <w:proofErr w:type="spellEnd"/>
+      <w:r>
+        <w:rPr>
+          <w:rFonts w:cstheme="minorHAnsi"/>
+          <w:sz w:val="24"/>
+          <w:szCs w:val="24"/>
+          <w:lang w:val="en-US"/>
+        </w:rPr>
+        <w:t xml:space="preserve"> is doing?? -&gt; It’s waiting for the control -&gt; this is called Resource Wastage</w:t>
       </w:r>
       <w:r>
         <w:rPr>
@@ -15509,7 +17449,27 @@
           <w:szCs w:val="24"/>
           <w:lang w:val="en-US"/>
         </w:rPr>
-        <w:t>USER POV: Will take time -&gt; provide the input -&gt; Press AID key (F1, F2, Enter..)</w:t>
+        <w:t xml:space="preserve">USER POV: Will take time -&gt; provide the input -&gt; Press AID key (F1, F2, </w:t>
+      </w:r>
+      <w:proofErr w:type="gramStart"/>
+      <w:r>
+        <w:rPr>
+          <w:rFonts w:cstheme="minorHAnsi"/>
+          <w:sz w:val="24"/>
+          <w:szCs w:val="24"/>
+          <w:lang w:val="en-US"/>
+        </w:rPr>
+        <w:t>Enter..</w:t>
+      </w:r>
+      <w:proofErr w:type="gramEnd"/>
+      <w:r>
+        <w:rPr>
+          <w:rFonts w:cstheme="minorHAnsi"/>
+          <w:sz w:val="24"/>
+          <w:szCs w:val="24"/>
+          <w:lang w:val="en-US"/>
+        </w:rPr>
+        <w:t>)</w:t>
       </w:r>
     </w:p>
     <w:p>
@@ -15537,8 +17497,19 @@
           <w:szCs w:val="24"/>
           <w:lang w:val="en-US"/>
         </w:rPr>
-        <w:t>PGM POV: Re-Trigger the Pgm</w:t>
-      </w:r>
+        <w:t xml:space="preserve">PGM POV: Re-Trigger the </w:t>
+      </w:r>
+      <w:proofErr w:type="spellStart"/>
+      <w:r>
+        <w:rPr>
+          <w:rFonts w:cstheme="minorHAnsi"/>
+          <w:sz w:val="24"/>
+          <w:szCs w:val="24"/>
+          <w:lang w:val="en-US"/>
+        </w:rPr>
+        <w:t>Pgm</w:t>
+      </w:r>
+      <w:proofErr w:type="spellEnd"/>
       <w:r>
         <w:rPr>
           <w:rFonts w:cstheme="minorHAnsi"/>
@@ -15850,7 +17821,43 @@
           <w:sz w:val="24"/>
           <w:szCs w:val="24"/>
         </w:rPr>
-        <w:t>orking storage, commarea, pgm load module, file locks or DB2 cursors if used</w:t>
+        <w:t xml:space="preserve">orking storage, </w:t>
+      </w:r>
+      <w:proofErr w:type="spellStart"/>
+      <w:r>
+        <w:rPr>
+          <w:rFonts w:cstheme="minorHAnsi"/>
+          <w:sz w:val="24"/>
+          <w:szCs w:val="24"/>
+        </w:rPr>
+        <w:t>commarea</w:t>
+      </w:r>
+      <w:proofErr w:type="spellEnd"/>
+      <w:r>
+        <w:rPr>
+          <w:rFonts w:cstheme="minorHAnsi"/>
+          <w:sz w:val="24"/>
+          <w:szCs w:val="24"/>
+        </w:rPr>
+        <w:t xml:space="preserve">, </w:t>
+      </w:r>
+      <w:proofErr w:type="spellStart"/>
+      <w:r>
+        <w:rPr>
+          <w:rFonts w:cstheme="minorHAnsi"/>
+          <w:sz w:val="24"/>
+          <w:szCs w:val="24"/>
+        </w:rPr>
+        <w:t>pgm</w:t>
+      </w:r>
+      <w:proofErr w:type="spellEnd"/>
+      <w:r>
+        <w:rPr>
+          <w:rFonts w:cstheme="minorHAnsi"/>
+          <w:sz w:val="24"/>
+          <w:szCs w:val="24"/>
+        </w:rPr>
+        <w:t xml:space="preserve"> load module, file locks or DB2 cursors if used</w:t>
       </w:r>
       <w:r>
         <w:rPr>
@@ -16212,7 +18219,31 @@
           <w:szCs w:val="24"/>
           <w:lang w:val="en-US"/>
         </w:rPr>
-        <w:t>Three points to keep in mind while coding pgm:</w:t>
+        <w:t xml:space="preserve">Three points to keep in mind while coding </w:t>
+      </w:r>
+      <w:proofErr w:type="spellStart"/>
+      <w:r>
+        <w:rPr>
+          <w:rFonts w:cstheme="minorHAnsi"/>
+          <w:b/>
+          <w:bCs/>
+          <w:sz w:val="24"/>
+          <w:szCs w:val="24"/>
+          <w:lang w:val="en-US"/>
+        </w:rPr>
+        <w:t>pgm</w:t>
+      </w:r>
+      <w:proofErr w:type="spellEnd"/>
+      <w:r>
+        <w:rPr>
+          <w:rFonts w:cstheme="minorHAnsi"/>
+          <w:b/>
+          <w:bCs/>
+          <w:sz w:val="24"/>
+          <w:szCs w:val="24"/>
+          <w:lang w:val="en-US"/>
+        </w:rPr>
+        <w:t>:</w:t>
       </w:r>
     </w:p>
     <w:p>
@@ -16240,7 +18271,31 @@
           <w:szCs w:val="24"/>
           <w:lang w:val="en-US"/>
         </w:rPr>
-        <w:t>How to tell the pgm – if it</w:t>
+        <w:t xml:space="preserve">How to tell the </w:t>
+      </w:r>
+      <w:proofErr w:type="spellStart"/>
+      <w:r>
+        <w:rPr>
+          <w:rFonts w:cstheme="minorHAnsi"/>
+          <w:b/>
+          <w:bCs/>
+          <w:sz w:val="24"/>
+          <w:szCs w:val="24"/>
+          <w:lang w:val="en-US"/>
+        </w:rPr>
+        <w:t>pgm</w:t>
+      </w:r>
+      <w:proofErr w:type="spellEnd"/>
+      <w:r>
+        <w:rPr>
+          <w:rFonts w:cstheme="minorHAnsi"/>
+          <w:b/>
+          <w:bCs/>
+          <w:sz w:val="24"/>
+          <w:szCs w:val="24"/>
+          <w:lang w:val="en-US"/>
+        </w:rPr>
+        <w:t xml:space="preserve"> – if it</w:t>
       </w:r>
       <w:r>
         <w:rPr>
@@ -16300,7 +18355,31 @@
           <w:szCs w:val="24"/>
           <w:lang w:val="en-US"/>
         </w:rPr>
-        <w:t>How the system is executing/trigger the same pgm for second time?</w:t>
+        <w:t xml:space="preserve">How the system is executing/trigger the same </w:t>
+      </w:r>
+      <w:proofErr w:type="spellStart"/>
+      <w:r>
+        <w:rPr>
+          <w:rFonts w:cstheme="minorHAnsi"/>
+          <w:b/>
+          <w:bCs/>
+          <w:sz w:val="24"/>
+          <w:szCs w:val="24"/>
+          <w:lang w:val="en-US"/>
+        </w:rPr>
+        <w:t>pgm</w:t>
+      </w:r>
+      <w:proofErr w:type="spellEnd"/>
+      <w:r>
+        <w:rPr>
+          <w:rFonts w:cstheme="minorHAnsi"/>
+          <w:b/>
+          <w:bCs/>
+          <w:sz w:val="24"/>
+          <w:szCs w:val="24"/>
+          <w:lang w:val="en-US"/>
+        </w:rPr>
+        <w:t xml:space="preserve"> for second time?</w:t>
       </w:r>
       <w:r>
         <w:rPr>
@@ -16339,7 +18418,31 @@
           <w:szCs w:val="24"/>
           <w:lang w:val="en-US"/>
         </w:rPr>
-        <w:t>How does the pgm know which key user pressed?</w:t>
+        <w:t xml:space="preserve">How does the </w:t>
+      </w:r>
+      <w:proofErr w:type="spellStart"/>
+      <w:r>
+        <w:rPr>
+          <w:rFonts w:cstheme="minorHAnsi"/>
+          <w:b/>
+          <w:bCs/>
+          <w:sz w:val="24"/>
+          <w:szCs w:val="24"/>
+          <w:lang w:val="en-US"/>
+        </w:rPr>
+        <w:t>pgm</w:t>
+      </w:r>
+      <w:proofErr w:type="spellEnd"/>
+      <w:r>
+        <w:rPr>
+          <w:rFonts w:cstheme="minorHAnsi"/>
+          <w:b/>
+          <w:bCs/>
+          <w:sz w:val="24"/>
+          <w:szCs w:val="24"/>
+          <w:lang w:val="en-US"/>
+        </w:rPr>
+        <w:t xml:space="preserve"> know which key user pressed?</w:t>
       </w:r>
     </w:p>
     <w:p>
@@ -16383,7 +18486,31 @@
           <w:szCs w:val="24"/>
           <w:lang w:val="en-US"/>
         </w:rPr>
-        <w:t>How to tell the pgm – if it</w:t>
+        <w:t xml:space="preserve">How to tell the </w:t>
+      </w:r>
+      <w:proofErr w:type="spellStart"/>
+      <w:r>
+        <w:rPr>
+          <w:rFonts w:cstheme="minorHAnsi"/>
+          <w:b/>
+          <w:bCs/>
+          <w:sz w:val="24"/>
+          <w:szCs w:val="24"/>
+          <w:lang w:val="en-US"/>
+        </w:rPr>
+        <w:t>pgm</w:t>
+      </w:r>
+      <w:proofErr w:type="spellEnd"/>
+      <w:r>
+        <w:rPr>
+          <w:rFonts w:cstheme="minorHAnsi"/>
+          <w:b/>
+          <w:bCs/>
+          <w:sz w:val="24"/>
+          <w:szCs w:val="24"/>
+          <w:lang w:val="en-US"/>
+        </w:rPr>
+        <w:t xml:space="preserve"> – if it</w:t>
       </w:r>
       <w:r>
         <w:rPr>
@@ -16482,8 +18609,39 @@
           <w:szCs w:val="24"/>
           <w:lang w:val="en-US"/>
         </w:rPr>
-        <w:t xml:space="preserve"> is used to send/receive the data during transaction form main pgm/subpgm</w:t>
-      </w:r>
+        <w:t xml:space="preserve"> is used to send/receive the data during transaction form main </w:t>
+      </w:r>
+      <w:proofErr w:type="spellStart"/>
+      <w:r>
+        <w:rPr>
+          <w:rFonts w:cstheme="minorHAnsi"/>
+          <w:sz w:val="24"/>
+          <w:szCs w:val="24"/>
+          <w:lang w:val="en-US"/>
+        </w:rPr>
+        <w:t>pgm</w:t>
+      </w:r>
+      <w:proofErr w:type="spellEnd"/>
+      <w:r>
+        <w:rPr>
+          <w:rFonts w:cstheme="minorHAnsi"/>
+          <w:sz w:val="24"/>
+          <w:szCs w:val="24"/>
+          <w:lang w:val="en-US"/>
+        </w:rPr>
+        <w:t>/</w:t>
+      </w:r>
+      <w:proofErr w:type="spellStart"/>
+      <w:r>
+        <w:rPr>
+          <w:rFonts w:cstheme="minorHAnsi"/>
+          <w:sz w:val="24"/>
+          <w:szCs w:val="24"/>
+          <w:lang w:val="en-US"/>
+        </w:rPr>
+        <w:t>subpgm</w:t>
+      </w:r>
+      <w:proofErr w:type="spellEnd"/>
     </w:p>
     <w:p>
       <w:pPr>
@@ -16571,7 +18729,27 @@
           <w:szCs w:val="24"/>
           <w:lang w:val="en-US"/>
         </w:rPr>
-        <w:t>When we keep any data in the commarea -&gt; it can be used thru out the process</w:t>
+        <w:t xml:space="preserve">When we keep any data in the </w:t>
+      </w:r>
+      <w:proofErr w:type="spellStart"/>
+      <w:r>
+        <w:rPr>
+          <w:rFonts w:cstheme="minorHAnsi"/>
+          <w:sz w:val="24"/>
+          <w:szCs w:val="24"/>
+          <w:lang w:val="en-US"/>
+        </w:rPr>
+        <w:t>commarea</w:t>
+      </w:r>
+      <w:proofErr w:type="spellEnd"/>
+      <w:r>
+        <w:rPr>
+          <w:rFonts w:cstheme="minorHAnsi"/>
+          <w:sz w:val="24"/>
+          <w:szCs w:val="24"/>
+          <w:lang w:val="en-US"/>
+        </w:rPr>
+        <w:t xml:space="preserve"> -&gt; it can be used thru out the process</w:t>
       </w:r>
     </w:p>
     <w:p>
@@ -16599,7 +18777,27 @@
           <w:szCs w:val="24"/>
           <w:lang w:val="en-US"/>
         </w:rPr>
-        <w:t xml:space="preserve">Data is stored in commarea -&gt; </w:t>
+        <w:t xml:space="preserve">Data is stored in </w:t>
+      </w:r>
+      <w:proofErr w:type="spellStart"/>
+      <w:r>
+        <w:rPr>
+          <w:rFonts w:cstheme="minorHAnsi"/>
+          <w:sz w:val="24"/>
+          <w:szCs w:val="24"/>
+          <w:lang w:val="en-US"/>
+        </w:rPr>
+        <w:t>commarea</w:t>
+      </w:r>
+      <w:proofErr w:type="spellEnd"/>
+      <w:r>
+        <w:rPr>
+          <w:rFonts w:cstheme="minorHAnsi"/>
+          <w:sz w:val="24"/>
+          <w:szCs w:val="24"/>
+          <w:lang w:val="en-US"/>
+        </w:rPr>
+        <w:t xml:space="preserve"> -&gt; </w:t>
       </w:r>
       <w:r>
         <w:rPr>
@@ -16621,8 +18819,21 @@
           <w:szCs w:val="24"/>
           <w:lang w:val="en-US"/>
         </w:rPr>
-        <w:t xml:space="preserve"> commarea</w:t>
-      </w:r>
+        <w:t xml:space="preserve"> </w:t>
+      </w:r>
+      <w:proofErr w:type="spellStart"/>
+      <w:r>
+        <w:rPr>
+          <w:rFonts w:cstheme="minorHAnsi"/>
+          <w:b/>
+          <w:bCs/>
+          <w:sz w:val="24"/>
+          <w:szCs w:val="24"/>
+          <w:lang w:val="en-US"/>
+        </w:rPr>
+        <w:t>commarea</w:t>
+      </w:r>
+      <w:proofErr w:type="spellEnd"/>
       <w:r>
         <w:rPr>
           <w:rFonts w:cstheme="minorHAnsi"/>
@@ -16688,7 +18899,27 @@
           <w:szCs w:val="24"/>
           <w:lang w:val="en-US"/>
         </w:rPr>
-        <w:t>This is allocated when the COBOL+CICS pgm starts</w:t>
+        <w:t xml:space="preserve">This is allocated when the COBOL+CICS </w:t>
+      </w:r>
+      <w:proofErr w:type="spellStart"/>
+      <w:r>
+        <w:rPr>
+          <w:rFonts w:cstheme="minorHAnsi"/>
+          <w:sz w:val="24"/>
+          <w:szCs w:val="24"/>
+          <w:lang w:val="en-US"/>
+        </w:rPr>
+        <w:t>pgm</w:t>
+      </w:r>
+      <w:proofErr w:type="spellEnd"/>
+      <w:r>
+        <w:rPr>
+          <w:rFonts w:cstheme="minorHAnsi"/>
+          <w:sz w:val="24"/>
+          <w:szCs w:val="24"/>
+          <w:lang w:val="en-US"/>
+        </w:rPr>
+        <w:t xml:space="preserve"> starts</w:t>
       </w:r>
     </w:p>
     <w:p>
@@ -16716,16 +18947,29 @@
         </w:rPr>
         <w:t xml:space="preserve">The memory is deleted when </w:t>
       </w:r>
-      <w:r>
-        <w:rPr>
-          <w:rFonts w:cstheme="minorHAnsi"/>
-          <w:b/>
-          <w:bCs/>
-          <w:sz w:val="24"/>
-          <w:szCs w:val="24"/>
-          <w:lang w:val="en-US"/>
-        </w:rPr>
-        <w:t>pgm is released</w:t>
+      <w:proofErr w:type="spellStart"/>
+      <w:r>
+        <w:rPr>
+          <w:rFonts w:cstheme="minorHAnsi"/>
+          <w:b/>
+          <w:bCs/>
+          <w:sz w:val="24"/>
+          <w:szCs w:val="24"/>
+          <w:lang w:val="en-US"/>
+        </w:rPr>
+        <w:t>pgm</w:t>
+      </w:r>
+      <w:proofErr w:type="spellEnd"/>
+      <w:r>
+        <w:rPr>
+          <w:rFonts w:cstheme="minorHAnsi"/>
+          <w:b/>
+          <w:bCs/>
+          <w:sz w:val="24"/>
+          <w:szCs w:val="24"/>
+          <w:lang w:val="en-US"/>
+        </w:rPr>
+        <w:t xml:space="preserve"> is released</w:t>
       </w:r>
     </w:p>
     <w:p>
@@ -16758,7 +19002,27 @@
           <w:lang w:val="en-US"/>
         </w:rPr>
         <w:tab/>
-        <w:t>PIC X(01) VALUE ‘A’.</w:t>
+        <w:t xml:space="preserve">PIC </w:t>
+      </w:r>
+      <w:proofErr w:type="gramStart"/>
+      <w:r>
+        <w:rPr>
+          <w:rFonts w:cstheme="minorHAnsi"/>
+          <w:sz w:val="24"/>
+          <w:szCs w:val="24"/>
+          <w:lang w:val="en-US"/>
+        </w:rPr>
+        <w:t>X(</w:t>
+      </w:r>
+      <w:proofErr w:type="gramEnd"/>
+      <w:r>
+        <w:rPr>
+          <w:rFonts w:cstheme="minorHAnsi"/>
+          <w:sz w:val="24"/>
+          <w:szCs w:val="24"/>
+          <w:lang w:val="en-US"/>
+        </w:rPr>
+        <w:t>01) VALUE ‘A’.</w:t>
       </w:r>
     </w:p>
     <w:p>
@@ -17086,7 +19350,31 @@
           <w:lang w:val="en-US"/>
         </w:rPr>
         <w:lastRenderedPageBreak/>
-        <w:t>How the system is executing/trigger the same pgm for second time? - Need to place TRANS Id</w:t>
+        <w:t xml:space="preserve">How the system is executing/trigger the same </w:t>
+      </w:r>
+      <w:proofErr w:type="spellStart"/>
+      <w:r>
+        <w:rPr>
+          <w:rFonts w:cstheme="minorHAnsi"/>
+          <w:b/>
+          <w:bCs/>
+          <w:sz w:val="24"/>
+          <w:szCs w:val="24"/>
+          <w:lang w:val="en-US"/>
+        </w:rPr>
+        <w:t>pgm</w:t>
+      </w:r>
+      <w:proofErr w:type="spellEnd"/>
+      <w:r>
+        <w:rPr>
+          <w:rFonts w:cstheme="minorHAnsi"/>
+          <w:b/>
+          <w:bCs/>
+          <w:sz w:val="24"/>
+          <w:szCs w:val="24"/>
+          <w:lang w:val="en-US"/>
+        </w:rPr>
+        <w:t xml:space="preserve"> for second time? - Need to place TRANS Id</w:t>
       </w:r>
     </w:p>
     <w:p>
@@ -17225,8 +19513,19 @@
           <w:szCs w:val="24"/>
           <w:lang w:val="en-US"/>
         </w:rPr>
-        <w:t>It’ll will keep some data in commarea</w:t>
-      </w:r>
+        <w:t xml:space="preserve">It’ll will keep some data in </w:t>
+      </w:r>
+      <w:proofErr w:type="spellStart"/>
+      <w:r>
+        <w:rPr>
+          <w:rFonts w:cstheme="minorHAnsi"/>
+          <w:sz w:val="24"/>
+          <w:szCs w:val="24"/>
+          <w:lang w:val="en-US"/>
+        </w:rPr>
+        <w:t>commarea</w:t>
+      </w:r>
+      <w:proofErr w:type="spellEnd"/>
     </w:p>
     <w:p>
       <w:pPr>
@@ -17251,7 +19550,47 @@
           <w:szCs w:val="24"/>
           <w:lang w:val="en-US"/>
         </w:rPr>
-        <w:t>User provided input -&gt; pressed any AID key -&gt; tran-id will trigger again -&gt; same pgm starts</w:t>
+        <w:t xml:space="preserve">User provided input -&gt; pressed any AID key -&gt; </w:t>
+      </w:r>
+      <w:proofErr w:type="spellStart"/>
+      <w:r>
+        <w:rPr>
+          <w:rFonts w:cstheme="minorHAnsi"/>
+          <w:sz w:val="24"/>
+          <w:szCs w:val="24"/>
+          <w:lang w:val="en-US"/>
+        </w:rPr>
+        <w:t>tran</w:t>
+      </w:r>
+      <w:proofErr w:type="spellEnd"/>
+      <w:r>
+        <w:rPr>
+          <w:rFonts w:cstheme="minorHAnsi"/>
+          <w:sz w:val="24"/>
+          <w:szCs w:val="24"/>
+          <w:lang w:val="en-US"/>
+        </w:rPr>
+        <w:t xml:space="preserve">-id will trigger again -&gt; same </w:t>
+      </w:r>
+      <w:proofErr w:type="spellStart"/>
+      <w:r>
+        <w:rPr>
+          <w:rFonts w:cstheme="minorHAnsi"/>
+          <w:sz w:val="24"/>
+          <w:szCs w:val="24"/>
+          <w:lang w:val="en-US"/>
+        </w:rPr>
+        <w:t>pgm</w:t>
+      </w:r>
+      <w:proofErr w:type="spellEnd"/>
+      <w:r>
+        <w:rPr>
+          <w:rFonts w:cstheme="minorHAnsi"/>
+          <w:sz w:val="24"/>
+          <w:szCs w:val="24"/>
+          <w:lang w:val="en-US"/>
+        </w:rPr>
+        <w:t xml:space="preserve"> starts</w:t>
       </w:r>
     </w:p>
     <w:p>
@@ -17277,7 +19616,47 @@
           <w:szCs w:val="24"/>
           <w:lang w:val="en-US"/>
         </w:rPr>
-        <w:t>As we kept some data in commarea -&gt; pgm will start from else block</w:t>
+        <w:t xml:space="preserve">As we kept some data in </w:t>
+      </w:r>
+      <w:proofErr w:type="spellStart"/>
+      <w:r>
+        <w:rPr>
+          <w:rFonts w:cstheme="minorHAnsi"/>
+          <w:sz w:val="24"/>
+          <w:szCs w:val="24"/>
+          <w:lang w:val="en-US"/>
+        </w:rPr>
+        <w:t>commarea</w:t>
+      </w:r>
+      <w:proofErr w:type="spellEnd"/>
+      <w:r>
+        <w:rPr>
+          <w:rFonts w:cstheme="minorHAnsi"/>
+          <w:sz w:val="24"/>
+          <w:szCs w:val="24"/>
+          <w:lang w:val="en-US"/>
+        </w:rPr>
+        <w:t xml:space="preserve"> -&gt; </w:t>
+      </w:r>
+      <w:proofErr w:type="spellStart"/>
+      <w:r>
+        <w:rPr>
+          <w:rFonts w:cstheme="minorHAnsi"/>
+          <w:sz w:val="24"/>
+          <w:szCs w:val="24"/>
+          <w:lang w:val="en-US"/>
+        </w:rPr>
+        <w:t>pgm</w:t>
+      </w:r>
+      <w:proofErr w:type="spellEnd"/>
+      <w:r>
+        <w:rPr>
+          <w:rFonts w:cstheme="minorHAnsi"/>
+          <w:sz w:val="24"/>
+          <w:szCs w:val="24"/>
+          <w:lang w:val="en-US"/>
+        </w:rPr>
+        <w:t xml:space="preserve"> will start from else block</w:t>
       </w:r>
     </w:p>
     <w:p>
@@ -17303,7 +19682,27 @@
           <w:szCs w:val="24"/>
           <w:lang w:val="en-US"/>
         </w:rPr>
-        <w:t>To trigger a pgm from online screen</w:t>
+        <w:t xml:space="preserve">To trigger a </w:t>
+      </w:r>
+      <w:proofErr w:type="spellStart"/>
+      <w:r>
+        <w:rPr>
+          <w:rFonts w:cstheme="minorHAnsi"/>
+          <w:sz w:val="24"/>
+          <w:szCs w:val="24"/>
+          <w:lang w:val="en-US"/>
+        </w:rPr>
+        <w:t>pgm</w:t>
+      </w:r>
+      <w:proofErr w:type="spellEnd"/>
+      <w:r>
+        <w:rPr>
+          <w:rFonts w:cstheme="minorHAnsi"/>
+          <w:sz w:val="24"/>
+          <w:szCs w:val="24"/>
+          <w:lang w:val="en-US"/>
+        </w:rPr>
+        <w:t xml:space="preserve"> from online screen</w:t>
       </w:r>
     </w:p>
     <w:p>
@@ -17355,8 +19754,39 @@
           <w:szCs w:val="24"/>
           <w:lang w:val="en-US"/>
         </w:rPr>
-        <w:t>We place the TRAN-ID on the screen via pgm and return the pgm</w:t>
-      </w:r>
+        <w:t xml:space="preserve">We place the TRAN-ID on the screen via </w:t>
+      </w:r>
+      <w:proofErr w:type="spellStart"/>
+      <w:r>
+        <w:rPr>
+          <w:rFonts w:cstheme="minorHAnsi"/>
+          <w:sz w:val="24"/>
+          <w:szCs w:val="24"/>
+          <w:lang w:val="en-US"/>
+        </w:rPr>
+        <w:t>pgm</w:t>
+      </w:r>
+      <w:proofErr w:type="spellEnd"/>
+      <w:r>
+        <w:rPr>
+          <w:rFonts w:cstheme="minorHAnsi"/>
+          <w:sz w:val="24"/>
+          <w:szCs w:val="24"/>
+          <w:lang w:val="en-US"/>
+        </w:rPr>
+        <w:t xml:space="preserve"> and return the </w:t>
+      </w:r>
+      <w:proofErr w:type="spellStart"/>
+      <w:r>
+        <w:rPr>
+          <w:rFonts w:cstheme="minorHAnsi"/>
+          <w:sz w:val="24"/>
+          <w:szCs w:val="24"/>
+          <w:lang w:val="en-US"/>
+        </w:rPr>
+        <w:t>pgm</w:t>
+      </w:r>
+      <w:proofErr w:type="spellEnd"/>
     </w:p>
     <w:p>
       <w:pPr>
@@ -17399,7 +19829,31 @@
           <w:szCs w:val="24"/>
           <w:lang w:val="en-US"/>
         </w:rPr>
-        <w:t>How does the pgm know which key user pressed?</w:t>
+        <w:t xml:space="preserve">How does the </w:t>
+      </w:r>
+      <w:proofErr w:type="spellStart"/>
+      <w:r>
+        <w:rPr>
+          <w:rFonts w:cstheme="minorHAnsi"/>
+          <w:b/>
+          <w:bCs/>
+          <w:sz w:val="24"/>
+          <w:szCs w:val="24"/>
+          <w:lang w:val="en-US"/>
+        </w:rPr>
+        <w:t>pgm</w:t>
+      </w:r>
+      <w:proofErr w:type="spellEnd"/>
+      <w:r>
+        <w:rPr>
+          <w:rFonts w:cstheme="minorHAnsi"/>
+          <w:b/>
+          <w:bCs/>
+          <w:sz w:val="24"/>
+          <w:szCs w:val="24"/>
+          <w:lang w:val="en-US"/>
+        </w:rPr>
+        <w:t xml:space="preserve"> know which key user pressed?</w:t>
       </w:r>
     </w:p>
     <w:p>
@@ -18389,8 +20843,19 @@
           <w:szCs w:val="24"/>
           <w:lang w:val="en-US"/>
         </w:rPr>
-        <w:t>For COBOL-CICS pgm</w:t>
-      </w:r>
+        <w:t xml:space="preserve">For COBOL-CICS </w:t>
+      </w:r>
+      <w:proofErr w:type="spellStart"/>
+      <w:r>
+        <w:rPr>
+          <w:rFonts w:cstheme="minorHAnsi"/>
+          <w:sz w:val="24"/>
+          <w:szCs w:val="24"/>
+          <w:lang w:val="en-US"/>
+        </w:rPr>
+        <w:t>pgm</w:t>
+      </w:r>
+      <w:proofErr w:type="spellEnd"/>
     </w:p>
     <w:p>
       <w:pPr>
@@ -18483,7 +20948,27 @@
           <w:lang w:val="en-US"/>
         </w:rPr>
         <w:tab/>
-        <w:t>[only generate the code written by me in spool, when we compile the BMS mapset]</w:t>
+        <w:t xml:space="preserve">[only generate the code written by me in spool, when we compile the BMS </w:t>
+      </w:r>
+      <w:proofErr w:type="spellStart"/>
+      <w:r>
+        <w:rPr>
+          <w:rFonts w:cstheme="minorHAnsi"/>
+          <w:sz w:val="24"/>
+          <w:szCs w:val="24"/>
+          <w:lang w:val="en-US"/>
+        </w:rPr>
+        <w:t>mapset</w:t>
+      </w:r>
+      <w:proofErr w:type="spellEnd"/>
+      <w:r>
+        <w:rPr>
+          <w:rFonts w:cstheme="minorHAnsi"/>
+          <w:sz w:val="24"/>
+          <w:szCs w:val="24"/>
+          <w:lang w:val="en-US"/>
+        </w:rPr>
+        <w:t>]</w:t>
       </w:r>
     </w:p>
     <w:p>
@@ -18525,7 +21010,67 @@
           <w:lang w:val="en-US"/>
         </w:rPr>
         <w:tab/>
-        <w:t>TYPE=&amp;SYSPARM,MODE=INOUT,LANG=COBOL,TERM=ALL,</w:t>
+        <w:t>TYPE=&amp;</w:t>
+      </w:r>
+      <w:proofErr w:type="gramStart"/>
+      <w:r>
+        <w:rPr>
+          <w:rFonts w:cstheme="minorHAnsi"/>
+          <w:sz w:val="24"/>
+          <w:szCs w:val="24"/>
+          <w:lang w:val="en-US"/>
+        </w:rPr>
+        <w:t>SYSPARM,MODE</w:t>
+      </w:r>
+      <w:proofErr w:type="gramEnd"/>
+      <w:r>
+        <w:rPr>
+          <w:rFonts w:cstheme="minorHAnsi"/>
+          <w:sz w:val="24"/>
+          <w:szCs w:val="24"/>
+          <w:lang w:val="en-US"/>
+        </w:rPr>
+        <w:t>=</w:t>
+      </w:r>
+      <w:proofErr w:type="gramStart"/>
+      <w:r>
+        <w:rPr>
+          <w:rFonts w:cstheme="minorHAnsi"/>
+          <w:sz w:val="24"/>
+          <w:szCs w:val="24"/>
+          <w:lang w:val="en-US"/>
+        </w:rPr>
+        <w:t>INOUT,LANG</w:t>
+      </w:r>
+      <w:proofErr w:type="gramEnd"/>
+      <w:r>
+        <w:rPr>
+          <w:rFonts w:cstheme="minorHAnsi"/>
+          <w:sz w:val="24"/>
+          <w:szCs w:val="24"/>
+          <w:lang w:val="en-US"/>
+        </w:rPr>
+        <w:t>=</w:t>
+      </w:r>
+      <w:proofErr w:type="gramStart"/>
+      <w:r>
+        <w:rPr>
+          <w:rFonts w:cstheme="minorHAnsi"/>
+          <w:sz w:val="24"/>
+          <w:szCs w:val="24"/>
+          <w:lang w:val="en-US"/>
+        </w:rPr>
+        <w:t>COBOL,TERM</w:t>
+      </w:r>
+      <w:proofErr w:type="gramEnd"/>
+      <w:r>
+        <w:rPr>
+          <w:rFonts w:cstheme="minorHAnsi"/>
+          <w:sz w:val="24"/>
+          <w:szCs w:val="24"/>
+          <w:lang w:val="en-US"/>
+        </w:rPr>
+        <w:t>=ALL,</w:t>
       </w:r>
       <w:r>
         <w:rPr>
@@ -18594,7 +21139,47 @@
           <w:lang w:val="en-US"/>
         </w:rPr>
         <w:tab/>
-        <w:t>STORAGE=AUTO,MAPATTS=COLOR,TIOAPFX=YES,</w:t>
+        <w:t>STORAGE=</w:t>
+      </w:r>
+      <w:proofErr w:type="gramStart"/>
+      <w:r>
+        <w:rPr>
+          <w:rFonts w:cstheme="minorHAnsi"/>
+          <w:sz w:val="24"/>
+          <w:szCs w:val="24"/>
+          <w:lang w:val="en-US"/>
+        </w:rPr>
+        <w:t>AUTO,MAPATTS</w:t>
+      </w:r>
+      <w:proofErr w:type="gramEnd"/>
+      <w:r>
+        <w:rPr>
+          <w:rFonts w:cstheme="minorHAnsi"/>
+          <w:sz w:val="24"/>
+          <w:szCs w:val="24"/>
+          <w:lang w:val="en-US"/>
+        </w:rPr>
+        <w:t>=</w:t>
+      </w:r>
+      <w:proofErr w:type="gramStart"/>
+      <w:r>
+        <w:rPr>
+          <w:rFonts w:cstheme="minorHAnsi"/>
+          <w:sz w:val="24"/>
+          <w:szCs w:val="24"/>
+          <w:lang w:val="en-US"/>
+        </w:rPr>
+        <w:t>COLOR,TIOAPFX</w:t>
+      </w:r>
+      <w:proofErr w:type="gramEnd"/>
+      <w:r>
+        <w:rPr>
+          <w:rFonts w:cstheme="minorHAnsi"/>
+          <w:sz w:val="24"/>
+          <w:szCs w:val="24"/>
+          <w:lang w:val="en-US"/>
+        </w:rPr>
+        <w:t>=YES,</w:t>
       </w:r>
       <w:r>
         <w:rPr>
@@ -18672,7 +21257,27 @@
           <w:lang w:val="en-US"/>
         </w:rPr>
         <w:tab/>
-        <w:t>CTRL=(FREEKB,FRSET)</w:t>
+        <w:t>CTRL=(</w:t>
+      </w:r>
+      <w:proofErr w:type="gramStart"/>
+      <w:r>
+        <w:rPr>
+          <w:rFonts w:cstheme="minorHAnsi"/>
+          <w:sz w:val="24"/>
+          <w:szCs w:val="24"/>
+          <w:lang w:val="en-US"/>
+        </w:rPr>
+        <w:t>FREEKB,FRSET</w:t>
+      </w:r>
+      <w:proofErr w:type="gramEnd"/>
+      <w:r>
+        <w:rPr>
+          <w:rFonts w:cstheme="minorHAnsi"/>
+          <w:sz w:val="24"/>
+          <w:szCs w:val="24"/>
+          <w:lang w:val="en-US"/>
+        </w:rPr>
+        <w:t>)</w:t>
       </w:r>
     </w:p>
     <w:p>
@@ -18727,7 +21332,67 @@
           <w:lang w:val="en-US"/>
         </w:rPr>
         <w:tab/>
-        <w:t>SIZE=(24,80),LINE=1,COLUMN=1</w:t>
+        <w:t>SIZE</w:t>
+      </w:r>
+      <w:proofErr w:type="gramStart"/>
+      <w:r>
+        <w:rPr>
+          <w:rFonts w:cstheme="minorHAnsi"/>
+          <w:sz w:val="24"/>
+          <w:szCs w:val="24"/>
+          <w:lang w:val="en-US"/>
+        </w:rPr>
+        <w:t>=(</w:t>
+      </w:r>
+      <w:proofErr w:type="gramEnd"/>
+      <w:r>
+        <w:rPr>
+          <w:rFonts w:cstheme="minorHAnsi"/>
+          <w:sz w:val="24"/>
+          <w:szCs w:val="24"/>
+          <w:lang w:val="en-US"/>
+        </w:rPr>
+        <w:t>24,80</w:t>
+      </w:r>
+      <w:proofErr w:type="gramStart"/>
+      <w:r>
+        <w:rPr>
+          <w:rFonts w:cstheme="minorHAnsi"/>
+          <w:sz w:val="24"/>
+          <w:szCs w:val="24"/>
+          <w:lang w:val="en-US"/>
+        </w:rPr>
+        <w:t>),LINE</w:t>
+      </w:r>
+      <w:proofErr w:type="gramEnd"/>
+      <w:r>
+        <w:rPr>
+          <w:rFonts w:cstheme="minorHAnsi"/>
+          <w:sz w:val="24"/>
+          <w:szCs w:val="24"/>
+          <w:lang w:val="en-US"/>
+        </w:rPr>
+        <w:t>=</w:t>
+      </w:r>
+      <w:proofErr w:type="gramStart"/>
+      <w:r>
+        <w:rPr>
+          <w:rFonts w:cstheme="minorHAnsi"/>
+          <w:sz w:val="24"/>
+          <w:szCs w:val="24"/>
+          <w:lang w:val="en-US"/>
+        </w:rPr>
+        <w:t>1,COLUMN</w:t>
+      </w:r>
+      <w:proofErr w:type="gramEnd"/>
+      <w:r>
+        <w:rPr>
+          <w:rFonts w:cstheme="minorHAnsi"/>
+          <w:sz w:val="24"/>
+          <w:szCs w:val="24"/>
+          <w:lang w:val="en-US"/>
+        </w:rPr>
+        <w:t>=1</w:t>
       </w:r>
     </w:p>
     <w:p>
@@ -18769,7 +21434,67 @@
           <w:lang w:val="en-US"/>
         </w:rPr>
         <w:tab/>
-        <w:t>POS=(3,25),INITIAL=’MULTIPLICATION OF 2 NUM’,LENGTH=24,</w:t>
+        <w:t>POS</w:t>
+      </w:r>
+      <w:proofErr w:type="gramStart"/>
+      <w:r>
+        <w:rPr>
+          <w:rFonts w:cstheme="minorHAnsi"/>
+          <w:sz w:val="24"/>
+          <w:szCs w:val="24"/>
+          <w:lang w:val="en-US"/>
+        </w:rPr>
+        <w:t>=(</w:t>
+      </w:r>
+      <w:proofErr w:type="gramEnd"/>
+      <w:r>
+        <w:rPr>
+          <w:rFonts w:cstheme="minorHAnsi"/>
+          <w:sz w:val="24"/>
+          <w:szCs w:val="24"/>
+          <w:lang w:val="en-US"/>
+        </w:rPr>
+        <w:t>3,25</w:t>
+      </w:r>
+      <w:proofErr w:type="gramStart"/>
+      <w:r>
+        <w:rPr>
+          <w:rFonts w:cstheme="minorHAnsi"/>
+          <w:sz w:val="24"/>
+          <w:szCs w:val="24"/>
+          <w:lang w:val="en-US"/>
+        </w:rPr>
+        <w:t>),INITIAL</w:t>
+      </w:r>
+      <w:proofErr w:type="gramEnd"/>
+      <w:r>
+        <w:rPr>
+          <w:rFonts w:cstheme="minorHAnsi"/>
+          <w:sz w:val="24"/>
+          <w:szCs w:val="24"/>
+          <w:lang w:val="en-US"/>
+        </w:rPr>
+        <w:t>=’MULTIPLICATION OF 2 NUM</w:t>
+      </w:r>
+      <w:proofErr w:type="gramStart"/>
+      <w:r>
+        <w:rPr>
+          <w:rFonts w:cstheme="minorHAnsi"/>
+          <w:sz w:val="24"/>
+          <w:szCs w:val="24"/>
+          <w:lang w:val="en-US"/>
+        </w:rPr>
+        <w:t>’,LENGTH</w:t>
+      </w:r>
+      <w:proofErr w:type="gramEnd"/>
+      <w:r>
+        <w:rPr>
+          <w:rFonts w:cstheme="minorHAnsi"/>
+          <w:sz w:val="24"/>
+          <w:szCs w:val="24"/>
+          <w:lang w:val="en-US"/>
+        </w:rPr>
+        <w:t>=24,</w:t>
       </w:r>
       <w:r>
         <w:rPr>
@@ -18829,7 +21554,27 @@
           <w:lang w:val="en-US"/>
         </w:rPr>
         <w:tab/>
-        <w:t>ATTRB=(ASKIP,BRT)</w:t>
+        <w:t>ATTRB=(</w:t>
+      </w:r>
+      <w:proofErr w:type="gramStart"/>
+      <w:r>
+        <w:rPr>
+          <w:rFonts w:cstheme="minorHAnsi"/>
+          <w:sz w:val="24"/>
+          <w:szCs w:val="24"/>
+          <w:lang w:val="en-US"/>
+        </w:rPr>
+        <w:t>ASKIP,BRT</w:t>
+      </w:r>
+      <w:proofErr w:type="gramEnd"/>
+      <w:r>
+        <w:rPr>
+          <w:rFonts w:cstheme="minorHAnsi"/>
+          <w:sz w:val="24"/>
+          <w:szCs w:val="24"/>
+          <w:lang w:val="en-US"/>
+        </w:rPr>
+        <w:t>)</w:t>
       </w:r>
     </w:p>
     <w:p>
@@ -18893,7 +21638,67 @@
           <w:lang w:val="en-US"/>
         </w:rPr>
         <w:tab/>
-        <w:t>POS=(11,30),INITIAL=’NO1: ‘,LENGTH=5,</w:t>
+        <w:t>POS</w:t>
+      </w:r>
+      <w:proofErr w:type="gramStart"/>
+      <w:r>
+        <w:rPr>
+          <w:rFonts w:cstheme="minorHAnsi"/>
+          <w:sz w:val="24"/>
+          <w:szCs w:val="24"/>
+          <w:lang w:val="en-US"/>
+        </w:rPr>
+        <w:t>=(</w:t>
+      </w:r>
+      <w:proofErr w:type="gramEnd"/>
+      <w:r>
+        <w:rPr>
+          <w:rFonts w:cstheme="minorHAnsi"/>
+          <w:sz w:val="24"/>
+          <w:szCs w:val="24"/>
+          <w:lang w:val="en-US"/>
+        </w:rPr>
+        <w:t>11,30</w:t>
+      </w:r>
+      <w:proofErr w:type="gramStart"/>
+      <w:r>
+        <w:rPr>
+          <w:rFonts w:cstheme="minorHAnsi"/>
+          <w:sz w:val="24"/>
+          <w:szCs w:val="24"/>
+          <w:lang w:val="en-US"/>
+        </w:rPr>
+        <w:t>),INITIAL</w:t>
+      </w:r>
+      <w:proofErr w:type="gramEnd"/>
+      <w:r>
+        <w:rPr>
+          <w:rFonts w:cstheme="minorHAnsi"/>
+          <w:sz w:val="24"/>
+          <w:szCs w:val="24"/>
+          <w:lang w:val="en-US"/>
+        </w:rPr>
+        <w:t xml:space="preserve">=’NO1: </w:t>
+      </w:r>
+      <w:proofErr w:type="gramStart"/>
+      <w:r>
+        <w:rPr>
+          <w:rFonts w:cstheme="minorHAnsi"/>
+          <w:sz w:val="24"/>
+          <w:szCs w:val="24"/>
+          <w:lang w:val="en-US"/>
+        </w:rPr>
+        <w:t>‘,LENGTH</w:t>
+      </w:r>
+      <w:proofErr w:type="gramEnd"/>
+      <w:r>
+        <w:rPr>
+          <w:rFonts w:cstheme="minorHAnsi"/>
+          <w:sz w:val="24"/>
+          <w:szCs w:val="24"/>
+          <w:lang w:val="en-US"/>
+        </w:rPr>
+        <w:t>=5,</w:t>
       </w:r>
       <w:r>
         <w:rPr>
@@ -18980,7 +21785,27 @@
           <w:lang w:val="en-US"/>
         </w:rPr>
         <w:tab/>
-        <w:t>ATTRB=(ASKIP,NORM)</w:t>
+        <w:t>ATTRB=(</w:t>
+      </w:r>
+      <w:proofErr w:type="gramStart"/>
+      <w:r>
+        <w:rPr>
+          <w:rFonts w:cstheme="minorHAnsi"/>
+          <w:sz w:val="24"/>
+          <w:szCs w:val="24"/>
+          <w:lang w:val="en-US"/>
+        </w:rPr>
+        <w:t>ASKIP,NORM</w:t>
+      </w:r>
+      <w:proofErr w:type="gramEnd"/>
+      <w:r>
+        <w:rPr>
+          <w:rFonts w:cstheme="minorHAnsi"/>
+          <w:sz w:val="24"/>
+          <w:szCs w:val="24"/>
+          <w:lang w:val="en-US"/>
+        </w:rPr>
+        <w:t>)</w:t>
       </w:r>
     </w:p>
     <w:p>
@@ -19031,7 +21856,67 @@
           <w:lang w:val="en-US"/>
         </w:rPr>
         <w:tab/>
-        <w:t>POS=(11,36),INITIAL=’____’,LENGTH=4,</w:t>
+        <w:t>POS</w:t>
+      </w:r>
+      <w:proofErr w:type="gramStart"/>
+      <w:r>
+        <w:rPr>
+          <w:rFonts w:cstheme="minorHAnsi"/>
+          <w:sz w:val="24"/>
+          <w:szCs w:val="24"/>
+          <w:lang w:val="en-US"/>
+        </w:rPr>
+        <w:t>=(</w:t>
+      </w:r>
+      <w:proofErr w:type="gramEnd"/>
+      <w:r>
+        <w:rPr>
+          <w:rFonts w:cstheme="minorHAnsi"/>
+          <w:sz w:val="24"/>
+          <w:szCs w:val="24"/>
+          <w:lang w:val="en-US"/>
+        </w:rPr>
+        <w:t>11,36</w:t>
+      </w:r>
+      <w:proofErr w:type="gramStart"/>
+      <w:r>
+        <w:rPr>
+          <w:rFonts w:cstheme="minorHAnsi"/>
+          <w:sz w:val="24"/>
+          <w:szCs w:val="24"/>
+          <w:lang w:val="en-US"/>
+        </w:rPr>
+        <w:t>),INITIAL</w:t>
+      </w:r>
+      <w:proofErr w:type="gramEnd"/>
+      <w:r>
+        <w:rPr>
+          <w:rFonts w:cstheme="minorHAnsi"/>
+          <w:sz w:val="24"/>
+          <w:szCs w:val="24"/>
+          <w:lang w:val="en-US"/>
+        </w:rPr>
+        <w:t>=’____</w:t>
+      </w:r>
+      <w:proofErr w:type="gramStart"/>
+      <w:r>
+        <w:rPr>
+          <w:rFonts w:cstheme="minorHAnsi"/>
+          <w:sz w:val="24"/>
+          <w:szCs w:val="24"/>
+          <w:lang w:val="en-US"/>
+        </w:rPr>
+        <w:t>’,LENGTH</w:t>
+      </w:r>
+      <w:proofErr w:type="gramEnd"/>
+      <w:r>
+        <w:rPr>
+          <w:rFonts w:cstheme="minorHAnsi"/>
+          <w:sz w:val="24"/>
+          <w:szCs w:val="24"/>
+          <w:lang w:val="en-US"/>
+        </w:rPr>
+        <w:t>=4,</w:t>
       </w:r>
       <w:r>
         <w:rPr>
@@ -19118,8 +22003,19 @@
           <w:lang w:val="en-US"/>
         </w:rPr>
         <w:tab/>
-        <w:t>ATTRB=(UNPROT,NORM,IC,NUM)</w:t>
-      </w:r>
+        <w:t>ATTRB=(</w:t>
+      </w:r>
+      <w:proofErr w:type="gramStart"/>
+      <w:r>
+        <w:rPr>
+          <w:rFonts w:cstheme="minorHAnsi"/>
+          <w:sz w:val="24"/>
+          <w:szCs w:val="24"/>
+          <w:lang w:val="en-US"/>
+        </w:rPr>
+        <w:t>UNPROT,NORM</w:t>
+      </w:r>
+      <w:proofErr w:type="gramEnd"/>
       <w:r>
         <w:rPr>
           <w:rFonts w:cstheme="minorHAnsi"/>
@@ -19129,6 +22025,35 @@
         </w:rPr>
         <w:t>,</w:t>
       </w:r>
+      <w:proofErr w:type="gramStart"/>
+      <w:r>
+        <w:rPr>
+          <w:rFonts w:cstheme="minorHAnsi"/>
+          <w:sz w:val="24"/>
+          <w:szCs w:val="24"/>
+          <w:lang w:val="en-US"/>
+        </w:rPr>
+        <w:t>IC,NUM</w:t>
+      </w:r>
+      <w:proofErr w:type="gramEnd"/>
+      <w:r>
+        <w:rPr>
+          <w:rFonts w:cstheme="minorHAnsi"/>
+          <w:sz w:val="24"/>
+          <w:szCs w:val="24"/>
+          <w:lang w:val="en-US"/>
+        </w:rPr>
+        <w:t>)</w:t>
+      </w:r>
+      <w:r>
+        <w:rPr>
+          <w:rFonts w:cstheme="minorHAnsi"/>
+          <w:sz w:val="24"/>
+          <w:szCs w:val="24"/>
+          <w:lang w:val="en-US"/>
+        </w:rPr>
+        <w:t>,</w:t>
+      </w:r>
       <w:r>
         <w:rPr>
           <w:rFonts w:cstheme="minorHAnsi"/>
@@ -19196,7 +22121,47 @@
           <w:szCs w:val="24"/>
           <w:lang w:val="en-US"/>
         </w:rPr>
-        <w:t>PICIN=‘9(04)’,PICOUT=‘9(04)’</w:t>
+        <w:t>PICIN</w:t>
+      </w:r>
+      <w:proofErr w:type="gramStart"/>
+      <w:r>
+        <w:rPr>
+          <w:rFonts w:cstheme="minorHAnsi"/>
+          <w:sz w:val="24"/>
+          <w:szCs w:val="24"/>
+          <w:lang w:val="en-US"/>
+        </w:rPr>
+        <w:t>=‘</w:t>
+      </w:r>
+      <w:proofErr w:type="gramEnd"/>
+      <w:r>
+        <w:rPr>
+          <w:rFonts w:cstheme="minorHAnsi"/>
+          <w:sz w:val="24"/>
+          <w:szCs w:val="24"/>
+          <w:lang w:val="en-US"/>
+        </w:rPr>
+        <w:t>9(04)</w:t>
+      </w:r>
+      <w:proofErr w:type="gramStart"/>
+      <w:r>
+        <w:rPr>
+          <w:rFonts w:cstheme="minorHAnsi"/>
+          <w:sz w:val="24"/>
+          <w:szCs w:val="24"/>
+          <w:lang w:val="en-US"/>
+        </w:rPr>
+        <w:t>’,PICOUT=‘</w:t>
+      </w:r>
+      <w:proofErr w:type="gramEnd"/>
+      <w:r>
+        <w:rPr>
+          <w:rFonts w:cstheme="minorHAnsi"/>
+          <w:sz w:val="24"/>
+          <w:szCs w:val="24"/>
+          <w:lang w:val="en-US"/>
+        </w:rPr>
+        <w:t>9(04)’</w:t>
       </w:r>
     </w:p>
     <w:p>
@@ -19238,7 +22203,87 @@
           <w:lang w:val="en-US"/>
         </w:rPr>
         <w:tab/>
-        <w:t>POS=(11,41),INITIAL=’ ‘,LENGTH=1,ATTRB=(ASKIP)</w:t>
+        <w:t>POS</w:t>
+      </w:r>
+      <w:proofErr w:type="gramStart"/>
+      <w:r>
+        <w:rPr>
+          <w:rFonts w:cstheme="minorHAnsi"/>
+          <w:sz w:val="24"/>
+          <w:szCs w:val="24"/>
+          <w:lang w:val="en-US"/>
+        </w:rPr>
+        <w:t>=(</w:t>
+      </w:r>
+      <w:proofErr w:type="gramEnd"/>
+      <w:r>
+        <w:rPr>
+          <w:rFonts w:cstheme="minorHAnsi"/>
+          <w:sz w:val="24"/>
+          <w:szCs w:val="24"/>
+          <w:lang w:val="en-US"/>
+        </w:rPr>
+        <w:t>11,41</w:t>
+      </w:r>
+      <w:proofErr w:type="gramStart"/>
+      <w:r>
+        <w:rPr>
+          <w:rFonts w:cstheme="minorHAnsi"/>
+          <w:sz w:val="24"/>
+          <w:szCs w:val="24"/>
+          <w:lang w:val="en-US"/>
+        </w:rPr>
+        <w:t>),INITIAL</w:t>
+      </w:r>
+      <w:proofErr w:type="gramEnd"/>
+      <w:r>
+        <w:rPr>
+          <w:rFonts w:cstheme="minorHAnsi"/>
+          <w:sz w:val="24"/>
+          <w:szCs w:val="24"/>
+          <w:lang w:val="en-US"/>
+        </w:rPr>
+        <w:t xml:space="preserve">=’ </w:t>
+      </w:r>
+      <w:proofErr w:type="gramStart"/>
+      <w:r>
+        <w:rPr>
+          <w:rFonts w:cstheme="minorHAnsi"/>
+          <w:sz w:val="24"/>
+          <w:szCs w:val="24"/>
+          <w:lang w:val="en-US"/>
+        </w:rPr>
+        <w:t>‘,LENGTH</w:t>
+      </w:r>
+      <w:proofErr w:type="gramEnd"/>
+      <w:r>
+        <w:rPr>
+          <w:rFonts w:cstheme="minorHAnsi"/>
+          <w:sz w:val="24"/>
+          <w:szCs w:val="24"/>
+          <w:lang w:val="en-US"/>
+        </w:rPr>
+        <w:t>=</w:t>
+      </w:r>
+      <w:proofErr w:type="gramStart"/>
+      <w:r>
+        <w:rPr>
+          <w:rFonts w:cstheme="minorHAnsi"/>
+          <w:sz w:val="24"/>
+          <w:szCs w:val="24"/>
+          <w:lang w:val="en-US"/>
+        </w:rPr>
+        <w:t>1,ATTRB</w:t>
+      </w:r>
+      <w:proofErr w:type="gramEnd"/>
+      <w:r>
+        <w:rPr>
+          <w:rFonts w:cstheme="minorHAnsi"/>
+          <w:sz w:val="24"/>
+          <w:szCs w:val="24"/>
+          <w:lang w:val="en-US"/>
+        </w:rPr>
+        <w:t>=(ASKIP)</w:t>
       </w:r>
     </w:p>
     <w:p>
@@ -19361,7 +22406,67 @@
           <w:lang w:val="en-US"/>
         </w:rPr>
         <w:tab/>
-        <w:t>POS=(12,30),INITIAL=’NO2: ‘,LENGTH=5,</w:t>
+        <w:t>POS</w:t>
+      </w:r>
+      <w:proofErr w:type="gramStart"/>
+      <w:r>
+        <w:rPr>
+          <w:rFonts w:cstheme="minorHAnsi"/>
+          <w:sz w:val="24"/>
+          <w:szCs w:val="24"/>
+          <w:lang w:val="en-US"/>
+        </w:rPr>
+        <w:t>=(</w:t>
+      </w:r>
+      <w:proofErr w:type="gramEnd"/>
+      <w:r>
+        <w:rPr>
+          <w:rFonts w:cstheme="minorHAnsi"/>
+          <w:sz w:val="24"/>
+          <w:szCs w:val="24"/>
+          <w:lang w:val="en-US"/>
+        </w:rPr>
+        <w:t>12,30</w:t>
+      </w:r>
+      <w:proofErr w:type="gramStart"/>
+      <w:r>
+        <w:rPr>
+          <w:rFonts w:cstheme="minorHAnsi"/>
+          <w:sz w:val="24"/>
+          <w:szCs w:val="24"/>
+          <w:lang w:val="en-US"/>
+        </w:rPr>
+        <w:t>),INITIAL</w:t>
+      </w:r>
+      <w:proofErr w:type="gramEnd"/>
+      <w:r>
+        <w:rPr>
+          <w:rFonts w:cstheme="minorHAnsi"/>
+          <w:sz w:val="24"/>
+          <w:szCs w:val="24"/>
+          <w:lang w:val="en-US"/>
+        </w:rPr>
+        <w:t xml:space="preserve">=’NO2: </w:t>
+      </w:r>
+      <w:proofErr w:type="gramStart"/>
+      <w:r>
+        <w:rPr>
+          <w:rFonts w:cstheme="minorHAnsi"/>
+          <w:sz w:val="24"/>
+          <w:szCs w:val="24"/>
+          <w:lang w:val="en-US"/>
+        </w:rPr>
+        <w:t>‘,LENGTH</w:t>
+      </w:r>
+      <w:proofErr w:type="gramEnd"/>
+      <w:r>
+        <w:rPr>
+          <w:rFonts w:cstheme="minorHAnsi"/>
+          <w:sz w:val="24"/>
+          <w:szCs w:val="24"/>
+          <w:lang w:val="en-US"/>
+        </w:rPr>
+        <w:t>=5,</w:t>
       </w:r>
       <w:r>
         <w:rPr>
@@ -19448,7 +22553,27 @@
           <w:lang w:val="en-US"/>
         </w:rPr>
         <w:tab/>
-        <w:t>ATTRB=(ASKIP,NORM)</w:t>
+        <w:t>ATTRB=(</w:t>
+      </w:r>
+      <w:proofErr w:type="gramStart"/>
+      <w:r>
+        <w:rPr>
+          <w:rFonts w:cstheme="minorHAnsi"/>
+          <w:sz w:val="24"/>
+          <w:szCs w:val="24"/>
+          <w:lang w:val="en-US"/>
+        </w:rPr>
+        <w:t>ASKIP,NORM</w:t>
+      </w:r>
+      <w:proofErr w:type="gramEnd"/>
+      <w:r>
+        <w:rPr>
+          <w:rFonts w:cstheme="minorHAnsi"/>
+          <w:sz w:val="24"/>
+          <w:szCs w:val="24"/>
+          <w:lang w:val="en-US"/>
+        </w:rPr>
+        <w:t>)</w:t>
       </w:r>
     </w:p>
     <w:p>
@@ -19499,7 +22624,67 @@
           <w:lang w:val="en-US"/>
         </w:rPr>
         <w:tab/>
-        <w:t>POS=(12,36),INITIAL=’____’,LENGTH=4,</w:t>
+        <w:t>POS</w:t>
+      </w:r>
+      <w:proofErr w:type="gramStart"/>
+      <w:r>
+        <w:rPr>
+          <w:rFonts w:cstheme="minorHAnsi"/>
+          <w:sz w:val="24"/>
+          <w:szCs w:val="24"/>
+          <w:lang w:val="en-US"/>
+        </w:rPr>
+        <w:t>=(</w:t>
+      </w:r>
+      <w:proofErr w:type="gramEnd"/>
+      <w:r>
+        <w:rPr>
+          <w:rFonts w:cstheme="minorHAnsi"/>
+          <w:sz w:val="24"/>
+          <w:szCs w:val="24"/>
+          <w:lang w:val="en-US"/>
+        </w:rPr>
+        <w:t>12,36</w:t>
+      </w:r>
+      <w:proofErr w:type="gramStart"/>
+      <w:r>
+        <w:rPr>
+          <w:rFonts w:cstheme="minorHAnsi"/>
+          <w:sz w:val="24"/>
+          <w:szCs w:val="24"/>
+          <w:lang w:val="en-US"/>
+        </w:rPr>
+        <w:t>),INITIAL</w:t>
+      </w:r>
+      <w:proofErr w:type="gramEnd"/>
+      <w:r>
+        <w:rPr>
+          <w:rFonts w:cstheme="minorHAnsi"/>
+          <w:sz w:val="24"/>
+          <w:szCs w:val="24"/>
+          <w:lang w:val="en-US"/>
+        </w:rPr>
+        <w:t>=’____</w:t>
+      </w:r>
+      <w:proofErr w:type="gramStart"/>
+      <w:r>
+        <w:rPr>
+          <w:rFonts w:cstheme="minorHAnsi"/>
+          <w:sz w:val="24"/>
+          <w:szCs w:val="24"/>
+          <w:lang w:val="en-US"/>
+        </w:rPr>
+        <w:t>’,LENGTH</w:t>
+      </w:r>
+      <w:proofErr w:type="gramEnd"/>
+      <w:r>
+        <w:rPr>
+          <w:rFonts w:cstheme="minorHAnsi"/>
+          <w:sz w:val="24"/>
+          <w:szCs w:val="24"/>
+          <w:lang w:val="en-US"/>
+        </w:rPr>
+        <w:t>=4,</w:t>
       </w:r>
       <w:r>
         <w:rPr>
@@ -19586,8 +22771,19 @@
           <w:lang w:val="en-US"/>
         </w:rPr>
         <w:tab/>
-        <w:t>ATTRB=(UNPROT,NORM,IC,NUM)</w:t>
-      </w:r>
+        <w:t>ATTRB=(</w:t>
+      </w:r>
+      <w:proofErr w:type="gramStart"/>
+      <w:r>
+        <w:rPr>
+          <w:rFonts w:cstheme="minorHAnsi"/>
+          <w:sz w:val="24"/>
+          <w:szCs w:val="24"/>
+          <w:lang w:val="en-US"/>
+        </w:rPr>
+        <w:t>UNPROT,NORM</w:t>
+      </w:r>
+      <w:proofErr w:type="gramEnd"/>
       <w:r>
         <w:rPr>
           <w:rFonts w:cstheme="minorHAnsi"/>
@@ -19597,6 +22793,35 @@
         </w:rPr>
         <w:t>,</w:t>
       </w:r>
+      <w:proofErr w:type="gramStart"/>
+      <w:r>
+        <w:rPr>
+          <w:rFonts w:cstheme="minorHAnsi"/>
+          <w:sz w:val="24"/>
+          <w:szCs w:val="24"/>
+          <w:lang w:val="en-US"/>
+        </w:rPr>
+        <w:t>IC,NUM</w:t>
+      </w:r>
+      <w:proofErr w:type="gramEnd"/>
+      <w:r>
+        <w:rPr>
+          <w:rFonts w:cstheme="minorHAnsi"/>
+          <w:sz w:val="24"/>
+          <w:szCs w:val="24"/>
+          <w:lang w:val="en-US"/>
+        </w:rPr>
+        <w:t>)</w:t>
+      </w:r>
+      <w:r>
+        <w:rPr>
+          <w:rFonts w:cstheme="minorHAnsi"/>
+          <w:sz w:val="24"/>
+          <w:szCs w:val="24"/>
+          <w:lang w:val="en-US"/>
+        </w:rPr>
+        <w:t>,</w:t>
+      </w:r>
       <w:r>
         <w:rPr>
           <w:rFonts w:cstheme="minorHAnsi"/>
@@ -19664,7 +22889,47 @@
           <w:szCs w:val="24"/>
           <w:lang w:val="en-US"/>
         </w:rPr>
-        <w:t>PICIN=‘9(04)’,PICOUT=‘9(04)’</w:t>
+        <w:t>PICIN</w:t>
+      </w:r>
+      <w:proofErr w:type="gramStart"/>
+      <w:r>
+        <w:rPr>
+          <w:rFonts w:cstheme="minorHAnsi"/>
+          <w:sz w:val="24"/>
+          <w:szCs w:val="24"/>
+          <w:lang w:val="en-US"/>
+        </w:rPr>
+        <w:t>=‘</w:t>
+      </w:r>
+      <w:proofErr w:type="gramEnd"/>
+      <w:r>
+        <w:rPr>
+          <w:rFonts w:cstheme="minorHAnsi"/>
+          <w:sz w:val="24"/>
+          <w:szCs w:val="24"/>
+          <w:lang w:val="en-US"/>
+        </w:rPr>
+        <w:t>9(04)</w:t>
+      </w:r>
+      <w:proofErr w:type="gramStart"/>
+      <w:r>
+        <w:rPr>
+          <w:rFonts w:cstheme="minorHAnsi"/>
+          <w:sz w:val="24"/>
+          <w:szCs w:val="24"/>
+          <w:lang w:val="en-US"/>
+        </w:rPr>
+        <w:t>’,PICOUT=‘</w:t>
+      </w:r>
+      <w:proofErr w:type="gramEnd"/>
+      <w:r>
+        <w:rPr>
+          <w:rFonts w:cstheme="minorHAnsi"/>
+          <w:sz w:val="24"/>
+          <w:szCs w:val="24"/>
+          <w:lang w:val="en-US"/>
+        </w:rPr>
+        <w:t>9(04)’</w:t>
       </w:r>
     </w:p>
     <w:p>
@@ -19706,7 +22971,87 @@
           <w:lang w:val="en-US"/>
         </w:rPr>
         <w:tab/>
-        <w:t>POS=(12,41),INITIAL=’ ‘,LENGTH=1,ATTRB=(ASKIP)</w:t>
+        <w:t>POS</w:t>
+      </w:r>
+      <w:proofErr w:type="gramStart"/>
+      <w:r>
+        <w:rPr>
+          <w:rFonts w:cstheme="minorHAnsi"/>
+          <w:sz w:val="24"/>
+          <w:szCs w:val="24"/>
+          <w:lang w:val="en-US"/>
+        </w:rPr>
+        <w:t>=(</w:t>
+      </w:r>
+      <w:proofErr w:type="gramEnd"/>
+      <w:r>
+        <w:rPr>
+          <w:rFonts w:cstheme="minorHAnsi"/>
+          <w:sz w:val="24"/>
+          <w:szCs w:val="24"/>
+          <w:lang w:val="en-US"/>
+        </w:rPr>
+        <w:t>12,41</w:t>
+      </w:r>
+      <w:proofErr w:type="gramStart"/>
+      <w:r>
+        <w:rPr>
+          <w:rFonts w:cstheme="minorHAnsi"/>
+          <w:sz w:val="24"/>
+          <w:szCs w:val="24"/>
+          <w:lang w:val="en-US"/>
+        </w:rPr>
+        <w:t>),INITIAL</w:t>
+      </w:r>
+      <w:proofErr w:type="gramEnd"/>
+      <w:r>
+        <w:rPr>
+          <w:rFonts w:cstheme="minorHAnsi"/>
+          <w:sz w:val="24"/>
+          <w:szCs w:val="24"/>
+          <w:lang w:val="en-US"/>
+        </w:rPr>
+        <w:t xml:space="preserve">=’ </w:t>
+      </w:r>
+      <w:proofErr w:type="gramStart"/>
+      <w:r>
+        <w:rPr>
+          <w:rFonts w:cstheme="minorHAnsi"/>
+          <w:sz w:val="24"/>
+          <w:szCs w:val="24"/>
+          <w:lang w:val="en-US"/>
+        </w:rPr>
+        <w:t>‘,LENGTH</w:t>
+      </w:r>
+      <w:proofErr w:type="gramEnd"/>
+      <w:r>
+        <w:rPr>
+          <w:rFonts w:cstheme="minorHAnsi"/>
+          <w:sz w:val="24"/>
+          <w:szCs w:val="24"/>
+          <w:lang w:val="en-US"/>
+        </w:rPr>
+        <w:t>=</w:t>
+      </w:r>
+      <w:proofErr w:type="gramStart"/>
+      <w:r>
+        <w:rPr>
+          <w:rFonts w:cstheme="minorHAnsi"/>
+          <w:sz w:val="24"/>
+          <w:szCs w:val="24"/>
+          <w:lang w:val="en-US"/>
+        </w:rPr>
+        <w:t>1,ATTRB</w:t>
+      </w:r>
+      <w:proofErr w:type="gramEnd"/>
+      <w:r>
+        <w:rPr>
+          <w:rFonts w:cstheme="minorHAnsi"/>
+          <w:sz w:val="24"/>
+          <w:szCs w:val="24"/>
+          <w:lang w:val="en-US"/>
+        </w:rPr>
+        <w:t>=(ASKIP)</w:t>
       </w:r>
     </w:p>
     <w:p>
@@ -19869,7 +23214,47 @@
           <w:lang w:val="en-US"/>
         </w:rPr>
         <w:tab/>
-        <w:t>POS=(13,29),INITIAL=</w:t>
+        <w:t>POS</w:t>
+      </w:r>
+      <w:proofErr w:type="gramStart"/>
+      <w:r>
+        <w:rPr>
+          <w:rFonts w:cstheme="minorHAnsi"/>
+          <w:sz w:val="24"/>
+          <w:szCs w:val="24"/>
+          <w:lang w:val="en-US"/>
+        </w:rPr>
+        <w:t>=(</w:t>
+      </w:r>
+      <w:proofErr w:type="gramEnd"/>
+      <w:r>
+        <w:rPr>
+          <w:rFonts w:cstheme="minorHAnsi"/>
+          <w:sz w:val="24"/>
+          <w:szCs w:val="24"/>
+          <w:lang w:val="en-US"/>
+        </w:rPr>
+        <w:t>13,29</w:t>
+      </w:r>
+      <w:proofErr w:type="gramStart"/>
+      <w:r>
+        <w:rPr>
+          <w:rFonts w:cstheme="minorHAnsi"/>
+          <w:sz w:val="24"/>
+          <w:szCs w:val="24"/>
+          <w:lang w:val="en-US"/>
+        </w:rPr>
+        <w:t>),INITIAL</w:t>
+      </w:r>
+      <w:proofErr w:type="gramEnd"/>
+      <w:r>
+        <w:rPr>
+          <w:rFonts w:cstheme="minorHAnsi"/>
+          <w:sz w:val="24"/>
+          <w:szCs w:val="24"/>
+          <w:lang w:val="en-US"/>
+        </w:rPr>
+        <w:t>=</w:t>
       </w:r>
       <w:r>
         <w:rPr>
@@ -19887,7 +23272,27 @@
           <w:szCs w:val="24"/>
           <w:lang w:val="en-US"/>
         </w:rPr>
-        <w:t>TOTAL: ‘,LENGTH=6,</w:t>
+        <w:t xml:space="preserve">TOTAL: </w:t>
+      </w:r>
+      <w:proofErr w:type="gramStart"/>
+      <w:r>
+        <w:rPr>
+          <w:rFonts w:cstheme="minorHAnsi"/>
+          <w:sz w:val="24"/>
+          <w:szCs w:val="24"/>
+          <w:lang w:val="en-US"/>
+        </w:rPr>
+        <w:t>‘,LENGTH</w:t>
+      </w:r>
+      <w:proofErr w:type="gramEnd"/>
+      <w:r>
+        <w:rPr>
+          <w:rFonts w:cstheme="minorHAnsi"/>
+          <w:sz w:val="24"/>
+          <w:szCs w:val="24"/>
+          <w:lang w:val="en-US"/>
+        </w:rPr>
+        <w:t>=6,</w:t>
       </w:r>
       <w:r>
         <w:rPr>
@@ -19974,7 +23379,27 @@
           <w:lang w:val="en-US"/>
         </w:rPr>
         <w:tab/>
-        <w:t>ATTRB=(ASKIP,NORM)</w:t>
+        <w:t>ATTRB=(</w:t>
+      </w:r>
+      <w:proofErr w:type="gramStart"/>
+      <w:r>
+        <w:rPr>
+          <w:rFonts w:cstheme="minorHAnsi"/>
+          <w:sz w:val="24"/>
+          <w:szCs w:val="24"/>
+          <w:lang w:val="en-US"/>
+        </w:rPr>
+        <w:t>ASKIP,NORM</w:t>
+      </w:r>
+      <w:proofErr w:type="gramEnd"/>
+      <w:r>
+        <w:rPr>
+          <w:rFonts w:cstheme="minorHAnsi"/>
+          <w:sz w:val="24"/>
+          <w:szCs w:val="24"/>
+          <w:lang w:val="en-US"/>
+        </w:rPr>
+        <w:t>)</w:t>
       </w:r>
     </w:p>
     <w:p>
@@ -20025,7 +23450,67 @@
           <w:lang w:val="en-US"/>
         </w:rPr>
         <w:tab/>
-        <w:t>POS=(13,36),INITIAL=’_____’,LENGTH=5,</w:t>
+        <w:t>POS</w:t>
+      </w:r>
+      <w:proofErr w:type="gramStart"/>
+      <w:r>
+        <w:rPr>
+          <w:rFonts w:cstheme="minorHAnsi"/>
+          <w:sz w:val="24"/>
+          <w:szCs w:val="24"/>
+          <w:lang w:val="en-US"/>
+        </w:rPr>
+        <w:t>=(</w:t>
+      </w:r>
+      <w:proofErr w:type="gramEnd"/>
+      <w:r>
+        <w:rPr>
+          <w:rFonts w:cstheme="minorHAnsi"/>
+          <w:sz w:val="24"/>
+          <w:szCs w:val="24"/>
+          <w:lang w:val="en-US"/>
+        </w:rPr>
+        <w:t>13,36</w:t>
+      </w:r>
+      <w:proofErr w:type="gramStart"/>
+      <w:r>
+        <w:rPr>
+          <w:rFonts w:cstheme="minorHAnsi"/>
+          <w:sz w:val="24"/>
+          <w:szCs w:val="24"/>
+          <w:lang w:val="en-US"/>
+        </w:rPr>
+        <w:t>),INITIAL</w:t>
+      </w:r>
+      <w:proofErr w:type="gramEnd"/>
+      <w:r>
+        <w:rPr>
+          <w:rFonts w:cstheme="minorHAnsi"/>
+          <w:sz w:val="24"/>
+          <w:szCs w:val="24"/>
+          <w:lang w:val="en-US"/>
+        </w:rPr>
+        <w:t>=’_____</w:t>
+      </w:r>
+      <w:proofErr w:type="gramStart"/>
+      <w:r>
+        <w:rPr>
+          <w:rFonts w:cstheme="minorHAnsi"/>
+          <w:sz w:val="24"/>
+          <w:szCs w:val="24"/>
+          <w:lang w:val="en-US"/>
+        </w:rPr>
+        <w:t>’,LENGTH</w:t>
+      </w:r>
+      <w:proofErr w:type="gramEnd"/>
+      <w:r>
+        <w:rPr>
+          <w:rFonts w:cstheme="minorHAnsi"/>
+          <w:sz w:val="24"/>
+          <w:szCs w:val="24"/>
+          <w:lang w:val="en-US"/>
+        </w:rPr>
+        <w:t>=5,</w:t>
       </w:r>
       <w:r>
         <w:rPr>
@@ -20112,7 +23597,27 @@
           <w:lang w:val="en-US"/>
         </w:rPr>
         <w:tab/>
-        <w:t>ATTRB=(PROT,NORM,NUM)</w:t>
+        <w:t>ATTRB=(</w:t>
+      </w:r>
+      <w:proofErr w:type="gramStart"/>
+      <w:r>
+        <w:rPr>
+          <w:rFonts w:cstheme="minorHAnsi"/>
+          <w:sz w:val="24"/>
+          <w:szCs w:val="24"/>
+          <w:lang w:val="en-US"/>
+        </w:rPr>
+        <w:t>PROT,NORM</w:t>
+      </w:r>
+      <w:proofErr w:type="gramEnd"/>
+      <w:r>
+        <w:rPr>
+          <w:rFonts w:cstheme="minorHAnsi"/>
+          <w:sz w:val="24"/>
+          <w:szCs w:val="24"/>
+          <w:lang w:val="en-US"/>
+        </w:rPr>
+        <w:t>,NUM)</w:t>
       </w:r>
       <w:r>
         <w:rPr>
@@ -20190,7 +23695,27 @@
           <w:szCs w:val="24"/>
           <w:lang w:val="en-US"/>
         </w:rPr>
-        <w:t>PICOUT=‘9(05)’</w:t>
+        <w:t>PICOUT</w:t>
+      </w:r>
+      <w:proofErr w:type="gramStart"/>
+      <w:r>
+        <w:rPr>
+          <w:rFonts w:cstheme="minorHAnsi"/>
+          <w:sz w:val="24"/>
+          <w:szCs w:val="24"/>
+          <w:lang w:val="en-US"/>
+        </w:rPr>
+        <w:t>=‘</w:t>
+      </w:r>
+      <w:proofErr w:type="gramEnd"/>
+      <w:r>
+        <w:rPr>
+          <w:rFonts w:cstheme="minorHAnsi"/>
+          <w:sz w:val="24"/>
+          <w:szCs w:val="24"/>
+          <w:lang w:val="en-US"/>
+        </w:rPr>
+        <w:t>9(05)’</w:t>
       </w:r>
     </w:p>
     <w:p>
@@ -20232,7 +23757,27 @@
           <w:lang w:val="en-US"/>
         </w:rPr>
         <w:tab/>
-        <w:t>POS=(13,4</w:t>
+        <w:t>POS</w:t>
+      </w:r>
+      <w:proofErr w:type="gramStart"/>
+      <w:r>
+        <w:rPr>
+          <w:rFonts w:cstheme="minorHAnsi"/>
+          <w:sz w:val="24"/>
+          <w:szCs w:val="24"/>
+          <w:lang w:val="en-US"/>
+        </w:rPr>
+        <w:t>=(</w:t>
+      </w:r>
+      <w:proofErr w:type="gramEnd"/>
+      <w:r>
+        <w:rPr>
+          <w:rFonts w:cstheme="minorHAnsi"/>
+          <w:sz w:val="24"/>
+          <w:szCs w:val="24"/>
+          <w:lang w:val="en-US"/>
+        </w:rPr>
+        <w:t>13,4</w:t>
       </w:r>
       <w:r>
         <w:rPr>
@@ -20243,14 +23788,65 @@
         </w:rPr>
         <w:t>2</w:t>
       </w:r>
-      <w:r>
-        <w:rPr>
-          <w:rFonts w:cstheme="minorHAnsi"/>
-          <w:sz w:val="24"/>
-          <w:szCs w:val="24"/>
-          <w:lang w:val="en-US"/>
-        </w:rPr>
-        <w:t>),INITIAL=’ ‘,LENGTH=1,ATTRB=</w:t>
+      <w:proofErr w:type="gramStart"/>
+      <w:r>
+        <w:rPr>
+          <w:rFonts w:cstheme="minorHAnsi"/>
+          <w:sz w:val="24"/>
+          <w:szCs w:val="24"/>
+          <w:lang w:val="en-US"/>
+        </w:rPr>
+        <w:t>),INITIAL</w:t>
+      </w:r>
+      <w:proofErr w:type="gramEnd"/>
+      <w:r>
+        <w:rPr>
+          <w:rFonts w:cstheme="minorHAnsi"/>
+          <w:sz w:val="24"/>
+          <w:szCs w:val="24"/>
+          <w:lang w:val="en-US"/>
+        </w:rPr>
+        <w:t xml:space="preserve">=’ </w:t>
+      </w:r>
+      <w:proofErr w:type="gramStart"/>
+      <w:r>
+        <w:rPr>
+          <w:rFonts w:cstheme="minorHAnsi"/>
+          <w:sz w:val="24"/>
+          <w:szCs w:val="24"/>
+          <w:lang w:val="en-US"/>
+        </w:rPr>
+        <w:t>‘,LENGTH</w:t>
+      </w:r>
+      <w:proofErr w:type="gramEnd"/>
+      <w:r>
+        <w:rPr>
+          <w:rFonts w:cstheme="minorHAnsi"/>
+          <w:sz w:val="24"/>
+          <w:szCs w:val="24"/>
+          <w:lang w:val="en-US"/>
+        </w:rPr>
+        <w:t>=</w:t>
+      </w:r>
+      <w:proofErr w:type="gramStart"/>
+      <w:r>
+        <w:rPr>
+          <w:rFonts w:cstheme="minorHAnsi"/>
+          <w:sz w:val="24"/>
+          <w:szCs w:val="24"/>
+          <w:lang w:val="en-US"/>
+        </w:rPr>
+        <w:t>1,ATTRB</w:t>
+      </w:r>
+      <w:proofErr w:type="gramEnd"/>
+      <w:r>
+        <w:rPr>
+          <w:rFonts w:cstheme="minorHAnsi"/>
+          <w:sz w:val="24"/>
+          <w:szCs w:val="24"/>
+          <w:lang w:val="en-US"/>
+        </w:rPr>
+        <w:t>=</w:t>
       </w:r>
       <w:r>
         <w:rPr>
@@ -20332,7 +23928,67 @@
           <w:lang w:val="en-US"/>
         </w:rPr>
         <w:tab/>
-        <w:t>POS=(22,01),INITIAL=’ ‘,LENGTH=70,</w:t>
+        <w:t>POS</w:t>
+      </w:r>
+      <w:proofErr w:type="gramStart"/>
+      <w:r>
+        <w:rPr>
+          <w:rFonts w:cstheme="minorHAnsi"/>
+          <w:sz w:val="24"/>
+          <w:szCs w:val="24"/>
+          <w:lang w:val="en-US"/>
+        </w:rPr>
+        <w:t>=(</w:t>
+      </w:r>
+      <w:proofErr w:type="gramEnd"/>
+      <w:r>
+        <w:rPr>
+          <w:rFonts w:cstheme="minorHAnsi"/>
+          <w:sz w:val="24"/>
+          <w:szCs w:val="24"/>
+          <w:lang w:val="en-US"/>
+        </w:rPr>
+        <w:t>22,01</w:t>
+      </w:r>
+      <w:proofErr w:type="gramStart"/>
+      <w:r>
+        <w:rPr>
+          <w:rFonts w:cstheme="minorHAnsi"/>
+          <w:sz w:val="24"/>
+          <w:szCs w:val="24"/>
+          <w:lang w:val="en-US"/>
+        </w:rPr>
+        <w:t>),INITIAL</w:t>
+      </w:r>
+      <w:proofErr w:type="gramEnd"/>
+      <w:r>
+        <w:rPr>
+          <w:rFonts w:cstheme="minorHAnsi"/>
+          <w:sz w:val="24"/>
+          <w:szCs w:val="24"/>
+          <w:lang w:val="en-US"/>
+        </w:rPr>
+        <w:t xml:space="preserve">=’ </w:t>
+      </w:r>
+      <w:proofErr w:type="gramStart"/>
+      <w:r>
+        <w:rPr>
+          <w:rFonts w:cstheme="minorHAnsi"/>
+          <w:sz w:val="24"/>
+          <w:szCs w:val="24"/>
+          <w:lang w:val="en-US"/>
+        </w:rPr>
+        <w:t>‘,LENGTH</w:t>
+      </w:r>
+      <w:proofErr w:type="gramEnd"/>
+      <w:r>
+        <w:rPr>
+          <w:rFonts w:cstheme="minorHAnsi"/>
+          <w:sz w:val="24"/>
+          <w:szCs w:val="24"/>
+          <w:lang w:val="en-US"/>
+        </w:rPr>
+        <w:t>=70,</w:t>
       </w:r>
       <w:r>
         <w:rPr>
@@ -20428,7 +24084,27 @@
           <w:lang w:val="en-US"/>
         </w:rPr>
         <w:tab/>
-        <w:t>ATTRB=(PORT,NORM)</w:t>
+        <w:t>ATTRB=(</w:t>
+      </w:r>
+      <w:proofErr w:type="gramStart"/>
+      <w:r>
+        <w:rPr>
+          <w:rFonts w:cstheme="minorHAnsi"/>
+          <w:sz w:val="24"/>
+          <w:szCs w:val="24"/>
+          <w:lang w:val="en-US"/>
+        </w:rPr>
+        <w:t>PORT,NORM</w:t>
+      </w:r>
+      <w:proofErr w:type="gramEnd"/>
+      <w:r>
+        <w:rPr>
+          <w:rFonts w:cstheme="minorHAnsi"/>
+          <w:sz w:val="24"/>
+          <w:szCs w:val="24"/>
+          <w:lang w:val="en-US"/>
+        </w:rPr>
+        <w:t>)</w:t>
       </w:r>
     </w:p>
     <w:p>
@@ -20470,7 +24146,47 @@
           <w:lang w:val="en-US"/>
         </w:rPr>
         <w:tab/>
-        <w:t>POS=(23,01),INITIAL=’F1 - PROCESS F2 – CLEAR F3 – EXIT’,</w:t>
+        <w:t>POS</w:t>
+      </w:r>
+      <w:proofErr w:type="gramStart"/>
+      <w:r>
+        <w:rPr>
+          <w:rFonts w:cstheme="minorHAnsi"/>
+          <w:sz w:val="24"/>
+          <w:szCs w:val="24"/>
+          <w:lang w:val="en-US"/>
+        </w:rPr>
+        <w:t>=(</w:t>
+      </w:r>
+      <w:proofErr w:type="gramEnd"/>
+      <w:r>
+        <w:rPr>
+          <w:rFonts w:cstheme="minorHAnsi"/>
+          <w:sz w:val="24"/>
+          <w:szCs w:val="24"/>
+          <w:lang w:val="en-US"/>
+        </w:rPr>
+        <w:t>23,01</w:t>
+      </w:r>
+      <w:proofErr w:type="gramStart"/>
+      <w:r>
+        <w:rPr>
+          <w:rFonts w:cstheme="minorHAnsi"/>
+          <w:sz w:val="24"/>
+          <w:szCs w:val="24"/>
+          <w:lang w:val="en-US"/>
+        </w:rPr>
+        <w:t>),INITIAL</w:t>
+      </w:r>
+      <w:proofErr w:type="gramEnd"/>
+      <w:r>
+        <w:rPr>
+          <w:rFonts w:cstheme="minorHAnsi"/>
+          <w:sz w:val="24"/>
+          <w:szCs w:val="24"/>
+          <w:lang w:val="en-US"/>
+        </w:rPr>
+        <w:t>=’F1 - PROCESS F2 – CLEAR F3 – EXIT’,</w:t>
       </w:r>
       <w:r>
         <w:rPr>
@@ -20539,7 +24255,47 @@
           <w:lang w:val="en-US"/>
         </w:rPr>
         <w:tab/>
-        <w:t>LENGTH=33,ATTRB=(PROT,AKSIP)</w:t>
+        <w:t>LENGTH=</w:t>
+      </w:r>
+      <w:proofErr w:type="gramStart"/>
+      <w:r>
+        <w:rPr>
+          <w:rFonts w:cstheme="minorHAnsi"/>
+          <w:sz w:val="24"/>
+          <w:szCs w:val="24"/>
+          <w:lang w:val="en-US"/>
+        </w:rPr>
+        <w:t>33,ATTRB</w:t>
+      </w:r>
+      <w:proofErr w:type="gramEnd"/>
+      <w:r>
+        <w:rPr>
+          <w:rFonts w:cstheme="minorHAnsi"/>
+          <w:sz w:val="24"/>
+          <w:szCs w:val="24"/>
+          <w:lang w:val="en-US"/>
+        </w:rPr>
+        <w:t>=(</w:t>
+      </w:r>
+      <w:proofErr w:type="gramStart"/>
+      <w:r>
+        <w:rPr>
+          <w:rFonts w:cstheme="minorHAnsi"/>
+          <w:sz w:val="24"/>
+          <w:szCs w:val="24"/>
+          <w:lang w:val="en-US"/>
+        </w:rPr>
+        <w:t>PROT,AKSIP</w:t>
+      </w:r>
+      <w:proofErr w:type="gramEnd"/>
+      <w:r>
+        <w:rPr>
+          <w:rFonts w:cstheme="minorHAnsi"/>
+          <w:sz w:val="24"/>
+          <w:szCs w:val="24"/>
+          <w:lang w:val="en-US"/>
+        </w:rPr>
+        <w:t>)</w:t>
       </w:r>
       <w:r>
         <w:rPr>
@@ -20759,7 +24515,67 @@
           <w:lang w:val="en-US"/>
         </w:rPr>
         <w:tab/>
-        <w:t>(285),’ANUBHAV’,CLASS=A,MSGCLASS=X,NOTIFY=&amp;SYSUID</w:t>
+        <w:t>(285),’ANUBHAV</w:t>
+      </w:r>
+      <w:proofErr w:type="gramStart"/>
+      <w:r>
+        <w:rPr>
+          <w:rFonts w:cstheme="minorHAnsi"/>
+          <w:sz w:val="24"/>
+          <w:szCs w:val="24"/>
+          <w:lang w:val="en-US"/>
+        </w:rPr>
+        <w:t>’,CLASS</w:t>
+      </w:r>
+      <w:proofErr w:type="gramEnd"/>
+      <w:r>
+        <w:rPr>
+          <w:rFonts w:cstheme="minorHAnsi"/>
+          <w:sz w:val="24"/>
+          <w:szCs w:val="24"/>
+          <w:lang w:val="en-US"/>
+        </w:rPr>
+        <w:t>=</w:t>
+      </w:r>
+      <w:proofErr w:type="gramStart"/>
+      <w:r>
+        <w:rPr>
+          <w:rFonts w:cstheme="minorHAnsi"/>
+          <w:sz w:val="24"/>
+          <w:szCs w:val="24"/>
+          <w:lang w:val="en-US"/>
+        </w:rPr>
+        <w:t>A,MSGCLASS</w:t>
+      </w:r>
+      <w:proofErr w:type="gramEnd"/>
+      <w:r>
+        <w:rPr>
+          <w:rFonts w:cstheme="minorHAnsi"/>
+          <w:sz w:val="24"/>
+          <w:szCs w:val="24"/>
+          <w:lang w:val="en-US"/>
+        </w:rPr>
+        <w:t>=</w:t>
+      </w:r>
+      <w:proofErr w:type="gramStart"/>
+      <w:r>
+        <w:rPr>
+          <w:rFonts w:cstheme="minorHAnsi"/>
+          <w:sz w:val="24"/>
+          <w:szCs w:val="24"/>
+          <w:lang w:val="en-US"/>
+        </w:rPr>
+        <w:t>X,NOTIFY</w:t>
+      </w:r>
+      <w:proofErr w:type="gramEnd"/>
+      <w:r>
+        <w:rPr>
+          <w:rFonts w:cstheme="minorHAnsi"/>
+          <w:sz w:val="24"/>
+          <w:szCs w:val="24"/>
+          <w:lang w:val="en-US"/>
+        </w:rPr>
+        <w:t>=&amp;SYSUID</w:t>
       </w:r>
     </w:p>
     <w:p>
@@ -20781,7 +24597,17 @@
           <w:szCs w:val="24"/>
           <w:lang w:val="en-US"/>
         </w:rPr>
-        <w:t>//PROCLIB</w:t>
+        <w:t>//</w:t>
+      </w:r>
+      <w:proofErr w:type="gramStart"/>
+      <w:r>
+        <w:rPr>
+          <w:rFonts w:cstheme="minorHAnsi"/>
+          <w:sz w:val="24"/>
+          <w:szCs w:val="24"/>
+          <w:lang w:val="en-US"/>
+        </w:rPr>
+        <w:t>PROCLIB</w:t>
       </w:r>
       <w:r>
         <w:rPr>
@@ -20803,6 +24629,7 @@
         <w:tab/>
         <w:t>ORDER=GLIV.CICS.PROC</w:t>
       </w:r>
+      <w:proofErr w:type="gramEnd"/>
     </w:p>
     <w:p>
       <w:pPr>
@@ -20843,7 +24670,26 @@
           <w:lang w:val="en-US"/>
         </w:rPr>
         <w:tab/>
-        <w:t>MAPCICS,MAPNAME=MSETMUL,</w:t>
+      </w:r>
+      <w:proofErr w:type="gramStart"/>
+      <w:r>
+        <w:rPr>
+          <w:rFonts w:cstheme="minorHAnsi"/>
+          <w:sz w:val="24"/>
+          <w:szCs w:val="24"/>
+          <w:lang w:val="en-US"/>
+        </w:rPr>
+        <w:t>MAPCICS,MAPNAME</w:t>
+      </w:r>
+      <w:proofErr w:type="gramEnd"/>
+      <w:r>
+        <w:rPr>
+          <w:rFonts w:cstheme="minorHAnsi"/>
+          <w:sz w:val="24"/>
+          <w:szCs w:val="24"/>
+          <w:lang w:val="en-US"/>
+        </w:rPr>
+        <w:t>=MSETMUL,</w:t>
       </w:r>
     </w:p>
     <w:p>
@@ -20869,6 +24715,7 @@
         </w:rPr>
         <w:t>//</w:t>
       </w:r>
+      <w:proofErr w:type="gramStart"/>
       <w:r>
         <w:rPr>
           <w:rFonts w:cstheme="minorHAnsi"/>
@@ -20897,6 +24744,7 @@
         <w:tab/>
         <w:t>COPYLIB=GLIV.CICS.COPY</w:t>
       </w:r>
+      <w:proofErr w:type="gramEnd"/>
       <w:r>
         <w:rPr>
           <w:rFonts w:cstheme="minorHAnsi"/>
@@ -20973,7 +24821,17 @@
           <w:szCs w:val="24"/>
           <w:lang w:val="en-US"/>
         </w:rPr>
-        <w:t>//COPY.SYSUT1</w:t>
+        <w:t>//COPY.SYSUT</w:t>
+      </w:r>
+      <w:proofErr w:type="gramStart"/>
+      <w:r>
+        <w:rPr>
+          <w:rFonts w:cstheme="minorHAnsi"/>
+          <w:sz w:val="24"/>
+          <w:szCs w:val="24"/>
+          <w:lang w:val="en-US"/>
+        </w:rPr>
+        <w:t>1</w:t>
       </w:r>
       <w:r>
         <w:rPr>
@@ -20993,7 +24851,37 @@
           <w:lang w:val="en-US"/>
         </w:rPr>
         <w:tab/>
-        <w:t>DSN=GLIV.CICS.SOURCE(&amp;MAPNAME),DISP=SHR</w:t>
+        <w:t>DSN=GLIV.CICS.SOURCE</w:t>
+      </w:r>
+      <w:proofErr w:type="gramEnd"/>
+      <w:r>
+        <w:rPr>
+          <w:rFonts w:cstheme="minorHAnsi"/>
+          <w:sz w:val="24"/>
+          <w:szCs w:val="24"/>
+          <w:lang w:val="en-US"/>
+        </w:rPr>
+        <w:t>(&amp;MAPNAME</w:t>
+      </w:r>
+      <w:proofErr w:type="gramStart"/>
+      <w:r>
+        <w:rPr>
+          <w:rFonts w:cstheme="minorHAnsi"/>
+          <w:sz w:val="24"/>
+          <w:szCs w:val="24"/>
+          <w:lang w:val="en-US"/>
+        </w:rPr>
+        <w:t>),DISP</w:t>
+      </w:r>
+      <w:proofErr w:type="gramEnd"/>
+      <w:r>
+        <w:rPr>
+          <w:rFonts w:cstheme="minorHAnsi"/>
+          <w:sz w:val="24"/>
+          <w:szCs w:val="24"/>
+          <w:lang w:val="en-US"/>
+        </w:rPr>
+        <w:t>=SHR</w:t>
       </w:r>
       <w:r>
         <w:rPr>
@@ -21039,6 +24927,7 @@
         </w:rPr>
         <w:t>//LINKMAP.SYSLMOD</w:t>
       </w:r>
+      <w:proofErr w:type="gramStart"/>
       <w:r>
         <w:rPr>
           <w:rFonts w:cstheme="minorHAnsi"/>
@@ -21057,7 +24946,37 @@
           <w:lang w:val="en-US"/>
         </w:rPr>
         <w:tab/>
-        <w:t xml:space="preserve">DSN=USER.CICS.LINKLIB(&amp;MAPNAME),DISP=SHR </w:t>
+        <w:t>DSN=USER.CICS.LINKLIB</w:t>
+      </w:r>
+      <w:proofErr w:type="gramEnd"/>
+      <w:r>
+        <w:rPr>
+          <w:rFonts w:cstheme="minorHAnsi"/>
+          <w:sz w:val="24"/>
+          <w:szCs w:val="24"/>
+          <w:lang w:val="en-US"/>
+        </w:rPr>
+        <w:t>(&amp;MAPNAME</w:t>
+      </w:r>
+      <w:proofErr w:type="gramStart"/>
+      <w:r>
+        <w:rPr>
+          <w:rFonts w:cstheme="minorHAnsi"/>
+          <w:sz w:val="24"/>
+          <w:szCs w:val="24"/>
+          <w:lang w:val="en-US"/>
+        </w:rPr>
+        <w:t>),DISP</w:t>
+      </w:r>
+      <w:proofErr w:type="gramEnd"/>
+      <w:r>
+        <w:rPr>
+          <w:rFonts w:cstheme="minorHAnsi"/>
+          <w:sz w:val="24"/>
+          <w:szCs w:val="24"/>
+          <w:lang w:val="en-US"/>
+        </w:rPr>
+        <w:t xml:space="preserve">=SHR </w:t>
       </w:r>
       <w:r>
         <w:rPr>
@@ -21825,7 +25744,27 @@
           <w:lang w:val="en-US"/>
         </w:rPr>
         <w:tab/>
-        <w:t>PIC X(01) VALUE ‘A’.</w:t>
+        <w:t xml:space="preserve">PIC </w:t>
+      </w:r>
+      <w:proofErr w:type="gramStart"/>
+      <w:r>
+        <w:rPr>
+          <w:rFonts w:cstheme="minorHAnsi"/>
+          <w:sz w:val="24"/>
+          <w:szCs w:val="24"/>
+          <w:lang w:val="en-US"/>
+        </w:rPr>
+        <w:t>X(</w:t>
+      </w:r>
+      <w:proofErr w:type="gramEnd"/>
+      <w:r>
+        <w:rPr>
+          <w:rFonts w:cstheme="minorHAnsi"/>
+          <w:sz w:val="24"/>
+          <w:szCs w:val="24"/>
+          <w:lang w:val="en-US"/>
+        </w:rPr>
+        <w:t>01) VALUE ‘A’.</w:t>
       </w:r>
     </w:p>
     <w:p>
@@ -21891,7 +25830,27 @@
           <w:lang w:val="en-US"/>
         </w:rPr>
         <w:tab/>
-        <w:t>PIC X(30) VALUE ‘END OF THE PROCESS’.</w:t>
+        <w:t xml:space="preserve">PIC </w:t>
+      </w:r>
+      <w:proofErr w:type="gramStart"/>
+      <w:r>
+        <w:rPr>
+          <w:rFonts w:cstheme="minorHAnsi"/>
+          <w:sz w:val="24"/>
+          <w:szCs w:val="24"/>
+          <w:lang w:val="en-US"/>
+        </w:rPr>
+        <w:t>X(</w:t>
+      </w:r>
+      <w:proofErr w:type="gramEnd"/>
+      <w:r>
+        <w:rPr>
+          <w:rFonts w:cstheme="minorHAnsi"/>
+          <w:sz w:val="24"/>
+          <w:szCs w:val="24"/>
+          <w:lang w:val="en-US"/>
+        </w:rPr>
+        <w:t>30) VALUE ‘END OF THE PROCESS’.</w:t>
       </w:r>
     </w:p>
     <w:p>
@@ -23892,7 +27851,31 @@
           <w:szCs w:val="24"/>
           <w:lang w:val="en-US"/>
         </w:rPr>
-        <w:t>Once our COBOL-CICS pgm is ready</w:t>
+        <w:t xml:space="preserve">Once our COBOL-CICS </w:t>
+      </w:r>
+      <w:proofErr w:type="spellStart"/>
+      <w:r>
+        <w:rPr>
+          <w:rFonts w:cstheme="minorHAnsi"/>
+          <w:b/>
+          <w:bCs/>
+          <w:sz w:val="24"/>
+          <w:szCs w:val="24"/>
+          <w:lang w:val="en-US"/>
+        </w:rPr>
+        <w:t>pgm</w:t>
+      </w:r>
+      <w:proofErr w:type="spellEnd"/>
+      <w:r>
+        <w:rPr>
+          <w:rFonts w:cstheme="minorHAnsi"/>
+          <w:b/>
+          <w:bCs/>
+          <w:sz w:val="24"/>
+          <w:szCs w:val="24"/>
+          <w:lang w:val="en-US"/>
+        </w:rPr>
+        <w:t xml:space="preserve"> is ready</w:t>
       </w:r>
     </w:p>
     <w:p>
@@ -23918,8 +27901,19 @@
           <w:szCs w:val="24"/>
           <w:lang w:val="en-US"/>
         </w:rPr>
-        <w:t>This will go for Translation process when we compile the pgm</w:t>
-      </w:r>
+        <w:t xml:space="preserve">This will go for Translation process when we compile the </w:t>
+      </w:r>
+      <w:proofErr w:type="spellStart"/>
+      <w:r>
+        <w:rPr>
+          <w:rFonts w:cstheme="minorHAnsi"/>
+          <w:sz w:val="24"/>
+          <w:szCs w:val="24"/>
+          <w:lang w:val="en-US"/>
+        </w:rPr>
+        <w:t>pgm</w:t>
+      </w:r>
+      <w:proofErr w:type="spellEnd"/>
     </w:p>
     <w:p>
       <w:pPr>
@@ -24058,8 +28052,21 @@
           <w:szCs w:val="24"/>
           <w:lang w:val="en-US"/>
         </w:rPr>
-        <w:t>JCL to compile COBOL-CICS pgm</w:t>
-      </w:r>
+        <w:t xml:space="preserve">JCL to compile COBOL-CICS </w:t>
+      </w:r>
+      <w:proofErr w:type="spellStart"/>
+      <w:r>
+        <w:rPr>
+          <w:rFonts w:cstheme="minorHAnsi"/>
+          <w:b/>
+          <w:bCs/>
+          <w:sz w:val="24"/>
+          <w:szCs w:val="24"/>
+          <w:lang w:val="en-US"/>
+        </w:rPr>
+        <w:t>pgm</w:t>
+      </w:r>
+      <w:proofErr w:type="spellEnd"/>
     </w:p>
     <w:p>
       <w:pPr>
@@ -24100,7 +28107,67 @@
           <w:lang w:val="en-US"/>
         </w:rPr>
         <w:tab/>
-        <w:t>(285),’ANUBHAV’,CLASS=A,MSGCLASS=X,NOTIFY=&amp;SYSUID</w:t>
+        <w:t>(285),’ANUBHAV</w:t>
+      </w:r>
+      <w:proofErr w:type="gramStart"/>
+      <w:r>
+        <w:rPr>
+          <w:rFonts w:cstheme="minorHAnsi"/>
+          <w:sz w:val="24"/>
+          <w:szCs w:val="24"/>
+          <w:lang w:val="en-US"/>
+        </w:rPr>
+        <w:t>’,CLASS</w:t>
+      </w:r>
+      <w:proofErr w:type="gramEnd"/>
+      <w:r>
+        <w:rPr>
+          <w:rFonts w:cstheme="minorHAnsi"/>
+          <w:sz w:val="24"/>
+          <w:szCs w:val="24"/>
+          <w:lang w:val="en-US"/>
+        </w:rPr>
+        <w:t>=</w:t>
+      </w:r>
+      <w:proofErr w:type="gramStart"/>
+      <w:r>
+        <w:rPr>
+          <w:rFonts w:cstheme="minorHAnsi"/>
+          <w:sz w:val="24"/>
+          <w:szCs w:val="24"/>
+          <w:lang w:val="en-US"/>
+        </w:rPr>
+        <w:t>A,MSGCLASS</w:t>
+      </w:r>
+      <w:proofErr w:type="gramEnd"/>
+      <w:r>
+        <w:rPr>
+          <w:rFonts w:cstheme="minorHAnsi"/>
+          <w:sz w:val="24"/>
+          <w:szCs w:val="24"/>
+          <w:lang w:val="en-US"/>
+        </w:rPr>
+        <w:t>=</w:t>
+      </w:r>
+      <w:proofErr w:type="gramStart"/>
+      <w:r>
+        <w:rPr>
+          <w:rFonts w:cstheme="minorHAnsi"/>
+          <w:sz w:val="24"/>
+          <w:szCs w:val="24"/>
+          <w:lang w:val="en-US"/>
+        </w:rPr>
+        <w:t>X,NOTIFY</w:t>
+      </w:r>
+      <w:proofErr w:type="gramEnd"/>
+      <w:r>
+        <w:rPr>
+          <w:rFonts w:cstheme="minorHAnsi"/>
+          <w:sz w:val="24"/>
+          <w:szCs w:val="24"/>
+          <w:lang w:val="en-US"/>
+        </w:rPr>
+        <w:t>=&amp;SYSUID</w:t>
       </w:r>
     </w:p>
     <w:p>
@@ -24122,7 +28189,17 @@
           <w:szCs w:val="24"/>
           <w:lang w:val="en-US"/>
         </w:rPr>
-        <w:t>//PROCLIB</w:t>
+        <w:t>//</w:t>
+      </w:r>
+      <w:proofErr w:type="gramStart"/>
+      <w:r>
+        <w:rPr>
+          <w:rFonts w:cstheme="minorHAnsi"/>
+          <w:sz w:val="24"/>
+          <w:szCs w:val="24"/>
+          <w:lang w:val="en-US"/>
+        </w:rPr>
+        <w:t>PROCLIB</w:t>
       </w:r>
       <w:r>
         <w:rPr>
@@ -24144,6 +28221,7 @@
         <w:tab/>
         <w:t>ORDER=GLIV.CICS.PROC</w:t>
       </w:r>
+      <w:proofErr w:type="gramEnd"/>
     </w:p>
     <w:p>
       <w:pPr>
@@ -24184,7 +28262,26 @@
           <w:lang w:val="en-US"/>
         </w:rPr>
         <w:tab/>
-        <w:t>CICSCOMP,MAPNAME=MSETMUL,</w:t>
+      </w:r>
+      <w:proofErr w:type="gramStart"/>
+      <w:r>
+        <w:rPr>
+          <w:rFonts w:cstheme="minorHAnsi"/>
+          <w:sz w:val="24"/>
+          <w:szCs w:val="24"/>
+          <w:lang w:val="en-US"/>
+        </w:rPr>
+        <w:t>CICSCOMP,MAPNAME</w:t>
+      </w:r>
+      <w:proofErr w:type="gramEnd"/>
+      <w:r>
+        <w:rPr>
+          <w:rFonts w:cstheme="minorHAnsi"/>
+          <w:sz w:val="24"/>
+          <w:szCs w:val="24"/>
+          <w:lang w:val="en-US"/>
+        </w:rPr>
+        <w:t>=MSETMUL,</w:t>
       </w:r>
     </w:p>
     <w:p>
@@ -24210,6 +28307,7 @@
         </w:rPr>
         <w:t>//</w:t>
       </w:r>
+      <w:proofErr w:type="gramStart"/>
       <w:r>
         <w:rPr>
           <w:rFonts w:cstheme="minorHAnsi"/>
@@ -24238,6 +28336,7 @@
         <w:tab/>
         <w:t>COPYLIB=GLIV.CICS.COPY</w:t>
       </w:r>
+      <w:proofErr w:type="gramEnd"/>
       <w:r>
         <w:rPr>
           <w:rFonts w:cstheme="minorHAnsi"/>
@@ -24303,7 +28402,17 @@
           <w:szCs w:val="24"/>
           <w:lang w:val="en-US"/>
         </w:rPr>
-        <w:t>//COPY.SYSUT1</w:t>
+        <w:t>//COPY.SYSUT</w:t>
+      </w:r>
+      <w:proofErr w:type="gramStart"/>
+      <w:r>
+        <w:rPr>
+          <w:rFonts w:cstheme="minorHAnsi"/>
+          <w:sz w:val="24"/>
+          <w:szCs w:val="24"/>
+          <w:lang w:val="en-US"/>
+        </w:rPr>
+        <w:t>1</w:t>
       </w:r>
       <w:r>
         <w:rPr>
@@ -24323,7 +28432,37 @@
           <w:lang w:val="en-US"/>
         </w:rPr>
         <w:tab/>
-        <w:t>DSN=GLIV.CICS.SOURCE(&amp;MAPNAME),DISP=SHR</w:t>
+        <w:t>DSN=GLIV.CICS.SOURCE</w:t>
+      </w:r>
+      <w:proofErr w:type="gramEnd"/>
+      <w:r>
+        <w:rPr>
+          <w:rFonts w:cstheme="minorHAnsi"/>
+          <w:sz w:val="24"/>
+          <w:szCs w:val="24"/>
+          <w:lang w:val="en-US"/>
+        </w:rPr>
+        <w:t>(&amp;MAPNAME</w:t>
+      </w:r>
+      <w:proofErr w:type="gramStart"/>
+      <w:r>
+        <w:rPr>
+          <w:rFonts w:cstheme="minorHAnsi"/>
+          <w:sz w:val="24"/>
+          <w:szCs w:val="24"/>
+          <w:lang w:val="en-US"/>
+        </w:rPr>
+        <w:t>),DISP</w:t>
+      </w:r>
+      <w:proofErr w:type="gramEnd"/>
+      <w:r>
+        <w:rPr>
+          <w:rFonts w:cstheme="minorHAnsi"/>
+          <w:sz w:val="24"/>
+          <w:szCs w:val="24"/>
+          <w:lang w:val="en-US"/>
+        </w:rPr>
+        <w:t>=SHR</w:t>
       </w:r>
       <w:r>
         <w:rPr>
@@ -24356,6 +28495,7 @@
         </w:rPr>
         <w:t>//LINKMAP.SYSLMOD</w:t>
       </w:r>
+      <w:proofErr w:type="gramStart"/>
       <w:r>
         <w:rPr>
           <w:rFonts w:cstheme="minorHAnsi"/>
@@ -24374,7 +28514,37 @@
           <w:lang w:val="en-US"/>
         </w:rPr>
         <w:tab/>
-        <w:t>DSN=USER.CICS.LINKLIB(&amp;MAPNAME),DISP=SHR</w:t>
+        <w:t>DSN=USER.CICS.LINKLIB</w:t>
+      </w:r>
+      <w:proofErr w:type="gramEnd"/>
+      <w:r>
+        <w:rPr>
+          <w:rFonts w:cstheme="minorHAnsi"/>
+          <w:sz w:val="24"/>
+          <w:szCs w:val="24"/>
+          <w:lang w:val="en-US"/>
+        </w:rPr>
+        <w:t>(&amp;MAPNAME</w:t>
+      </w:r>
+      <w:proofErr w:type="gramStart"/>
+      <w:r>
+        <w:rPr>
+          <w:rFonts w:cstheme="minorHAnsi"/>
+          <w:sz w:val="24"/>
+          <w:szCs w:val="24"/>
+          <w:lang w:val="en-US"/>
+        </w:rPr>
+        <w:t>),DISP</w:t>
+      </w:r>
+      <w:proofErr w:type="gramEnd"/>
+      <w:r>
+        <w:rPr>
+          <w:rFonts w:cstheme="minorHAnsi"/>
+          <w:sz w:val="24"/>
+          <w:szCs w:val="24"/>
+          <w:lang w:val="en-US"/>
+        </w:rPr>
+        <w:t>=SHR</w:t>
       </w:r>
     </w:p>
     <w:p>
@@ -24592,16 +28762,36 @@
           <w:szCs w:val="24"/>
           <w:lang w:val="en-US"/>
         </w:rPr>
-        <w:t xml:space="preserve">PCT Entry </w:t>
-      </w:r>
-      <w:r>
-        <w:rPr>
-          <w:rFonts w:cstheme="minorHAnsi"/>
-          <w:sz w:val="24"/>
-          <w:szCs w:val="24"/>
-          <w:lang w:val="en-US"/>
-        </w:rPr>
-        <w:t xml:space="preserve"> -&gt; this is for TRAN-ID</w:t>
+        <w:t xml:space="preserve">PCT </w:t>
+      </w:r>
+      <w:proofErr w:type="gramStart"/>
+      <w:r>
+        <w:rPr>
+          <w:rFonts w:cstheme="minorHAnsi"/>
+          <w:sz w:val="24"/>
+          <w:szCs w:val="24"/>
+          <w:lang w:val="en-US"/>
+        </w:rPr>
+        <w:t xml:space="preserve">Entry </w:t>
+      </w:r>
+      <w:r>
+        <w:rPr>
+          <w:rFonts w:cstheme="minorHAnsi"/>
+          <w:sz w:val="24"/>
+          <w:szCs w:val="24"/>
+          <w:lang w:val="en-US"/>
+        </w:rPr>
+        <w:t xml:space="preserve"> -</w:t>
+      </w:r>
+      <w:proofErr w:type="gramEnd"/>
+      <w:r>
+        <w:rPr>
+          <w:rFonts w:cstheme="minorHAnsi"/>
+          <w:sz w:val="24"/>
+          <w:szCs w:val="24"/>
+          <w:lang w:val="en-US"/>
+        </w:rPr>
+        <w:t>&gt; this is for TRAN-ID</w:t>
       </w:r>
     </w:p>
     <w:p>
@@ -24680,7 +28870,27 @@
           <w:lang w:val="en-US"/>
         </w:rPr>
         <w:lastRenderedPageBreak/>
-        <w:t>This is front to back connection, this tells for which transaction-id which program is connected</w:t>
+        <w:t xml:space="preserve">This is front to back </w:t>
+      </w:r>
+      <w:proofErr w:type="gramStart"/>
+      <w:r>
+        <w:rPr>
+          <w:rFonts w:cstheme="minorHAnsi"/>
+          <w:sz w:val="24"/>
+          <w:szCs w:val="24"/>
+          <w:lang w:val="en-US"/>
+        </w:rPr>
+        <w:t>connection,</w:t>
+      </w:r>
+      <w:proofErr w:type="gramEnd"/>
+      <w:r>
+        <w:rPr>
+          <w:rFonts w:cstheme="minorHAnsi"/>
+          <w:sz w:val="24"/>
+          <w:szCs w:val="24"/>
+          <w:lang w:val="en-US"/>
+        </w:rPr>
+        <w:t xml:space="preserve"> this tells for which transaction-id which program is connected</w:t>
       </w:r>
     </w:p>
     <w:p>
@@ -24804,8 +29014,39 @@
           <w:szCs w:val="24"/>
           <w:lang w:val="en-US"/>
         </w:rPr>
-        <w:t>system will check the PCT entry [so it’ll find that TRN3 is linked with pgm MSETMULP ]</w:t>
-      </w:r>
+        <w:t xml:space="preserve">system will check the PCT entry [so it’ll find that TRN3 is linked with </w:t>
+      </w:r>
+      <w:proofErr w:type="spellStart"/>
+      <w:r>
+        <w:rPr>
+          <w:rFonts w:cstheme="minorHAnsi"/>
+          <w:sz w:val="24"/>
+          <w:szCs w:val="24"/>
+          <w:lang w:val="en-US"/>
+        </w:rPr>
+        <w:t>pgm</w:t>
+      </w:r>
+      <w:proofErr w:type="spellEnd"/>
+      <w:r>
+        <w:rPr>
+          <w:rFonts w:cstheme="minorHAnsi"/>
+          <w:sz w:val="24"/>
+          <w:szCs w:val="24"/>
+          <w:lang w:val="en-US"/>
+        </w:rPr>
+        <w:t xml:space="preserve"> </w:t>
+      </w:r>
+      <w:proofErr w:type="gramStart"/>
+      <w:r>
+        <w:rPr>
+          <w:rFonts w:cstheme="minorHAnsi"/>
+          <w:sz w:val="24"/>
+          <w:szCs w:val="24"/>
+          <w:lang w:val="en-US"/>
+        </w:rPr>
+        <w:t>MSETMULP ]</w:t>
+      </w:r>
+      <w:proofErr w:type="gramEnd"/>
     </w:p>
     <w:p>
       <w:pPr>
@@ -24830,7 +29071,27 @@
           <w:szCs w:val="24"/>
           <w:lang w:val="en-US"/>
         </w:rPr>
-        <w:t>then system will check the PPT entry [it contains the Program and the Pgm Load module, and start executing the load module]</w:t>
+        <w:t xml:space="preserve">then system will check the PPT entry [it contains the Program and the </w:t>
+      </w:r>
+      <w:proofErr w:type="spellStart"/>
+      <w:r>
+        <w:rPr>
+          <w:rFonts w:cstheme="minorHAnsi"/>
+          <w:sz w:val="24"/>
+          <w:szCs w:val="24"/>
+          <w:lang w:val="en-US"/>
+        </w:rPr>
+        <w:t>Pgm</w:t>
+      </w:r>
+      <w:proofErr w:type="spellEnd"/>
+      <w:r>
+        <w:rPr>
+          <w:rFonts w:cstheme="minorHAnsi"/>
+          <w:sz w:val="24"/>
+          <w:szCs w:val="24"/>
+          <w:lang w:val="en-US"/>
+        </w:rPr>
+        <w:t xml:space="preserve"> Load module, and start executing the load module]</w:t>
       </w:r>
     </w:p>
     <w:p>
@@ -24856,7 +29117,47 @@
           <w:szCs w:val="24"/>
           <w:lang w:val="en-US"/>
         </w:rPr>
-        <w:t xml:space="preserve">When pgm execute the first thing will happen in PROCEDURE DIVISION is SEND MAP,  so when system sees the CICS SEND MAP command, again it’ll check the PPT entry for the MAPSET load (that we have done while MAPSET design compilation) </w:t>
+        <w:t xml:space="preserve">When </w:t>
+      </w:r>
+      <w:proofErr w:type="spellStart"/>
+      <w:r>
+        <w:rPr>
+          <w:rFonts w:cstheme="minorHAnsi"/>
+          <w:sz w:val="24"/>
+          <w:szCs w:val="24"/>
+          <w:lang w:val="en-US"/>
+        </w:rPr>
+        <w:t>pgm</w:t>
+      </w:r>
+      <w:proofErr w:type="spellEnd"/>
+      <w:r>
+        <w:rPr>
+          <w:rFonts w:cstheme="minorHAnsi"/>
+          <w:sz w:val="24"/>
+          <w:szCs w:val="24"/>
+          <w:lang w:val="en-US"/>
+        </w:rPr>
+        <w:t xml:space="preserve"> execute the first thing will happen in PROCEDURE DIVISION is SEND </w:t>
+      </w:r>
+      <w:proofErr w:type="gramStart"/>
+      <w:r>
+        <w:rPr>
+          <w:rFonts w:cstheme="minorHAnsi"/>
+          <w:sz w:val="24"/>
+          <w:szCs w:val="24"/>
+          <w:lang w:val="en-US"/>
+        </w:rPr>
+        <w:t>MAP,  so</w:t>
+      </w:r>
+      <w:proofErr w:type="gramEnd"/>
+      <w:r>
+        <w:rPr>
+          <w:rFonts w:cstheme="minorHAnsi"/>
+          <w:sz w:val="24"/>
+          <w:szCs w:val="24"/>
+          <w:lang w:val="en-US"/>
+        </w:rPr>
+        <w:t xml:space="preserve"> when system sees the CICS SEND MAP command, again it’ll check the PPT entry for the MAPSET load (that we have done while MAPSET design compilation) </w:t>
       </w:r>
     </w:p>
     <w:p>
@@ -25332,8 +29633,21 @@
           <w:szCs w:val="24"/>
           <w:lang w:val="en-US"/>
         </w:rPr>
-        <w:t>When we have COBOL-CICS pgm</w:t>
-      </w:r>
+        <w:t xml:space="preserve">When we have COBOL-CICS </w:t>
+      </w:r>
+      <w:proofErr w:type="spellStart"/>
+      <w:r>
+        <w:rPr>
+          <w:rFonts w:cstheme="minorHAnsi"/>
+          <w:b/>
+          <w:bCs/>
+          <w:sz w:val="24"/>
+          <w:szCs w:val="24"/>
+          <w:lang w:val="en-US"/>
+        </w:rPr>
+        <w:t>pgm</w:t>
+      </w:r>
+      <w:proofErr w:type="spellEnd"/>
     </w:p>
     <w:p>
       <w:pPr>
@@ -25646,7 +29960,47 @@
           <w:szCs w:val="24"/>
           <w:lang w:val="en-US"/>
         </w:rPr>
-        <w:t>CEDA DEF MAPSET() G()</w:t>
+        <w:t xml:space="preserve">CEDA DEF </w:t>
+      </w:r>
+      <w:proofErr w:type="gramStart"/>
+      <w:r>
+        <w:rPr>
+          <w:rFonts w:cstheme="minorHAnsi"/>
+          <w:sz w:val="24"/>
+          <w:szCs w:val="24"/>
+          <w:lang w:val="en-US"/>
+        </w:rPr>
+        <w:t>MAPSET(</w:t>
+      </w:r>
+      <w:proofErr w:type="gramEnd"/>
+      <w:r>
+        <w:rPr>
+          <w:rFonts w:cstheme="minorHAnsi"/>
+          <w:sz w:val="24"/>
+          <w:szCs w:val="24"/>
+          <w:lang w:val="en-US"/>
+        </w:rPr>
+        <w:t xml:space="preserve">) </w:t>
+      </w:r>
+      <w:proofErr w:type="gramStart"/>
+      <w:r>
+        <w:rPr>
+          <w:rFonts w:cstheme="minorHAnsi"/>
+          <w:sz w:val="24"/>
+          <w:szCs w:val="24"/>
+          <w:lang w:val="en-US"/>
+        </w:rPr>
+        <w:t>G(</w:t>
+      </w:r>
+      <w:proofErr w:type="gramEnd"/>
+      <w:r>
+        <w:rPr>
+          <w:rFonts w:cstheme="minorHAnsi"/>
+          <w:sz w:val="24"/>
+          <w:szCs w:val="24"/>
+          <w:lang w:val="en-US"/>
+        </w:rPr>
+        <w:t>)</w:t>
       </w:r>
       <w:r>
         <w:rPr>
@@ -25701,17 +30055,77 @@
           <w:szCs w:val="24"/>
           <w:lang w:val="en-US"/>
         </w:rPr>
-        <w:t xml:space="preserve">CEDA INS MAPSET() G() </w:t>
-      </w:r>
-      <w:r>
-        <w:rPr>
-          <w:rFonts w:cstheme="minorHAnsi"/>
-          <w:sz w:val="24"/>
-          <w:szCs w:val="24"/>
-          <w:lang w:val="en-US"/>
-        </w:rPr>
-        <w:tab/>
-        <w:t>-&gt; if there is change BMS Mapset design, do INS each                time</w:t>
+        <w:t xml:space="preserve">CEDA INS </w:t>
+      </w:r>
+      <w:proofErr w:type="gramStart"/>
+      <w:r>
+        <w:rPr>
+          <w:rFonts w:cstheme="minorHAnsi"/>
+          <w:sz w:val="24"/>
+          <w:szCs w:val="24"/>
+          <w:lang w:val="en-US"/>
+        </w:rPr>
+        <w:t>MAPSET(</w:t>
+      </w:r>
+      <w:proofErr w:type="gramEnd"/>
+      <w:r>
+        <w:rPr>
+          <w:rFonts w:cstheme="minorHAnsi"/>
+          <w:sz w:val="24"/>
+          <w:szCs w:val="24"/>
+          <w:lang w:val="en-US"/>
+        </w:rPr>
+        <w:t xml:space="preserve">) </w:t>
+      </w:r>
+      <w:proofErr w:type="gramStart"/>
+      <w:r>
+        <w:rPr>
+          <w:rFonts w:cstheme="minorHAnsi"/>
+          <w:sz w:val="24"/>
+          <w:szCs w:val="24"/>
+          <w:lang w:val="en-US"/>
+        </w:rPr>
+        <w:t>G(</w:t>
+      </w:r>
+      <w:proofErr w:type="gramEnd"/>
+      <w:r>
+        <w:rPr>
+          <w:rFonts w:cstheme="minorHAnsi"/>
+          <w:sz w:val="24"/>
+          <w:szCs w:val="24"/>
+          <w:lang w:val="en-US"/>
+        </w:rPr>
+        <w:t xml:space="preserve">) </w:t>
+      </w:r>
+      <w:r>
+        <w:rPr>
+          <w:rFonts w:cstheme="minorHAnsi"/>
+          <w:sz w:val="24"/>
+          <w:szCs w:val="24"/>
+          <w:lang w:val="en-US"/>
+        </w:rPr>
+        <w:tab/>
+        <w:t xml:space="preserve">-&gt; if there is change BMS </w:t>
+      </w:r>
+      <w:proofErr w:type="spellStart"/>
+      <w:r>
+        <w:rPr>
+          <w:rFonts w:cstheme="minorHAnsi"/>
+          <w:sz w:val="24"/>
+          <w:szCs w:val="24"/>
+          <w:lang w:val="en-US"/>
+        </w:rPr>
+        <w:t>Mapset</w:t>
+      </w:r>
+      <w:proofErr w:type="spellEnd"/>
+      <w:r>
+        <w:rPr>
+          <w:rFonts w:cstheme="minorHAnsi"/>
+          <w:sz w:val="24"/>
+          <w:szCs w:val="24"/>
+          <w:lang w:val="en-US"/>
+        </w:rPr>
+        <w:t xml:space="preserve"> design, do INS each                time</w:t>
       </w:r>
     </w:p>
     <w:p>
@@ -25741,8 +30155,21 @@
           <w:szCs w:val="24"/>
           <w:lang w:val="en-US"/>
         </w:rPr>
-        <w:t>COBOL-CICS pgm</w:t>
-      </w:r>
+        <w:t xml:space="preserve">COBOL-CICS </w:t>
+      </w:r>
+      <w:proofErr w:type="spellStart"/>
+      <w:r>
+        <w:rPr>
+          <w:rFonts w:cstheme="minorHAnsi"/>
+          <w:b/>
+          <w:bCs/>
+          <w:sz w:val="24"/>
+          <w:szCs w:val="24"/>
+          <w:lang w:val="en-US"/>
+        </w:rPr>
+        <w:t>pgm</w:t>
+      </w:r>
+      <w:proofErr w:type="spellEnd"/>
     </w:p>
     <w:p>
       <w:pPr>
@@ -25767,7 +30194,47 @@
           <w:szCs w:val="24"/>
           <w:lang w:val="en-US"/>
         </w:rPr>
-        <w:t>CEDA DEF PROGRAM() G()</w:t>
+        <w:t xml:space="preserve">CEDA DEF </w:t>
+      </w:r>
+      <w:proofErr w:type="gramStart"/>
+      <w:r>
+        <w:rPr>
+          <w:rFonts w:cstheme="minorHAnsi"/>
+          <w:sz w:val="24"/>
+          <w:szCs w:val="24"/>
+          <w:lang w:val="en-US"/>
+        </w:rPr>
+        <w:t>PROGRAM(</w:t>
+      </w:r>
+      <w:proofErr w:type="gramEnd"/>
+      <w:r>
+        <w:rPr>
+          <w:rFonts w:cstheme="minorHAnsi"/>
+          <w:sz w:val="24"/>
+          <w:szCs w:val="24"/>
+          <w:lang w:val="en-US"/>
+        </w:rPr>
+        <w:t xml:space="preserve">) </w:t>
+      </w:r>
+      <w:proofErr w:type="gramStart"/>
+      <w:r>
+        <w:rPr>
+          <w:rFonts w:cstheme="minorHAnsi"/>
+          <w:sz w:val="24"/>
+          <w:szCs w:val="24"/>
+          <w:lang w:val="en-US"/>
+        </w:rPr>
+        <w:t>G(</w:t>
+      </w:r>
+      <w:proofErr w:type="gramEnd"/>
+      <w:r>
+        <w:rPr>
+          <w:rFonts w:cstheme="minorHAnsi"/>
+          <w:sz w:val="24"/>
+          <w:szCs w:val="24"/>
+          <w:lang w:val="en-US"/>
+        </w:rPr>
+        <w:t>)</w:t>
       </w:r>
       <w:r>
         <w:rPr>
@@ -25822,17 +30289,77 @@
           <w:szCs w:val="24"/>
           <w:lang w:val="en-US"/>
         </w:rPr>
-        <w:t>CEDA INS PROGRAM() G()</w:t>
-      </w:r>
-      <w:r>
-        <w:rPr>
-          <w:rFonts w:cstheme="minorHAnsi"/>
-          <w:sz w:val="24"/>
-          <w:szCs w:val="24"/>
-          <w:lang w:val="en-US"/>
-        </w:rPr>
-        <w:tab/>
-        <w:t>-&gt; if there is pgm change, do INS each time</w:t>
+        <w:t xml:space="preserve">CEDA INS </w:t>
+      </w:r>
+      <w:proofErr w:type="gramStart"/>
+      <w:r>
+        <w:rPr>
+          <w:rFonts w:cstheme="minorHAnsi"/>
+          <w:sz w:val="24"/>
+          <w:szCs w:val="24"/>
+          <w:lang w:val="en-US"/>
+        </w:rPr>
+        <w:t>PROGRAM(</w:t>
+      </w:r>
+      <w:proofErr w:type="gramEnd"/>
+      <w:r>
+        <w:rPr>
+          <w:rFonts w:cstheme="minorHAnsi"/>
+          <w:sz w:val="24"/>
+          <w:szCs w:val="24"/>
+          <w:lang w:val="en-US"/>
+        </w:rPr>
+        <w:t xml:space="preserve">) </w:t>
+      </w:r>
+      <w:proofErr w:type="gramStart"/>
+      <w:r>
+        <w:rPr>
+          <w:rFonts w:cstheme="minorHAnsi"/>
+          <w:sz w:val="24"/>
+          <w:szCs w:val="24"/>
+          <w:lang w:val="en-US"/>
+        </w:rPr>
+        <w:t>G(</w:t>
+      </w:r>
+      <w:proofErr w:type="gramEnd"/>
+      <w:r>
+        <w:rPr>
+          <w:rFonts w:cstheme="minorHAnsi"/>
+          <w:sz w:val="24"/>
+          <w:szCs w:val="24"/>
+          <w:lang w:val="en-US"/>
+        </w:rPr>
+        <w:t>)</w:t>
+      </w:r>
+      <w:r>
+        <w:rPr>
+          <w:rFonts w:cstheme="minorHAnsi"/>
+          <w:sz w:val="24"/>
+          <w:szCs w:val="24"/>
+          <w:lang w:val="en-US"/>
+        </w:rPr>
+        <w:tab/>
+        <w:t xml:space="preserve">-&gt; if there is </w:t>
+      </w:r>
+      <w:proofErr w:type="spellStart"/>
+      <w:r>
+        <w:rPr>
+          <w:rFonts w:cstheme="minorHAnsi"/>
+          <w:sz w:val="24"/>
+          <w:szCs w:val="24"/>
+          <w:lang w:val="en-US"/>
+        </w:rPr>
+        <w:t>pgm</w:t>
+      </w:r>
+      <w:proofErr w:type="spellEnd"/>
+      <w:r>
+        <w:rPr>
+          <w:rFonts w:cstheme="minorHAnsi"/>
+          <w:sz w:val="24"/>
+          <w:szCs w:val="24"/>
+          <w:lang w:val="en-US"/>
+        </w:rPr>
+        <w:t xml:space="preserve"> change, do INS each time</w:t>
       </w:r>
     </w:p>
     <w:p>
@@ -25922,7 +30449,31 @@
           <w:szCs w:val="24"/>
           <w:lang w:val="en-US"/>
         </w:rPr>
-        <w:t>If there is a change in our COBOL-CICS pgm then a</w:t>
+        <w:t xml:space="preserve">If there is a change in our COBOL-CICS </w:t>
+      </w:r>
+      <w:proofErr w:type="spellStart"/>
+      <w:r>
+        <w:rPr>
+          <w:rFonts w:cstheme="minorHAnsi"/>
+          <w:b/>
+          <w:bCs/>
+          <w:sz w:val="24"/>
+          <w:szCs w:val="24"/>
+          <w:lang w:val="en-US"/>
+        </w:rPr>
+        <w:t>pgm</w:t>
+      </w:r>
+      <w:proofErr w:type="spellEnd"/>
+      <w:r>
+        <w:rPr>
+          <w:rFonts w:cstheme="minorHAnsi"/>
+          <w:b/>
+          <w:bCs/>
+          <w:sz w:val="24"/>
+          <w:szCs w:val="24"/>
+          <w:lang w:val="en-US"/>
+        </w:rPr>
+        <w:t xml:space="preserve"> then a</w:t>
       </w:r>
       <w:r>
         <w:rPr>
@@ -25944,8 +30495,21 @@
           <w:szCs w:val="24"/>
           <w:lang w:val="en-US"/>
         </w:rPr>
-        <w:t>COBOL-CICS pgm</w:t>
-      </w:r>
+        <w:t xml:space="preserve">COBOL-CICS </w:t>
+      </w:r>
+      <w:proofErr w:type="spellStart"/>
+      <w:r>
+        <w:rPr>
+          <w:rFonts w:cstheme="minorHAnsi"/>
+          <w:b/>
+          <w:bCs/>
+          <w:sz w:val="24"/>
+          <w:szCs w:val="24"/>
+          <w:lang w:val="en-US"/>
+        </w:rPr>
+        <w:t>pgm</w:t>
+      </w:r>
+      <w:proofErr w:type="spellEnd"/>
       <w:r>
         <w:rPr>
           <w:rFonts w:cstheme="minorHAnsi"/>
@@ -26054,7 +30618,27 @@
           <w:szCs w:val="24"/>
           <w:lang w:val="en-US"/>
         </w:rPr>
-        <w:t>4 char alph-numeric</w:t>
+        <w:t xml:space="preserve">4 char </w:t>
+      </w:r>
+      <w:proofErr w:type="spellStart"/>
+      <w:r>
+        <w:rPr>
+          <w:rFonts w:cstheme="minorHAnsi"/>
+          <w:sz w:val="24"/>
+          <w:szCs w:val="24"/>
+          <w:lang w:val="en-US"/>
+        </w:rPr>
+        <w:t>alph</w:t>
+      </w:r>
+      <w:proofErr w:type="spellEnd"/>
+      <w:r>
+        <w:rPr>
+          <w:rFonts w:cstheme="minorHAnsi"/>
+          <w:sz w:val="24"/>
+          <w:szCs w:val="24"/>
+          <w:lang w:val="en-US"/>
+        </w:rPr>
+        <w:t>-numeric</w:t>
       </w:r>
     </w:p>
     <w:p>
@@ -26110,8 +30694,39 @@
           <w:szCs w:val="24"/>
           <w:lang w:val="en-US"/>
         </w:rPr>
-        <w:t>In the pgm – RETURN TRAN(XXXX), this should be used to connect the pgm</w:t>
-      </w:r>
+        <w:t xml:space="preserve">In the </w:t>
+      </w:r>
+      <w:proofErr w:type="spellStart"/>
+      <w:r>
+        <w:rPr>
+          <w:rFonts w:cstheme="minorHAnsi"/>
+          <w:sz w:val="24"/>
+          <w:szCs w:val="24"/>
+          <w:lang w:val="en-US"/>
+        </w:rPr>
+        <w:t>pgm</w:t>
+      </w:r>
+      <w:proofErr w:type="spellEnd"/>
+      <w:r>
+        <w:rPr>
+          <w:rFonts w:cstheme="minorHAnsi"/>
+          <w:sz w:val="24"/>
+          <w:szCs w:val="24"/>
+          <w:lang w:val="en-US"/>
+        </w:rPr>
+        <w:t xml:space="preserve"> – RETURN TRAN(XXXX), this should be used to connect the </w:t>
+      </w:r>
+      <w:proofErr w:type="spellStart"/>
+      <w:r>
+        <w:rPr>
+          <w:rFonts w:cstheme="minorHAnsi"/>
+          <w:sz w:val="24"/>
+          <w:szCs w:val="24"/>
+          <w:lang w:val="en-US"/>
+        </w:rPr>
+        <w:t>pgm</w:t>
+      </w:r>
+      <w:proofErr w:type="spellEnd"/>
     </w:p>
     <w:p>
       <w:pPr>
@@ -26138,7 +30753,27 @@
           <w:szCs w:val="24"/>
           <w:lang w:val="en-US"/>
         </w:rPr>
-        <w:t>A single pgm can have multiple TRAN-ID</w:t>
+        <w:t xml:space="preserve">A single </w:t>
+      </w:r>
+      <w:proofErr w:type="spellStart"/>
+      <w:r>
+        <w:rPr>
+          <w:rFonts w:cstheme="minorHAnsi"/>
+          <w:sz w:val="24"/>
+          <w:szCs w:val="24"/>
+          <w:lang w:val="en-US"/>
+        </w:rPr>
+        <w:t>pgm</w:t>
+      </w:r>
+      <w:proofErr w:type="spellEnd"/>
+      <w:r>
+        <w:rPr>
+          <w:rFonts w:cstheme="minorHAnsi"/>
+          <w:sz w:val="24"/>
+          <w:szCs w:val="24"/>
+          <w:lang w:val="en-US"/>
+        </w:rPr>
+        <w:t xml:space="preserve"> can have multiple TRAN-ID</w:t>
       </w:r>
     </w:p>
     <w:p>
@@ -26167,7 +30802,29 @@
           <w:sz w:val="24"/>
           <w:szCs w:val="24"/>
         </w:rPr>
-        <w:t>A CICS transaction is a short name (Transaction ID) that maps a user request to an application program (COBOL-CICS pgm), creating a task to process that request.</w:t>
+        <w:t xml:space="preserve">A CICS transaction is a short name (Transaction ID) that maps a user request to an application program (COBOL-CICS </w:t>
+      </w:r>
+      <w:proofErr w:type="spellStart"/>
+      <w:r>
+        <w:rPr>
+          <w:rFonts w:cstheme="minorHAnsi"/>
+          <w:b/>
+          <w:bCs/>
+          <w:sz w:val="24"/>
+          <w:szCs w:val="24"/>
+        </w:rPr>
+        <w:t>pgm</w:t>
+      </w:r>
+      <w:proofErr w:type="spellEnd"/>
+      <w:r>
+        <w:rPr>
+          <w:rFonts w:cstheme="minorHAnsi"/>
+          <w:b/>
+          <w:bCs/>
+          <w:sz w:val="24"/>
+          <w:szCs w:val="24"/>
+        </w:rPr>
+        <w:t>), creating a task to process that request.</w:t>
       </w:r>
     </w:p>
     <w:p>
@@ -26195,7 +30852,47 @@
           <w:szCs w:val="24"/>
           <w:lang w:val="en-US"/>
         </w:rPr>
-        <w:t>CEDA DEF TRANS(XXXX) PROGRAM() G()</w:t>
+        <w:t xml:space="preserve">CEDA DEF TRANS(XXXX) </w:t>
+      </w:r>
+      <w:proofErr w:type="gramStart"/>
+      <w:r>
+        <w:rPr>
+          <w:rFonts w:cstheme="minorHAnsi"/>
+          <w:sz w:val="24"/>
+          <w:szCs w:val="24"/>
+          <w:lang w:val="en-US"/>
+        </w:rPr>
+        <w:t>PROGRAM(</w:t>
+      </w:r>
+      <w:proofErr w:type="gramEnd"/>
+      <w:r>
+        <w:rPr>
+          <w:rFonts w:cstheme="minorHAnsi"/>
+          <w:sz w:val="24"/>
+          <w:szCs w:val="24"/>
+          <w:lang w:val="en-US"/>
+        </w:rPr>
+        <w:t xml:space="preserve">) </w:t>
+      </w:r>
+      <w:proofErr w:type="gramStart"/>
+      <w:r>
+        <w:rPr>
+          <w:rFonts w:cstheme="minorHAnsi"/>
+          <w:sz w:val="24"/>
+          <w:szCs w:val="24"/>
+          <w:lang w:val="en-US"/>
+        </w:rPr>
+        <w:t>G(</w:t>
+      </w:r>
+      <w:proofErr w:type="gramEnd"/>
+      <w:r>
+        <w:rPr>
+          <w:rFonts w:cstheme="minorHAnsi"/>
+          <w:sz w:val="24"/>
+          <w:szCs w:val="24"/>
+          <w:lang w:val="en-US"/>
+        </w:rPr>
+        <w:t>)</w:t>
       </w:r>
     </w:p>
     <w:p>
@@ -26223,7 +30920,27 @@
           <w:szCs w:val="24"/>
           <w:lang w:val="en-US"/>
         </w:rPr>
-        <w:t xml:space="preserve">CEDA INS TRANS(XXXX) G() </w:t>
+        <w:t xml:space="preserve">CEDA INS TRANS(XXXX) </w:t>
+      </w:r>
+      <w:proofErr w:type="gramStart"/>
+      <w:r>
+        <w:rPr>
+          <w:rFonts w:cstheme="minorHAnsi"/>
+          <w:sz w:val="24"/>
+          <w:szCs w:val="24"/>
+          <w:lang w:val="en-US"/>
+        </w:rPr>
+        <w:t>G(</w:t>
+      </w:r>
+      <w:proofErr w:type="gramEnd"/>
+      <w:r>
+        <w:rPr>
+          <w:rFonts w:cstheme="minorHAnsi"/>
+          <w:sz w:val="24"/>
+          <w:szCs w:val="24"/>
+          <w:lang w:val="en-US"/>
+        </w:rPr>
+        <w:t xml:space="preserve">) </w:t>
       </w:r>
     </w:p>
     <w:p>
@@ -26279,8 +30996,19 @@
           <w:szCs w:val="24"/>
           <w:lang w:val="en-US"/>
         </w:rPr>
-        <w:t>Single screen for the project -&gt; TRANS-ID -&gt; Press enter</w:t>
-      </w:r>
+        <w:t xml:space="preserve">Single screen for the project -&gt; TRANS-ID -&gt; Press </w:t>
+      </w:r>
+      <w:proofErr w:type="gramStart"/>
+      <w:r>
+        <w:rPr>
+          <w:rFonts w:cstheme="minorHAnsi"/>
+          <w:sz w:val="24"/>
+          <w:szCs w:val="24"/>
+          <w:lang w:val="en-US"/>
+        </w:rPr>
+        <w:t>enter</w:t>
+      </w:r>
+      <w:proofErr w:type="gramEnd"/>
     </w:p>
     <w:p>
       <w:pPr>
@@ -26634,8 +31362,39 @@
           <w:szCs w:val="24"/>
           <w:lang w:val="en-US"/>
         </w:rPr>
-        <w:t>Used to do data processing -&gt; like PGMA -&gt; is calling audit/update pgm which is a subpgm</w:t>
-      </w:r>
+        <w:t xml:space="preserve">Used to do data processing -&gt; like PGMA -&gt; is calling audit/update </w:t>
+      </w:r>
+      <w:proofErr w:type="spellStart"/>
+      <w:r>
+        <w:rPr>
+          <w:rFonts w:cstheme="minorHAnsi"/>
+          <w:sz w:val="24"/>
+          <w:szCs w:val="24"/>
+          <w:lang w:val="en-US"/>
+        </w:rPr>
+        <w:t>pgm</w:t>
+      </w:r>
+      <w:proofErr w:type="spellEnd"/>
+      <w:r>
+        <w:rPr>
+          <w:rFonts w:cstheme="minorHAnsi"/>
+          <w:sz w:val="24"/>
+          <w:szCs w:val="24"/>
+          <w:lang w:val="en-US"/>
+        </w:rPr>
+        <w:t xml:space="preserve"> which is a </w:t>
+      </w:r>
+      <w:proofErr w:type="spellStart"/>
+      <w:r>
+        <w:rPr>
+          <w:rFonts w:cstheme="minorHAnsi"/>
+          <w:sz w:val="24"/>
+          <w:szCs w:val="24"/>
+          <w:lang w:val="en-US"/>
+        </w:rPr>
+        <w:t>subpgm</w:t>
+      </w:r>
+      <w:proofErr w:type="spellEnd"/>
     </w:p>
     <w:p>
       <w:pPr>
@@ -26742,8 +31501,79 @@
           <w:szCs w:val="24"/>
           <w:lang w:val="en-US"/>
         </w:rPr>
-        <w:t>The mainpgm will be terminated first and then the control will be sent to subpgm -&gt; This time subpgm will become the mainpgm</w:t>
-      </w:r>
+        <w:t xml:space="preserve">The </w:t>
+      </w:r>
+      <w:proofErr w:type="spellStart"/>
+      <w:r>
+        <w:rPr>
+          <w:rFonts w:cstheme="minorHAnsi"/>
+          <w:sz w:val="24"/>
+          <w:szCs w:val="24"/>
+          <w:lang w:val="en-US"/>
+        </w:rPr>
+        <w:t>mainpgm</w:t>
+      </w:r>
+      <w:proofErr w:type="spellEnd"/>
+      <w:r>
+        <w:rPr>
+          <w:rFonts w:cstheme="minorHAnsi"/>
+          <w:sz w:val="24"/>
+          <w:szCs w:val="24"/>
+          <w:lang w:val="en-US"/>
+        </w:rPr>
+        <w:t xml:space="preserve"> will be terminated first and then the control will be sent to </w:t>
+      </w:r>
+      <w:proofErr w:type="spellStart"/>
+      <w:r>
+        <w:rPr>
+          <w:rFonts w:cstheme="minorHAnsi"/>
+          <w:sz w:val="24"/>
+          <w:szCs w:val="24"/>
+          <w:lang w:val="en-US"/>
+        </w:rPr>
+        <w:t>subpgm</w:t>
+      </w:r>
+      <w:proofErr w:type="spellEnd"/>
+      <w:r>
+        <w:rPr>
+          <w:rFonts w:cstheme="minorHAnsi"/>
+          <w:sz w:val="24"/>
+          <w:szCs w:val="24"/>
+          <w:lang w:val="en-US"/>
+        </w:rPr>
+        <w:t xml:space="preserve"> -&gt; This time </w:t>
+      </w:r>
+      <w:proofErr w:type="spellStart"/>
+      <w:r>
+        <w:rPr>
+          <w:rFonts w:cstheme="minorHAnsi"/>
+          <w:sz w:val="24"/>
+          <w:szCs w:val="24"/>
+          <w:lang w:val="en-US"/>
+        </w:rPr>
+        <w:t>subpgm</w:t>
+      </w:r>
+      <w:proofErr w:type="spellEnd"/>
+      <w:r>
+        <w:rPr>
+          <w:rFonts w:cstheme="minorHAnsi"/>
+          <w:sz w:val="24"/>
+          <w:szCs w:val="24"/>
+          <w:lang w:val="en-US"/>
+        </w:rPr>
+        <w:t xml:space="preserve"> will become the </w:t>
+      </w:r>
+      <w:proofErr w:type="spellStart"/>
+      <w:r>
+        <w:rPr>
+          <w:rFonts w:cstheme="minorHAnsi"/>
+          <w:sz w:val="24"/>
+          <w:szCs w:val="24"/>
+          <w:lang w:val="en-US"/>
+        </w:rPr>
+        <w:t>mainpgm</w:t>
+      </w:r>
+      <w:proofErr w:type="spellEnd"/>
     </w:p>
     <w:p>
       <w:pPr>
@@ -26812,8 +31642,21 @@
           <w:szCs w:val="24"/>
           <w:lang w:val="en-US"/>
         </w:rPr>
-        <w:t>How to pass the data to SubPgm</w:t>
-      </w:r>
+        <w:t xml:space="preserve">How to pass the data to </w:t>
+      </w:r>
+      <w:proofErr w:type="spellStart"/>
+      <w:r>
+        <w:rPr>
+          <w:rFonts w:cstheme="minorHAnsi"/>
+          <w:b/>
+          <w:bCs/>
+          <w:sz w:val="24"/>
+          <w:szCs w:val="24"/>
+          <w:lang w:val="en-US"/>
+        </w:rPr>
+        <w:t>SubPgm</w:t>
+      </w:r>
+      <w:proofErr w:type="spellEnd"/>
       <w:r>
         <w:rPr>
           <w:rFonts w:cstheme="minorHAnsi"/>
@@ -26961,8 +31804,39 @@
           <w:szCs w:val="24"/>
           <w:lang w:val="en-US"/>
         </w:rPr>
-        <w:t>We will use commarea memory to pass the data to subpgm</w:t>
-      </w:r>
+        <w:t xml:space="preserve">We will use </w:t>
+      </w:r>
+      <w:proofErr w:type="spellStart"/>
+      <w:r>
+        <w:rPr>
+          <w:rFonts w:cstheme="minorHAnsi"/>
+          <w:sz w:val="24"/>
+          <w:szCs w:val="24"/>
+          <w:lang w:val="en-US"/>
+        </w:rPr>
+        <w:t>commarea</w:t>
+      </w:r>
+      <w:proofErr w:type="spellEnd"/>
+      <w:r>
+        <w:rPr>
+          <w:rFonts w:cstheme="minorHAnsi"/>
+          <w:sz w:val="24"/>
+          <w:szCs w:val="24"/>
+          <w:lang w:val="en-US"/>
+        </w:rPr>
+        <w:t xml:space="preserve"> memory to pass the data to </w:t>
+      </w:r>
+      <w:proofErr w:type="spellStart"/>
+      <w:r>
+        <w:rPr>
+          <w:rFonts w:cstheme="minorHAnsi"/>
+          <w:sz w:val="24"/>
+          <w:szCs w:val="24"/>
+          <w:lang w:val="en-US"/>
+        </w:rPr>
+        <w:t>subpgm</w:t>
+      </w:r>
+      <w:proofErr w:type="spellEnd"/>
     </w:p>
     <w:p>
       <w:pPr>
@@ -27266,7 +32140,19 @@
           <w:szCs w:val="24"/>
           <w:lang w:val="en-US"/>
         </w:rPr>
-        <w:t>How to receive the data in Sub</w:t>
+        <w:t xml:space="preserve">How to receive the data in </w:t>
+      </w:r>
+      <w:proofErr w:type="spellStart"/>
+      <w:r>
+        <w:rPr>
+          <w:rFonts w:cstheme="minorHAnsi"/>
+          <w:b/>
+          <w:bCs/>
+          <w:sz w:val="24"/>
+          <w:szCs w:val="24"/>
+          <w:lang w:val="en-US"/>
+        </w:rPr>
+        <w:t>Sub</w:t>
       </w:r>
       <w:r>
         <w:rPr>
@@ -27290,6 +32176,7 @@
         </w:rPr>
         <w:t>gm</w:t>
       </w:r>
+      <w:proofErr w:type="spellEnd"/>
       <w:r>
         <w:rPr>
           <w:rFonts w:cstheme="minorHAnsi"/>
@@ -27325,7 +32212,27 @@
           <w:szCs w:val="24"/>
           <w:lang w:val="en-US"/>
         </w:rPr>
-        <w:t>Same in linkage section we will define the variables which we passed from mainpgm but group element name we will replace with DFHCOMMAREA</w:t>
+        <w:t xml:space="preserve">Same in linkage section we will define the variables which we passed from </w:t>
+      </w:r>
+      <w:proofErr w:type="spellStart"/>
+      <w:r>
+        <w:rPr>
+          <w:rFonts w:cstheme="minorHAnsi"/>
+          <w:sz w:val="24"/>
+          <w:szCs w:val="24"/>
+          <w:lang w:val="en-US"/>
+        </w:rPr>
+        <w:t>mainpgm</w:t>
+      </w:r>
+      <w:proofErr w:type="spellEnd"/>
+      <w:r>
+        <w:rPr>
+          <w:rFonts w:cstheme="minorHAnsi"/>
+          <w:sz w:val="24"/>
+          <w:szCs w:val="24"/>
+          <w:lang w:val="en-US"/>
+        </w:rPr>
+        <w:t xml:space="preserve"> but group element name we will replace with DFHCOMMAREA</w:t>
       </w:r>
     </w:p>
     <w:p>
@@ -27362,7 +32269,27 @@
           <w:szCs w:val="24"/>
           <w:lang w:val="en-US"/>
         </w:rPr>
-        <w:t xml:space="preserve"> -&gt; This is coded in any command -&gt; it is used to place the data in system commarea space</w:t>
+        <w:t xml:space="preserve"> -&gt; This is coded in any command -&gt; it is used to place the data in system </w:t>
+      </w:r>
+      <w:proofErr w:type="spellStart"/>
+      <w:r>
+        <w:rPr>
+          <w:rFonts w:cstheme="minorHAnsi"/>
+          <w:sz w:val="24"/>
+          <w:szCs w:val="24"/>
+          <w:lang w:val="en-US"/>
+        </w:rPr>
+        <w:t>commarea</w:t>
+      </w:r>
+      <w:proofErr w:type="spellEnd"/>
+      <w:r>
+        <w:rPr>
+          <w:rFonts w:cstheme="minorHAnsi"/>
+          <w:sz w:val="24"/>
+          <w:szCs w:val="24"/>
+          <w:lang w:val="en-US"/>
+        </w:rPr>
+        <w:t xml:space="preserve"> space</w:t>
       </w:r>
       <w:r>
         <w:rPr>
@@ -27408,8 +32335,19 @@
           <w:szCs w:val="24"/>
           <w:lang w:val="en-US"/>
         </w:rPr>
-        <w:t xml:space="preserve"> -&gt; This is coded in linkage section as a variable -&gt; it is used to access the data in the commarea</w:t>
-      </w:r>
+        <w:t xml:space="preserve"> -&gt; This is coded in linkage section as a variable -&gt; it is used to access the data in the </w:t>
+      </w:r>
+      <w:proofErr w:type="spellStart"/>
+      <w:r>
+        <w:rPr>
+          <w:rFonts w:cstheme="minorHAnsi"/>
+          <w:sz w:val="24"/>
+          <w:szCs w:val="24"/>
+          <w:lang w:val="en-US"/>
+        </w:rPr>
+        <w:t>commarea</w:t>
+      </w:r>
+      <w:proofErr w:type="spellEnd"/>
     </w:p>
     <w:p>
       <w:pPr>
@@ -27434,7 +32372,109 @@
           <w:szCs w:val="24"/>
           <w:lang w:val="en-US"/>
         </w:rPr>
-        <w:t>Since both the pgm are using commarea -&gt; any changes we do in subpgm it will effect the mainpgm as well</w:t>
+        <w:t xml:space="preserve">Since both the </w:t>
+      </w:r>
+      <w:proofErr w:type="spellStart"/>
+      <w:r>
+        <w:rPr>
+          <w:rFonts w:cstheme="minorHAnsi"/>
+          <w:sz w:val="24"/>
+          <w:szCs w:val="24"/>
+          <w:lang w:val="en-US"/>
+        </w:rPr>
+        <w:t>pgm</w:t>
+      </w:r>
+      <w:proofErr w:type="spellEnd"/>
+      <w:r>
+        <w:rPr>
+          <w:rFonts w:cstheme="minorHAnsi"/>
+          <w:sz w:val="24"/>
+          <w:szCs w:val="24"/>
+          <w:lang w:val="en-US"/>
+        </w:rPr>
+        <w:t xml:space="preserve"> are using </w:t>
+      </w:r>
+      <w:proofErr w:type="spellStart"/>
+      <w:r>
+        <w:rPr>
+          <w:rFonts w:cstheme="minorHAnsi"/>
+          <w:sz w:val="24"/>
+          <w:szCs w:val="24"/>
+          <w:lang w:val="en-US"/>
+        </w:rPr>
+        <w:t>commarea</w:t>
+      </w:r>
+      <w:proofErr w:type="spellEnd"/>
+      <w:r>
+        <w:rPr>
+          <w:rFonts w:cstheme="minorHAnsi"/>
+          <w:sz w:val="24"/>
+          <w:szCs w:val="24"/>
+          <w:lang w:val="en-US"/>
+        </w:rPr>
+        <w:t xml:space="preserve"> -&gt; any changes we do in </w:t>
+      </w:r>
+      <w:proofErr w:type="spellStart"/>
+      <w:r>
+        <w:rPr>
+          <w:rFonts w:cstheme="minorHAnsi"/>
+          <w:sz w:val="24"/>
+          <w:szCs w:val="24"/>
+          <w:lang w:val="en-US"/>
+        </w:rPr>
+        <w:t>subpgm</w:t>
+      </w:r>
+      <w:proofErr w:type="spellEnd"/>
+      <w:r>
+        <w:rPr>
+          <w:rFonts w:cstheme="minorHAnsi"/>
+          <w:sz w:val="24"/>
+          <w:szCs w:val="24"/>
+          <w:lang w:val="en-US"/>
+        </w:rPr>
+        <w:t xml:space="preserve"> it will </w:t>
+      </w:r>
+      <w:proofErr w:type="spellStart"/>
+      <w:proofErr w:type="gramStart"/>
+      <w:r>
+        <w:rPr>
+          <w:rFonts w:cstheme="minorHAnsi"/>
+          <w:sz w:val="24"/>
+          <w:szCs w:val="24"/>
+          <w:lang w:val="en-US"/>
+        </w:rPr>
+        <w:t>effect</w:t>
+      </w:r>
+      <w:proofErr w:type="spellEnd"/>
+      <w:proofErr w:type="gramEnd"/>
+      <w:r>
+        <w:rPr>
+          <w:rFonts w:cstheme="minorHAnsi"/>
+          <w:sz w:val="24"/>
+          <w:szCs w:val="24"/>
+          <w:lang w:val="en-US"/>
+        </w:rPr>
+        <w:t xml:space="preserve"> the </w:t>
+      </w:r>
+      <w:proofErr w:type="spellStart"/>
+      <w:r>
+        <w:rPr>
+          <w:rFonts w:cstheme="minorHAnsi"/>
+          <w:sz w:val="24"/>
+          <w:szCs w:val="24"/>
+          <w:lang w:val="en-US"/>
+        </w:rPr>
+        <w:t>mainpgm</w:t>
+      </w:r>
+      <w:proofErr w:type="spellEnd"/>
+      <w:r>
+        <w:rPr>
+          <w:rFonts w:cstheme="minorHAnsi"/>
+          <w:sz w:val="24"/>
+          <w:szCs w:val="24"/>
+          <w:lang w:val="en-US"/>
+        </w:rPr>
+        <w:t xml:space="preserve"> as well</w:t>
       </w:r>
     </w:p>
     <w:p>
@@ -27500,7 +32540,43 @@
           <w:sz w:val="24"/>
           <w:szCs w:val="24"/>
         </w:rPr>
-        <w:t>fixed memory which is refered with EIBCALEN variable which is defined as S9(04) COMP. [Can hold upto 32K Bytes]. We can’t send bulk data to sub-program using COMMAREA.</w:t>
+        <w:t xml:space="preserve">fixed memory which is </w:t>
+      </w:r>
+      <w:proofErr w:type="spellStart"/>
+      <w:r>
+        <w:rPr>
+          <w:rFonts w:cstheme="minorHAnsi"/>
+          <w:sz w:val="24"/>
+          <w:szCs w:val="24"/>
+        </w:rPr>
+        <w:t>refered</w:t>
+      </w:r>
+      <w:proofErr w:type="spellEnd"/>
+      <w:r>
+        <w:rPr>
+          <w:rFonts w:cstheme="minorHAnsi"/>
+          <w:sz w:val="24"/>
+          <w:szCs w:val="24"/>
+        </w:rPr>
+        <w:t xml:space="preserve"> with EIBCALEN variable which is defined as S9(04) COMP. [Can hold </w:t>
+      </w:r>
+      <w:proofErr w:type="spellStart"/>
+      <w:r>
+        <w:rPr>
+          <w:rFonts w:cstheme="minorHAnsi"/>
+          <w:sz w:val="24"/>
+          <w:szCs w:val="24"/>
+        </w:rPr>
+        <w:t>upto</w:t>
+      </w:r>
+      <w:proofErr w:type="spellEnd"/>
+      <w:r>
+        <w:rPr>
+          <w:rFonts w:cstheme="minorHAnsi"/>
+          <w:sz w:val="24"/>
+          <w:szCs w:val="24"/>
+        </w:rPr>
+        <w:t xml:space="preserve"> 32K Bytes]. We can’t send bulk data to sub-program using COMMAREA.</w:t>
       </w:r>
     </w:p>
     <w:p>
@@ -27768,7 +32844,31 @@
           <w:szCs w:val="24"/>
           <w:lang w:val="en-US"/>
         </w:rPr>
-        <w:t>How to send the control and Data back to Mainpgm:</w:t>
+        <w:t xml:space="preserve">How to send the control and Data back to </w:t>
+      </w:r>
+      <w:proofErr w:type="spellStart"/>
+      <w:r>
+        <w:rPr>
+          <w:rFonts w:cstheme="minorHAnsi"/>
+          <w:b/>
+          <w:bCs/>
+          <w:sz w:val="24"/>
+          <w:szCs w:val="24"/>
+          <w:lang w:val="en-US"/>
+        </w:rPr>
+        <w:t>Mainpgm</w:t>
+      </w:r>
+      <w:proofErr w:type="spellEnd"/>
+      <w:r>
+        <w:rPr>
+          <w:rFonts w:cstheme="minorHAnsi"/>
+          <w:b/>
+          <w:bCs/>
+          <w:sz w:val="24"/>
+          <w:szCs w:val="24"/>
+          <w:lang w:val="en-US"/>
+        </w:rPr>
+        <w:t>:</w:t>
       </w:r>
     </w:p>
     <w:p>
@@ -27794,8 +32894,19 @@
           <w:szCs w:val="24"/>
           <w:lang w:val="en-US"/>
         </w:rPr>
-        <w:t>For Data -&gt; As we are using same memory -&gt; we just need to edit the output variable then it’ll be used in the mainpgm</w:t>
-      </w:r>
+        <w:t xml:space="preserve">For Data -&gt; As we are using same memory -&gt; we just need to edit the output variable then it’ll be used in the </w:t>
+      </w:r>
+      <w:proofErr w:type="spellStart"/>
+      <w:r>
+        <w:rPr>
+          <w:rFonts w:cstheme="minorHAnsi"/>
+          <w:sz w:val="24"/>
+          <w:szCs w:val="24"/>
+          <w:lang w:val="en-US"/>
+        </w:rPr>
+        <w:t>mainpgm</w:t>
+      </w:r>
+      <w:proofErr w:type="spellEnd"/>
     </w:p>
     <w:p>
       <w:pPr>
@@ -27846,7 +32957,27 @@
           <w:szCs w:val="24"/>
           <w:lang w:val="en-US"/>
         </w:rPr>
-        <w:t>For Control -&gt; PGMA (Screen-1) -&gt; XCTL -&gt; PGMB (Screen-2) [if we use RETURN the command will goto CICS only as PGMA is terminated and resources are released] -&gt; we will use again XCTL in PGMB -&gt; it will go back to PGMA</w:t>
+        <w:t xml:space="preserve">For Control -&gt; PGMA (Screen-1) -&gt; XCTL -&gt; PGMB (Screen-2) [if we use RETURN the command will </w:t>
+      </w:r>
+      <w:proofErr w:type="spellStart"/>
+      <w:r>
+        <w:rPr>
+          <w:rFonts w:cstheme="minorHAnsi"/>
+          <w:sz w:val="24"/>
+          <w:szCs w:val="24"/>
+          <w:lang w:val="en-US"/>
+        </w:rPr>
+        <w:t>goto</w:t>
+      </w:r>
+      <w:proofErr w:type="spellEnd"/>
+      <w:r>
+        <w:rPr>
+          <w:rFonts w:cstheme="minorHAnsi"/>
+          <w:sz w:val="24"/>
+          <w:szCs w:val="24"/>
+          <w:lang w:val="en-US"/>
+        </w:rPr>
+        <w:t xml:space="preserve"> CICS only as PGMA is terminated and resources are released] -&gt; we will use again XCTL in PGMB -&gt; it will go back to PGMA</w:t>
       </w:r>
     </w:p>
     <w:p>
@@ -27888,8 +33019,21 @@
           <w:szCs w:val="24"/>
           <w:lang w:val="en-US"/>
         </w:rPr>
-        <w:t>BMS Mapset</w:t>
-      </w:r>
+        <w:t xml:space="preserve">BMS </w:t>
+      </w:r>
+      <w:proofErr w:type="spellStart"/>
+      <w:r>
+        <w:rPr>
+          <w:rFonts w:cstheme="minorHAnsi"/>
+          <w:b/>
+          <w:bCs/>
+          <w:sz w:val="24"/>
+          <w:szCs w:val="24"/>
+          <w:lang w:val="en-US"/>
+        </w:rPr>
+        <w:t>Mapset</w:t>
+      </w:r>
+      <w:proofErr w:type="spellEnd"/>
       <w:r>
         <w:rPr>
           <w:rFonts w:cstheme="minorHAnsi"/>
@@ -27944,7 +33088,87 @@
           <w:lang w:val="en-US"/>
         </w:rPr>
         <w:tab/>
-        <w:t xml:space="preserve">DFHMSD TYPE=&amp;SYSPARM,LANG=COBOL,MODE=INOUT,STORAGE=AUTO,      </w:t>
+        <w:t>DFHMSD TYPE=&amp;</w:t>
+      </w:r>
+      <w:proofErr w:type="gramStart"/>
+      <w:r>
+        <w:rPr>
+          <w:rFonts w:cstheme="minorHAnsi"/>
+          <w:sz w:val="24"/>
+          <w:szCs w:val="24"/>
+          <w:lang w:val="en-US"/>
+        </w:rPr>
+        <w:t>SYSPARM,LANG</w:t>
+      </w:r>
+      <w:proofErr w:type="gramEnd"/>
+      <w:r>
+        <w:rPr>
+          <w:rFonts w:cstheme="minorHAnsi"/>
+          <w:sz w:val="24"/>
+          <w:szCs w:val="24"/>
+          <w:lang w:val="en-US"/>
+        </w:rPr>
+        <w:t>=</w:t>
+      </w:r>
+      <w:proofErr w:type="gramStart"/>
+      <w:r>
+        <w:rPr>
+          <w:rFonts w:cstheme="minorHAnsi"/>
+          <w:sz w:val="24"/>
+          <w:szCs w:val="24"/>
+          <w:lang w:val="en-US"/>
+        </w:rPr>
+        <w:t>COBOL,MODE</w:t>
+      </w:r>
+      <w:proofErr w:type="gramEnd"/>
+      <w:r>
+        <w:rPr>
+          <w:rFonts w:cstheme="minorHAnsi"/>
+          <w:sz w:val="24"/>
+          <w:szCs w:val="24"/>
+          <w:lang w:val="en-US"/>
+        </w:rPr>
+        <w:t>=</w:t>
+      </w:r>
+      <w:proofErr w:type="gramStart"/>
+      <w:r>
+        <w:rPr>
+          <w:rFonts w:cstheme="minorHAnsi"/>
+          <w:sz w:val="24"/>
+          <w:szCs w:val="24"/>
+          <w:lang w:val="en-US"/>
+        </w:rPr>
+        <w:t>INOUT,STORAGE</w:t>
+      </w:r>
+      <w:proofErr w:type="gramEnd"/>
+      <w:r>
+        <w:rPr>
+          <w:rFonts w:cstheme="minorHAnsi"/>
+          <w:sz w:val="24"/>
+          <w:szCs w:val="24"/>
+          <w:lang w:val="en-US"/>
+        </w:rPr>
+        <w:t>=</w:t>
+      </w:r>
+      <w:proofErr w:type="gramStart"/>
+      <w:r>
+        <w:rPr>
+          <w:rFonts w:cstheme="minorHAnsi"/>
+          <w:sz w:val="24"/>
+          <w:szCs w:val="24"/>
+          <w:lang w:val="en-US"/>
+        </w:rPr>
+        <w:t xml:space="preserve">AUTO,   </w:t>
+      </w:r>
+      <w:proofErr w:type="gramEnd"/>
+      <w:r>
+        <w:rPr>
+          <w:rFonts w:cstheme="minorHAnsi"/>
+          <w:sz w:val="24"/>
+          <w:szCs w:val="24"/>
+          <w:lang w:val="en-US"/>
+        </w:rPr>
+        <w:t xml:space="preserve">   </w:t>
       </w:r>
       <w:r>
         <w:rPr>
@@ -27986,7 +33210,67 @@
           <w:lang w:val="en-US"/>
         </w:rPr>
         <w:tab/>
-        <w:t xml:space="preserve">TIOAPFX=YES,CTRL=(FREEKB,FRSET,ALARM),                 </w:t>
+        <w:t>TIOAPFX=</w:t>
+      </w:r>
+      <w:proofErr w:type="gramStart"/>
+      <w:r>
+        <w:rPr>
+          <w:rFonts w:cstheme="minorHAnsi"/>
+          <w:sz w:val="24"/>
+          <w:szCs w:val="24"/>
+          <w:lang w:val="en-US"/>
+        </w:rPr>
+        <w:t>YES,CTRL</w:t>
+      </w:r>
+      <w:proofErr w:type="gramEnd"/>
+      <w:r>
+        <w:rPr>
+          <w:rFonts w:cstheme="minorHAnsi"/>
+          <w:sz w:val="24"/>
+          <w:szCs w:val="24"/>
+          <w:lang w:val="en-US"/>
+        </w:rPr>
+        <w:t>=(</w:t>
+      </w:r>
+      <w:proofErr w:type="gramStart"/>
+      <w:r>
+        <w:rPr>
+          <w:rFonts w:cstheme="minorHAnsi"/>
+          <w:sz w:val="24"/>
+          <w:szCs w:val="24"/>
+          <w:lang w:val="en-US"/>
+        </w:rPr>
+        <w:t>FREEKB,FRSET</w:t>
+      </w:r>
+      <w:proofErr w:type="gramEnd"/>
+      <w:r>
+        <w:rPr>
+          <w:rFonts w:cstheme="minorHAnsi"/>
+          <w:sz w:val="24"/>
+          <w:szCs w:val="24"/>
+          <w:lang w:val="en-US"/>
+        </w:rPr>
+        <w:t>,ALARM</w:t>
+      </w:r>
+      <w:proofErr w:type="gramStart"/>
+      <w:r>
+        <w:rPr>
+          <w:rFonts w:cstheme="minorHAnsi"/>
+          <w:sz w:val="24"/>
+          <w:szCs w:val="24"/>
+          <w:lang w:val="en-US"/>
+        </w:rPr>
+        <w:t xml:space="preserve">),   </w:t>
+      </w:r>
+      <w:proofErr w:type="gramEnd"/>
+      <w:r>
+        <w:rPr>
+          <w:rFonts w:cstheme="minorHAnsi"/>
+          <w:sz w:val="24"/>
+          <w:szCs w:val="24"/>
+          <w:lang w:val="en-US"/>
+        </w:rPr>
+        <w:t xml:space="preserve">              </w:t>
       </w:r>
       <w:r>
         <w:rPr>
@@ -28055,7 +33339,27 @@
           <w:lang w:val="en-US"/>
         </w:rPr>
         <w:tab/>
-        <w:t xml:space="preserve">MAPATTS=(COLOR,HILIGHT),                                </w:t>
+        <w:t>MAPATTS=(</w:t>
+      </w:r>
+      <w:proofErr w:type="gramStart"/>
+      <w:r>
+        <w:rPr>
+          <w:rFonts w:cstheme="minorHAnsi"/>
+          <w:sz w:val="24"/>
+          <w:szCs w:val="24"/>
+          <w:lang w:val="en-US"/>
+        </w:rPr>
+        <w:t xml:space="preserve">COLOR,HILIGHT),   </w:t>
+      </w:r>
+      <w:proofErr w:type="gramEnd"/>
+      <w:r>
+        <w:rPr>
+          <w:rFonts w:cstheme="minorHAnsi"/>
+          <w:sz w:val="24"/>
+          <w:szCs w:val="24"/>
+          <w:lang w:val="en-US"/>
+        </w:rPr>
+        <w:t xml:space="preserve">                             </w:t>
       </w:r>
       <w:r>
         <w:rPr>
@@ -28133,7 +33437,27 @@
           <w:lang w:val="en-US"/>
         </w:rPr>
         <w:tab/>
-        <w:t>DSATTS=(COLOR,HILIGHT)</w:t>
+        <w:t>DSATTS=(</w:t>
+      </w:r>
+      <w:proofErr w:type="gramStart"/>
+      <w:r>
+        <w:rPr>
+          <w:rFonts w:cstheme="minorHAnsi"/>
+          <w:sz w:val="24"/>
+          <w:szCs w:val="24"/>
+          <w:lang w:val="en-US"/>
+        </w:rPr>
+        <w:t>COLOR,HILIGHT</w:t>
+      </w:r>
+      <w:proofErr w:type="gramEnd"/>
+      <w:r>
+        <w:rPr>
+          <w:rFonts w:cstheme="minorHAnsi"/>
+          <w:sz w:val="24"/>
+          <w:szCs w:val="24"/>
+          <w:lang w:val="en-US"/>
+        </w:rPr>
+        <w:t>)</w:t>
       </w:r>
     </w:p>
     <w:p>
@@ -28178,7 +33502,87 @@
           <w:lang w:val="en-US"/>
         </w:rPr>
         <w:tab/>
-        <w:t>DFHMDI SIZE=(24,80),LINE=1,COLUMN=1,JUSTIFY=LEFT</w:t>
+        <w:t>DFHMDI SIZE</w:t>
+      </w:r>
+      <w:proofErr w:type="gramStart"/>
+      <w:r>
+        <w:rPr>
+          <w:rFonts w:cstheme="minorHAnsi"/>
+          <w:sz w:val="24"/>
+          <w:szCs w:val="24"/>
+          <w:lang w:val="en-US"/>
+        </w:rPr>
+        <w:t>=(</w:t>
+      </w:r>
+      <w:proofErr w:type="gramEnd"/>
+      <w:r>
+        <w:rPr>
+          <w:rFonts w:cstheme="minorHAnsi"/>
+          <w:sz w:val="24"/>
+          <w:szCs w:val="24"/>
+          <w:lang w:val="en-US"/>
+        </w:rPr>
+        <w:t>24,80</w:t>
+      </w:r>
+      <w:proofErr w:type="gramStart"/>
+      <w:r>
+        <w:rPr>
+          <w:rFonts w:cstheme="minorHAnsi"/>
+          <w:sz w:val="24"/>
+          <w:szCs w:val="24"/>
+          <w:lang w:val="en-US"/>
+        </w:rPr>
+        <w:t>),LINE</w:t>
+      </w:r>
+      <w:proofErr w:type="gramEnd"/>
+      <w:r>
+        <w:rPr>
+          <w:rFonts w:cstheme="minorHAnsi"/>
+          <w:sz w:val="24"/>
+          <w:szCs w:val="24"/>
+          <w:lang w:val="en-US"/>
+        </w:rPr>
+        <w:t>=</w:t>
+      </w:r>
+      <w:proofErr w:type="gramStart"/>
+      <w:r>
+        <w:rPr>
+          <w:rFonts w:cstheme="minorHAnsi"/>
+          <w:sz w:val="24"/>
+          <w:szCs w:val="24"/>
+          <w:lang w:val="en-US"/>
+        </w:rPr>
+        <w:t>1,COLUMN</w:t>
+      </w:r>
+      <w:proofErr w:type="gramEnd"/>
+      <w:r>
+        <w:rPr>
+          <w:rFonts w:cstheme="minorHAnsi"/>
+          <w:sz w:val="24"/>
+          <w:szCs w:val="24"/>
+          <w:lang w:val="en-US"/>
+        </w:rPr>
+        <w:t>=</w:t>
+      </w:r>
+      <w:proofErr w:type="gramStart"/>
+      <w:r>
+        <w:rPr>
+          <w:rFonts w:cstheme="minorHAnsi"/>
+          <w:sz w:val="24"/>
+          <w:szCs w:val="24"/>
+          <w:lang w:val="en-US"/>
+        </w:rPr>
+        <w:t>1,JUSTIFY</w:t>
+      </w:r>
+      <w:proofErr w:type="gramEnd"/>
+      <w:r>
+        <w:rPr>
+          <w:rFonts w:cstheme="minorHAnsi"/>
+          <w:sz w:val="24"/>
+          <w:szCs w:val="24"/>
+          <w:lang w:val="en-US"/>
+        </w:rPr>
+        <w:t>=LEFT</w:t>
       </w:r>
     </w:p>
     <w:p>
@@ -28219,7 +33623,67 @@
           <w:lang w:val="en-US"/>
         </w:rPr>
         <w:tab/>
-        <w:t xml:space="preserve">DFHMDF POS=(04,04),INITIAL='CHOOSE UR OPTION..',               </w:t>
+        <w:t>DFHMDF POS</w:t>
+      </w:r>
+      <w:proofErr w:type="gramStart"/>
+      <w:r>
+        <w:rPr>
+          <w:rFonts w:cstheme="minorHAnsi"/>
+          <w:sz w:val="24"/>
+          <w:szCs w:val="24"/>
+          <w:lang w:val="en-US"/>
+        </w:rPr>
+        <w:t>=(</w:t>
+      </w:r>
+      <w:proofErr w:type="gramEnd"/>
+      <w:r>
+        <w:rPr>
+          <w:rFonts w:cstheme="minorHAnsi"/>
+          <w:sz w:val="24"/>
+          <w:szCs w:val="24"/>
+          <w:lang w:val="en-US"/>
+        </w:rPr>
+        <w:t>04,04</w:t>
+      </w:r>
+      <w:proofErr w:type="gramStart"/>
+      <w:r>
+        <w:rPr>
+          <w:rFonts w:cstheme="minorHAnsi"/>
+          <w:sz w:val="24"/>
+          <w:szCs w:val="24"/>
+          <w:lang w:val="en-US"/>
+        </w:rPr>
+        <w:t>),INITIAL</w:t>
+      </w:r>
+      <w:proofErr w:type="gramEnd"/>
+      <w:r>
+        <w:rPr>
+          <w:rFonts w:cstheme="minorHAnsi"/>
+          <w:sz w:val="24"/>
+          <w:szCs w:val="24"/>
+          <w:lang w:val="en-US"/>
+        </w:rPr>
+        <w:t xml:space="preserve">='CHOOSE UR </w:t>
+      </w:r>
+      <w:proofErr w:type="gramStart"/>
+      <w:r>
+        <w:rPr>
+          <w:rFonts w:cstheme="minorHAnsi"/>
+          <w:sz w:val="24"/>
+          <w:szCs w:val="24"/>
+          <w:lang w:val="en-US"/>
+        </w:rPr>
+        <w:t xml:space="preserve">OPTION..',   </w:t>
+      </w:r>
+      <w:proofErr w:type="gramEnd"/>
+      <w:r>
+        <w:rPr>
+          <w:rFonts w:cstheme="minorHAnsi"/>
+          <w:sz w:val="24"/>
+          <w:szCs w:val="24"/>
+          <w:lang w:val="en-US"/>
+        </w:rPr>
+        <w:t xml:space="preserve">            </w:t>
       </w:r>
       <w:r>
         <w:rPr>
@@ -28297,7 +33761,27 @@
           <w:lang w:val="en-US"/>
         </w:rPr>
         <w:tab/>
-        <w:t>LENGTH=19,ATTRB=(ASKIP)</w:t>
+        <w:t>LENGTH=</w:t>
+      </w:r>
+      <w:proofErr w:type="gramStart"/>
+      <w:r>
+        <w:rPr>
+          <w:rFonts w:cstheme="minorHAnsi"/>
+          <w:sz w:val="24"/>
+          <w:szCs w:val="24"/>
+          <w:lang w:val="en-US"/>
+        </w:rPr>
+        <w:t>19,ATTRB</w:t>
+      </w:r>
+      <w:proofErr w:type="gramEnd"/>
+      <w:r>
+        <w:rPr>
+          <w:rFonts w:cstheme="minorHAnsi"/>
+          <w:sz w:val="24"/>
+          <w:szCs w:val="24"/>
+          <w:lang w:val="en-US"/>
+        </w:rPr>
+        <w:t>=(ASKIP)</w:t>
       </w:r>
     </w:p>
     <w:p>
@@ -28312,6 +33796,7 @@
           <w:lang w:val="en-US"/>
         </w:rPr>
       </w:pPr>
+      <w:proofErr w:type="gramStart"/>
       <w:r>
         <w:rPr>
           <w:rFonts w:cstheme="minorHAnsi"/>
@@ -28329,7 +33814,96 @@
           <w:lang w:val="en-US"/>
         </w:rPr>
         <w:tab/>
-        <w:t xml:space="preserve">DFHMDF POS=(04,24),INITIAL='_',LENGTH=1,ATTRB=(UNPROT,NUM,IC), </w:t>
+      </w:r>
+      <w:proofErr w:type="gramEnd"/>
+      <w:r>
+        <w:rPr>
+          <w:rFonts w:cstheme="minorHAnsi"/>
+          <w:sz w:val="24"/>
+          <w:szCs w:val="24"/>
+          <w:lang w:val="en-US"/>
+        </w:rPr>
+        <w:t>DFHMDF POS=(04,24</w:t>
+      </w:r>
+      <w:proofErr w:type="gramStart"/>
+      <w:r>
+        <w:rPr>
+          <w:rFonts w:cstheme="minorHAnsi"/>
+          <w:sz w:val="24"/>
+          <w:szCs w:val="24"/>
+          <w:lang w:val="en-US"/>
+        </w:rPr>
+        <w:t>),INITIAL</w:t>
+      </w:r>
+      <w:proofErr w:type="gramEnd"/>
+      <w:r>
+        <w:rPr>
+          <w:rFonts w:cstheme="minorHAnsi"/>
+          <w:sz w:val="24"/>
+          <w:szCs w:val="24"/>
+          <w:lang w:val="en-US"/>
+        </w:rPr>
+        <w:t>='_</w:t>
+      </w:r>
+      <w:proofErr w:type="gramStart"/>
+      <w:r>
+        <w:rPr>
+          <w:rFonts w:cstheme="minorHAnsi"/>
+          <w:sz w:val="24"/>
+          <w:szCs w:val="24"/>
+          <w:lang w:val="en-US"/>
+        </w:rPr>
+        <w:t>',LENGTH</w:t>
+      </w:r>
+      <w:proofErr w:type="gramEnd"/>
+      <w:r>
+        <w:rPr>
+          <w:rFonts w:cstheme="minorHAnsi"/>
+          <w:sz w:val="24"/>
+          <w:szCs w:val="24"/>
+          <w:lang w:val="en-US"/>
+        </w:rPr>
+        <w:t>=</w:t>
+      </w:r>
+      <w:proofErr w:type="gramStart"/>
+      <w:r>
+        <w:rPr>
+          <w:rFonts w:cstheme="minorHAnsi"/>
+          <w:sz w:val="24"/>
+          <w:szCs w:val="24"/>
+          <w:lang w:val="en-US"/>
+        </w:rPr>
+        <w:t>1,ATTRB</w:t>
+      </w:r>
+      <w:proofErr w:type="gramEnd"/>
+      <w:r>
+        <w:rPr>
+          <w:rFonts w:cstheme="minorHAnsi"/>
+          <w:sz w:val="24"/>
+          <w:szCs w:val="24"/>
+          <w:lang w:val="en-US"/>
+        </w:rPr>
+        <w:t>=(</w:t>
+      </w:r>
+      <w:proofErr w:type="gramStart"/>
+      <w:r>
+        <w:rPr>
+          <w:rFonts w:cstheme="minorHAnsi"/>
+          <w:sz w:val="24"/>
+          <w:szCs w:val="24"/>
+          <w:lang w:val="en-US"/>
+        </w:rPr>
+        <w:t>UNPROT,NUM</w:t>
+      </w:r>
+      <w:proofErr w:type="gramEnd"/>
+      <w:r>
+        <w:rPr>
+          <w:rFonts w:cstheme="minorHAnsi"/>
+          <w:sz w:val="24"/>
+          <w:szCs w:val="24"/>
+          <w:lang w:val="en-US"/>
+        </w:rPr>
+        <w:t xml:space="preserve">,IC), </w:t>
       </w:r>
       <w:r>
         <w:rPr>
@@ -28439,7 +34013,87 @@
           <w:lang w:val="en-US"/>
         </w:rPr>
         <w:tab/>
-        <w:t xml:space="preserve">DFHMDF POS=(04,26),INITIAL='1.ADDITION',LENGTH=10,ATTRB=ASKIP, </w:t>
+        <w:t>DFHMDF POS</w:t>
+      </w:r>
+      <w:proofErr w:type="gramStart"/>
+      <w:r>
+        <w:rPr>
+          <w:rFonts w:cstheme="minorHAnsi"/>
+          <w:sz w:val="24"/>
+          <w:szCs w:val="24"/>
+          <w:lang w:val="en-US"/>
+        </w:rPr>
+        <w:t>=(</w:t>
+      </w:r>
+      <w:proofErr w:type="gramEnd"/>
+      <w:r>
+        <w:rPr>
+          <w:rFonts w:cstheme="minorHAnsi"/>
+          <w:sz w:val="24"/>
+          <w:szCs w:val="24"/>
+          <w:lang w:val="en-US"/>
+        </w:rPr>
+        <w:t>04,26</w:t>
+      </w:r>
+      <w:proofErr w:type="gramStart"/>
+      <w:r>
+        <w:rPr>
+          <w:rFonts w:cstheme="minorHAnsi"/>
+          <w:sz w:val="24"/>
+          <w:szCs w:val="24"/>
+          <w:lang w:val="en-US"/>
+        </w:rPr>
+        <w:t>),INITIAL</w:t>
+      </w:r>
+      <w:proofErr w:type="gramEnd"/>
+      <w:r>
+        <w:rPr>
+          <w:rFonts w:cstheme="minorHAnsi"/>
+          <w:sz w:val="24"/>
+          <w:szCs w:val="24"/>
+          <w:lang w:val="en-US"/>
+        </w:rPr>
+        <w:t>='</w:t>
+      </w:r>
+      <w:proofErr w:type="gramStart"/>
+      <w:r>
+        <w:rPr>
+          <w:rFonts w:cstheme="minorHAnsi"/>
+          <w:sz w:val="24"/>
+          <w:szCs w:val="24"/>
+          <w:lang w:val="en-US"/>
+        </w:rPr>
+        <w:t>1.ADDITION',LENGTH</w:t>
+      </w:r>
+      <w:proofErr w:type="gramEnd"/>
+      <w:r>
+        <w:rPr>
+          <w:rFonts w:cstheme="minorHAnsi"/>
+          <w:sz w:val="24"/>
+          <w:szCs w:val="24"/>
+          <w:lang w:val="en-US"/>
+        </w:rPr>
+        <w:t>=</w:t>
+      </w:r>
+      <w:proofErr w:type="gramStart"/>
+      <w:r>
+        <w:rPr>
+          <w:rFonts w:cstheme="minorHAnsi"/>
+          <w:sz w:val="24"/>
+          <w:szCs w:val="24"/>
+          <w:lang w:val="en-US"/>
+        </w:rPr>
+        <w:t>10,ATTRB</w:t>
+      </w:r>
+      <w:proofErr w:type="gramEnd"/>
+      <w:r>
+        <w:rPr>
+          <w:rFonts w:cstheme="minorHAnsi"/>
+          <w:sz w:val="24"/>
+          <w:szCs w:val="24"/>
+          <w:lang w:val="en-US"/>
+        </w:rPr>
+        <w:t xml:space="preserve">=ASKIP, </w:t>
       </w:r>
       <w:r>
         <w:rPr>
@@ -28540,7 +34194,87 @@
           <w:lang w:val="en-US"/>
         </w:rPr>
         <w:tab/>
-        <w:t xml:space="preserve">DFHMDF POS=(05,26),INITIAL='2.SUBRACTION',LENGTH=12,           </w:t>
+        <w:t>DFHMDF POS</w:t>
+      </w:r>
+      <w:proofErr w:type="gramStart"/>
+      <w:r>
+        <w:rPr>
+          <w:rFonts w:cstheme="minorHAnsi"/>
+          <w:sz w:val="24"/>
+          <w:szCs w:val="24"/>
+          <w:lang w:val="en-US"/>
+        </w:rPr>
+        <w:t>=(</w:t>
+      </w:r>
+      <w:proofErr w:type="gramEnd"/>
+      <w:r>
+        <w:rPr>
+          <w:rFonts w:cstheme="minorHAnsi"/>
+          <w:sz w:val="24"/>
+          <w:szCs w:val="24"/>
+          <w:lang w:val="en-US"/>
+        </w:rPr>
+        <w:t>05,26</w:t>
+      </w:r>
+      <w:proofErr w:type="gramStart"/>
+      <w:r>
+        <w:rPr>
+          <w:rFonts w:cstheme="minorHAnsi"/>
+          <w:sz w:val="24"/>
+          <w:szCs w:val="24"/>
+          <w:lang w:val="en-US"/>
+        </w:rPr>
+        <w:t>),INITIAL</w:t>
+      </w:r>
+      <w:proofErr w:type="gramEnd"/>
+      <w:r>
+        <w:rPr>
+          <w:rFonts w:cstheme="minorHAnsi"/>
+          <w:sz w:val="24"/>
+          <w:szCs w:val="24"/>
+          <w:lang w:val="en-US"/>
+        </w:rPr>
+        <w:t>='</w:t>
+      </w:r>
+      <w:proofErr w:type="gramStart"/>
+      <w:r>
+        <w:rPr>
+          <w:rFonts w:cstheme="minorHAnsi"/>
+          <w:sz w:val="24"/>
+          <w:szCs w:val="24"/>
+          <w:lang w:val="en-US"/>
+        </w:rPr>
+        <w:t>2.SUBRACTION',LENGTH</w:t>
+      </w:r>
+      <w:proofErr w:type="gramEnd"/>
+      <w:r>
+        <w:rPr>
+          <w:rFonts w:cstheme="minorHAnsi"/>
+          <w:sz w:val="24"/>
+          <w:szCs w:val="24"/>
+          <w:lang w:val="en-US"/>
+        </w:rPr>
+        <w:t>=</w:t>
+      </w:r>
+      <w:proofErr w:type="gramStart"/>
+      <w:r>
+        <w:rPr>
+          <w:rFonts w:cstheme="minorHAnsi"/>
+          <w:sz w:val="24"/>
+          <w:szCs w:val="24"/>
+          <w:lang w:val="en-US"/>
+        </w:rPr>
+        <w:t xml:space="preserve">12,   </w:t>
+      </w:r>
+      <w:proofErr w:type="gramEnd"/>
+      <w:r>
+        <w:rPr>
+          <w:rFonts w:cstheme="minorHAnsi"/>
+          <w:sz w:val="24"/>
+          <w:szCs w:val="24"/>
+          <w:lang w:val="en-US"/>
+        </w:rPr>
+        <w:t xml:space="preserve">        </w:t>
       </w:r>
       <w:r>
         <w:rPr>
@@ -28609,7 +34343,27 @@
           <w:lang w:val="en-US"/>
         </w:rPr>
         <w:tab/>
-        <w:t>COLOR=YELLOW,ATTRB=ASKIP</w:t>
+        <w:t>COLOR=</w:t>
+      </w:r>
+      <w:proofErr w:type="gramStart"/>
+      <w:r>
+        <w:rPr>
+          <w:rFonts w:cstheme="minorHAnsi"/>
+          <w:sz w:val="24"/>
+          <w:szCs w:val="24"/>
+          <w:lang w:val="en-US"/>
+        </w:rPr>
+        <w:t>YELLOW,ATTRB</w:t>
+      </w:r>
+      <w:proofErr w:type="gramEnd"/>
+      <w:r>
+        <w:rPr>
+          <w:rFonts w:cstheme="minorHAnsi"/>
+          <w:sz w:val="24"/>
+          <w:szCs w:val="24"/>
+          <w:lang w:val="en-US"/>
+        </w:rPr>
+        <w:t>=ASKIP</w:t>
       </w:r>
     </w:p>
     <w:p>
@@ -28650,17 +34404,108 @@
           <w:lang w:val="en-US"/>
         </w:rPr>
         <w:tab/>
-        <w:t xml:space="preserve">DFHMDF POS=(06,26),INITIAL='3.MULTIPY',LENGTH=12,ATTRB=ASKIP,  </w:t>
-      </w:r>
-      <w:r>
-        <w:rPr>
-          <w:rFonts w:cstheme="minorHAnsi"/>
-          <w:sz w:val="24"/>
-          <w:szCs w:val="24"/>
-          <w:lang w:val="en-US"/>
-        </w:rPr>
-        <w:tab/>
-      </w:r>
+        <w:t>DFHMDF POS</w:t>
+      </w:r>
+      <w:proofErr w:type="gramStart"/>
+      <w:r>
+        <w:rPr>
+          <w:rFonts w:cstheme="minorHAnsi"/>
+          <w:sz w:val="24"/>
+          <w:szCs w:val="24"/>
+          <w:lang w:val="en-US"/>
+        </w:rPr>
+        <w:t>=(</w:t>
+      </w:r>
+      <w:proofErr w:type="gramEnd"/>
+      <w:r>
+        <w:rPr>
+          <w:rFonts w:cstheme="minorHAnsi"/>
+          <w:sz w:val="24"/>
+          <w:szCs w:val="24"/>
+          <w:lang w:val="en-US"/>
+        </w:rPr>
+        <w:t>06,26</w:t>
+      </w:r>
+      <w:proofErr w:type="gramStart"/>
+      <w:r>
+        <w:rPr>
+          <w:rFonts w:cstheme="minorHAnsi"/>
+          <w:sz w:val="24"/>
+          <w:szCs w:val="24"/>
+          <w:lang w:val="en-US"/>
+        </w:rPr>
+        <w:t>),INITIAL</w:t>
+      </w:r>
+      <w:proofErr w:type="gramEnd"/>
+      <w:r>
+        <w:rPr>
+          <w:rFonts w:cstheme="minorHAnsi"/>
+          <w:sz w:val="24"/>
+          <w:szCs w:val="24"/>
+          <w:lang w:val="en-US"/>
+        </w:rPr>
+        <w:t>='</w:t>
+      </w:r>
+      <w:proofErr w:type="gramStart"/>
+      <w:r>
+        <w:rPr>
+          <w:rFonts w:cstheme="minorHAnsi"/>
+          <w:sz w:val="24"/>
+          <w:szCs w:val="24"/>
+          <w:lang w:val="en-US"/>
+        </w:rPr>
+        <w:t>3.MULTIPY',LENGTH</w:t>
+      </w:r>
+      <w:proofErr w:type="gramEnd"/>
+      <w:r>
+        <w:rPr>
+          <w:rFonts w:cstheme="minorHAnsi"/>
+          <w:sz w:val="24"/>
+          <w:szCs w:val="24"/>
+          <w:lang w:val="en-US"/>
+        </w:rPr>
+        <w:t>=</w:t>
+      </w:r>
+      <w:proofErr w:type="gramStart"/>
+      <w:r>
+        <w:rPr>
+          <w:rFonts w:cstheme="minorHAnsi"/>
+          <w:sz w:val="24"/>
+          <w:szCs w:val="24"/>
+          <w:lang w:val="en-US"/>
+        </w:rPr>
+        <w:t>12,ATTRB</w:t>
+      </w:r>
+      <w:proofErr w:type="gramEnd"/>
+      <w:r>
+        <w:rPr>
+          <w:rFonts w:cstheme="minorHAnsi"/>
+          <w:sz w:val="24"/>
+          <w:szCs w:val="24"/>
+          <w:lang w:val="en-US"/>
+        </w:rPr>
+        <w:t>=</w:t>
+      </w:r>
+      <w:proofErr w:type="gramStart"/>
+      <w:r>
+        <w:rPr>
+          <w:rFonts w:cstheme="minorHAnsi"/>
+          <w:sz w:val="24"/>
+          <w:szCs w:val="24"/>
+          <w:lang w:val="en-US"/>
+        </w:rPr>
+        <w:t xml:space="preserve">ASKIP,  </w:t>
+      </w:r>
+      <w:r>
+        <w:rPr>
+          <w:rFonts w:cstheme="minorHAnsi"/>
+          <w:sz w:val="24"/>
+          <w:szCs w:val="24"/>
+          <w:lang w:val="en-US"/>
+        </w:rPr>
+        <w:tab/>
+      </w:r>
+      <w:proofErr w:type="gramEnd"/>
       <w:r>
         <w:rPr>
           <w:rFonts w:cstheme="minorHAnsi"/>
@@ -28751,7 +34596,87 @@
           <w:lang w:val="en-US"/>
         </w:rPr>
         <w:tab/>
-        <w:t xml:space="preserve">DFHMDF POS=(07,26),INITIAL='4.DIVISION',LENGTH=12,ATTRB=ASKIP, </w:t>
+        <w:t>DFHMDF POS</w:t>
+      </w:r>
+      <w:proofErr w:type="gramStart"/>
+      <w:r>
+        <w:rPr>
+          <w:rFonts w:cstheme="minorHAnsi"/>
+          <w:sz w:val="24"/>
+          <w:szCs w:val="24"/>
+          <w:lang w:val="en-US"/>
+        </w:rPr>
+        <w:t>=(</w:t>
+      </w:r>
+      <w:proofErr w:type="gramEnd"/>
+      <w:r>
+        <w:rPr>
+          <w:rFonts w:cstheme="minorHAnsi"/>
+          <w:sz w:val="24"/>
+          <w:szCs w:val="24"/>
+          <w:lang w:val="en-US"/>
+        </w:rPr>
+        <w:t>07,26</w:t>
+      </w:r>
+      <w:proofErr w:type="gramStart"/>
+      <w:r>
+        <w:rPr>
+          <w:rFonts w:cstheme="minorHAnsi"/>
+          <w:sz w:val="24"/>
+          <w:szCs w:val="24"/>
+          <w:lang w:val="en-US"/>
+        </w:rPr>
+        <w:t>),INITIAL</w:t>
+      </w:r>
+      <w:proofErr w:type="gramEnd"/>
+      <w:r>
+        <w:rPr>
+          <w:rFonts w:cstheme="minorHAnsi"/>
+          <w:sz w:val="24"/>
+          <w:szCs w:val="24"/>
+          <w:lang w:val="en-US"/>
+        </w:rPr>
+        <w:t>='</w:t>
+      </w:r>
+      <w:proofErr w:type="gramStart"/>
+      <w:r>
+        <w:rPr>
+          <w:rFonts w:cstheme="minorHAnsi"/>
+          <w:sz w:val="24"/>
+          <w:szCs w:val="24"/>
+          <w:lang w:val="en-US"/>
+        </w:rPr>
+        <w:t>4.DIVISION',LENGTH</w:t>
+      </w:r>
+      <w:proofErr w:type="gramEnd"/>
+      <w:r>
+        <w:rPr>
+          <w:rFonts w:cstheme="minorHAnsi"/>
+          <w:sz w:val="24"/>
+          <w:szCs w:val="24"/>
+          <w:lang w:val="en-US"/>
+        </w:rPr>
+        <w:t>=</w:t>
+      </w:r>
+      <w:proofErr w:type="gramStart"/>
+      <w:r>
+        <w:rPr>
+          <w:rFonts w:cstheme="minorHAnsi"/>
+          <w:sz w:val="24"/>
+          <w:szCs w:val="24"/>
+          <w:lang w:val="en-US"/>
+        </w:rPr>
+        <w:t>12,ATTRB</w:t>
+      </w:r>
+      <w:proofErr w:type="gramEnd"/>
+      <w:r>
+        <w:rPr>
+          <w:rFonts w:cstheme="minorHAnsi"/>
+          <w:sz w:val="24"/>
+          <w:szCs w:val="24"/>
+          <w:lang w:val="en-US"/>
+        </w:rPr>
+        <w:t xml:space="preserve">=ASKIP, </w:t>
       </w:r>
       <w:r>
         <w:rPr>
@@ -28843,7 +34768,47 @@
           <w:lang w:val="en-US"/>
         </w:rPr>
         <w:tab/>
-        <w:t xml:space="preserve">DFHMDF POS=(24,79),                                            </w:t>
+        <w:t>DFHMDF POS</w:t>
+      </w:r>
+      <w:proofErr w:type="gramStart"/>
+      <w:r>
+        <w:rPr>
+          <w:rFonts w:cstheme="minorHAnsi"/>
+          <w:sz w:val="24"/>
+          <w:szCs w:val="24"/>
+          <w:lang w:val="en-US"/>
+        </w:rPr>
+        <w:t>=(</w:t>
+      </w:r>
+      <w:proofErr w:type="gramEnd"/>
+      <w:r>
+        <w:rPr>
+          <w:rFonts w:cstheme="minorHAnsi"/>
+          <w:sz w:val="24"/>
+          <w:szCs w:val="24"/>
+          <w:lang w:val="en-US"/>
+        </w:rPr>
+        <w:t>24,79</w:t>
+      </w:r>
+      <w:proofErr w:type="gramStart"/>
+      <w:r>
+        <w:rPr>
+          <w:rFonts w:cstheme="minorHAnsi"/>
+          <w:sz w:val="24"/>
+          <w:szCs w:val="24"/>
+          <w:lang w:val="en-US"/>
+        </w:rPr>
+        <w:t xml:space="preserve">),   </w:t>
+      </w:r>
+      <w:proofErr w:type="gramEnd"/>
+      <w:r>
+        <w:rPr>
+          <w:rFonts w:cstheme="minorHAnsi"/>
+          <w:sz w:val="24"/>
+          <w:szCs w:val="24"/>
+          <w:lang w:val="en-US"/>
+        </w:rPr>
+        <w:t xml:space="preserve">                                         </w:t>
       </w:r>
       <w:r>
         <w:rPr>
@@ -28930,7 +34895,27 @@
           <w:lang w:val="en-US"/>
         </w:rPr>
         <w:tab/>
-        <w:t xml:space="preserve">LENGTH=1,                                              </w:t>
+        <w:t>LENGTH=</w:t>
+      </w:r>
+      <w:proofErr w:type="gramStart"/>
+      <w:r>
+        <w:rPr>
+          <w:rFonts w:cstheme="minorHAnsi"/>
+          <w:sz w:val="24"/>
+          <w:szCs w:val="24"/>
+          <w:lang w:val="en-US"/>
+        </w:rPr>
+        <w:t xml:space="preserve">1,   </w:t>
+      </w:r>
+      <w:proofErr w:type="gramEnd"/>
+      <w:r>
+        <w:rPr>
+          <w:rFonts w:cstheme="minorHAnsi"/>
+          <w:sz w:val="24"/>
+          <w:szCs w:val="24"/>
+          <w:lang w:val="en-US"/>
+        </w:rPr>
+        <w:t xml:space="preserve">                                           </w:t>
       </w:r>
       <w:r>
         <w:rPr>
@@ -29026,7 +35011,27 @@
           <w:lang w:val="en-US"/>
         </w:rPr>
         <w:tab/>
-        <w:t>ATTRB=(DRK,ASKIP,FSET)</w:t>
+        <w:t>ATTRB=(</w:t>
+      </w:r>
+      <w:proofErr w:type="gramStart"/>
+      <w:r>
+        <w:rPr>
+          <w:rFonts w:cstheme="minorHAnsi"/>
+          <w:sz w:val="24"/>
+          <w:szCs w:val="24"/>
+          <w:lang w:val="en-US"/>
+        </w:rPr>
+        <w:t>DRK,ASKIP</w:t>
+      </w:r>
+      <w:proofErr w:type="gramEnd"/>
+      <w:r>
+        <w:rPr>
+          <w:rFonts w:cstheme="minorHAnsi"/>
+          <w:sz w:val="24"/>
+          <w:szCs w:val="24"/>
+          <w:lang w:val="en-US"/>
+        </w:rPr>
+        <w:t>,FSET)</w:t>
       </w:r>
     </w:p>
     <w:p>
@@ -29165,7 +35170,31 @@
           <w:lang w:val="en-US"/>
         </w:rPr>
         <w:lastRenderedPageBreak/>
-        <w:t>BMS Mapset for screen navigation:</w:t>
+        <w:t xml:space="preserve">BMS </w:t>
+      </w:r>
+      <w:proofErr w:type="spellStart"/>
+      <w:r>
+        <w:rPr>
+          <w:rFonts w:cstheme="minorHAnsi"/>
+          <w:b/>
+          <w:bCs/>
+          <w:sz w:val="24"/>
+          <w:szCs w:val="24"/>
+          <w:lang w:val="en-US"/>
+        </w:rPr>
+        <w:t>Mapset</w:t>
+      </w:r>
+      <w:proofErr w:type="spellEnd"/>
+      <w:r>
+        <w:rPr>
+          <w:rFonts w:cstheme="minorHAnsi"/>
+          <w:b/>
+          <w:bCs/>
+          <w:sz w:val="24"/>
+          <w:szCs w:val="24"/>
+          <w:lang w:val="en-US"/>
+        </w:rPr>
+        <w:t xml:space="preserve"> for screen navigation:</w:t>
       </w:r>
     </w:p>
     <w:p>
@@ -29378,51 +35407,111 @@
           <w:szCs w:val="24"/>
           <w:lang w:val="en-US"/>
         </w:rPr>
-        <w:t xml:space="preserve">       01 WS-COMMAREA PIC X(1).                                         </w:t>
-      </w:r>
-    </w:p>
-    <w:p>
-      <w:pPr>
-        <w:pStyle w:val="ListParagraph"/>
-        <w:spacing w:after="0"/>
-        <w:jc w:val="both"/>
-        <w:rPr>
-          <w:rFonts w:cstheme="minorHAnsi"/>
-          <w:sz w:val="24"/>
-          <w:szCs w:val="24"/>
-          <w:lang w:val="en-US"/>
-        </w:rPr>
-      </w:pPr>
-      <w:r>
-        <w:rPr>
-          <w:rFonts w:cstheme="minorHAnsi"/>
-          <w:sz w:val="24"/>
-          <w:szCs w:val="24"/>
-          <w:lang w:val="en-US"/>
-        </w:rPr>
-        <w:t xml:space="preserve">       01 WS-MSG      PIC X(25) VALUE SPACE.                            </w:t>
-      </w:r>
-    </w:p>
-    <w:p>
-      <w:pPr>
-        <w:pStyle w:val="ListParagraph"/>
-        <w:spacing w:after="0"/>
-        <w:jc w:val="both"/>
-        <w:rPr>
-          <w:rFonts w:cstheme="minorHAnsi"/>
-          <w:sz w:val="24"/>
-          <w:szCs w:val="24"/>
-          <w:lang w:val="en-US"/>
-        </w:rPr>
-      </w:pPr>
-      <w:r>
-        <w:rPr>
-          <w:rFonts w:cstheme="minorHAnsi"/>
-          <w:sz w:val="24"/>
-          <w:szCs w:val="24"/>
-          <w:lang w:val="en-US"/>
-        </w:rPr>
-        <w:t xml:space="preserve">       01 WS-STR      PIC X(35) VALUE                                   </w:t>
+        <w:t xml:space="preserve">       01 WS-COMMAREA PIC </w:t>
+      </w:r>
+      <w:proofErr w:type="gramStart"/>
+      <w:r>
+        <w:rPr>
+          <w:rFonts w:cstheme="minorHAnsi"/>
+          <w:sz w:val="24"/>
+          <w:szCs w:val="24"/>
+          <w:lang w:val="en-US"/>
+        </w:rPr>
+        <w:t>X(</w:t>
+      </w:r>
+      <w:proofErr w:type="gramEnd"/>
+      <w:r>
+        <w:rPr>
+          <w:rFonts w:cstheme="minorHAnsi"/>
+          <w:sz w:val="24"/>
+          <w:szCs w:val="24"/>
+          <w:lang w:val="en-US"/>
+        </w:rPr>
+        <w:t xml:space="preserve">1).                                         </w:t>
+      </w:r>
+    </w:p>
+    <w:p>
+      <w:pPr>
+        <w:pStyle w:val="ListParagraph"/>
+        <w:spacing w:after="0"/>
+        <w:jc w:val="both"/>
+        <w:rPr>
+          <w:rFonts w:cstheme="minorHAnsi"/>
+          <w:sz w:val="24"/>
+          <w:szCs w:val="24"/>
+          <w:lang w:val="en-US"/>
+        </w:rPr>
+      </w:pPr>
+      <w:r>
+        <w:rPr>
+          <w:rFonts w:cstheme="minorHAnsi"/>
+          <w:sz w:val="24"/>
+          <w:szCs w:val="24"/>
+          <w:lang w:val="en-US"/>
+        </w:rPr>
+        <w:t xml:space="preserve">       01 WS-MSG      PIC </w:t>
+      </w:r>
+      <w:proofErr w:type="gramStart"/>
+      <w:r>
+        <w:rPr>
+          <w:rFonts w:cstheme="minorHAnsi"/>
+          <w:sz w:val="24"/>
+          <w:szCs w:val="24"/>
+          <w:lang w:val="en-US"/>
+        </w:rPr>
+        <w:t>X(</w:t>
+      </w:r>
+      <w:proofErr w:type="gramEnd"/>
+      <w:r>
+        <w:rPr>
+          <w:rFonts w:cstheme="minorHAnsi"/>
+          <w:sz w:val="24"/>
+          <w:szCs w:val="24"/>
+          <w:lang w:val="en-US"/>
+        </w:rPr>
+        <w:t xml:space="preserve">25) VALUE SPACE.                            </w:t>
+      </w:r>
+    </w:p>
+    <w:p>
+      <w:pPr>
+        <w:pStyle w:val="ListParagraph"/>
+        <w:spacing w:after="0"/>
+        <w:jc w:val="both"/>
+        <w:rPr>
+          <w:rFonts w:cstheme="minorHAnsi"/>
+          <w:sz w:val="24"/>
+          <w:szCs w:val="24"/>
+          <w:lang w:val="en-US"/>
+        </w:rPr>
+      </w:pPr>
+      <w:r>
+        <w:rPr>
+          <w:rFonts w:cstheme="minorHAnsi"/>
+          <w:sz w:val="24"/>
+          <w:szCs w:val="24"/>
+          <w:lang w:val="en-US"/>
+        </w:rPr>
+        <w:t xml:space="preserve">       01 WS-STR      PIC </w:t>
+      </w:r>
+      <w:proofErr w:type="gramStart"/>
+      <w:r>
+        <w:rPr>
+          <w:rFonts w:cstheme="minorHAnsi"/>
+          <w:sz w:val="24"/>
+          <w:szCs w:val="24"/>
+          <w:lang w:val="en-US"/>
+        </w:rPr>
+        <w:t>X(</w:t>
+      </w:r>
+      <w:proofErr w:type="gramEnd"/>
+      <w:r>
+        <w:rPr>
+          <w:rFonts w:cstheme="minorHAnsi"/>
+          <w:sz w:val="24"/>
+          <w:szCs w:val="24"/>
+          <w:lang w:val="en-US"/>
+        </w:rPr>
+        <w:t xml:space="preserve">35) VALUE                                   </w:t>
       </w:r>
     </w:p>
     <w:p>
@@ -29510,7 +35599,27 @@
           <w:szCs w:val="24"/>
           <w:lang w:val="en-US"/>
         </w:rPr>
-        <w:t xml:space="preserve">          88 ADDITION  VALUE 1.                                         </w:t>
+        <w:t xml:space="preserve">          88 </w:t>
+      </w:r>
+      <w:proofErr w:type="gramStart"/>
+      <w:r>
+        <w:rPr>
+          <w:rFonts w:cstheme="minorHAnsi"/>
+          <w:sz w:val="24"/>
+          <w:szCs w:val="24"/>
+          <w:lang w:val="en-US"/>
+        </w:rPr>
+        <w:t>ADDITION  VALUE</w:t>
+      </w:r>
+      <w:proofErr w:type="gramEnd"/>
+      <w:r>
+        <w:rPr>
+          <w:rFonts w:cstheme="minorHAnsi"/>
+          <w:sz w:val="24"/>
+          <w:szCs w:val="24"/>
+          <w:lang w:val="en-US"/>
+        </w:rPr>
+        <w:t xml:space="preserve"> 1.                                         </w:t>
       </w:r>
     </w:p>
     <w:p>
@@ -29686,7 +35795,27 @@
           <w:szCs w:val="24"/>
           <w:lang w:val="en-US"/>
         </w:rPr>
-        <w:t xml:space="preserve">           INITIALIZE WS-MSG , WS-CHOICE.                               </w:t>
+        <w:t xml:space="preserve">           INITIALIZE WS-</w:t>
+      </w:r>
+      <w:proofErr w:type="gramStart"/>
+      <w:r>
+        <w:rPr>
+          <w:rFonts w:cstheme="minorHAnsi"/>
+          <w:sz w:val="24"/>
+          <w:szCs w:val="24"/>
+          <w:lang w:val="en-US"/>
+        </w:rPr>
+        <w:t>MSG ,</w:t>
+      </w:r>
+      <w:proofErr w:type="gramEnd"/>
+      <w:r>
+        <w:rPr>
+          <w:rFonts w:cstheme="minorHAnsi"/>
+          <w:sz w:val="24"/>
+          <w:szCs w:val="24"/>
+          <w:lang w:val="en-US"/>
+        </w:rPr>
+        <w:t xml:space="preserve"> WS-CHOICE.                               </w:t>
       </w:r>
     </w:p>
     <w:p>
@@ -29928,7 +36057,27 @@
           <w:szCs w:val="24"/>
           <w:lang w:val="en-US"/>
         </w:rPr>
-        <w:t xml:space="preserve">                    MOVE 'INVALID KEY PRESSED..' TO WS-MSG              </w:t>
+        <w:t xml:space="preserve">                    MOVE 'INVALID KEY </w:t>
+      </w:r>
+      <w:proofErr w:type="gramStart"/>
+      <w:r>
+        <w:rPr>
+          <w:rFonts w:cstheme="minorHAnsi"/>
+          <w:sz w:val="24"/>
+          <w:szCs w:val="24"/>
+          <w:lang w:val="en-US"/>
+        </w:rPr>
+        <w:t>PRESSED..</w:t>
+      </w:r>
+      <w:proofErr w:type="gramEnd"/>
+      <w:r>
+        <w:rPr>
+          <w:rFonts w:cstheme="minorHAnsi"/>
+          <w:sz w:val="24"/>
+          <w:szCs w:val="24"/>
+          <w:lang w:val="en-US"/>
+        </w:rPr>
+        <w:t xml:space="preserve">' TO WS-MSG              </w:t>
       </w:r>
     </w:p>
     <w:p>
@@ -30809,7 +36958,27 @@
           <w:szCs w:val="24"/>
           <w:lang w:val="en-US"/>
         </w:rPr>
-        <w:t xml:space="preserve">           EXEC CICS SEND TEXT FROM(WS-STR) ERASE  END-EXEC.            </w:t>
+        <w:t xml:space="preserve">           EXEC CICS SEND TEXT FROM(WS-STR) </w:t>
+      </w:r>
+      <w:proofErr w:type="gramStart"/>
+      <w:r>
+        <w:rPr>
+          <w:rFonts w:cstheme="minorHAnsi"/>
+          <w:sz w:val="24"/>
+          <w:szCs w:val="24"/>
+          <w:lang w:val="en-US"/>
+        </w:rPr>
+        <w:t>ERASE  END</w:t>
+      </w:r>
+      <w:proofErr w:type="gramEnd"/>
+      <w:r>
+        <w:rPr>
+          <w:rFonts w:cstheme="minorHAnsi"/>
+          <w:sz w:val="24"/>
+          <w:szCs w:val="24"/>
+          <w:lang w:val="en-US"/>
+        </w:rPr>
+        <w:t xml:space="preserve">-EXEC.            </w:t>
       </w:r>
     </w:p>
     <w:p>
@@ -30985,7 +37154,27 @@
           <w:szCs w:val="24"/>
           <w:lang w:val="en-US"/>
         </w:rPr>
-        <w:t xml:space="preserve">                     LENGTH(LENGTH OF WS-COMMAREA)                      </w:t>
+        <w:t xml:space="preserve">                     </w:t>
+      </w:r>
+      <w:proofErr w:type="gramStart"/>
+      <w:r>
+        <w:rPr>
+          <w:rFonts w:cstheme="minorHAnsi"/>
+          <w:sz w:val="24"/>
+          <w:szCs w:val="24"/>
+          <w:lang w:val="en-US"/>
+        </w:rPr>
+        <w:t>LENGTH(</w:t>
+      </w:r>
+      <w:proofErr w:type="gramEnd"/>
+      <w:r>
+        <w:rPr>
+          <w:rFonts w:cstheme="minorHAnsi"/>
+          <w:sz w:val="24"/>
+          <w:szCs w:val="24"/>
+          <w:lang w:val="en-US"/>
+        </w:rPr>
+        <w:t xml:space="preserve">LENGTH OF WS-COMMAREA)                      </w:t>
       </w:r>
     </w:p>
     <w:p>
@@ -31201,8 +37390,19 @@
           <w:szCs w:val="24"/>
           <w:lang w:val="en-US"/>
         </w:rPr>
-        <w:t>Changes in COBOL-CICS-DB2 pgm</w:t>
-      </w:r>
+        <w:t xml:space="preserve">Changes in COBOL-CICS-DB2 </w:t>
+      </w:r>
+      <w:proofErr w:type="spellStart"/>
+      <w:r>
+        <w:rPr>
+          <w:rFonts w:cstheme="minorHAnsi"/>
+          <w:sz w:val="24"/>
+          <w:szCs w:val="24"/>
+          <w:lang w:val="en-US"/>
+        </w:rPr>
+        <w:t>pgm</w:t>
+      </w:r>
+      <w:proofErr w:type="spellEnd"/>
     </w:p>
     <w:p>
       <w:pPr>
@@ -32259,7 +38459,31 @@
           <w:szCs w:val="24"/>
           <w:lang w:val="en-US"/>
         </w:rPr>
-        <w:t>COBOL+CICS+DB2 pgm is completed -&gt; then comes compilation</w:t>
+        <w:t xml:space="preserve">COBOL+CICS+DB2 </w:t>
+      </w:r>
+      <w:proofErr w:type="spellStart"/>
+      <w:r>
+        <w:rPr>
+          <w:rFonts w:cstheme="minorHAnsi"/>
+          <w:b/>
+          <w:bCs/>
+          <w:sz w:val="24"/>
+          <w:szCs w:val="24"/>
+          <w:lang w:val="en-US"/>
+        </w:rPr>
+        <w:t>pgm</w:t>
+      </w:r>
+      <w:proofErr w:type="spellEnd"/>
+      <w:r>
+        <w:rPr>
+          <w:rFonts w:cstheme="minorHAnsi"/>
+          <w:b/>
+          <w:bCs/>
+          <w:sz w:val="24"/>
+          <w:szCs w:val="24"/>
+          <w:lang w:val="en-US"/>
+        </w:rPr>
+        <w:t xml:space="preserve"> is completed -&gt; then comes compilation</w:t>
       </w:r>
     </w:p>
     <w:p>
@@ -32555,8 +38779,19 @@
           <w:lang w:val="en-US"/>
         </w:rPr>
         <w:tab/>
-        <w:t>-&gt; Pre-compile</w:t>
-      </w:r>
+        <w:t xml:space="preserve">-&gt; </w:t>
+      </w:r>
+      <w:proofErr w:type="gramStart"/>
+      <w:r>
+        <w:rPr>
+          <w:rFonts w:cstheme="minorHAnsi"/>
+          <w:sz w:val="24"/>
+          <w:szCs w:val="24"/>
+          <w:lang w:val="en-US"/>
+        </w:rPr>
+        <w:t>Pre-compile</w:t>
+      </w:r>
+      <w:proofErr w:type="gramEnd"/>
     </w:p>
     <w:p>
       <w:pPr>
@@ -33058,8 +39293,19 @@
           <w:szCs w:val="24"/>
           <w:lang w:val="en-US"/>
         </w:rPr>
-        <w:t>Replace with CALL ‘DSNELI’ USING..</w:t>
-      </w:r>
+        <w:t xml:space="preserve">Replace with CALL ‘DSNELI’ </w:t>
+      </w:r>
+      <w:proofErr w:type="gramStart"/>
+      <w:r>
+        <w:rPr>
+          <w:rFonts w:cstheme="minorHAnsi"/>
+          <w:sz w:val="24"/>
+          <w:szCs w:val="24"/>
+          <w:lang w:val="en-US"/>
+        </w:rPr>
+        <w:t>USING..</w:t>
+      </w:r>
+      <w:proofErr w:type="gramEnd"/>
     </w:p>
     <w:p>
       <w:pPr>
@@ -33384,8 +39630,19 @@
           <w:lang w:val="en-US"/>
         </w:rPr>
         <w:tab/>
-        <w:t>-&gt; Pre-compile</w:t>
-      </w:r>
+        <w:t xml:space="preserve">-&gt; </w:t>
+      </w:r>
+      <w:proofErr w:type="gramStart"/>
+      <w:r>
+        <w:rPr>
+          <w:rFonts w:cstheme="minorHAnsi"/>
+          <w:sz w:val="24"/>
+          <w:szCs w:val="24"/>
+          <w:lang w:val="en-US"/>
+        </w:rPr>
+        <w:t>Pre-compile</w:t>
+      </w:r>
+      <w:proofErr w:type="gramEnd"/>
     </w:p>
     <w:p>
       <w:pPr>
@@ -33738,7 +39995,47 @@
           <w:szCs w:val="24"/>
           <w:lang w:val="en-US"/>
         </w:rPr>
-        <w:t>PPT Entry -&gt; CEDA DEF/INS MAPSET() ,  CEDA DEF/INS PROG()</w:t>
+        <w:t xml:space="preserve">PPT Entry -&gt; CEDA DEF/INS </w:t>
+      </w:r>
+      <w:proofErr w:type="gramStart"/>
+      <w:r>
+        <w:rPr>
+          <w:rFonts w:cstheme="minorHAnsi"/>
+          <w:sz w:val="24"/>
+          <w:szCs w:val="24"/>
+          <w:lang w:val="en-US"/>
+        </w:rPr>
+        <w:t>MAPSET() ,</w:t>
+      </w:r>
+      <w:proofErr w:type="gramEnd"/>
+      <w:r>
+        <w:rPr>
+          <w:rFonts w:cstheme="minorHAnsi"/>
+          <w:sz w:val="24"/>
+          <w:szCs w:val="24"/>
+          <w:lang w:val="en-US"/>
+        </w:rPr>
+        <w:t xml:space="preserve">  CEDA DEF/INS </w:t>
+      </w:r>
+      <w:proofErr w:type="gramStart"/>
+      <w:r>
+        <w:rPr>
+          <w:rFonts w:cstheme="minorHAnsi"/>
+          <w:sz w:val="24"/>
+          <w:szCs w:val="24"/>
+          <w:lang w:val="en-US"/>
+        </w:rPr>
+        <w:t>PROG(</w:t>
+      </w:r>
+      <w:proofErr w:type="gramEnd"/>
+      <w:r>
+        <w:rPr>
+          <w:rFonts w:cstheme="minorHAnsi"/>
+          <w:sz w:val="24"/>
+          <w:szCs w:val="24"/>
+          <w:lang w:val="en-US"/>
+        </w:rPr>
+        <w:t>)</w:t>
       </w:r>
     </w:p>
     <w:p>
@@ -33764,7 +40061,67 @@
           <w:szCs w:val="24"/>
           <w:lang w:val="en-US"/>
         </w:rPr>
-        <w:t>PCT Entry -&gt; CEDA DEF TRANS() PROG() G()</w:t>
+        <w:t xml:space="preserve">PCT Entry -&gt; CEDA DEF </w:t>
+      </w:r>
+      <w:proofErr w:type="gramStart"/>
+      <w:r>
+        <w:rPr>
+          <w:rFonts w:cstheme="minorHAnsi"/>
+          <w:sz w:val="24"/>
+          <w:szCs w:val="24"/>
+          <w:lang w:val="en-US"/>
+        </w:rPr>
+        <w:t>TRANS(</w:t>
+      </w:r>
+      <w:proofErr w:type="gramEnd"/>
+      <w:r>
+        <w:rPr>
+          <w:rFonts w:cstheme="minorHAnsi"/>
+          <w:sz w:val="24"/>
+          <w:szCs w:val="24"/>
+          <w:lang w:val="en-US"/>
+        </w:rPr>
+        <w:t xml:space="preserve">) </w:t>
+      </w:r>
+      <w:proofErr w:type="gramStart"/>
+      <w:r>
+        <w:rPr>
+          <w:rFonts w:cstheme="minorHAnsi"/>
+          <w:sz w:val="24"/>
+          <w:szCs w:val="24"/>
+          <w:lang w:val="en-US"/>
+        </w:rPr>
+        <w:t>PROG(</w:t>
+      </w:r>
+      <w:proofErr w:type="gramEnd"/>
+      <w:r>
+        <w:rPr>
+          <w:rFonts w:cstheme="minorHAnsi"/>
+          <w:sz w:val="24"/>
+          <w:szCs w:val="24"/>
+          <w:lang w:val="en-US"/>
+        </w:rPr>
+        <w:t xml:space="preserve">) </w:t>
+      </w:r>
+      <w:proofErr w:type="gramStart"/>
+      <w:r>
+        <w:rPr>
+          <w:rFonts w:cstheme="minorHAnsi"/>
+          <w:sz w:val="24"/>
+          <w:szCs w:val="24"/>
+          <w:lang w:val="en-US"/>
+        </w:rPr>
+        <w:t>G(</w:t>
+      </w:r>
+      <w:proofErr w:type="gramEnd"/>
+      <w:r>
+        <w:rPr>
+          <w:rFonts w:cstheme="minorHAnsi"/>
+          <w:sz w:val="24"/>
+          <w:szCs w:val="24"/>
+          <w:lang w:val="en-US"/>
+        </w:rPr>
+        <w:t>)</w:t>
       </w:r>
     </w:p>
     <w:p>
@@ -33936,7 +40293,31 @@
           <w:szCs w:val="24"/>
           <w:lang w:val="en-US"/>
         </w:rPr>
-        <w:t xml:space="preserve">CEDA DEF DB2E() </w:t>
+        <w:t>CEDA DEF DB2</w:t>
+      </w:r>
+      <w:proofErr w:type="gramStart"/>
+      <w:r>
+        <w:rPr>
+          <w:rFonts w:cstheme="minorHAnsi"/>
+          <w:b/>
+          <w:bCs/>
+          <w:sz w:val="24"/>
+          <w:szCs w:val="24"/>
+          <w:lang w:val="en-US"/>
+        </w:rPr>
+        <w:t>E(</w:t>
+      </w:r>
+      <w:proofErr w:type="gramEnd"/>
+      <w:r>
+        <w:rPr>
+          <w:rFonts w:cstheme="minorHAnsi"/>
+          <w:b/>
+          <w:bCs/>
+          <w:sz w:val="24"/>
+          <w:szCs w:val="24"/>
+          <w:lang w:val="en-US"/>
+        </w:rPr>
+        <w:t xml:space="preserve">) </w:t>
       </w:r>
       <w:r>
         <w:rPr>
@@ -34076,7 +40457,31 @@
           <w:szCs w:val="24"/>
           <w:lang w:val="en-US"/>
         </w:rPr>
-        <w:t>CEDA DEF DB2T()</w:t>
+        <w:t>CEDA DEF DB2</w:t>
+      </w:r>
+      <w:proofErr w:type="gramStart"/>
+      <w:r>
+        <w:rPr>
+          <w:rFonts w:cstheme="minorHAnsi"/>
+          <w:b/>
+          <w:bCs/>
+          <w:sz w:val="24"/>
+          <w:szCs w:val="24"/>
+          <w:lang w:val="en-US"/>
+        </w:rPr>
+        <w:t>T(</w:t>
+      </w:r>
+      <w:proofErr w:type="gramEnd"/>
+      <w:r>
+        <w:rPr>
+          <w:rFonts w:cstheme="minorHAnsi"/>
+          <w:b/>
+          <w:bCs/>
+          <w:sz w:val="24"/>
+          <w:szCs w:val="24"/>
+          <w:lang w:val="en-US"/>
+        </w:rPr>
+        <w:t>)</w:t>
       </w:r>
     </w:p>
     <w:p>
@@ -34276,7 +40681,27 @@
           <w:lang w:val="en-US"/>
         </w:rPr>
         <w:tab/>
-        <w:t xml:space="preserve">In Pgm -&gt; SQL Query </w:t>
+        <w:t xml:space="preserve">In </w:t>
+      </w:r>
+      <w:proofErr w:type="spellStart"/>
+      <w:r>
+        <w:rPr>
+          <w:rFonts w:cstheme="minorHAnsi"/>
+          <w:sz w:val="24"/>
+          <w:szCs w:val="24"/>
+          <w:lang w:val="en-US"/>
+        </w:rPr>
+        <w:t>Pgm</w:t>
+      </w:r>
+      <w:proofErr w:type="spellEnd"/>
+      <w:r>
+        <w:rPr>
+          <w:rFonts w:cstheme="minorHAnsi"/>
+          <w:sz w:val="24"/>
+          <w:szCs w:val="24"/>
+          <w:lang w:val="en-US"/>
+        </w:rPr>
+        <w:t xml:space="preserve"> -&gt; SQL Query </w:t>
       </w:r>
       <w:r>
         <w:rPr>
@@ -34449,7 +40874,31 @@
           <w:lang w:val="en-US"/>
         </w:rPr>
         <w:tab/>
-        <w:t>|_________DB2T()________|</w:t>
+        <w:t>|_________DB2</w:t>
+      </w:r>
+      <w:proofErr w:type="gramStart"/>
+      <w:r>
+        <w:rPr>
+          <w:rFonts w:cstheme="minorHAnsi"/>
+          <w:b/>
+          <w:bCs/>
+          <w:sz w:val="24"/>
+          <w:szCs w:val="24"/>
+          <w:lang w:val="en-US"/>
+        </w:rPr>
+        <w:t>T(</w:t>
+      </w:r>
+      <w:proofErr w:type="gramEnd"/>
+      <w:r>
+        <w:rPr>
+          <w:rFonts w:cstheme="minorHAnsi"/>
+          <w:b/>
+          <w:bCs/>
+          <w:sz w:val="24"/>
+          <w:szCs w:val="24"/>
+          <w:lang w:val="en-US"/>
+        </w:rPr>
+        <w:t>)________|</w:t>
       </w:r>
     </w:p>
     <w:p>
@@ -34861,7 +41310,27 @@
           <w:szCs w:val="24"/>
           <w:lang w:val="en-US"/>
         </w:rPr>
-        <w:t>Create and delete the queue thru pgm itself</w:t>
+        <w:t xml:space="preserve">Create and delete the queue thru </w:t>
+      </w:r>
+      <w:proofErr w:type="spellStart"/>
+      <w:r>
+        <w:rPr>
+          <w:rFonts w:cstheme="minorHAnsi"/>
+          <w:sz w:val="24"/>
+          <w:szCs w:val="24"/>
+          <w:lang w:val="en-US"/>
+        </w:rPr>
+        <w:t>pgm</w:t>
+      </w:r>
+      <w:proofErr w:type="spellEnd"/>
+      <w:r>
+        <w:rPr>
+          <w:rFonts w:cstheme="minorHAnsi"/>
+          <w:sz w:val="24"/>
+          <w:szCs w:val="24"/>
+          <w:lang w:val="en-US"/>
+        </w:rPr>
+        <w:t xml:space="preserve"> itself</w:t>
       </w:r>
     </w:p>
     <w:p>
@@ -35138,7 +41607,27 @@
           <w:szCs w:val="24"/>
           <w:lang w:val="en-US"/>
         </w:rPr>
-        <w:t>Create and delete the queue thru pgm itself</w:t>
+        <w:t xml:space="preserve">Create and delete the queue thru </w:t>
+      </w:r>
+      <w:proofErr w:type="spellStart"/>
+      <w:r>
+        <w:rPr>
+          <w:rFonts w:cstheme="minorHAnsi"/>
+          <w:sz w:val="24"/>
+          <w:szCs w:val="24"/>
+          <w:lang w:val="en-US"/>
+        </w:rPr>
+        <w:t>pgm</w:t>
+      </w:r>
+      <w:proofErr w:type="spellEnd"/>
+      <w:r>
+        <w:rPr>
+          <w:rFonts w:cstheme="minorHAnsi"/>
+          <w:sz w:val="24"/>
+          <w:szCs w:val="24"/>
+          <w:lang w:val="en-US"/>
+        </w:rPr>
+        <w:t xml:space="preserve"> itself</w:t>
       </w:r>
     </w:p>
     <w:p>
@@ -37109,6 +43598,21 @@
     <w:p>
       <w:pPr>
         <w:pStyle w:val="ListParagraph"/>
+        <w:spacing w:after="0"/>
+        <w:ind w:left="2880"/>
+        <w:rPr>
+          <w:rFonts w:cstheme="minorHAnsi"/>
+          <w:b/>
+          <w:bCs/>
+          <w:sz w:val="24"/>
+          <w:szCs w:val="24"/>
+          <w:lang w:val="en-US"/>
+        </w:rPr>
+      </w:pPr>
+    </w:p>
+    <w:p>
+      <w:pPr>
+        <w:pStyle w:val="ListParagraph"/>
         <w:numPr>
           <w:ilvl w:val="2"/>
           <w:numId w:val="5"/>
@@ -37131,6 +43635,7 @@
           <w:szCs w:val="24"/>
           <w:lang w:val="en-US"/>
         </w:rPr>
+        <w:lastRenderedPageBreak/>
         <w:t>WRITEQ</w:t>
       </w:r>
       <w:r>
@@ -37177,7 +43682,6 @@
           <w:szCs w:val="24"/>
           <w:lang w:val="en-US"/>
         </w:rPr>
-        <w:lastRenderedPageBreak/>
         <w:t>EXEC CICS WRITEQ TS</w:t>
       </w:r>
     </w:p>

--- a/Anil-Polsani-Mainframe/CICS/CICS.docx
+++ b/Anil-Polsani-Mainframe/CICS/CICS.docx
@@ -48150,14 +48150,6 @@
           <w:lang w:val="en-US"/>
         </w:rPr>
         <w:tab/>
-      </w:r>
-      <w:r>
-        <w:rPr>
-          <w:rFonts w:cstheme="minorHAnsi"/>
-          <w:sz w:val="24"/>
-          <w:szCs w:val="24"/>
-          <w:lang w:val="en-US"/>
-        </w:rPr>
         <w:t>MOVE ‘REC NOT FOUND’ TO MSGO</w:t>
       </w:r>
     </w:p>
@@ -48191,14 +48183,6 @@
           <w:lang w:val="en-US"/>
         </w:rPr>
         <w:tab/>
-      </w:r>
-      <w:r>
-        <w:rPr>
-          <w:rFonts w:cstheme="minorHAnsi"/>
-          <w:sz w:val="24"/>
-          <w:szCs w:val="24"/>
-          <w:lang w:val="en-US"/>
-        </w:rPr>
         <w:t>PERFORM 100-SEND-PARA THRU 100-EXIT.</w:t>
       </w:r>
     </w:p>
@@ -48448,1060 +48432,6 @@
     <w:p>
       <w:pPr>
         <w:pStyle w:val="ListParagraph"/>
-        <w:spacing w:after="0"/>
-        <w:jc w:val="both"/>
-        <w:rPr>
-          <w:rFonts w:cstheme="minorHAnsi"/>
-          <w:sz w:val="24"/>
-          <w:szCs w:val="24"/>
-          <w:lang w:val="en-US"/>
-        </w:rPr>
-      </w:pPr>
-    </w:p>
-    <w:p>
-      <w:pPr>
-        <w:spacing w:after="0"/>
-        <w:jc w:val="both"/>
-        <w:rPr>
-          <w:rFonts w:cstheme="minorHAnsi"/>
-          <w:sz w:val="24"/>
-          <w:szCs w:val="24"/>
-          <w:lang w:val="en-US"/>
-        </w:rPr>
-      </w:pPr>
-    </w:p>
-    <w:p>
-      <w:pPr>
-        <w:spacing w:after="0"/>
-        <w:jc w:val="both"/>
-        <w:rPr>
-          <w:rFonts w:cstheme="minorHAnsi"/>
-          <w:sz w:val="24"/>
-          <w:szCs w:val="24"/>
-          <w:lang w:val="en-US"/>
-        </w:rPr>
-      </w:pPr>
-    </w:p>
-    <w:p>
-      <w:pPr>
-        <w:spacing w:after="0"/>
-        <w:jc w:val="both"/>
-        <w:rPr>
-          <w:rFonts w:cstheme="minorHAnsi"/>
-          <w:sz w:val="24"/>
-          <w:szCs w:val="24"/>
-          <w:lang w:val="en-US"/>
-        </w:rPr>
-      </w:pPr>
-    </w:p>
-    <w:p>
-      <w:pPr>
-        <w:pStyle w:val="ListParagraph"/>
-        <w:numPr>
-          <w:ilvl w:val="0"/>
-          <w:numId w:val="5"/>
-        </w:numPr>
-        <w:spacing w:after="0"/>
-        <w:jc w:val="both"/>
-        <w:rPr>
-          <w:rFonts w:cstheme="minorHAnsi"/>
-          <w:sz w:val="24"/>
-          <w:szCs w:val="24"/>
-          <w:lang w:val="en-US"/>
-        </w:rPr>
-      </w:pPr>
-      <w:r>
-        <w:rPr>
-          <w:rFonts w:cstheme="minorHAnsi"/>
-          <w:sz w:val="24"/>
-          <w:szCs w:val="24"/>
-          <w:lang w:val="en-US"/>
-        </w:rPr>
-        <w:lastRenderedPageBreak/>
-        <w:t>A</w:t>
-      </w:r>
-    </w:p>
-    <w:p>
-      <w:pPr>
-        <w:pStyle w:val="ListParagraph"/>
-        <w:numPr>
-          <w:ilvl w:val="0"/>
-          <w:numId w:val="5"/>
-        </w:numPr>
-        <w:spacing w:after="0"/>
-        <w:jc w:val="both"/>
-        <w:rPr>
-          <w:rFonts w:cstheme="minorHAnsi"/>
-          <w:sz w:val="24"/>
-          <w:szCs w:val="24"/>
-          <w:lang w:val="en-US"/>
-        </w:rPr>
-      </w:pPr>
-      <w:r>
-        <w:rPr>
-          <w:rFonts w:cstheme="minorHAnsi"/>
-          <w:sz w:val="24"/>
-          <w:szCs w:val="24"/>
-          <w:lang w:val="en-US"/>
-        </w:rPr>
-        <w:t>A</w:t>
-      </w:r>
-    </w:p>
-    <w:p>
-      <w:pPr>
-        <w:pStyle w:val="ListParagraph"/>
-        <w:numPr>
-          <w:ilvl w:val="0"/>
-          <w:numId w:val="5"/>
-        </w:numPr>
-        <w:spacing w:after="0"/>
-        <w:jc w:val="both"/>
-        <w:rPr>
-          <w:rFonts w:cstheme="minorHAnsi"/>
-          <w:sz w:val="24"/>
-          <w:szCs w:val="24"/>
-          <w:lang w:val="en-US"/>
-        </w:rPr>
-      </w:pPr>
-      <w:r>
-        <w:rPr>
-          <w:rFonts w:cstheme="minorHAnsi"/>
-          <w:sz w:val="24"/>
-          <w:szCs w:val="24"/>
-          <w:lang w:val="en-US"/>
-        </w:rPr>
-        <w:t>A</w:t>
-      </w:r>
-    </w:p>
-    <w:p>
-      <w:pPr>
-        <w:pStyle w:val="ListParagraph"/>
-        <w:numPr>
-          <w:ilvl w:val="0"/>
-          <w:numId w:val="5"/>
-        </w:numPr>
-        <w:spacing w:after="0"/>
-        <w:jc w:val="both"/>
-        <w:rPr>
-          <w:rFonts w:cstheme="minorHAnsi"/>
-          <w:sz w:val="24"/>
-          <w:szCs w:val="24"/>
-          <w:lang w:val="en-US"/>
-        </w:rPr>
-      </w:pPr>
-      <w:r>
-        <w:rPr>
-          <w:rFonts w:cstheme="minorHAnsi"/>
-          <w:sz w:val="24"/>
-          <w:szCs w:val="24"/>
-          <w:lang w:val="en-US"/>
-        </w:rPr>
-        <w:t>A</w:t>
-      </w:r>
-    </w:p>
-    <w:p>
-      <w:pPr>
-        <w:pStyle w:val="ListParagraph"/>
-        <w:numPr>
-          <w:ilvl w:val="0"/>
-          <w:numId w:val="5"/>
-        </w:numPr>
-        <w:spacing w:after="0"/>
-        <w:jc w:val="both"/>
-        <w:rPr>
-          <w:rFonts w:cstheme="minorHAnsi"/>
-          <w:sz w:val="24"/>
-          <w:szCs w:val="24"/>
-          <w:lang w:val="en-US"/>
-        </w:rPr>
-      </w:pPr>
-      <w:r>
-        <w:rPr>
-          <w:rFonts w:cstheme="minorHAnsi"/>
-          <w:sz w:val="24"/>
-          <w:szCs w:val="24"/>
-          <w:lang w:val="en-US"/>
-        </w:rPr>
-        <w:t>A</w:t>
-      </w:r>
-    </w:p>
-    <w:p>
-      <w:pPr>
-        <w:pStyle w:val="ListParagraph"/>
-        <w:numPr>
-          <w:ilvl w:val="0"/>
-          <w:numId w:val="5"/>
-        </w:numPr>
-        <w:spacing w:after="0"/>
-        <w:jc w:val="both"/>
-        <w:rPr>
-          <w:rFonts w:cstheme="minorHAnsi"/>
-          <w:sz w:val="24"/>
-          <w:szCs w:val="24"/>
-          <w:lang w:val="en-US"/>
-        </w:rPr>
-      </w:pPr>
-      <w:r>
-        <w:rPr>
-          <w:rFonts w:cstheme="minorHAnsi"/>
-          <w:sz w:val="24"/>
-          <w:szCs w:val="24"/>
-          <w:lang w:val="en-US"/>
-        </w:rPr>
-        <w:t>A</w:t>
-      </w:r>
-    </w:p>
-    <w:p>
-      <w:pPr>
-        <w:pStyle w:val="ListParagraph"/>
-        <w:numPr>
-          <w:ilvl w:val="0"/>
-          <w:numId w:val="5"/>
-        </w:numPr>
-        <w:spacing w:after="0"/>
-        <w:jc w:val="both"/>
-        <w:rPr>
-          <w:rFonts w:cstheme="minorHAnsi"/>
-          <w:sz w:val="24"/>
-          <w:szCs w:val="24"/>
-          <w:lang w:val="en-US"/>
-        </w:rPr>
-      </w:pPr>
-      <w:r>
-        <w:rPr>
-          <w:rFonts w:cstheme="minorHAnsi"/>
-          <w:sz w:val="24"/>
-          <w:szCs w:val="24"/>
-          <w:lang w:val="en-US"/>
-        </w:rPr>
-        <w:t>A</w:t>
-      </w:r>
-    </w:p>
-    <w:p>
-      <w:pPr>
-        <w:pStyle w:val="ListParagraph"/>
-        <w:numPr>
-          <w:ilvl w:val="0"/>
-          <w:numId w:val="5"/>
-        </w:numPr>
-        <w:spacing w:after="0"/>
-        <w:jc w:val="both"/>
-        <w:rPr>
-          <w:rFonts w:cstheme="minorHAnsi"/>
-          <w:sz w:val="24"/>
-          <w:szCs w:val="24"/>
-          <w:lang w:val="en-US"/>
-        </w:rPr>
-      </w:pPr>
-      <w:r>
-        <w:rPr>
-          <w:rFonts w:cstheme="minorHAnsi"/>
-          <w:sz w:val="24"/>
-          <w:szCs w:val="24"/>
-          <w:lang w:val="en-US"/>
-        </w:rPr>
-        <w:t>A</w:t>
-      </w:r>
-    </w:p>
-    <w:p>
-      <w:pPr>
-        <w:pStyle w:val="ListParagraph"/>
-        <w:numPr>
-          <w:ilvl w:val="0"/>
-          <w:numId w:val="5"/>
-        </w:numPr>
-        <w:spacing w:after="0"/>
-        <w:jc w:val="both"/>
-        <w:rPr>
-          <w:rFonts w:cstheme="minorHAnsi"/>
-          <w:sz w:val="24"/>
-          <w:szCs w:val="24"/>
-          <w:lang w:val="en-US"/>
-        </w:rPr>
-      </w:pPr>
-      <w:r>
-        <w:rPr>
-          <w:rFonts w:cstheme="minorHAnsi"/>
-          <w:sz w:val="24"/>
-          <w:szCs w:val="24"/>
-          <w:lang w:val="en-US"/>
-        </w:rPr>
-        <w:t>A</w:t>
-      </w:r>
-    </w:p>
-    <w:p>
-      <w:pPr>
-        <w:pStyle w:val="ListParagraph"/>
-        <w:numPr>
-          <w:ilvl w:val="0"/>
-          <w:numId w:val="5"/>
-        </w:numPr>
-        <w:spacing w:after="0"/>
-        <w:jc w:val="both"/>
-        <w:rPr>
-          <w:rFonts w:cstheme="minorHAnsi"/>
-          <w:sz w:val="24"/>
-          <w:szCs w:val="24"/>
-          <w:lang w:val="en-US"/>
-        </w:rPr>
-      </w:pPr>
-      <w:r>
-        <w:rPr>
-          <w:rFonts w:cstheme="minorHAnsi"/>
-          <w:sz w:val="24"/>
-          <w:szCs w:val="24"/>
-          <w:lang w:val="en-US"/>
-        </w:rPr>
-        <w:t>A</w:t>
-      </w:r>
-    </w:p>
-    <w:p>
-      <w:pPr>
-        <w:pStyle w:val="ListParagraph"/>
-        <w:numPr>
-          <w:ilvl w:val="0"/>
-          <w:numId w:val="5"/>
-        </w:numPr>
-        <w:spacing w:after="0"/>
-        <w:jc w:val="both"/>
-        <w:rPr>
-          <w:rFonts w:cstheme="minorHAnsi"/>
-          <w:sz w:val="24"/>
-          <w:szCs w:val="24"/>
-          <w:lang w:val="en-US"/>
-        </w:rPr>
-      </w:pPr>
-      <w:r>
-        <w:rPr>
-          <w:rFonts w:cstheme="minorHAnsi"/>
-          <w:sz w:val="24"/>
-          <w:szCs w:val="24"/>
-          <w:lang w:val="en-US"/>
-        </w:rPr>
-        <w:t>A</w:t>
-      </w:r>
-    </w:p>
-    <w:p>
-      <w:pPr>
-        <w:pStyle w:val="ListParagraph"/>
-        <w:numPr>
-          <w:ilvl w:val="0"/>
-          <w:numId w:val="5"/>
-        </w:numPr>
-        <w:spacing w:after="0"/>
-        <w:jc w:val="both"/>
-        <w:rPr>
-          <w:rFonts w:cstheme="minorHAnsi"/>
-          <w:sz w:val="24"/>
-          <w:szCs w:val="24"/>
-          <w:lang w:val="en-US"/>
-        </w:rPr>
-      </w:pPr>
-      <w:r>
-        <w:rPr>
-          <w:rFonts w:cstheme="minorHAnsi"/>
-          <w:sz w:val="24"/>
-          <w:szCs w:val="24"/>
-          <w:lang w:val="en-US"/>
-        </w:rPr>
-        <w:t>A</w:t>
-      </w:r>
-    </w:p>
-    <w:p>
-      <w:pPr>
-        <w:pStyle w:val="ListParagraph"/>
-        <w:numPr>
-          <w:ilvl w:val="0"/>
-          <w:numId w:val="5"/>
-        </w:numPr>
-        <w:spacing w:after="0"/>
-        <w:jc w:val="both"/>
-        <w:rPr>
-          <w:rFonts w:cstheme="minorHAnsi"/>
-          <w:sz w:val="24"/>
-          <w:szCs w:val="24"/>
-          <w:lang w:val="en-US"/>
-        </w:rPr>
-      </w:pPr>
-      <w:r>
-        <w:rPr>
-          <w:rFonts w:cstheme="minorHAnsi"/>
-          <w:sz w:val="24"/>
-          <w:szCs w:val="24"/>
-          <w:lang w:val="en-US"/>
-        </w:rPr>
-        <w:t>A</w:t>
-      </w:r>
-    </w:p>
-    <w:p>
-      <w:pPr>
-        <w:pStyle w:val="ListParagraph"/>
-        <w:numPr>
-          <w:ilvl w:val="0"/>
-          <w:numId w:val="5"/>
-        </w:numPr>
-        <w:spacing w:after="0"/>
-        <w:jc w:val="both"/>
-        <w:rPr>
-          <w:rFonts w:cstheme="minorHAnsi"/>
-          <w:sz w:val="24"/>
-          <w:szCs w:val="24"/>
-          <w:lang w:val="en-US"/>
-        </w:rPr>
-      </w:pPr>
-      <w:r>
-        <w:rPr>
-          <w:rFonts w:cstheme="minorHAnsi"/>
-          <w:sz w:val="24"/>
-          <w:szCs w:val="24"/>
-          <w:lang w:val="en-US"/>
-        </w:rPr>
-        <w:t>A</w:t>
-      </w:r>
-    </w:p>
-    <w:p>
-      <w:pPr>
-        <w:pStyle w:val="ListParagraph"/>
-        <w:numPr>
-          <w:ilvl w:val="0"/>
-          <w:numId w:val="5"/>
-        </w:numPr>
-        <w:spacing w:after="0"/>
-        <w:jc w:val="both"/>
-        <w:rPr>
-          <w:rFonts w:cstheme="minorHAnsi"/>
-          <w:sz w:val="24"/>
-          <w:szCs w:val="24"/>
-          <w:lang w:val="en-US"/>
-        </w:rPr>
-      </w:pPr>
-      <w:r>
-        <w:rPr>
-          <w:rFonts w:cstheme="minorHAnsi"/>
-          <w:sz w:val="24"/>
-          <w:szCs w:val="24"/>
-          <w:lang w:val="en-US"/>
-        </w:rPr>
-        <w:t>A</w:t>
-      </w:r>
-    </w:p>
-    <w:p>
-      <w:pPr>
-        <w:pStyle w:val="ListParagraph"/>
-        <w:numPr>
-          <w:ilvl w:val="0"/>
-          <w:numId w:val="5"/>
-        </w:numPr>
-        <w:spacing w:after="0"/>
-        <w:jc w:val="both"/>
-        <w:rPr>
-          <w:rFonts w:cstheme="minorHAnsi"/>
-          <w:sz w:val="24"/>
-          <w:szCs w:val="24"/>
-          <w:lang w:val="en-US"/>
-        </w:rPr>
-      </w:pPr>
-      <w:r>
-        <w:rPr>
-          <w:rFonts w:cstheme="minorHAnsi"/>
-          <w:sz w:val="24"/>
-          <w:szCs w:val="24"/>
-          <w:lang w:val="en-US"/>
-        </w:rPr>
-        <w:t>A</w:t>
-      </w:r>
-    </w:p>
-    <w:p>
-      <w:pPr>
-        <w:pStyle w:val="ListParagraph"/>
-        <w:numPr>
-          <w:ilvl w:val="0"/>
-          <w:numId w:val="5"/>
-        </w:numPr>
-        <w:spacing w:after="0"/>
-        <w:jc w:val="both"/>
-        <w:rPr>
-          <w:rFonts w:cstheme="minorHAnsi"/>
-          <w:sz w:val="24"/>
-          <w:szCs w:val="24"/>
-          <w:lang w:val="en-US"/>
-        </w:rPr>
-      </w:pPr>
-      <w:r>
-        <w:rPr>
-          <w:rFonts w:cstheme="minorHAnsi"/>
-          <w:sz w:val="24"/>
-          <w:szCs w:val="24"/>
-          <w:lang w:val="en-US"/>
-        </w:rPr>
-        <w:t>A</w:t>
-      </w:r>
-    </w:p>
-    <w:p>
-      <w:pPr>
-        <w:pStyle w:val="ListParagraph"/>
-        <w:numPr>
-          <w:ilvl w:val="0"/>
-          <w:numId w:val="5"/>
-        </w:numPr>
-        <w:spacing w:after="0"/>
-        <w:jc w:val="both"/>
-        <w:rPr>
-          <w:rFonts w:cstheme="minorHAnsi"/>
-          <w:sz w:val="24"/>
-          <w:szCs w:val="24"/>
-          <w:lang w:val="en-US"/>
-        </w:rPr>
-      </w:pPr>
-      <w:r>
-        <w:rPr>
-          <w:rFonts w:cstheme="minorHAnsi"/>
-          <w:sz w:val="24"/>
-          <w:szCs w:val="24"/>
-          <w:lang w:val="en-US"/>
-        </w:rPr>
-        <w:t>A</w:t>
-      </w:r>
-    </w:p>
-    <w:p>
-      <w:pPr>
-        <w:pStyle w:val="ListParagraph"/>
-        <w:numPr>
-          <w:ilvl w:val="0"/>
-          <w:numId w:val="5"/>
-        </w:numPr>
-        <w:spacing w:after="0"/>
-        <w:jc w:val="both"/>
-        <w:rPr>
-          <w:rFonts w:cstheme="minorHAnsi"/>
-          <w:sz w:val="24"/>
-          <w:szCs w:val="24"/>
-          <w:lang w:val="en-US"/>
-        </w:rPr>
-      </w:pPr>
-      <w:r>
-        <w:rPr>
-          <w:rFonts w:cstheme="minorHAnsi"/>
-          <w:sz w:val="24"/>
-          <w:szCs w:val="24"/>
-          <w:lang w:val="en-US"/>
-        </w:rPr>
-        <w:t>A</w:t>
-      </w:r>
-    </w:p>
-    <w:p>
-      <w:pPr>
-        <w:pStyle w:val="ListParagraph"/>
-        <w:numPr>
-          <w:ilvl w:val="0"/>
-          <w:numId w:val="5"/>
-        </w:numPr>
-        <w:spacing w:after="0"/>
-        <w:jc w:val="both"/>
-        <w:rPr>
-          <w:rFonts w:cstheme="minorHAnsi"/>
-          <w:sz w:val="24"/>
-          <w:szCs w:val="24"/>
-          <w:lang w:val="en-US"/>
-        </w:rPr>
-      </w:pPr>
-      <w:r>
-        <w:rPr>
-          <w:rFonts w:cstheme="minorHAnsi"/>
-          <w:sz w:val="24"/>
-          <w:szCs w:val="24"/>
-          <w:lang w:val="en-US"/>
-        </w:rPr>
-        <w:t>A</w:t>
-      </w:r>
-    </w:p>
-    <w:p>
-      <w:pPr>
-        <w:pStyle w:val="ListParagraph"/>
-        <w:numPr>
-          <w:ilvl w:val="0"/>
-          <w:numId w:val="5"/>
-        </w:numPr>
-        <w:spacing w:after="0"/>
-        <w:jc w:val="both"/>
-        <w:rPr>
-          <w:rFonts w:cstheme="minorHAnsi"/>
-          <w:sz w:val="24"/>
-          <w:szCs w:val="24"/>
-          <w:lang w:val="en-US"/>
-        </w:rPr>
-      </w:pPr>
-    </w:p>
-    <w:p>
-      <w:pPr>
-        <w:spacing w:after="0"/>
-        <w:jc w:val="both"/>
-        <w:rPr>
-          <w:rFonts w:cstheme="minorHAnsi"/>
-          <w:sz w:val="24"/>
-          <w:szCs w:val="24"/>
-          <w:lang w:val="en-US"/>
-        </w:rPr>
-      </w:pPr>
-    </w:p>
-    <w:p>
-      <w:pPr>
-        <w:spacing w:after="0"/>
-        <w:jc w:val="both"/>
-        <w:rPr>
-          <w:rFonts w:cstheme="minorHAnsi"/>
-          <w:sz w:val="24"/>
-          <w:szCs w:val="24"/>
-          <w:lang w:val="en-US"/>
-        </w:rPr>
-      </w:pPr>
-    </w:p>
-    <w:p>
-      <w:pPr>
-        <w:spacing w:after="0"/>
-        <w:jc w:val="both"/>
-        <w:rPr>
-          <w:rFonts w:cstheme="minorHAnsi"/>
-          <w:sz w:val="24"/>
-          <w:szCs w:val="24"/>
-          <w:lang w:val="en-US"/>
-        </w:rPr>
-      </w:pPr>
-    </w:p>
-    <w:p>
-      <w:pPr>
-        <w:spacing w:after="0"/>
-        <w:jc w:val="both"/>
-        <w:rPr>
-          <w:rFonts w:cstheme="minorHAnsi"/>
-          <w:sz w:val="24"/>
-          <w:szCs w:val="24"/>
-          <w:lang w:val="en-US"/>
-        </w:rPr>
-      </w:pPr>
-    </w:p>
-    <w:p>
-      <w:pPr>
-        <w:spacing w:after="0"/>
-        <w:jc w:val="both"/>
-        <w:rPr>
-          <w:rFonts w:cstheme="minorHAnsi"/>
-          <w:sz w:val="24"/>
-          <w:szCs w:val="24"/>
-          <w:lang w:val="en-US"/>
-        </w:rPr>
-      </w:pPr>
-    </w:p>
-    <w:p>
-      <w:pPr>
-        <w:spacing w:after="0"/>
-        <w:jc w:val="both"/>
-        <w:rPr>
-          <w:rFonts w:cstheme="minorHAnsi"/>
-          <w:sz w:val="24"/>
-          <w:szCs w:val="24"/>
-          <w:lang w:val="en-US"/>
-        </w:rPr>
-      </w:pPr>
-    </w:p>
-    <w:p>
-      <w:pPr>
-        <w:spacing w:after="0"/>
-        <w:jc w:val="both"/>
-        <w:rPr>
-          <w:rFonts w:cstheme="minorHAnsi"/>
-          <w:sz w:val="24"/>
-          <w:szCs w:val="24"/>
-          <w:lang w:val="en-US"/>
-        </w:rPr>
-      </w:pPr>
-    </w:p>
-    <w:p>
-      <w:pPr>
-        <w:spacing w:after="0"/>
-        <w:jc w:val="both"/>
-        <w:rPr>
-          <w:rFonts w:cstheme="minorHAnsi"/>
-          <w:sz w:val="24"/>
-          <w:szCs w:val="24"/>
-          <w:lang w:val="en-US"/>
-        </w:rPr>
-      </w:pPr>
-    </w:p>
-    <w:p>
-      <w:pPr>
-        <w:spacing w:after="0"/>
-        <w:jc w:val="both"/>
-        <w:rPr>
-          <w:rFonts w:cstheme="minorHAnsi"/>
-          <w:sz w:val="24"/>
-          <w:szCs w:val="24"/>
-          <w:lang w:val="en-US"/>
-        </w:rPr>
-      </w:pPr>
-    </w:p>
-    <w:p>
-      <w:pPr>
-        <w:spacing w:after="0"/>
-        <w:jc w:val="both"/>
-        <w:rPr>
-          <w:rFonts w:cstheme="minorHAnsi"/>
-          <w:sz w:val="24"/>
-          <w:szCs w:val="24"/>
-          <w:lang w:val="en-US"/>
-        </w:rPr>
-      </w:pPr>
-    </w:p>
-    <w:p>
-      <w:pPr>
-        <w:spacing w:after="0"/>
-        <w:jc w:val="both"/>
-        <w:rPr>
-          <w:rFonts w:cstheme="minorHAnsi"/>
-          <w:sz w:val="24"/>
-          <w:szCs w:val="24"/>
-          <w:lang w:val="en-US"/>
-        </w:rPr>
-      </w:pPr>
-    </w:p>
-    <w:p>
-      <w:pPr>
-        <w:spacing w:after="0"/>
-        <w:jc w:val="both"/>
-        <w:rPr>
-          <w:rFonts w:cstheme="minorHAnsi"/>
-          <w:sz w:val="24"/>
-          <w:szCs w:val="24"/>
-          <w:lang w:val="en-US"/>
-        </w:rPr>
-      </w:pPr>
-    </w:p>
-    <w:p>
-      <w:pPr>
-        <w:spacing w:after="0"/>
-        <w:jc w:val="both"/>
-        <w:rPr>
-          <w:rFonts w:cstheme="minorHAnsi"/>
-          <w:sz w:val="24"/>
-          <w:szCs w:val="24"/>
-          <w:lang w:val="en-US"/>
-        </w:rPr>
-      </w:pPr>
-    </w:p>
-    <w:p>
-      <w:pPr>
-        <w:spacing w:after="0"/>
-        <w:jc w:val="both"/>
-        <w:rPr>
-          <w:rFonts w:cstheme="minorHAnsi"/>
-          <w:sz w:val="24"/>
-          <w:szCs w:val="24"/>
-          <w:lang w:val="en-US"/>
-        </w:rPr>
-      </w:pPr>
-    </w:p>
-    <w:p>
-      <w:pPr>
-        <w:spacing w:after="0"/>
-        <w:jc w:val="both"/>
-        <w:rPr>
-          <w:rFonts w:cstheme="minorHAnsi"/>
-          <w:sz w:val="24"/>
-          <w:szCs w:val="24"/>
-          <w:lang w:val="en-US"/>
-        </w:rPr>
-      </w:pPr>
-    </w:p>
-    <w:p>
-      <w:pPr>
-        <w:spacing w:after="0"/>
-        <w:jc w:val="both"/>
-        <w:rPr>
-          <w:rFonts w:cstheme="minorHAnsi"/>
-          <w:sz w:val="24"/>
-          <w:szCs w:val="24"/>
-          <w:lang w:val="en-US"/>
-        </w:rPr>
-      </w:pPr>
-    </w:p>
-    <w:p>
-      <w:pPr>
-        <w:spacing w:after="0"/>
-        <w:jc w:val="both"/>
-        <w:rPr>
-          <w:rFonts w:cstheme="minorHAnsi"/>
-          <w:sz w:val="24"/>
-          <w:szCs w:val="24"/>
-          <w:lang w:val="en-US"/>
-        </w:rPr>
-      </w:pPr>
-    </w:p>
-    <w:p>
-      <w:pPr>
-        <w:spacing w:after="0"/>
-        <w:jc w:val="both"/>
-        <w:rPr>
-          <w:rFonts w:cstheme="minorHAnsi"/>
-          <w:sz w:val="24"/>
-          <w:szCs w:val="24"/>
-          <w:lang w:val="en-US"/>
-        </w:rPr>
-      </w:pPr>
-    </w:p>
-    <w:p>
-      <w:pPr>
-        <w:spacing w:after="0"/>
-        <w:jc w:val="both"/>
-        <w:rPr>
-          <w:rFonts w:cstheme="minorHAnsi"/>
-          <w:sz w:val="24"/>
-          <w:szCs w:val="24"/>
-          <w:lang w:val="en-US"/>
-        </w:rPr>
-      </w:pPr>
-    </w:p>
-    <w:p>
-      <w:pPr>
-        <w:spacing w:after="0"/>
-        <w:jc w:val="both"/>
-        <w:rPr>
-          <w:rFonts w:cstheme="minorHAnsi"/>
-          <w:sz w:val="24"/>
-          <w:szCs w:val="24"/>
-          <w:lang w:val="en-US"/>
-        </w:rPr>
-      </w:pPr>
-    </w:p>
-    <w:p>
-      <w:pPr>
-        <w:spacing w:after="0"/>
-        <w:jc w:val="both"/>
-        <w:rPr>
-          <w:rFonts w:cstheme="minorHAnsi"/>
-          <w:sz w:val="24"/>
-          <w:szCs w:val="24"/>
-          <w:lang w:val="en-US"/>
-        </w:rPr>
-      </w:pPr>
-    </w:p>
-    <w:p>
-      <w:pPr>
-        <w:spacing w:after="0"/>
-        <w:jc w:val="both"/>
-        <w:rPr>
-          <w:rFonts w:cstheme="minorHAnsi"/>
-          <w:sz w:val="24"/>
-          <w:szCs w:val="24"/>
-          <w:lang w:val="en-US"/>
-        </w:rPr>
-      </w:pPr>
-    </w:p>
-    <w:p>
-      <w:pPr>
-        <w:spacing w:after="0"/>
-        <w:jc w:val="both"/>
-        <w:rPr>
-          <w:rFonts w:cstheme="minorHAnsi"/>
-          <w:sz w:val="24"/>
-          <w:szCs w:val="24"/>
-          <w:lang w:val="en-US"/>
-        </w:rPr>
-      </w:pPr>
-    </w:p>
-    <w:p>
-      <w:pPr>
-        <w:spacing w:after="0"/>
-        <w:jc w:val="both"/>
-        <w:rPr>
-          <w:rFonts w:cstheme="minorHAnsi"/>
-          <w:sz w:val="24"/>
-          <w:szCs w:val="24"/>
-          <w:lang w:val="en-US"/>
-        </w:rPr>
-      </w:pPr>
-    </w:p>
-    <w:p>
-      <w:pPr>
-        <w:spacing w:after="0"/>
-        <w:jc w:val="both"/>
-        <w:rPr>
-          <w:rFonts w:cstheme="minorHAnsi"/>
-          <w:sz w:val="24"/>
-          <w:szCs w:val="24"/>
-          <w:lang w:val="en-US"/>
-        </w:rPr>
-      </w:pPr>
-    </w:p>
-    <w:p>
-      <w:pPr>
-        <w:spacing w:after="0"/>
-        <w:jc w:val="both"/>
-        <w:rPr>
-          <w:rFonts w:cstheme="minorHAnsi"/>
-          <w:sz w:val="24"/>
-          <w:szCs w:val="24"/>
-          <w:lang w:val="en-US"/>
-        </w:rPr>
-      </w:pPr>
-    </w:p>
-    <w:p>
-      <w:pPr>
-        <w:spacing w:after="0"/>
-        <w:jc w:val="both"/>
-        <w:rPr>
-          <w:rFonts w:cstheme="minorHAnsi"/>
-          <w:sz w:val="24"/>
-          <w:szCs w:val="24"/>
-          <w:lang w:val="en-US"/>
-        </w:rPr>
-      </w:pPr>
-    </w:p>
-    <w:p>
-      <w:pPr>
-        <w:spacing w:after="0"/>
-        <w:jc w:val="both"/>
-        <w:rPr>
-          <w:rFonts w:cstheme="minorHAnsi"/>
-          <w:sz w:val="24"/>
-          <w:szCs w:val="24"/>
-          <w:lang w:val="en-US"/>
-        </w:rPr>
-      </w:pPr>
-    </w:p>
-    <w:p>
-      <w:pPr>
-        <w:spacing w:after="0"/>
-        <w:jc w:val="both"/>
-        <w:rPr>
-          <w:rFonts w:cstheme="minorHAnsi"/>
-          <w:sz w:val="24"/>
-          <w:szCs w:val="24"/>
-          <w:lang w:val="en-US"/>
-        </w:rPr>
-      </w:pPr>
-    </w:p>
-    <w:p>
-      <w:pPr>
-        <w:spacing w:after="0"/>
-        <w:jc w:val="both"/>
-        <w:rPr>
-          <w:rFonts w:cstheme="minorHAnsi"/>
-          <w:sz w:val="24"/>
-          <w:szCs w:val="24"/>
-          <w:lang w:val="en-US"/>
-        </w:rPr>
-      </w:pPr>
-    </w:p>
-    <w:p>
-      <w:pPr>
-        <w:spacing w:after="0"/>
-        <w:jc w:val="both"/>
-        <w:rPr>
-          <w:rFonts w:cstheme="minorHAnsi"/>
-          <w:sz w:val="24"/>
-          <w:szCs w:val="24"/>
-          <w:lang w:val="en-US"/>
-        </w:rPr>
-      </w:pPr>
-    </w:p>
-    <w:p>
-      <w:pPr>
-        <w:spacing w:after="0"/>
-        <w:jc w:val="both"/>
-        <w:rPr>
-          <w:rFonts w:cstheme="minorHAnsi"/>
-          <w:sz w:val="24"/>
-          <w:szCs w:val="24"/>
-          <w:lang w:val="en-US"/>
-        </w:rPr>
-      </w:pPr>
-    </w:p>
-    <w:p>
-      <w:pPr>
-        <w:spacing w:after="0"/>
-        <w:jc w:val="both"/>
-        <w:rPr>
-          <w:rFonts w:cstheme="minorHAnsi"/>
-          <w:sz w:val="24"/>
-          <w:szCs w:val="24"/>
-          <w:lang w:val="en-US"/>
-        </w:rPr>
-      </w:pPr>
-    </w:p>
-    <w:p>
-      <w:pPr>
-        <w:spacing w:after="0"/>
-        <w:jc w:val="both"/>
-        <w:rPr>
-          <w:rFonts w:cstheme="minorHAnsi"/>
-          <w:sz w:val="24"/>
-          <w:szCs w:val="24"/>
-          <w:lang w:val="en-US"/>
-        </w:rPr>
-      </w:pPr>
-    </w:p>
-    <w:p>
-      <w:pPr>
-        <w:spacing w:after="0"/>
-        <w:jc w:val="both"/>
-        <w:rPr>
-          <w:rFonts w:cstheme="minorHAnsi"/>
-          <w:sz w:val="24"/>
-          <w:szCs w:val="24"/>
-          <w:lang w:val="en-US"/>
-        </w:rPr>
-      </w:pPr>
-    </w:p>
-    <w:p>
-      <w:pPr>
-        <w:spacing w:after="0"/>
-        <w:jc w:val="both"/>
-        <w:rPr>
-          <w:rFonts w:cstheme="minorHAnsi"/>
-          <w:sz w:val="24"/>
-          <w:szCs w:val="24"/>
-          <w:lang w:val="en-US"/>
-        </w:rPr>
-      </w:pPr>
-    </w:p>
-    <w:p>
-      <w:pPr>
-        <w:spacing w:after="0"/>
-        <w:jc w:val="both"/>
-        <w:rPr>
-          <w:rFonts w:cstheme="minorHAnsi"/>
-          <w:sz w:val="24"/>
-          <w:szCs w:val="24"/>
-          <w:lang w:val="en-US"/>
-        </w:rPr>
-      </w:pPr>
-    </w:p>
-    <w:p>
-      <w:pPr>
-        <w:spacing w:after="0"/>
-        <w:jc w:val="both"/>
-        <w:rPr>
-          <w:rFonts w:cstheme="minorHAnsi"/>
-          <w:sz w:val="24"/>
-          <w:szCs w:val="24"/>
-          <w:lang w:val="en-US"/>
-        </w:rPr>
-      </w:pPr>
-    </w:p>
-    <w:p>
-      <w:pPr>
-        <w:spacing w:after="0"/>
-        <w:jc w:val="both"/>
-        <w:rPr>
-          <w:rFonts w:cstheme="minorHAnsi"/>
-          <w:sz w:val="24"/>
-          <w:szCs w:val="24"/>
-          <w:lang w:val="en-US"/>
-        </w:rPr>
-      </w:pPr>
-    </w:p>
-    <w:p>
-      <w:pPr>
         <w:spacing w:after="0"/>
         <w:jc w:val="both"/>
         <w:rPr>
@@ -49574,6 +48504,7 @@
           <w:u w:val="single"/>
           <w:lang w:val="en-US"/>
         </w:rPr>
+        <w:lastRenderedPageBreak/>
         <w:t>COBOL-CICS QUEUE TSQ &amp; TDQ</w:t>
       </w:r>
     </w:p>
@@ -50413,8 +49344,407 @@
           <w:szCs w:val="24"/>
           <w:lang w:val="en-US"/>
         </w:rPr>
+        <w:t>Paging Logic</w:t>
+      </w:r>
+      <w:r>
+        <w:rPr>
+          <w:rFonts w:cstheme="minorHAnsi"/>
+          <w:b/>
+          <w:bCs/>
+          <w:sz w:val="24"/>
+          <w:szCs w:val="24"/>
+          <w:lang w:val="en-US"/>
+        </w:rPr>
+        <w:t>:</w:t>
+      </w:r>
+      <w:r>
+        <w:rPr>
+          <w:rFonts w:cstheme="minorHAnsi"/>
+          <w:b/>
+          <w:bCs/>
+          <w:sz w:val="24"/>
+          <w:szCs w:val="24"/>
+          <w:lang w:val="en-US"/>
+        </w:rPr>
+        <w:t xml:space="preserve"> (TSQ example)</w:t>
+      </w:r>
+    </w:p>
+    <w:p>
+      <w:pPr>
+        <w:pStyle w:val="ListParagraph"/>
+        <w:numPr>
+          <w:ilvl w:val="1"/>
+          <w:numId w:val="5"/>
+        </w:numPr>
+        <w:spacing w:after="0"/>
+        <w:jc w:val="both"/>
+        <w:rPr>
+          <w:rFonts w:cstheme="minorHAnsi"/>
+          <w:sz w:val="24"/>
+          <w:szCs w:val="24"/>
+          <w:lang w:val="en-US"/>
+        </w:rPr>
+      </w:pPr>
+      <w:r>
+        <w:rPr>
+          <w:rFonts w:cstheme="minorHAnsi"/>
+          <w:sz w:val="24"/>
+          <w:szCs w:val="24"/>
+          <w:lang w:val="en-US"/>
+        </w:rPr>
+        <w:t xml:space="preserve">Let suppose we have a screen which can take 1 or 2 inputs but returns about 100 records of data. On the screen map we can hardly see 15 lines of data, so when we want to show 100 records as </w:t>
+      </w:r>
+      <w:r>
+        <w:rPr>
+          <w:rFonts w:cstheme="minorHAnsi"/>
+          <w:sz w:val="24"/>
+          <w:szCs w:val="24"/>
+          <w:lang w:val="en-US"/>
+        </w:rPr>
+        <w:t>output,</w:t>
+      </w:r>
+      <w:r>
+        <w:rPr>
+          <w:rFonts w:cstheme="minorHAnsi"/>
+          <w:sz w:val="24"/>
+          <w:szCs w:val="24"/>
+          <w:lang w:val="en-US"/>
+        </w:rPr>
+        <w:t xml:space="preserve"> we use paging logic</w:t>
+      </w:r>
+      <w:r>
+        <w:rPr>
+          <w:rFonts w:cstheme="minorHAnsi"/>
+          <w:sz w:val="24"/>
+          <w:szCs w:val="24"/>
+          <w:lang w:val="en-US"/>
+        </w:rPr>
+        <w:t xml:space="preserve">. </w:t>
+      </w:r>
+    </w:p>
+    <w:p>
+      <w:pPr>
+        <w:pStyle w:val="ListParagraph"/>
+        <w:numPr>
+          <w:ilvl w:val="1"/>
+          <w:numId w:val="5"/>
+        </w:numPr>
+        <w:spacing w:after="0"/>
+        <w:jc w:val="both"/>
+        <w:rPr>
+          <w:rFonts w:cstheme="minorHAnsi"/>
+          <w:sz w:val="24"/>
+          <w:szCs w:val="24"/>
+          <w:lang w:val="en-US"/>
+        </w:rPr>
+      </w:pPr>
+      <w:r>
+        <w:rPr>
+          <w:rFonts w:cstheme="minorHAnsi"/>
+          <w:sz w:val="24"/>
+          <w:szCs w:val="24"/>
+          <w:lang w:val="en-US"/>
+        </w:rPr>
+        <w:t>User -&gt; 1</w:t>
+      </w:r>
+      <w:r>
+        <w:rPr>
+          <w:rFonts w:cstheme="minorHAnsi"/>
+          <w:sz w:val="24"/>
+          <w:szCs w:val="24"/>
+          <w:vertAlign w:val="superscript"/>
+          <w:lang w:val="en-US"/>
+        </w:rPr>
+        <w:t>st</w:t>
+      </w:r>
+      <w:r>
+        <w:rPr>
+          <w:rFonts w:cstheme="minorHAnsi"/>
+          <w:sz w:val="24"/>
+          <w:szCs w:val="24"/>
+          <w:lang w:val="en-US"/>
+        </w:rPr>
+        <w:t xml:space="preserve"> input -&gt; PGM -&gt; Open the query -&gt; Result set of 100 rows -&gt; Fetch all the rows – QUEUE -&gt; Send 15 row on the screen</w:t>
+      </w:r>
+    </w:p>
+    <w:p>
+      <w:pPr>
+        <w:pStyle w:val="ListParagraph"/>
+        <w:spacing w:after="0"/>
+        <w:ind w:left="1440"/>
+        <w:jc w:val="both"/>
+        <w:rPr>
+          <w:rFonts w:cstheme="minorHAnsi"/>
+          <w:sz w:val="24"/>
+          <w:szCs w:val="24"/>
+          <w:lang w:val="en-US"/>
+        </w:rPr>
+      </w:pPr>
+      <w:r>
+        <w:rPr>
+          <w:rFonts w:cstheme="minorHAnsi"/>
+          <w:sz w:val="24"/>
+          <w:szCs w:val="24"/>
+          <w:lang w:val="en-US"/>
+        </w:rPr>
+        <w:t>User -&gt; 2</w:t>
+      </w:r>
+      <w:r>
+        <w:rPr>
+          <w:rFonts w:cstheme="minorHAnsi"/>
+          <w:sz w:val="24"/>
+          <w:szCs w:val="24"/>
+          <w:vertAlign w:val="superscript"/>
+          <w:lang w:val="en-US"/>
+        </w:rPr>
+        <w:t>nd</w:t>
+      </w:r>
+      <w:r>
+        <w:rPr>
+          <w:rFonts w:cstheme="minorHAnsi"/>
+          <w:sz w:val="24"/>
+          <w:szCs w:val="24"/>
+          <w:lang w:val="en-US"/>
+        </w:rPr>
+        <w:t xml:space="preserve"> input -&gt; PGM -&gt;It can read next 15 rows from the QUEUE</w:t>
+      </w:r>
+    </w:p>
+    <w:p>
+      <w:pPr>
+        <w:pStyle w:val="ListParagraph"/>
+        <w:spacing w:after="0"/>
+        <w:ind w:left="1440"/>
+        <w:jc w:val="both"/>
+        <w:rPr>
+          <w:rFonts w:cstheme="minorHAnsi"/>
+          <w:sz w:val="24"/>
+          <w:szCs w:val="24"/>
+          <w:lang w:val="en-US"/>
+        </w:rPr>
+      </w:pPr>
+      <w:r>
+        <w:rPr>
+          <w:rFonts w:cstheme="minorHAnsi"/>
+          <w:sz w:val="24"/>
+          <w:szCs w:val="24"/>
+          <w:lang w:val="en-US"/>
+        </w:rPr>
+        <w:t>User -&gt; 3</w:t>
+      </w:r>
+      <w:r>
+        <w:rPr>
+          <w:rFonts w:cstheme="minorHAnsi"/>
+          <w:sz w:val="24"/>
+          <w:szCs w:val="24"/>
+          <w:vertAlign w:val="superscript"/>
+          <w:lang w:val="en-US"/>
+        </w:rPr>
+        <w:t>rd</w:t>
+      </w:r>
+      <w:r>
+        <w:rPr>
+          <w:rFonts w:cstheme="minorHAnsi"/>
+          <w:sz w:val="24"/>
+          <w:szCs w:val="24"/>
+          <w:lang w:val="en-US"/>
+        </w:rPr>
+        <w:t xml:space="preserve"> input -&gt; PGM -&gt;It can read next 15 rows from the QUEUE…</w:t>
+      </w:r>
+      <w:r>
+        <w:rPr>
+          <w:rFonts w:cstheme="minorHAnsi"/>
+          <w:sz w:val="24"/>
+          <w:szCs w:val="24"/>
+          <w:lang w:val="en-US"/>
+        </w:rPr>
+        <w:t>.</w:t>
+      </w:r>
+      <w:r>
+        <w:rPr>
+          <w:rFonts w:cstheme="minorHAnsi"/>
+          <w:sz w:val="24"/>
+          <w:szCs w:val="24"/>
+          <w:lang w:val="en-US"/>
+        </w:rPr>
+        <w:t xml:space="preserve">so on </w:t>
+      </w:r>
+      <w:r>
+        <w:rPr>
+          <w:rFonts w:cstheme="minorHAnsi"/>
+          <w:sz w:val="24"/>
+          <w:szCs w:val="24"/>
+          <w:lang w:val="en-US"/>
+        </w:rPr>
+        <w:t xml:space="preserve"> </w:t>
+      </w:r>
+    </w:p>
+    <w:p>
+      <w:pPr>
+        <w:spacing w:after="0"/>
+        <w:jc w:val="both"/>
+        <w:rPr>
+          <w:rFonts w:cstheme="minorHAnsi"/>
+          <w:sz w:val="24"/>
+          <w:szCs w:val="24"/>
+          <w:lang w:val="en-US"/>
+        </w:rPr>
+      </w:pPr>
+    </w:p>
+    <w:p>
+      <w:pPr>
+        <w:pStyle w:val="ListParagraph"/>
+        <w:numPr>
+          <w:ilvl w:val="0"/>
+          <w:numId w:val="5"/>
+        </w:numPr>
+        <w:spacing w:after="0"/>
+        <w:jc w:val="both"/>
+        <w:rPr>
+          <w:rFonts w:cstheme="minorHAnsi"/>
+          <w:b/>
+          <w:bCs/>
+          <w:sz w:val="24"/>
+          <w:szCs w:val="24"/>
+          <w:lang w:val="en-US"/>
+        </w:rPr>
+      </w:pPr>
+      <w:r>
+        <w:rPr>
+          <w:rFonts w:cstheme="minorHAnsi"/>
+          <w:b/>
+          <w:bCs/>
+          <w:sz w:val="24"/>
+          <w:szCs w:val="24"/>
+          <w:lang w:val="en-US"/>
+        </w:rPr>
+        <w:t>Online Transaction processing: (TDQ example)</w:t>
+      </w:r>
+    </w:p>
+    <w:p>
+      <w:pPr>
+        <w:pStyle w:val="ListParagraph"/>
+        <w:numPr>
+          <w:ilvl w:val="1"/>
+          <w:numId w:val="5"/>
+        </w:numPr>
+        <w:spacing w:after="0"/>
+        <w:jc w:val="both"/>
+        <w:rPr>
+          <w:rFonts w:cstheme="minorHAnsi"/>
+          <w:sz w:val="24"/>
+          <w:szCs w:val="24"/>
+          <w:lang w:val="en-US"/>
+        </w:rPr>
+      </w:pPr>
+      <w:r>
+        <w:rPr>
+          <w:rFonts w:cstheme="minorHAnsi"/>
+          <w:sz w:val="24"/>
+          <w:szCs w:val="24"/>
+          <w:lang w:val="en-US"/>
+        </w:rPr>
+        <w:t>1000 Transactions -&gt; P1 process: store the input -&gt; QUEUE -&gt; P2 process: update them into the table</w:t>
+      </w:r>
+    </w:p>
+    <w:p>
+      <w:pPr>
+        <w:pStyle w:val="ListParagraph"/>
+        <w:spacing w:after="0"/>
+        <w:ind w:left="1440"/>
+        <w:jc w:val="both"/>
+        <w:rPr>
+          <w:rFonts w:cstheme="minorHAnsi"/>
+          <w:sz w:val="24"/>
+          <w:szCs w:val="24"/>
+          <w:lang w:val="en-US"/>
+        </w:rPr>
+      </w:pPr>
+    </w:p>
+    <w:p>
+      <w:pPr>
+        <w:pStyle w:val="ListParagraph"/>
+        <w:spacing w:after="0"/>
+        <w:ind w:left="1440"/>
+        <w:jc w:val="both"/>
+        <w:rPr>
+          <w:rFonts w:cstheme="minorHAnsi"/>
+          <w:sz w:val="24"/>
+          <w:szCs w:val="24"/>
+          <w:lang w:val="en-US"/>
+        </w:rPr>
+      </w:pPr>
+    </w:p>
+    <w:p>
+      <w:pPr>
+        <w:pStyle w:val="ListParagraph"/>
+        <w:spacing w:after="0"/>
+        <w:ind w:left="1440"/>
+        <w:jc w:val="both"/>
+        <w:rPr>
+          <w:rFonts w:cstheme="minorHAnsi"/>
+          <w:sz w:val="24"/>
+          <w:szCs w:val="24"/>
+          <w:lang w:val="en-US"/>
+        </w:rPr>
+      </w:pPr>
+    </w:p>
+    <w:p>
+      <w:pPr>
+        <w:pStyle w:val="ListParagraph"/>
+        <w:spacing w:after="0"/>
+        <w:ind w:left="1440"/>
+        <w:jc w:val="both"/>
+        <w:rPr>
+          <w:rFonts w:cstheme="minorHAnsi"/>
+          <w:sz w:val="24"/>
+          <w:szCs w:val="24"/>
+          <w:lang w:val="en-US"/>
+        </w:rPr>
+      </w:pPr>
+    </w:p>
+    <w:p>
+      <w:pPr>
+        <w:pStyle w:val="ListParagraph"/>
+        <w:spacing w:after="0"/>
+        <w:ind w:left="1440"/>
+        <w:jc w:val="both"/>
+        <w:rPr>
+          <w:rFonts w:cstheme="minorHAnsi"/>
+          <w:sz w:val="24"/>
+          <w:szCs w:val="24"/>
+          <w:lang w:val="en-US"/>
+        </w:rPr>
+      </w:pPr>
+    </w:p>
+    <w:p>
+      <w:pPr>
+        <w:pStyle w:val="ListParagraph"/>
+        <w:numPr>
+          <w:ilvl w:val="0"/>
+          <w:numId w:val="5"/>
+        </w:numPr>
+        <w:spacing w:after="0"/>
+        <w:jc w:val="both"/>
+        <w:rPr>
+          <w:rFonts w:cstheme="minorHAnsi"/>
+          <w:b/>
+          <w:bCs/>
+          <w:sz w:val="24"/>
+          <w:szCs w:val="24"/>
+          <w:lang w:val="en-US"/>
+        </w:rPr>
+      </w:pPr>
+      <w:r>
+        <w:rPr>
+          <w:rFonts w:cstheme="minorHAnsi"/>
+          <w:b/>
+          <w:bCs/>
+          <w:sz w:val="24"/>
+          <w:szCs w:val="24"/>
+          <w:lang w:val="en-US"/>
+        </w:rPr>
         <w:lastRenderedPageBreak/>
-        <w:t>Paging Logic</w:t>
+        <w:t>Difference b/w TSQ &amp; TDQ</w:t>
       </w:r>
       <w:r>
         <w:rPr>
@@ -50427,17 +49757,6 @@
         </w:rPr>
         <w:t>:</w:t>
       </w:r>
-      <w:r>
-        <w:rPr>
-          <w:rFonts w:cstheme="minorHAnsi"/>
-          <w:b/>
-          <w:bCs/>
-          <w:sz w:val="24"/>
-          <w:szCs w:val="24"/>
-          <w:lang w:val="en-US"/>
-        </w:rPr>
-        <w:t xml:space="preserve"> (TSQ example)</w:t>
-      </w:r>
     </w:p>
     <w:p>
       <w:pPr>
@@ -50450,46 +49769,915 @@
         <w:jc w:val="both"/>
         <w:rPr>
           <w:rFonts w:cstheme="minorHAnsi"/>
-          <w:sz w:val="24"/>
-          <w:szCs w:val="24"/>
-          <w:lang w:val="en-US"/>
-        </w:rPr>
-      </w:pPr>
-      <w:r>
-        <w:rPr>
-          <w:rFonts w:cstheme="minorHAnsi"/>
-          <w:sz w:val="24"/>
-          <w:szCs w:val="24"/>
-          <w:lang w:val="en-US"/>
-        </w:rPr>
-        <w:t xml:space="preserve">Let suppose we have a screen which can take 1 or 2 inputs but returns about 100 records of data. On the screen map we can hardly see 15 lines of data, so when we want to show 100 records as </w:t>
-      </w:r>
-      <w:r>
-        <w:rPr>
-          <w:rFonts w:cstheme="minorHAnsi"/>
-          <w:sz w:val="24"/>
-          <w:szCs w:val="24"/>
-          <w:lang w:val="en-US"/>
-        </w:rPr>
-        <w:t>output,</w:t>
-      </w:r>
-      <w:r>
-        <w:rPr>
-          <w:rFonts w:cstheme="minorHAnsi"/>
-          <w:sz w:val="24"/>
-          <w:szCs w:val="24"/>
-          <w:lang w:val="en-US"/>
-        </w:rPr>
-        <w:t xml:space="preserve"> we use paging logic</w:t>
-      </w:r>
-      <w:r>
-        <w:rPr>
-          <w:rFonts w:cstheme="minorHAnsi"/>
-          <w:sz w:val="24"/>
-          <w:szCs w:val="24"/>
-          <w:lang w:val="en-US"/>
-        </w:rPr>
-        <w:t xml:space="preserve">. </w:t>
+          <w:b/>
+          <w:bCs/>
+          <w:sz w:val="24"/>
+          <w:szCs w:val="24"/>
+          <w:lang w:val="en-US"/>
+        </w:rPr>
+      </w:pPr>
+      <w:r>
+        <w:rPr>
+          <w:rFonts w:cstheme="minorHAnsi"/>
+          <w:b/>
+          <w:bCs/>
+          <w:sz w:val="24"/>
+          <w:szCs w:val="24"/>
+          <w:lang w:val="en-US"/>
+        </w:rPr>
+        <w:t>TSQ:</w:t>
+      </w:r>
+    </w:p>
+    <w:p>
+      <w:pPr>
+        <w:pStyle w:val="ListParagraph"/>
+        <w:numPr>
+          <w:ilvl w:val="2"/>
+          <w:numId w:val="5"/>
+        </w:numPr>
+        <w:spacing w:after="0"/>
+        <w:jc w:val="both"/>
+        <w:rPr>
+          <w:rFonts w:cstheme="minorHAnsi"/>
+          <w:sz w:val="24"/>
+          <w:szCs w:val="24"/>
+          <w:lang w:val="en-US"/>
+        </w:rPr>
+      </w:pPr>
+      <w:r>
+        <w:rPr>
+          <w:rFonts w:cstheme="minorHAnsi"/>
+          <w:b/>
+          <w:bCs/>
+          <w:sz w:val="24"/>
+          <w:szCs w:val="24"/>
+          <w:lang w:val="en-US"/>
+        </w:rPr>
+        <w:t>R</w:t>
+      </w:r>
+      <w:r>
+        <w:rPr>
+          <w:rFonts w:cstheme="minorHAnsi"/>
+          <w:b/>
+          <w:bCs/>
+          <w:sz w:val="24"/>
+          <w:szCs w:val="24"/>
+          <w:lang w:val="en-US"/>
+        </w:rPr>
+        <w:t>EADQ</w:t>
+      </w:r>
+      <w:r>
+        <w:rPr>
+          <w:rFonts w:cstheme="minorHAnsi"/>
+          <w:b/>
+          <w:bCs/>
+          <w:sz w:val="24"/>
+          <w:szCs w:val="24"/>
+          <w:lang w:val="en-US"/>
+        </w:rPr>
+        <w:t>:</w:t>
+      </w:r>
+      <w:r>
+        <w:rPr>
+          <w:rFonts w:cstheme="minorHAnsi"/>
+          <w:sz w:val="24"/>
+          <w:szCs w:val="24"/>
+          <w:lang w:val="en-US"/>
+        </w:rPr>
+        <w:t xml:space="preserve"> We can read the item in sequence or in random order (using item number)</w:t>
+      </w:r>
+    </w:p>
+    <w:p>
+      <w:pPr>
+        <w:pStyle w:val="ListParagraph"/>
+        <w:numPr>
+          <w:ilvl w:val="2"/>
+          <w:numId w:val="5"/>
+        </w:numPr>
+        <w:spacing w:after="0"/>
+        <w:jc w:val="both"/>
+        <w:rPr>
+          <w:rFonts w:cstheme="minorHAnsi"/>
+          <w:sz w:val="24"/>
+          <w:szCs w:val="24"/>
+          <w:lang w:val="en-US"/>
+        </w:rPr>
+      </w:pPr>
+      <w:r>
+        <w:rPr>
+          <w:rFonts w:cstheme="minorHAnsi"/>
+          <w:sz w:val="24"/>
+          <w:szCs w:val="24"/>
+          <w:lang w:val="en-US"/>
+        </w:rPr>
+        <w:t>EXEC CICS READQ TS</w:t>
+      </w:r>
+    </w:p>
+    <w:p>
+      <w:pPr>
+        <w:spacing w:after="0"/>
+        <w:ind w:left="2880"/>
+        <w:jc w:val="both"/>
+        <w:rPr>
+          <w:rFonts w:cstheme="minorHAnsi"/>
+          <w:sz w:val="24"/>
+          <w:szCs w:val="24"/>
+          <w:lang w:val="en-US"/>
+        </w:rPr>
+      </w:pPr>
+      <w:r>
+        <w:rPr>
+          <w:rFonts w:cstheme="minorHAnsi"/>
+          <w:sz w:val="24"/>
+          <w:szCs w:val="24"/>
+          <w:lang w:val="en-US"/>
+        </w:rPr>
+        <w:t>QUEUE(NAME)</w:t>
+      </w:r>
+      <w:r>
+        <w:rPr>
+          <w:rFonts w:cstheme="minorHAnsi"/>
+          <w:sz w:val="24"/>
+          <w:szCs w:val="24"/>
+          <w:lang w:val="en-US"/>
+        </w:rPr>
+        <w:tab/>
+        <w:t>&lt;- 8 Chars QUEUE name</w:t>
+      </w:r>
+    </w:p>
+    <w:p>
+      <w:pPr>
+        <w:spacing w:after="0"/>
+        <w:ind w:left="2880"/>
+        <w:jc w:val="both"/>
+        <w:rPr>
+          <w:rFonts w:cstheme="minorHAnsi"/>
+          <w:sz w:val="24"/>
+          <w:szCs w:val="24"/>
+          <w:lang w:val="en-US"/>
+        </w:rPr>
+      </w:pPr>
+      <w:r>
+        <w:rPr>
+          <w:rFonts w:cstheme="minorHAnsi"/>
+          <w:sz w:val="24"/>
+          <w:szCs w:val="24"/>
+          <w:lang w:val="en-US"/>
+        </w:rPr>
+        <w:t>INTO(LAYOUT)</w:t>
+      </w:r>
+    </w:p>
+    <w:p>
+      <w:pPr>
+        <w:spacing w:after="0"/>
+        <w:ind w:left="2880"/>
+        <w:jc w:val="both"/>
+        <w:rPr>
+          <w:rFonts w:cstheme="minorHAnsi"/>
+          <w:sz w:val="24"/>
+          <w:szCs w:val="24"/>
+          <w:lang w:val="en-US"/>
+        </w:rPr>
+      </w:pPr>
+      <w:r>
+        <w:rPr>
+          <w:rFonts w:cstheme="minorHAnsi"/>
+          <w:sz w:val="24"/>
+          <w:szCs w:val="24"/>
+          <w:lang w:val="en-US"/>
+        </w:rPr>
+        <w:t>NEXT or ITEM(VALUE)</w:t>
+      </w:r>
+      <w:r>
+        <w:rPr>
+          <w:rFonts w:cstheme="minorHAnsi"/>
+          <w:sz w:val="24"/>
+          <w:szCs w:val="24"/>
+          <w:lang w:val="en-US"/>
+        </w:rPr>
+        <w:tab/>
+      </w:r>
+      <w:r>
+        <w:rPr>
+          <w:rFonts w:cstheme="minorHAnsi"/>
+          <w:sz w:val="24"/>
+          <w:szCs w:val="24"/>
+          <w:lang w:val="en-US"/>
+        </w:rPr>
+        <w:tab/>
+      </w:r>
+      <w:r>
+        <w:rPr>
+          <w:rFonts w:cstheme="minorHAnsi"/>
+          <w:sz w:val="24"/>
+          <w:szCs w:val="24"/>
+          <w:lang w:val="en-US"/>
+        </w:rPr>
+        <w:tab/>
+        <w:t>NEXT- Sequence, ITEM(VALUE)- Random</w:t>
+      </w:r>
+    </w:p>
+    <w:p>
+      <w:pPr>
+        <w:pStyle w:val="ListParagraph"/>
+        <w:spacing w:after="0"/>
+        <w:ind w:left="2880"/>
+        <w:jc w:val="both"/>
+        <w:rPr>
+          <w:rFonts w:cstheme="minorHAnsi"/>
+          <w:sz w:val="24"/>
+          <w:szCs w:val="24"/>
+          <w:lang w:val="en-US"/>
+        </w:rPr>
+      </w:pPr>
+      <w:r>
+        <w:rPr>
+          <w:rFonts w:cstheme="minorHAnsi"/>
+          <w:sz w:val="24"/>
+          <w:szCs w:val="24"/>
+          <w:lang w:val="en-US"/>
+        </w:rPr>
+        <w:t>RESP(WS-RESPCODE)</w:t>
+      </w:r>
+    </w:p>
+    <w:p>
+      <w:pPr>
+        <w:spacing w:after="0"/>
+        <w:jc w:val="both"/>
+        <w:rPr>
+          <w:rFonts w:cstheme="minorHAnsi"/>
+          <w:sz w:val="24"/>
+          <w:szCs w:val="24"/>
+          <w:lang w:val="en-US"/>
+        </w:rPr>
+      </w:pPr>
+      <w:r>
+        <w:rPr>
+          <w:rFonts w:cstheme="minorHAnsi"/>
+          <w:sz w:val="24"/>
+          <w:szCs w:val="24"/>
+          <w:lang w:val="en-US"/>
+        </w:rPr>
+        <w:tab/>
+      </w:r>
+      <w:r>
+        <w:rPr>
+          <w:rFonts w:cstheme="minorHAnsi"/>
+          <w:sz w:val="24"/>
+          <w:szCs w:val="24"/>
+          <w:lang w:val="en-US"/>
+        </w:rPr>
+        <w:tab/>
+      </w:r>
+      <w:r>
+        <w:rPr>
+          <w:rFonts w:cstheme="minorHAnsi"/>
+          <w:sz w:val="24"/>
+          <w:szCs w:val="24"/>
+          <w:lang w:val="en-US"/>
+        </w:rPr>
+        <w:tab/>
+        <w:t>END-EXEC.</w:t>
+      </w:r>
+    </w:p>
+    <w:p>
+      <w:pPr>
+        <w:pStyle w:val="ListParagraph"/>
+        <w:numPr>
+          <w:ilvl w:val="2"/>
+          <w:numId w:val="5"/>
+        </w:numPr>
+        <w:spacing w:after="0"/>
+        <w:jc w:val="both"/>
+        <w:rPr>
+          <w:rFonts w:cstheme="minorHAnsi"/>
+          <w:sz w:val="24"/>
+          <w:szCs w:val="24"/>
+          <w:lang w:val="en-US"/>
+        </w:rPr>
+      </w:pPr>
+      <w:r>
+        <w:rPr>
+          <w:rFonts w:cstheme="minorHAnsi"/>
+          <w:sz w:val="24"/>
+          <w:szCs w:val="24"/>
+          <w:lang w:val="en-US"/>
+        </w:rPr>
+        <w:t>RESPCODE</w:t>
+      </w:r>
+    </w:p>
+    <w:p>
+      <w:pPr>
+        <w:pStyle w:val="ListParagraph"/>
+        <w:numPr>
+          <w:ilvl w:val="3"/>
+          <w:numId w:val="5"/>
+        </w:numPr>
+        <w:spacing w:after="0"/>
+        <w:jc w:val="both"/>
+        <w:rPr>
+          <w:rFonts w:cstheme="minorHAnsi"/>
+          <w:sz w:val="24"/>
+          <w:szCs w:val="24"/>
+          <w:lang w:val="en-US"/>
+        </w:rPr>
+      </w:pPr>
+      <w:r>
+        <w:rPr>
+          <w:rFonts w:cstheme="minorHAnsi"/>
+          <w:b/>
+          <w:bCs/>
+          <w:sz w:val="24"/>
+          <w:szCs w:val="24"/>
+          <w:lang w:val="en-US"/>
+        </w:rPr>
+        <w:t>NORMAL</w:t>
+      </w:r>
+      <w:r>
+        <w:rPr>
+          <w:rFonts w:cstheme="minorHAnsi"/>
+          <w:sz w:val="24"/>
+          <w:szCs w:val="24"/>
+          <w:lang w:val="en-US"/>
+        </w:rPr>
+        <w:t>: successful</w:t>
+      </w:r>
+    </w:p>
+    <w:p>
+      <w:pPr>
+        <w:pStyle w:val="ListParagraph"/>
+        <w:numPr>
+          <w:ilvl w:val="3"/>
+          <w:numId w:val="5"/>
+        </w:numPr>
+        <w:spacing w:after="0"/>
+        <w:jc w:val="both"/>
+        <w:rPr>
+          <w:rFonts w:cstheme="minorHAnsi"/>
+          <w:sz w:val="24"/>
+          <w:szCs w:val="24"/>
+          <w:lang w:val="en-US"/>
+        </w:rPr>
+      </w:pPr>
+      <w:r>
+        <w:rPr>
+          <w:rFonts w:cstheme="minorHAnsi"/>
+          <w:b/>
+          <w:bCs/>
+          <w:sz w:val="24"/>
+          <w:szCs w:val="24"/>
+          <w:lang w:val="en-US"/>
+        </w:rPr>
+        <w:t>QIDERR</w:t>
+      </w:r>
+      <w:r>
+        <w:rPr>
+          <w:rFonts w:cstheme="minorHAnsi"/>
+          <w:sz w:val="24"/>
+          <w:szCs w:val="24"/>
+          <w:lang w:val="en-US"/>
+        </w:rPr>
+        <w:t>: if queue is not created</w:t>
+      </w:r>
+    </w:p>
+    <w:p>
+      <w:pPr>
+        <w:pStyle w:val="ListParagraph"/>
+        <w:numPr>
+          <w:ilvl w:val="3"/>
+          <w:numId w:val="5"/>
+        </w:numPr>
+        <w:spacing w:after="0"/>
+        <w:jc w:val="both"/>
+        <w:rPr>
+          <w:rFonts w:cstheme="minorHAnsi"/>
+          <w:b/>
+          <w:bCs/>
+          <w:sz w:val="24"/>
+          <w:szCs w:val="24"/>
+          <w:lang w:val="en-US"/>
+        </w:rPr>
+      </w:pPr>
+      <w:r>
+        <w:rPr>
+          <w:rFonts w:cstheme="minorHAnsi"/>
+          <w:b/>
+          <w:bCs/>
+          <w:sz w:val="24"/>
+          <w:szCs w:val="24"/>
+          <w:lang w:val="en-US"/>
+        </w:rPr>
+        <w:t xml:space="preserve">ITEMERR: </w:t>
+      </w:r>
+      <w:r>
+        <w:rPr>
+          <w:rFonts w:cstheme="minorHAnsi"/>
+          <w:b/>
+          <w:bCs/>
+          <w:sz w:val="24"/>
+          <w:szCs w:val="24"/>
+          <w:lang w:val="en-US"/>
+        </w:rPr>
+        <w:t>E</w:t>
+      </w:r>
+      <w:r>
+        <w:rPr>
+          <w:rFonts w:cstheme="minorHAnsi"/>
+          <w:b/>
+          <w:bCs/>
+          <w:sz w:val="24"/>
+          <w:szCs w:val="24"/>
+          <w:lang w:val="en-US"/>
+        </w:rPr>
+        <w:t>nd of queue (records are still present in queue)</w:t>
+      </w:r>
+    </w:p>
+    <w:p>
+      <w:pPr>
+        <w:pStyle w:val="ListParagraph"/>
+        <w:numPr>
+          <w:ilvl w:val="2"/>
+          <w:numId w:val="5"/>
+        </w:numPr>
+        <w:spacing w:after="0"/>
+        <w:jc w:val="both"/>
+        <w:rPr>
+          <w:rFonts w:cstheme="minorHAnsi"/>
+          <w:sz w:val="24"/>
+          <w:szCs w:val="24"/>
+          <w:lang w:val="en-US"/>
+        </w:rPr>
+      </w:pPr>
+      <w:r>
+        <w:rPr>
+          <w:rFonts w:cstheme="minorHAnsi"/>
+          <w:b/>
+          <w:bCs/>
+          <w:sz w:val="24"/>
+          <w:szCs w:val="24"/>
+          <w:lang w:val="en-US"/>
+        </w:rPr>
+        <w:t>WRITEQ</w:t>
+      </w:r>
+      <w:r>
+        <w:rPr>
+          <w:rFonts w:cstheme="minorHAnsi"/>
+          <w:b/>
+          <w:bCs/>
+          <w:sz w:val="24"/>
+          <w:szCs w:val="24"/>
+          <w:lang w:val="en-US"/>
+        </w:rPr>
+        <w:t>:</w:t>
+      </w:r>
+      <w:r>
+        <w:rPr>
+          <w:rFonts w:cstheme="minorHAnsi"/>
+          <w:sz w:val="24"/>
+          <w:szCs w:val="24"/>
+          <w:lang w:val="en-US"/>
+        </w:rPr>
+        <w:t xml:space="preserve"> Used to add an item to the QUEUE, the QUEUE will be created on the first write command</w:t>
+      </w:r>
+    </w:p>
+    <w:p>
+      <w:pPr>
+        <w:pStyle w:val="ListParagraph"/>
+        <w:numPr>
+          <w:ilvl w:val="2"/>
+          <w:numId w:val="5"/>
+        </w:numPr>
+        <w:spacing w:after="0"/>
+        <w:jc w:val="both"/>
+        <w:rPr>
+          <w:rFonts w:cstheme="minorHAnsi"/>
+          <w:sz w:val="24"/>
+          <w:szCs w:val="24"/>
+          <w:lang w:val="en-US"/>
+        </w:rPr>
+      </w:pPr>
+      <w:r>
+        <w:rPr>
+          <w:rFonts w:cstheme="minorHAnsi"/>
+          <w:sz w:val="24"/>
+          <w:szCs w:val="24"/>
+          <w:lang w:val="en-US"/>
+        </w:rPr>
+        <w:t>EXEC CICS WRITEQ TS</w:t>
+      </w:r>
+    </w:p>
+    <w:p>
+      <w:pPr>
+        <w:spacing w:after="0"/>
+        <w:ind w:left="2880"/>
+        <w:jc w:val="both"/>
+        <w:rPr>
+          <w:rFonts w:cstheme="minorHAnsi"/>
+          <w:sz w:val="24"/>
+          <w:szCs w:val="24"/>
+          <w:lang w:val="en-US"/>
+        </w:rPr>
+      </w:pPr>
+      <w:r>
+        <w:rPr>
+          <w:rFonts w:cstheme="minorHAnsi"/>
+          <w:sz w:val="24"/>
+          <w:szCs w:val="24"/>
+          <w:lang w:val="en-US"/>
+        </w:rPr>
+        <w:t>QUEUE(NAME)</w:t>
+      </w:r>
+    </w:p>
+    <w:p>
+      <w:pPr>
+        <w:pStyle w:val="ListParagraph"/>
+        <w:spacing w:after="0"/>
+        <w:ind w:left="2880"/>
+        <w:jc w:val="both"/>
+        <w:rPr>
+          <w:rFonts w:cstheme="minorHAnsi"/>
+          <w:sz w:val="24"/>
+          <w:szCs w:val="24"/>
+          <w:lang w:val="en-US"/>
+        </w:rPr>
+      </w:pPr>
+      <w:r>
+        <w:rPr>
+          <w:rFonts w:cstheme="minorHAnsi"/>
+          <w:sz w:val="24"/>
+          <w:szCs w:val="24"/>
+          <w:lang w:val="en-US"/>
+        </w:rPr>
+        <w:t>FROM(LAYOUT)</w:t>
+      </w:r>
+    </w:p>
+    <w:p>
+      <w:pPr>
+        <w:pStyle w:val="ListParagraph"/>
+        <w:spacing w:after="0"/>
+        <w:ind w:left="2880"/>
+        <w:jc w:val="both"/>
+        <w:rPr>
+          <w:rFonts w:cstheme="minorHAnsi"/>
+          <w:sz w:val="24"/>
+          <w:szCs w:val="24"/>
+          <w:lang w:val="en-US"/>
+        </w:rPr>
+      </w:pPr>
+      <w:r>
+        <w:rPr>
+          <w:rFonts w:cstheme="minorHAnsi"/>
+          <w:sz w:val="24"/>
+          <w:szCs w:val="24"/>
+          <w:lang w:val="en-US"/>
+        </w:rPr>
+        <w:t>ITEM(WS-ITEM-NUM)</w:t>
+      </w:r>
+    </w:p>
+    <w:p>
+      <w:pPr>
+        <w:pStyle w:val="ListParagraph"/>
+        <w:spacing w:after="0"/>
+        <w:ind w:left="2880"/>
+        <w:jc w:val="both"/>
+        <w:rPr>
+          <w:rFonts w:cstheme="minorHAnsi"/>
+          <w:sz w:val="24"/>
+          <w:szCs w:val="24"/>
+          <w:lang w:val="en-US"/>
+        </w:rPr>
+      </w:pPr>
+      <w:r>
+        <w:rPr>
+          <w:rFonts w:cstheme="minorHAnsi"/>
+          <w:sz w:val="24"/>
+          <w:szCs w:val="24"/>
+          <w:lang w:val="en-US"/>
+        </w:rPr>
+        <w:t>RESP(WS-RESPCODE)</w:t>
+      </w:r>
+    </w:p>
+    <w:p>
+      <w:pPr>
+        <w:spacing w:after="0"/>
+        <w:jc w:val="both"/>
+        <w:rPr>
+          <w:rFonts w:cstheme="minorHAnsi"/>
+          <w:sz w:val="24"/>
+          <w:szCs w:val="24"/>
+          <w:lang w:val="en-US"/>
+        </w:rPr>
+      </w:pPr>
+      <w:r>
+        <w:rPr>
+          <w:rFonts w:cstheme="minorHAnsi"/>
+          <w:sz w:val="24"/>
+          <w:szCs w:val="24"/>
+          <w:lang w:val="en-US"/>
+        </w:rPr>
+        <w:tab/>
+      </w:r>
+      <w:r>
+        <w:rPr>
+          <w:rFonts w:cstheme="minorHAnsi"/>
+          <w:sz w:val="24"/>
+          <w:szCs w:val="24"/>
+          <w:lang w:val="en-US"/>
+        </w:rPr>
+        <w:tab/>
+      </w:r>
+      <w:r>
+        <w:rPr>
+          <w:rFonts w:cstheme="minorHAnsi"/>
+          <w:sz w:val="24"/>
+          <w:szCs w:val="24"/>
+          <w:lang w:val="en-US"/>
+        </w:rPr>
+        <w:tab/>
+        <w:t>END-EXEC.</w:t>
+      </w:r>
+    </w:p>
+    <w:p>
+      <w:pPr>
+        <w:pStyle w:val="ListParagraph"/>
+        <w:numPr>
+          <w:ilvl w:val="2"/>
+          <w:numId w:val="5"/>
+        </w:numPr>
+        <w:spacing w:after="0"/>
+        <w:jc w:val="both"/>
+        <w:rPr>
+          <w:rFonts w:cstheme="minorHAnsi"/>
+          <w:b/>
+          <w:bCs/>
+          <w:sz w:val="24"/>
+          <w:szCs w:val="24"/>
+          <w:lang w:val="en-US"/>
+        </w:rPr>
+      </w:pPr>
+      <w:r>
+        <w:rPr>
+          <w:rFonts w:cstheme="minorHAnsi"/>
+          <w:b/>
+          <w:bCs/>
+          <w:sz w:val="24"/>
+          <w:szCs w:val="24"/>
+          <w:lang w:val="en-US"/>
+        </w:rPr>
+        <w:t>How to know how many items are there in a QUEUE?</w:t>
+      </w:r>
+      <w:r>
+        <w:rPr>
+          <w:rFonts w:cstheme="minorHAnsi"/>
+          <w:b/>
+          <w:bCs/>
+          <w:sz w:val="24"/>
+          <w:szCs w:val="24"/>
+          <w:lang w:val="en-US"/>
+        </w:rPr>
+        <w:t xml:space="preserve"> </w:t>
+      </w:r>
+      <w:r>
+        <w:rPr>
+          <w:rFonts w:cstheme="minorHAnsi"/>
+          <w:b/>
+          <w:bCs/>
+          <w:sz w:val="24"/>
+          <w:szCs w:val="24"/>
+          <w:lang w:val="en-US"/>
+        </w:rPr>
+        <w:t>(!!!Interview Question!!!)</w:t>
+      </w:r>
+    </w:p>
+    <w:p>
+      <w:pPr>
+        <w:pStyle w:val="ListParagraph"/>
+        <w:numPr>
+          <w:ilvl w:val="3"/>
+          <w:numId w:val="5"/>
+        </w:numPr>
+        <w:spacing w:after="0"/>
+        <w:jc w:val="both"/>
+        <w:rPr>
+          <w:rFonts w:cstheme="minorHAnsi"/>
+          <w:b/>
+          <w:bCs/>
+          <w:sz w:val="24"/>
+          <w:szCs w:val="24"/>
+          <w:lang w:val="en-US"/>
+        </w:rPr>
+      </w:pPr>
+      <w:r>
+        <w:rPr>
+          <w:rFonts w:cstheme="minorHAnsi"/>
+          <w:b/>
+          <w:bCs/>
+          <w:sz w:val="24"/>
+          <w:szCs w:val="24"/>
+          <w:lang w:val="en-US"/>
+        </w:rPr>
+        <w:t>We can use ITEM(WS-ITEM-NUM) the system will tell me what is the last item number</w:t>
+      </w:r>
+    </w:p>
+    <w:p>
+      <w:pPr>
+        <w:pStyle w:val="ListParagraph"/>
+        <w:numPr>
+          <w:ilvl w:val="2"/>
+          <w:numId w:val="5"/>
+        </w:numPr>
+        <w:spacing w:after="0"/>
+        <w:jc w:val="both"/>
+        <w:rPr>
+          <w:rFonts w:cstheme="minorHAnsi"/>
+          <w:sz w:val="24"/>
+          <w:szCs w:val="24"/>
+          <w:lang w:val="en-US"/>
+        </w:rPr>
+      </w:pPr>
+      <w:r>
+        <w:rPr>
+          <w:rFonts w:cstheme="minorHAnsi"/>
+          <w:b/>
+          <w:bCs/>
+          <w:sz w:val="24"/>
+          <w:szCs w:val="24"/>
+          <w:lang w:val="en-US"/>
+        </w:rPr>
+        <w:t>DELETEQ:</w:t>
+      </w:r>
+      <w:r>
+        <w:rPr>
+          <w:rFonts w:cstheme="minorHAnsi"/>
+          <w:sz w:val="24"/>
+          <w:szCs w:val="24"/>
+          <w:lang w:val="en-US"/>
+        </w:rPr>
+        <w:t xml:space="preserve"> Used to delete the whole queue</w:t>
+      </w:r>
+    </w:p>
+    <w:p>
+      <w:pPr>
+        <w:pStyle w:val="ListParagraph"/>
+        <w:numPr>
+          <w:ilvl w:val="2"/>
+          <w:numId w:val="5"/>
+        </w:numPr>
+        <w:spacing w:after="0"/>
+        <w:jc w:val="both"/>
+        <w:rPr>
+          <w:rFonts w:cstheme="minorHAnsi"/>
+          <w:sz w:val="24"/>
+          <w:szCs w:val="24"/>
+          <w:lang w:val="en-US"/>
+        </w:rPr>
+      </w:pPr>
+      <w:r>
+        <w:rPr>
+          <w:rFonts w:cstheme="minorHAnsi"/>
+          <w:sz w:val="24"/>
+          <w:szCs w:val="24"/>
+          <w:lang w:val="en-US"/>
+        </w:rPr>
+        <w:t>EXEC CICS DELETEQ TS</w:t>
+      </w:r>
+    </w:p>
+    <w:p>
+      <w:pPr>
+        <w:pStyle w:val="ListParagraph"/>
+        <w:spacing w:after="0"/>
+        <w:ind w:left="2880"/>
+        <w:jc w:val="both"/>
+        <w:rPr>
+          <w:rFonts w:cstheme="minorHAnsi"/>
+          <w:sz w:val="24"/>
+          <w:szCs w:val="24"/>
+          <w:lang w:val="en-US"/>
+        </w:rPr>
+      </w:pPr>
+      <w:r>
+        <w:rPr>
+          <w:rFonts w:cstheme="minorHAnsi"/>
+          <w:sz w:val="24"/>
+          <w:szCs w:val="24"/>
+          <w:lang w:val="en-US"/>
+        </w:rPr>
+        <w:t>QUEUE(NAME)</w:t>
+      </w:r>
+    </w:p>
+    <w:p>
+      <w:pPr>
+        <w:pStyle w:val="ListParagraph"/>
+        <w:spacing w:after="0"/>
+        <w:ind w:left="2880"/>
+        <w:jc w:val="both"/>
+        <w:rPr>
+          <w:rFonts w:cstheme="minorHAnsi"/>
+          <w:sz w:val="24"/>
+          <w:szCs w:val="24"/>
+          <w:lang w:val="en-US"/>
+        </w:rPr>
+      </w:pPr>
+      <w:r>
+        <w:rPr>
+          <w:rFonts w:cstheme="minorHAnsi"/>
+          <w:sz w:val="24"/>
+          <w:szCs w:val="24"/>
+          <w:lang w:val="en-US"/>
+        </w:rPr>
+        <w:t>NOHANDLE</w:t>
+      </w:r>
+    </w:p>
+    <w:p>
+      <w:pPr>
+        <w:spacing w:after="0"/>
+        <w:jc w:val="both"/>
+        <w:rPr>
+          <w:rFonts w:cstheme="minorHAnsi"/>
+          <w:sz w:val="24"/>
+          <w:szCs w:val="24"/>
+          <w:lang w:val="en-US"/>
+        </w:rPr>
+      </w:pPr>
+      <w:r>
+        <w:rPr>
+          <w:rFonts w:cstheme="minorHAnsi"/>
+          <w:sz w:val="24"/>
+          <w:szCs w:val="24"/>
+          <w:lang w:val="en-US"/>
+        </w:rPr>
+        <w:tab/>
+      </w:r>
+      <w:r>
+        <w:rPr>
+          <w:rFonts w:cstheme="minorHAnsi"/>
+          <w:sz w:val="24"/>
+          <w:szCs w:val="24"/>
+          <w:lang w:val="en-US"/>
+        </w:rPr>
+        <w:tab/>
+      </w:r>
+      <w:r>
+        <w:rPr>
+          <w:rFonts w:cstheme="minorHAnsi"/>
+          <w:sz w:val="24"/>
+          <w:szCs w:val="24"/>
+          <w:lang w:val="en-US"/>
+        </w:rPr>
+        <w:tab/>
+        <w:t>END-EXEC.</w:t>
+      </w:r>
+    </w:p>
+    <w:p>
+      <w:pPr>
+        <w:pStyle w:val="ListParagraph"/>
+        <w:numPr>
+          <w:ilvl w:val="2"/>
+          <w:numId w:val="5"/>
+        </w:numPr>
+        <w:spacing w:after="0"/>
+        <w:jc w:val="both"/>
+        <w:rPr>
+          <w:rFonts w:cstheme="minorHAnsi"/>
+          <w:sz w:val="24"/>
+          <w:szCs w:val="24"/>
+          <w:lang w:val="en-US"/>
+        </w:rPr>
+      </w:pPr>
+      <w:r>
+        <w:rPr>
+          <w:rFonts w:cstheme="minorHAnsi"/>
+          <w:sz w:val="24"/>
+          <w:szCs w:val="24"/>
+          <w:lang w:val="en-US"/>
+        </w:rPr>
+        <w:t>QUEUE present – successful</w:t>
+      </w:r>
+    </w:p>
+    <w:p>
+      <w:pPr>
+        <w:pStyle w:val="ListParagraph"/>
+        <w:numPr>
+          <w:ilvl w:val="2"/>
+          <w:numId w:val="5"/>
+        </w:numPr>
+        <w:spacing w:after="0"/>
+        <w:jc w:val="both"/>
+        <w:rPr>
+          <w:rFonts w:cstheme="minorHAnsi"/>
+          <w:sz w:val="24"/>
+          <w:szCs w:val="24"/>
+          <w:lang w:val="en-US"/>
+        </w:rPr>
+      </w:pPr>
+      <w:r>
+        <w:rPr>
+          <w:rFonts w:cstheme="minorHAnsi"/>
+          <w:sz w:val="24"/>
+          <w:szCs w:val="24"/>
+          <w:lang w:val="en-US"/>
+        </w:rPr>
+        <w:t>QUEUE not present – unsuccessful -&gt; QIDERR -&gt; NOHANDLE means ignore</w:t>
       </w:r>
     </w:p>
     <w:p>
@@ -50503,140 +50691,62 @@
         <w:jc w:val="both"/>
         <w:rPr>
           <w:rFonts w:cstheme="minorHAnsi"/>
-          <w:sz w:val="24"/>
-          <w:szCs w:val="24"/>
-          <w:lang w:val="en-US"/>
-        </w:rPr>
-      </w:pPr>
-      <w:r>
-        <w:rPr>
-          <w:rFonts w:cstheme="minorHAnsi"/>
-          <w:sz w:val="24"/>
-          <w:szCs w:val="24"/>
-          <w:lang w:val="en-US"/>
-        </w:rPr>
-        <w:t>User -&gt; 1</w:t>
-      </w:r>
-      <w:r>
-        <w:rPr>
-          <w:rFonts w:cstheme="minorHAnsi"/>
-          <w:sz w:val="24"/>
-          <w:szCs w:val="24"/>
-          <w:vertAlign w:val="superscript"/>
-          <w:lang w:val="en-US"/>
-        </w:rPr>
-        <w:t>st</w:t>
-      </w:r>
-      <w:r>
-        <w:rPr>
-          <w:rFonts w:cstheme="minorHAnsi"/>
-          <w:sz w:val="24"/>
-          <w:szCs w:val="24"/>
-          <w:lang w:val="en-US"/>
-        </w:rPr>
-        <w:t xml:space="preserve"> input -&gt; PGM -&gt; Open the query -&gt; Result set of 100 rows -&gt; Fetch all the rows – QUEUE -&gt; Send 15 row on the screen</w:t>
-      </w:r>
-    </w:p>
-    <w:p>
-      <w:pPr>
-        <w:pStyle w:val="ListParagraph"/>
-        <w:spacing w:after="0"/>
-        <w:ind w:left="1440"/>
-        <w:jc w:val="both"/>
-        <w:rPr>
-          <w:rFonts w:cstheme="minorHAnsi"/>
-          <w:sz w:val="24"/>
-          <w:szCs w:val="24"/>
-          <w:lang w:val="en-US"/>
-        </w:rPr>
-      </w:pPr>
-      <w:r>
-        <w:rPr>
-          <w:rFonts w:cstheme="minorHAnsi"/>
-          <w:sz w:val="24"/>
-          <w:szCs w:val="24"/>
-          <w:lang w:val="en-US"/>
-        </w:rPr>
-        <w:t>User -&gt; 2</w:t>
-      </w:r>
-      <w:r>
-        <w:rPr>
-          <w:rFonts w:cstheme="minorHAnsi"/>
-          <w:sz w:val="24"/>
-          <w:szCs w:val="24"/>
-          <w:vertAlign w:val="superscript"/>
-          <w:lang w:val="en-US"/>
-        </w:rPr>
-        <w:t>nd</w:t>
-      </w:r>
-      <w:r>
-        <w:rPr>
-          <w:rFonts w:cstheme="minorHAnsi"/>
-          <w:sz w:val="24"/>
-          <w:szCs w:val="24"/>
-          <w:lang w:val="en-US"/>
-        </w:rPr>
-        <w:t xml:space="preserve"> input -&gt; PGM -&gt;It can read next 15 rows from the QUEUE</w:t>
-      </w:r>
-    </w:p>
-    <w:p>
-      <w:pPr>
-        <w:pStyle w:val="ListParagraph"/>
-        <w:spacing w:after="0"/>
-        <w:ind w:left="1440"/>
-        <w:jc w:val="both"/>
-        <w:rPr>
-          <w:rFonts w:cstheme="minorHAnsi"/>
-          <w:sz w:val="24"/>
-          <w:szCs w:val="24"/>
-          <w:lang w:val="en-US"/>
-        </w:rPr>
-      </w:pPr>
-      <w:r>
-        <w:rPr>
-          <w:rFonts w:cstheme="minorHAnsi"/>
-          <w:sz w:val="24"/>
-          <w:szCs w:val="24"/>
-          <w:lang w:val="en-US"/>
-        </w:rPr>
-        <w:t>User -&gt; 3</w:t>
-      </w:r>
-      <w:r>
-        <w:rPr>
-          <w:rFonts w:cstheme="minorHAnsi"/>
-          <w:sz w:val="24"/>
-          <w:szCs w:val="24"/>
-          <w:vertAlign w:val="superscript"/>
-          <w:lang w:val="en-US"/>
-        </w:rPr>
-        <w:t>rd</w:t>
-      </w:r>
-      <w:r>
-        <w:rPr>
-          <w:rFonts w:cstheme="minorHAnsi"/>
-          <w:sz w:val="24"/>
-          <w:szCs w:val="24"/>
-          <w:lang w:val="en-US"/>
-        </w:rPr>
-        <w:t xml:space="preserve"> input -&gt; PGM -&gt;It can read next 15 rows from the QUEUE…</w:t>
-      </w:r>
-      <w:r>
-        <w:rPr>
-          <w:rFonts w:cstheme="minorHAnsi"/>
-          <w:sz w:val="24"/>
-          <w:szCs w:val="24"/>
-          <w:lang w:val="en-US"/>
-        </w:rPr>
-        <w:t>.</w:t>
-      </w:r>
-      <w:r>
-        <w:rPr>
-          <w:rFonts w:cstheme="minorHAnsi"/>
-          <w:sz w:val="24"/>
-          <w:szCs w:val="24"/>
-          <w:lang w:val="en-US"/>
-        </w:rPr>
-        <w:t xml:space="preserve">so on </w:t>
+          <w:b/>
+          <w:bCs/>
+          <w:sz w:val="24"/>
+          <w:szCs w:val="24"/>
+          <w:lang w:val="en-US"/>
+        </w:rPr>
+      </w:pPr>
+      <w:r>
+        <w:rPr>
+          <w:rFonts w:cstheme="minorHAnsi"/>
+          <w:b/>
+          <w:bCs/>
+          <w:sz w:val="24"/>
+          <w:szCs w:val="24"/>
+          <w:lang w:val="en-US"/>
+        </w:rPr>
+        <w:t>TDQ:</w:t>
+      </w:r>
+    </w:p>
+    <w:p>
+      <w:pPr>
+        <w:pStyle w:val="ListParagraph"/>
+        <w:numPr>
+          <w:ilvl w:val="2"/>
+          <w:numId w:val="5"/>
+        </w:numPr>
+        <w:spacing w:after="0"/>
+        <w:jc w:val="both"/>
+        <w:rPr>
+          <w:rFonts w:cstheme="minorHAnsi"/>
+          <w:sz w:val="24"/>
+          <w:szCs w:val="24"/>
+          <w:lang w:val="en-US"/>
+        </w:rPr>
+      </w:pPr>
+      <w:r>
+        <w:rPr>
+          <w:rFonts w:cstheme="minorHAnsi"/>
+          <w:b/>
+          <w:bCs/>
+          <w:sz w:val="24"/>
+          <w:szCs w:val="24"/>
+          <w:lang w:val="en-US"/>
+        </w:rPr>
+        <w:t>READQ</w:t>
+      </w:r>
+      <w:r>
+        <w:rPr>
+          <w:rFonts w:cstheme="minorHAnsi"/>
+          <w:b/>
+          <w:bCs/>
+          <w:sz w:val="24"/>
+          <w:szCs w:val="24"/>
+          <w:lang w:val="en-US"/>
+        </w:rPr>
+        <w:t>:</w:t>
       </w:r>
       <w:r>
         <w:rPr>
@@ -50647,214 +50757,14 @@
         </w:rPr>
         <w:t xml:space="preserve"> </w:t>
       </w:r>
-    </w:p>
-    <w:p>
-      <w:pPr>
-        <w:spacing w:after="0"/>
-        <w:jc w:val="both"/>
-        <w:rPr>
-          <w:rFonts w:cstheme="minorHAnsi"/>
-          <w:sz w:val="24"/>
-          <w:szCs w:val="24"/>
-          <w:lang w:val="en-US"/>
-        </w:rPr>
-      </w:pPr>
-    </w:p>
-    <w:p>
-      <w:pPr>
-        <w:pStyle w:val="ListParagraph"/>
-        <w:numPr>
-          <w:ilvl w:val="0"/>
-          <w:numId w:val="5"/>
-        </w:numPr>
-        <w:spacing w:after="0"/>
-        <w:jc w:val="both"/>
-        <w:rPr>
-          <w:rFonts w:cstheme="minorHAnsi"/>
-          <w:b/>
-          <w:bCs/>
-          <w:sz w:val="24"/>
-          <w:szCs w:val="24"/>
-          <w:lang w:val="en-US"/>
-        </w:rPr>
-      </w:pPr>
-      <w:r>
-        <w:rPr>
-          <w:rFonts w:cstheme="minorHAnsi"/>
-          <w:b/>
-          <w:bCs/>
-          <w:sz w:val="24"/>
-          <w:szCs w:val="24"/>
-          <w:lang w:val="en-US"/>
-        </w:rPr>
-        <w:t>Online Transaction processing: (TDQ example)</w:t>
-      </w:r>
-    </w:p>
-    <w:p>
-      <w:pPr>
-        <w:pStyle w:val="ListParagraph"/>
-        <w:numPr>
-          <w:ilvl w:val="1"/>
-          <w:numId w:val="5"/>
-        </w:numPr>
-        <w:spacing w:after="0"/>
-        <w:jc w:val="both"/>
-        <w:rPr>
-          <w:rFonts w:cstheme="minorHAnsi"/>
-          <w:sz w:val="24"/>
-          <w:szCs w:val="24"/>
-          <w:lang w:val="en-US"/>
-        </w:rPr>
-      </w:pPr>
-      <w:r>
-        <w:rPr>
-          <w:rFonts w:cstheme="minorHAnsi"/>
-          <w:sz w:val="24"/>
-          <w:szCs w:val="24"/>
-          <w:lang w:val="en-US"/>
-        </w:rPr>
-        <w:t>1000 Transactions -&gt; P1 process: store the input -&gt; QUEUE -&gt; P2 process: update them into the table</w:t>
-      </w:r>
-    </w:p>
-    <w:p>
-      <w:pPr>
-        <w:pStyle w:val="ListParagraph"/>
-        <w:spacing w:after="0"/>
-        <w:ind w:left="1440"/>
-        <w:jc w:val="both"/>
-        <w:rPr>
-          <w:rFonts w:cstheme="minorHAnsi"/>
-          <w:sz w:val="24"/>
-          <w:szCs w:val="24"/>
-          <w:lang w:val="en-US"/>
-        </w:rPr>
-      </w:pPr>
-    </w:p>
-    <w:p>
-      <w:pPr>
-        <w:pStyle w:val="ListParagraph"/>
-        <w:spacing w:after="0"/>
-        <w:ind w:left="1440"/>
-        <w:jc w:val="both"/>
-        <w:rPr>
-          <w:rFonts w:cstheme="minorHAnsi"/>
-          <w:sz w:val="24"/>
-          <w:szCs w:val="24"/>
-          <w:lang w:val="en-US"/>
-        </w:rPr>
-      </w:pPr>
-    </w:p>
-    <w:p>
-      <w:pPr>
-        <w:pStyle w:val="ListParagraph"/>
-        <w:spacing w:after="0"/>
-        <w:ind w:left="1440"/>
-        <w:jc w:val="both"/>
-        <w:rPr>
-          <w:rFonts w:cstheme="minorHAnsi"/>
-          <w:sz w:val="24"/>
-          <w:szCs w:val="24"/>
-          <w:lang w:val="en-US"/>
-        </w:rPr>
-      </w:pPr>
-    </w:p>
-    <w:p>
-      <w:pPr>
-        <w:pStyle w:val="ListParagraph"/>
-        <w:spacing w:after="0"/>
-        <w:ind w:left="1440"/>
-        <w:jc w:val="both"/>
-        <w:rPr>
-          <w:rFonts w:cstheme="minorHAnsi"/>
-          <w:sz w:val="24"/>
-          <w:szCs w:val="24"/>
-          <w:lang w:val="en-US"/>
-        </w:rPr>
-      </w:pPr>
-    </w:p>
-    <w:p>
-      <w:pPr>
-        <w:pStyle w:val="ListParagraph"/>
-        <w:spacing w:after="0"/>
-        <w:ind w:left="1440"/>
-        <w:jc w:val="both"/>
-        <w:rPr>
-          <w:rFonts w:cstheme="minorHAnsi"/>
-          <w:sz w:val="24"/>
-          <w:szCs w:val="24"/>
-          <w:lang w:val="en-US"/>
-        </w:rPr>
-      </w:pPr>
-    </w:p>
-    <w:p>
-      <w:pPr>
-        <w:pStyle w:val="ListParagraph"/>
-        <w:numPr>
-          <w:ilvl w:val="0"/>
-          <w:numId w:val="5"/>
-        </w:numPr>
-        <w:spacing w:after="0"/>
-        <w:jc w:val="both"/>
-        <w:rPr>
-          <w:rFonts w:cstheme="minorHAnsi"/>
-          <w:b/>
-          <w:bCs/>
-          <w:sz w:val="24"/>
-          <w:szCs w:val="24"/>
-          <w:lang w:val="en-US"/>
-        </w:rPr>
-      </w:pPr>
-      <w:r>
-        <w:rPr>
-          <w:rFonts w:cstheme="minorHAnsi"/>
-          <w:b/>
-          <w:bCs/>
-          <w:sz w:val="24"/>
-          <w:szCs w:val="24"/>
-          <w:lang w:val="en-US"/>
-        </w:rPr>
-        <w:t>Difference b/w TSQ &amp; TDQ</w:t>
-      </w:r>
-      <w:r>
-        <w:rPr>
-          <w:rFonts w:cstheme="minorHAnsi"/>
-          <w:b/>
-          <w:bCs/>
-          <w:sz w:val="24"/>
-          <w:szCs w:val="24"/>
-          <w:lang w:val="en-US"/>
-        </w:rPr>
-        <w:t>:</w:t>
-      </w:r>
-    </w:p>
-    <w:p>
-      <w:pPr>
-        <w:pStyle w:val="ListParagraph"/>
-        <w:numPr>
-          <w:ilvl w:val="1"/>
-          <w:numId w:val="5"/>
-        </w:numPr>
-        <w:spacing w:after="0"/>
-        <w:jc w:val="both"/>
-        <w:rPr>
-          <w:rFonts w:cstheme="minorHAnsi"/>
-          <w:b/>
-          <w:bCs/>
-          <w:sz w:val="24"/>
-          <w:szCs w:val="24"/>
-          <w:lang w:val="en-US"/>
-        </w:rPr>
-      </w:pPr>
-      <w:r>
-        <w:rPr>
-          <w:rFonts w:cstheme="minorHAnsi"/>
-          <w:b/>
-          <w:bCs/>
-          <w:sz w:val="24"/>
-          <w:szCs w:val="24"/>
-          <w:lang w:val="en-US"/>
-        </w:rPr>
-        <w:t>TSQ:</w:t>
+      <w:r>
+        <w:rPr>
+          <w:rFonts w:cstheme="minorHAnsi"/>
+          <w:sz w:val="24"/>
+          <w:szCs w:val="24"/>
+          <w:lang w:val="en-US"/>
+        </w:rPr>
+        <w:t>We can read only in sequence order, the record/item will be deleted after the read.</w:t>
       </w:r>
     </w:p>
     <w:p>
@@ -50876,44 +50786,150 @@
       <w:r>
         <w:rPr>
           <w:rFonts w:cstheme="minorHAnsi"/>
-          <w:b/>
-          <w:bCs/>
-          <w:sz w:val="24"/>
-          <w:szCs w:val="24"/>
-          <w:lang w:val="en-US"/>
-        </w:rPr>
-        <w:t>R</w:t>
-      </w:r>
-      <w:r>
-        <w:rPr>
-          <w:rFonts w:cstheme="minorHAnsi"/>
-          <w:b/>
-          <w:bCs/>
-          <w:sz w:val="24"/>
-          <w:szCs w:val="24"/>
-          <w:lang w:val="en-US"/>
-        </w:rPr>
-        <w:t>EADQ</w:t>
-      </w:r>
-      <w:r>
-        <w:rPr>
-          <w:rFonts w:cstheme="minorHAnsi"/>
-          <w:b/>
-          <w:bCs/>
-          <w:sz w:val="24"/>
-          <w:szCs w:val="24"/>
-          <w:lang w:val="en-US"/>
-        </w:rPr>
-        <w:t>:</w:t>
-      </w:r>
-      <w:r>
-        <w:rPr>
-          <w:rFonts w:cstheme="minorHAnsi"/>
-          <w:sz w:val="24"/>
-          <w:szCs w:val="24"/>
-          <w:lang w:val="en-US"/>
-        </w:rPr>
-        <w:t xml:space="preserve"> We can read the item in sequence or in random order (using item number)</w:t>
+          <w:sz w:val="24"/>
+          <w:szCs w:val="24"/>
+          <w:lang w:val="en-US"/>
+        </w:rPr>
+        <w:t>EXEC CICS READQ TD</w:t>
+      </w:r>
+    </w:p>
+    <w:p>
+      <w:pPr>
+        <w:spacing w:after="0"/>
+        <w:ind w:left="2880"/>
+        <w:jc w:val="both"/>
+        <w:rPr>
+          <w:rFonts w:cstheme="minorHAnsi"/>
+          <w:sz w:val="24"/>
+          <w:szCs w:val="24"/>
+          <w:lang w:val="en-US"/>
+        </w:rPr>
+      </w:pPr>
+      <w:r>
+        <w:rPr>
+          <w:rFonts w:cstheme="minorHAnsi"/>
+          <w:sz w:val="24"/>
+          <w:szCs w:val="24"/>
+          <w:lang w:val="en-US"/>
+        </w:rPr>
+        <w:t>QUEUE(NAME)</w:t>
+      </w:r>
+      <w:r>
+        <w:rPr>
+          <w:rFonts w:cstheme="minorHAnsi"/>
+          <w:sz w:val="24"/>
+          <w:szCs w:val="24"/>
+          <w:lang w:val="en-US"/>
+        </w:rPr>
+        <w:tab/>
+        <w:t>&lt;- 4 Chars QUEUE name</w:t>
+      </w:r>
+    </w:p>
+    <w:p>
+      <w:pPr>
+        <w:spacing w:after="0"/>
+        <w:ind w:left="2880"/>
+        <w:jc w:val="both"/>
+        <w:rPr>
+          <w:rFonts w:cstheme="minorHAnsi"/>
+          <w:sz w:val="24"/>
+          <w:szCs w:val="24"/>
+          <w:lang w:val="en-US"/>
+        </w:rPr>
+      </w:pPr>
+      <w:r>
+        <w:rPr>
+          <w:rFonts w:cstheme="minorHAnsi"/>
+          <w:sz w:val="24"/>
+          <w:szCs w:val="24"/>
+          <w:lang w:val="en-US"/>
+        </w:rPr>
+        <w:t>INTO(LAYOUT)</w:t>
+      </w:r>
+    </w:p>
+    <w:p>
+      <w:pPr>
+        <w:spacing w:after="0"/>
+        <w:ind w:left="2880"/>
+        <w:jc w:val="both"/>
+        <w:rPr>
+          <w:rFonts w:cstheme="minorHAnsi"/>
+          <w:sz w:val="24"/>
+          <w:szCs w:val="24"/>
+          <w:lang w:val="en-US"/>
+        </w:rPr>
+      </w:pPr>
+      <w:r>
+        <w:rPr>
+          <w:rFonts w:cstheme="minorHAnsi"/>
+          <w:sz w:val="24"/>
+          <w:szCs w:val="24"/>
+          <w:lang w:val="en-US"/>
+        </w:rPr>
+        <w:t xml:space="preserve">NEXT </w:t>
+      </w:r>
+    </w:p>
+    <w:p>
+      <w:pPr>
+        <w:pStyle w:val="ListParagraph"/>
+        <w:spacing w:after="0"/>
+        <w:ind w:left="2880"/>
+        <w:jc w:val="both"/>
+        <w:rPr>
+          <w:rFonts w:cstheme="minorHAnsi"/>
+          <w:sz w:val="24"/>
+          <w:szCs w:val="24"/>
+          <w:lang w:val="en-US"/>
+        </w:rPr>
+      </w:pPr>
+      <w:r>
+        <w:rPr>
+          <w:rFonts w:cstheme="minorHAnsi"/>
+          <w:sz w:val="24"/>
+          <w:szCs w:val="24"/>
+          <w:lang w:val="en-US"/>
+        </w:rPr>
+        <w:t>RESP(WS-RESPCODE)</w:t>
+      </w:r>
+    </w:p>
+    <w:p>
+      <w:pPr>
+        <w:spacing w:after="0"/>
+        <w:jc w:val="both"/>
+        <w:rPr>
+          <w:rFonts w:cstheme="minorHAnsi"/>
+          <w:sz w:val="24"/>
+          <w:szCs w:val="24"/>
+          <w:lang w:val="en-US"/>
+        </w:rPr>
+      </w:pPr>
+      <w:r>
+        <w:rPr>
+          <w:rFonts w:cstheme="minorHAnsi"/>
+          <w:sz w:val="24"/>
+          <w:szCs w:val="24"/>
+          <w:lang w:val="en-US"/>
+        </w:rPr>
+        <w:tab/>
+      </w:r>
+      <w:r>
+        <w:rPr>
+          <w:rFonts w:cstheme="minorHAnsi"/>
+          <w:sz w:val="24"/>
+          <w:szCs w:val="24"/>
+          <w:lang w:val="en-US"/>
+        </w:rPr>
+        <w:tab/>
+      </w:r>
+      <w:r>
+        <w:rPr>
+          <w:rFonts w:cstheme="minorHAnsi"/>
+          <w:sz w:val="24"/>
+          <w:szCs w:val="24"/>
+          <w:lang w:val="en-US"/>
+        </w:rPr>
+        <w:tab/>
+        <w:t>END-EXEC.</w:t>
       </w:r>
     </w:p>
     <w:p>
@@ -50939,175 +50955,137 @@
           <w:szCs w:val="24"/>
           <w:lang w:val="en-US"/>
         </w:rPr>
-        <w:t>EXEC CICS READQ TS</w:t>
-      </w:r>
-    </w:p>
-    <w:p>
-      <w:pPr>
+        <w:t>RESPCODE</w:t>
+      </w:r>
+    </w:p>
+    <w:p>
+      <w:pPr>
+        <w:pStyle w:val="ListParagraph"/>
+        <w:numPr>
+          <w:ilvl w:val="3"/>
+          <w:numId w:val="5"/>
+        </w:numPr>
+        <w:spacing w:after="0"/>
+        <w:jc w:val="both"/>
+        <w:rPr>
+          <w:rFonts w:cstheme="minorHAnsi"/>
+          <w:sz w:val="24"/>
+          <w:szCs w:val="24"/>
+          <w:lang w:val="en-US"/>
+        </w:rPr>
+      </w:pPr>
+      <w:r>
+        <w:rPr>
+          <w:rFonts w:cstheme="minorHAnsi"/>
+          <w:b/>
+          <w:bCs/>
+          <w:sz w:val="24"/>
+          <w:szCs w:val="24"/>
+          <w:lang w:val="en-US"/>
+        </w:rPr>
+        <w:t>NORMAL</w:t>
+      </w:r>
+      <w:r>
+        <w:rPr>
+          <w:rFonts w:cstheme="minorHAnsi"/>
+          <w:sz w:val="24"/>
+          <w:szCs w:val="24"/>
+          <w:lang w:val="en-US"/>
+        </w:rPr>
+        <w:t>: successful</w:t>
+      </w:r>
+    </w:p>
+    <w:p>
+      <w:pPr>
+        <w:pStyle w:val="ListParagraph"/>
+        <w:numPr>
+          <w:ilvl w:val="3"/>
+          <w:numId w:val="5"/>
+        </w:numPr>
+        <w:spacing w:after="0"/>
+        <w:jc w:val="both"/>
+        <w:rPr>
+          <w:rFonts w:cstheme="minorHAnsi"/>
+          <w:sz w:val="24"/>
+          <w:szCs w:val="24"/>
+          <w:lang w:val="en-US"/>
+        </w:rPr>
+      </w:pPr>
+      <w:r>
+        <w:rPr>
+          <w:rFonts w:cstheme="minorHAnsi"/>
+          <w:b/>
+          <w:bCs/>
+          <w:sz w:val="24"/>
+          <w:szCs w:val="24"/>
+          <w:lang w:val="en-US"/>
+        </w:rPr>
+        <w:t>QIDERR</w:t>
+      </w:r>
+      <w:r>
+        <w:rPr>
+          <w:rFonts w:cstheme="minorHAnsi"/>
+          <w:sz w:val="24"/>
+          <w:szCs w:val="24"/>
+          <w:lang w:val="en-US"/>
+        </w:rPr>
+        <w:t>: if queue is not created</w:t>
+      </w:r>
+    </w:p>
+    <w:p>
+      <w:pPr>
+        <w:pStyle w:val="ListParagraph"/>
+        <w:numPr>
+          <w:ilvl w:val="3"/>
+          <w:numId w:val="5"/>
+        </w:numPr>
+        <w:spacing w:after="0"/>
+        <w:rPr>
+          <w:rFonts w:cstheme="minorHAnsi"/>
+          <w:b/>
+          <w:bCs/>
+          <w:sz w:val="24"/>
+          <w:szCs w:val="24"/>
+          <w:lang w:val="en-US"/>
+        </w:rPr>
+      </w:pPr>
+      <w:r>
+        <w:rPr>
+          <w:rFonts w:cstheme="minorHAnsi"/>
+          <w:b/>
+          <w:bCs/>
+          <w:sz w:val="24"/>
+          <w:szCs w:val="24"/>
+          <w:lang w:val="en-US"/>
+        </w:rPr>
+        <w:t xml:space="preserve">QZERO: End of the queue </w:t>
+      </w:r>
+      <w:r>
+        <w:rPr>
+          <w:rFonts w:cstheme="minorHAnsi"/>
+          <w:b/>
+          <w:bCs/>
+          <w:sz w:val="24"/>
+          <w:szCs w:val="24"/>
+          <w:lang w:val="en-US"/>
+        </w:rPr>
+        <w:t>(!!!Interview Question!!!)</w:t>
+      </w:r>
+    </w:p>
+    <w:p>
+      <w:pPr>
+        <w:pStyle w:val="ListParagraph"/>
         <w:spacing w:after="0"/>
         <w:ind w:left="2880"/>
-        <w:jc w:val="both"/>
-        <w:rPr>
-          <w:rFonts w:cstheme="minorHAnsi"/>
-          <w:sz w:val="24"/>
-          <w:szCs w:val="24"/>
-          <w:lang w:val="en-US"/>
-        </w:rPr>
-      </w:pPr>
-      <w:r>
-        <w:rPr>
-          <w:rFonts w:cstheme="minorHAnsi"/>
-          <w:sz w:val="24"/>
-          <w:szCs w:val="24"/>
-          <w:lang w:val="en-US"/>
-        </w:rPr>
-        <w:t>QUEUE(NAME)</w:t>
-      </w:r>
-      <w:r>
-        <w:rPr>
-          <w:rFonts w:cstheme="minorHAnsi"/>
-          <w:sz w:val="24"/>
-          <w:szCs w:val="24"/>
-          <w:lang w:val="en-US"/>
-        </w:rPr>
-        <w:tab/>
-        <w:t>&lt;- 8 Chars QUEUE name</w:t>
-      </w:r>
-    </w:p>
-    <w:p>
-      <w:pPr>
-        <w:spacing w:after="0"/>
-        <w:ind w:left="2880"/>
-        <w:jc w:val="both"/>
-        <w:rPr>
-          <w:rFonts w:cstheme="minorHAnsi"/>
-          <w:sz w:val="24"/>
-          <w:szCs w:val="24"/>
-          <w:lang w:val="en-US"/>
-        </w:rPr>
-      </w:pPr>
-      <w:r>
-        <w:rPr>
-          <w:rFonts w:cstheme="minorHAnsi"/>
-          <w:sz w:val="24"/>
-          <w:szCs w:val="24"/>
-          <w:lang w:val="en-US"/>
-        </w:rPr>
-        <w:t>INTO(LAYOUT)</w:t>
-      </w:r>
-    </w:p>
-    <w:p>
-      <w:pPr>
-        <w:spacing w:after="0"/>
-        <w:ind w:left="2880"/>
-        <w:jc w:val="both"/>
-        <w:rPr>
-          <w:rFonts w:cstheme="minorHAnsi"/>
-          <w:sz w:val="24"/>
-          <w:szCs w:val="24"/>
-          <w:lang w:val="en-US"/>
-        </w:rPr>
-      </w:pPr>
-      <w:r>
-        <w:rPr>
-          <w:rFonts w:cstheme="minorHAnsi"/>
-          <w:sz w:val="24"/>
-          <w:szCs w:val="24"/>
-          <w:lang w:val="en-US"/>
-        </w:rPr>
-        <w:t>NEXT or ITEM(VALUE)</w:t>
-      </w:r>
-      <w:r>
-        <w:rPr>
-          <w:rFonts w:cstheme="minorHAnsi"/>
-          <w:sz w:val="24"/>
-          <w:szCs w:val="24"/>
-          <w:lang w:val="en-US"/>
-        </w:rPr>
-        <w:tab/>
-      </w:r>
-      <w:r>
-        <w:rPr>
-          <w:rFonts w:cstheme="minorHAnsi"/>
-          <w:sz w:val="24"/>
-          <w:szCs w:val="24"/>
-          <w:lang w:val="en-US"/>
-        </w:rPr>
-        <w:tab/>
-      </w:r>
-      <w:r>
-        <w:rPr>
-          <w:rFonts w:cstheme="minorHAnsi"/>
-          <w:sz w:val="24"/>
-          <w:szCs w:val="24"/>
-          <w:lang w:val="en-US"/>
-        </w:rPr>
-        <w:tab/>
-        <w:t>NEXT- Sequence, ITEM(VALUE)- Random</w:t>
-      </w:r>
-    </w:p>
-    <w:p>
-      <w:pPr>
-        <w:pStyle w:val="ListParagraph"/>
-        <w:spacing w:after="0"/>
-        <w:ind w:left="2880"/>
-        <w:jc w:val="both"/>
-        <w:rPr>
-          <w:rFonts w:cstheme="minorHAnsi"/>
-          <w:sz w:val="24"/>
-          <w:szCs w:val="24"/>
-          <w:lang w:val="en-US"/>
-        </w:rPr>
-      </w:pPr>
-      <w:r>
-        <w:rPr>
-          <w:rFonts w:cstheme="minorHAnsi"/>
-          <w:sz w:val="24"/>
-          <w:szCs w:val="24"/>
-          <w:lang w:val="en-US"/>
-        </w:rPr>
-        <w:t>RESP(WS-RESPCODE)</w:t>
-      </w:r>
-    </w:p>
-    <w:p>
-      <w:pPr>
-        <w:spacing w:after="0"/>
-        <w:jc w:val="both"/>
-        <w:rPr>
-          <w:rFonts w:cstheme="minorHAnsi"/>
-          <w:sz w:val="24"/>
-          <w:szCs w:val="24"/>
-          <w:lang w:val="en-US"/>
-        </w:rPr>
-      </w:pPr>
-      <w:r>
-        <w:rPr>
-          <w:rFonts w:cstheme="minorHAnsi"/>
-          <w:sz w:val="24"/>
-          <w:szCs w:val="24"/>
-          <w:lang w:val="en-US"/>
-        </w:rPr>
-        <w:tab/>
-      </w:r>
-      <w:r>
-        <w:rPr>
-          <w:rFonts w:cstheme="minorHAnsi"/>
-          <w:sz w:val="24"/>
-          <w:szCs w:val="24"/>
-          <w:lang w:val="en-US"/>
-        </w:rPr>
-        <w:tab/>
-      </w:r>
-      <w:r>
-        <w:rPr>
-          <w:rFonts w:cstheme="minorHAnsi"/>
-          <w:sz w:val="24"/>
-          <w:szCs w:val="24"/>
-          <w:lang w:val="en-US"/>
-        </w:rPr>
-        <w:tab/>
-        <w:t>END-EXEC.</w:t>
-      </w:r>
+        <w:rPr>
+          <w:rFonts w:cstheme="minorHAnsi"/>
+          <w:b/>
+          <w:bCs/>
+          <w:sz w:val="24"/>
+          <w:szCs w:val="24"/>
+          <w:lang w:val="en-US"/>
+        </w:rPr>
+      </w:pPr>
     </w:p>
     <w:p>
       <w:pPr>
@@ -51128,1060 +51106,13 @@
       <w:r>
         <w:rPr>
           <w:rFonts w:cstheme="minorHAnsi"/>
-          <w:sz w:val="24"/>
-          <w:szCs w:val="24"/>
-          <w:lang w:val="en-US"/>
-        </w:rPr>
-        <w:t>RESPCODE</w:t>
-      </w:r>
-    </w:p>
-    <w:p>
-      <w:pPr>
-        <w:pStyle w:val="ListParagraph"/>
-        <w:numPr>
-          <w:ilvl w:val="3"/>
-          <w:numId w:val="5"/>
-        </w:numPr>
-        <w:spacing w:after="0"/>
-        <w:jc w:val="both"/>
-        <w:rPr>
-          <w:rFonts w:cstheme="minorHAnsi"/>
-          <w:sz w:val="24"/>
-          <w:szCs w:val="24"/>
-          <w:lang w:val="en-US"/>
-        </w:rPr>
-      </w:pPr>
-      <w:r>
-        <w:rPr>
-          <w:rFonts w:cstheme="minorHAnsi"/>
-          <w:b/>
-          <w:bCs/>
-          <w:sz w:val="24"/>
-          <w:szCs w:val="24"/>
-          <w:lang w:val="en-US"/>
-        </w:rPr>
-        <w:t>NORMAL</w:t>
-      </w:r>
-      <w:r>
-        <w:rPr>
-          <w:rFonts w:cstheme="minorHAnsi"/>
-          <w:sz w:val="24"/>
-          <w:szCs w:val="24"/>
-          <w:lang w:val="en-US"/>
-        </w:rPr>
-        <w:t>: successful</w:t>
-      </w:r>
-    </w:p>
-    <w:p>
-      <w:pPr>
-        <w:pStyle w:val="ListParagraph"/>
-        <w:numPr>
-          <w:ilvl w:val="3"/>
-          <w:numId w:val="5"/>
-        </w:numPr>
-        <w:spacing w:after="0"/>
-        <w:jc w:val="both"/>
-        <w:rPr>
-          <w:rFonts w:cstheme="minorHAnsi"/>
-          <w:sz w:val="24"/>
-          <w:szCs w:val="24"/>
-          <w:lang w:val="en-US"/>
-        </w:rPr>
-      </w:pPr>
-      <w:r>
-        <w:rPr>
-          <w:rFonts w:cstheme="minorHAnsi"/>
-          <w:b/>
-          <w:bCs/>
-          <w:sz w:val="24"/>
-          <w:szCs w:val="24"/>
-          <w:lang w:val="en-US"/>
-        </w:rPr>
-        <w:t>QIDERR</w:t>
-      </w:r>
-      <w:r>
-        <w:rPr>
-          <w:rFonts w:cstheme="minorHAnsi"/>
-          <w:sz w:val="24"/>
-          <w:szCs w:val="24"/>
-          <w:lang w:val="en-US"/>
-        </w:rPr>
-        <w:t>: if queue is not created</w:t>
-      </w:r>
-    </w:p>
-    <w:p>
-      <w:pPr>
-        <w:pStyle w:val="ListParagraph"/>
-        <w:numPr>
-          <w:ilvl w:val="3"/>
-          <w:numId w:val="5"/>
-        </w:numPr>
-        <w:spacing w:after="0"/>
-        <w:jc w:val="both"/>
-        <w:rPr>
-          <w:rFonts w:cstheme="minorHAnsi"/>
-          <w:b/>
-          <w:bCs/>
-          <w:sz w:val="24"/>
-          <w:szCs w:val="24"/>
-          <w:lang w:val="en-US"/>
-        </w:rPr>
-      </w:pPr>
-      <w:r>
-        <w:rPr>
-          <w:rFonts w:cstheme="minorHAnsi"/>
-          <w:b/>
-          <w:bCs/>
-          <w:sz w:val="24"/>
-          <w:szCs w:val="24"/>
-          <w:lang w:val="en-US"/>
-        </w:rPr>
-        <w:t xml:space="preserve">ITEMERR: </w:t>
-      </w:r>
-      <w:r>
-        <w:rPr>
-          <w:rFonts w:cstheme="minorHAnsi"/>
-          <w:b/>
-          <w:bCs/>
-          <w:sz w:val="24"/>
-          <w:szCs w:val="24"/>
-          <w:lang w:val="en-US"/>
-        </w:rPr>
-        <w:t>E</w:t>
-      </w:r>
-      <w:r>
-        <w:rPr>
-          <w:rFonts w:cstheme="minorHAnsi"/>
-          <w:b/>
-          <w:bCs/>
-          <w:sz w:val="24"/>
-          <w:szCs w:val="24"/>
-          <w:lang w:val="en-US"/>
-        </w:rPr>
-        <w:t>nd of queue (records are still present in queue)</w:t>
-      </w:r>
-    </w:p>
-    <w:p>
-      <w:pPr>
-        <w:pStyle w:val="ListParagraph"/>
-        <w:numPr>
-          <w:ilvl w:val="2"/>
-          <w:numId w:val="5"/>
-        </w:numPr>
-        <w:spacing w:after="0"/>
-        <w:jc w:val="both"/>
-        <w:rPr>
-          <w:rFonts w:cstheme="minorHAnsi"/>
-          <w:sz w:val="24"/>
-          <w:szCs w:val="24"/>
-          <w:lang w:val="en-US"/>
-        </w:rPr>
-      </w:pPr>
-      <w:r>
-        <w:rPr>
-          <w:rFonts w:cstheme="minorHAnsi"/>
-          <w:b/>
-          <w:bCs/>
-          <w:sz w:val="24"/>
-          <w:szCs w:val="24"/>
-          <w:lang w:val="en-US"/>
-        </w:rPr>
-        <w:t>WRITEQ</w:t>
-      </w:r>
-      <w:r>
-        <w:rPr>
-          <w:rFonts w:cstheme="minorHAnsi"/>
-          <w:b/>
-          <w:bCs/>
-          <w:sz w:val="24"/>
-          <w:szCs w:val="24"/>
-          <w:lang w:val="en-US"/>
-        </w:rPr>
-        <w:t>:</w:t>
-      </w:r>
-      <w:r>
-        <w:rPr>
-          <w:rFonts w:cstheme="minorHAnsi"/>
-          <w:sz w:val="24"/>
-          <w:szCs w:val="24"/>
-          <w:lang w:val="en-US"/>
-        </w:rPr>
-        <w:t xml:space="preserve"> Used to add an item to the QUEUE, the QUEUE will be created on the first write command</w:t>
-      </w:r>
-    </w:p>
-    <w:p>
-      <w:pPr>
-        <w:pStyle w:val="ListParagraph"/>
-        <w:numPr>
-          <w:ilvl w:val="2"/>
-          <w:numId w:val="5"/>
-        </w:numPr>
-        <w:spacing w:after="0"/>
-        <w:jc w:val="both"/>
-        <w:rPr>
-          <w:rFonts w:cstheme="minorHAnsi"/>
-          <w:sz w:val="24"/>
-          <w:szCs w:val="24"/>
-          <w:lang w:val="en-US"/>
-        </w:rPr>
-      </w:pPr>
-      <w:r>
-        <w:rPr>
-          <w:rFonts w:cstheme="minorHAnsi"/>
-          <w:sz w:val="24"/>
-          <w:szCs w:val="24"/>
-          <w:lang w:val="en-US"/>
-        </w:rPr>
-        <w:t>EXEC CICS WRITEQ TS</w:t>
-      </w:r>
-    </w:p>
-    <w:p>
-      <w:pPr>
-        <w:spacing w:after="0"/>
-        <w:ind w:left="2880"/>
-        <w:jc w:val="both"/>
-        <w:rPr>
-          <w:rFonts w:cstheme="minorHAnsi"/>
-          <w:sz w:val="24"/>
-          <w:szCs w:val="24"/>
-          <w:lang w:val="en-US"/>
-        </w:rPr>
-      </w:pPr>
-      <w:r>
-        <w:rPr>
-          <w:rFonts w:cstheme="minorHAnsi"/>
-          <w:sz w:val="24"/>
-          <w:szCs w:val="24"/>
-          <w:lang w:val="en-US"/>
-        </w:rPr>
-        <w:t>QUEUE(NAME)</w:t>
-      </w:r>
-    </w:p>
-    <w:p>
-      <w:pPr>
-        <w:pStyle w:val="ListParagraph"/>
-        <w:spacing w:after="0"/>
-        <w:ind w:left="2880"/>
-        <w:jc w:val="both"/>
-        <w:rPr>
-          <w:rFonts w:cstheme="minorHAnsi"/>
-          <w:sz w:val="24"/>
-          <w:szCs w:val="24"/>
-          <w:lang w:val="en-US"/>
-        </w:rPr>
-      </w:pPr>
-      <w:r>
-        <w:rPr>
-          <w:rFonts w:cstheme="minorHAnsi"/>
-          <w:sz w:val="24"/>
-          <w:szCs w:val="24"/>
-          <w:lang w:val="en-US"/>
-        </w:rPr>
-        <w:t>FROM(LAYOUT)</w:t>
-      </w:r>
-    </w:p>
-    <w:p>
-      <w:pPr>
-        <w:pStyle w:val="ListParagraph"/>
-        <w:spacing w:after="0"/>
-        <w:ind w:left="2880"/>
-        <w:jc w:val="both"/>
-        <w:rPr>
-          <w:rFonts w:cstheme="minorHAnsi"/>
-          <w:sz w:val="24"/>
-          <w:szCs w:val="24"/>
-          <w:lang w:val="en-US"/>
-        </w:rPr>
-      </w:pPr>
-      <w:r>
-        <w:rPr>
-          <w:rFonts w:cstheme="minorHAnsi"/>
-          <w:sz w:val="24"/>
-          <w:szCs w:val="24"/>
-          <w:lang w:val="en-US"/>
-        </w:rPr>
-        <w:t>ITEM(WS-ITEM-NUM)</w:t>
-      </w:r>
-    </w:p>
-    <w:p>
-      <w:pPr>
-        <w:pStyle w:val="ListParagraph"/>
-        <w:spacing w:after="0"/>
-        <w:ind w:left="2880"/>
-        <w:jc w:val="both"/>
-        <w:rPr>
-          <w:rFonts w:cstheme="minorHAnsi"/>
-          <w:sz w:val="24"/>
-          <w:szCs w:val="24"/>
-          <w:lang w:val="en-US"/>
-        </w:rPr>
-      </w:pPr>
-      <w:r>
-        <w:rPr>
-          <w:rFonts w:cstheme="minorHAnsi"/>
-          <w:sz w:val="24"/>
-          <w:szCs w:val="24"/>
-          <w:lang w:val="en-US"/>
-        </w:rPr>
-        <w:t>RESP(WS-RESPCODE)</w:t>
-      </w:r>
-    </w:p>
-    <w:p>
-      <w:pPr>
-        <w:spacing w:after="0"/>
-        <w:jc w:val="both"/>
-        <w:rPr>
-          <w:rFonts w:cstheme="minorHAnsi"/>
-          <w:sz w:val="24"/>
-          <w:szCs w:val="24"/>
-          <w:lang w:val="en-US"/>
-        </w:rPr>
-      </w:pPr>
-      <w:r>
-        <w:rPr>
-          <w:rFonts w:cstheme="minorHAnsi"/>
-          <w:sz w:val="24"/>
-          <w:szCs w:val="24"/>
-          <w:lang w:val="en-US"/>
-        </w:rPr>
-        <w:tab/>
-      </w:r>
-      <w:r>
-        <w:rPr>
-          <w:rFonts w:cstheme="minorHAnsi"/>
-          <w:sz w:val="24"/>
-          <w:szCs w:val="24"/>
-          <w:lang w:val="en-US"/>
-        </w:rPr>
-        <w:tab/>
-      </w:r>
-      <w:r>
-        <w:rPr>
-          <w:rFonts w:cstheme="minorHAnsi"/>
-          <w:sz w:val="24"/>
-          <w:szCs w:val="24"/>
-          <w:lang w:val="en-US"/>
-        </w:rPr>
-        <w:tab/>
-        <w:t>END-EXEC.</w:t>
-      </w:r>
-    </w:p>
-    <w:p>
-      <w:pPr>
-        <w:pStyle w:val="ListParagraph"/>
-        <w:numPr>
-          <w:ilvl w:val="2"/>
-          <w:numId w:val="5"/>
-        </w:numPr>
-        <w:spacing w:after="0"/>
-        <w:jc w:val="both"/>
-        <w:rPr>
-          <w:rFonts w:cstheme="minorHAnsi"/>
-          <w:b/>
-          <w:bCs/>
-          <w:sz w:val="24"/>
-          <w:szCs w:val="24"/>
-          <w:lang w:val="en-US"/>
-        </w:rPr>
-      </w:pPr>
-      <w:r>
-        <w:rPr>
-          <w:rFonts w:cstheme="minorHAnsi"/>
-          <w:b/>
-          <w:bCs/>
-          <w:sz w:val="24"/>
-          <w:szCs w:val="24"/>
-          <w:lang w:val="en-US"/>
-        </w:rPr>
-        <w:t>How to know how many items are there in a QUEUE?</w:t>
-      </w:r>
-      <w:r>
-        <w:rPr>
-          <w:rFonts w:cstheme="minorHAnsi"/>
-          <w:b/>
-          <w:bCs/>
-          <w:sz w:val="24"/>
-          <w:szCs w:val="24"/>
-          <w:lang w:val="en-US"/>
-        </w:rPr>
-        <w:t xml:space="preserve"> </w:t>
-      </w:r>
-      <w:r>
-        <w:rPr>
-          <w:rFonts w:cstheme="minorHAnsi"/>
-          <w:b/>
-          <w:bCs/>
-          <w:sz w:val="24"/>
-          <w:szCs w:val="24"/>
-          <w:lang w:val="en-US"/>
-        </w:rPr>
-        <w:t>(!!!Interview Question!!!)</w:t>
-      </w:r>
-    </w:p>
-    <w:p>
-      <w:pPr>
-        <w:pStyle w:val="ListParagraph"/>
-        <w:numPr>
-          <w:ilvl w:val="3"/>
-          <w:numId w:val="5"/>
-        </w:numPr>
-        <w:spacing w:after="0"/>
-        <w:jc w:val="both"/>
-        <w:rPr>
-          <w:rFonts w:cstheme="minorHAnsi"/>
-          <w:b/>
-          <w:bCs/>
-          <w:sz w:val="24"/>
-          <w:szCs w:val="24"/>
-          <w:lang w:val="en-US"/>
-        </w:rPr>
-      </w:pPr>
-      <w:r>
-        <w:rPr>
-          <w:rFonts w:cstheme="minorHAnsi"/>
-          <w:b/>
-          <w:bCs/>
-          <w:sz w:val="24"/>
-          <w:szCs w:val="24"/>
-          <w:lang w:val="en-US"/>
-        </w:rPr>
-        <w:t>We can use ITEM(WS-ITEM-NUM) the system will tell me what is the last item number</w:t>
-      </w:r>
-    </w:p>
-    <w:p>
-      <w:pPr>
-        <w:pStyle w:val="ListParagraph"/>
-        <w:numPr>
-          <w:ilvl w:val="2"/>
-          <w:numId w:val="5"/>
-        </w:numPr>
-        <w:spacing w:after="0"/>
-        <w:jc w:val="both"/>
-        <w:rPr>
-          <w:rFonts w:cstheme="minorHAnsi"/>
-          <w:sz w:val="24"/>
-          <w:szCs w:val="24"/>
-          <w:lang w:val="en-US"/>
-        </w:rPr>
-      </w:pPr>
-      <w:r>
-        <w:rPr>
-          <w:rFonts w:cstheme="minorHAnsi"/>
-          <w:b/>
-          <w:bCs/>
-          <w:sz w:val="24"/>
-          <w:szCs w:val="24"/>
-          <w:lang w:val="en-US"/>
-        </w:rPr>
-        <w:t>DELETEQ:</w:t>
-      </w:r>
-      <w:r>
-        <w:rPr>
-          <w:rFonts w:cstheme="minorHAnsi"/>
-          <w:sz w:val="24"/>
-          <w:szCs w:val="24"/>
-          <w:lang w:val="en-US"/>
-        </w:rPr>
-        <w:t xml:space="preserve"> Used to delete the whole queue</w:t>
-      </w:r>
-    </w:p>
-    <w:p>
-      <w:pPr>
-        <w:pStyle w:val="ListParagraph"/>
-        <w:numPr>
-          <w:ilvl w:val="2"/>
-          <w:numId w:val="5"/>
-        </w:numPr>
-        <w:spacing w:after="0"/>
-        <w:jc w:val="both"/>
-        <w:rPr>
-          <w:rFonts w:cstheme="minorHAnsi"/>
-          <w:sz w:val="24"/>
-          <w:szCs w:val="24"/>
-          <w:lang w:val="en-US"/>
-        </w:rPr>
-      </w:pPr>
-      <w:r>
-        <w:rPr>
-          <w:rFonts w:cstheme="minorHAnsi"/>
-          <w:sz w:val="24"/>
-          <w:szCs w:val="24"/>
-          <w:lang w:val="en-US"/>
-        </w:rPr>
-        <w:t>EXEC CICS DELETEQ TS</w:t>
-      </w:r>
-    </w:p>
-    <w:p>
-      <w:pPr>
-        <w:pStyle w:val="ListParagraph"/>
-        <w:spacing w:after="0"/>
-        <w:ind w:left="2880"/>
-        <w:jc w:val="both"/>
-        <w:rPr>
-          <w:rFonts w:cstheme="minorHAnsi"/>
-          <w:sz w:val="24"/>
-          <w:szCs w:val="24"/>
-          <w:lang w:val="en-US"/>
-        </w:rPr>
-      </w:pPr>
-      <w:r>
-        <w:rPr>
-          <w:rFonts w:cstheme="minorHAnsi"/>
-          <w:sz w:val="24"/>
-          <w:szCs w:val="24"/>
-          <w:lang w:val="en-US"/>
-        </w:rPr>
-        <w:t>QUEUE(NAME)</w:t>
-      </w:r>
-    </w:p>
-    <w:p>
-      <w:pPr>
-        <w:pStyle w:val="ListParagraph"/>
-        <w:spacing w:after="0"/>
-        <w:ind w:left="2880"/>
-        <w:jc w:val="both"/>
-        <w:rPr>
-          <w:rFonts w:cstheme="minorHAnsi"/>
-          <w:sz w:val="24"/>
-          <w:szCs w:val="24"/>
-          <w:lang w:val="en-US"/>
-        </w:rPr>
-      </w:pPr>
-      <w:r>
-        <w:rPr>
-          <w:rFonts w:cstheme="minorHAnsi"/>
-          <w:sz w:val="24"/>
-          <w:szCs w:val="24"/>
-          <w:lang w:val="en-US"/>
-        </w:rPr>
-        <w:t>NOHANDLE</w:t>
-      </w:r>
-    </w:p>
-    <w:p>
-      <w:pPr>
-        <w:spacing w:after="0"/>
-        <w:jc w:val="both"/>
-        <w:rPr>
-          <w:rFonts w:cstheme="minorHAnsi"/>
-          <w:sz w:val="24"/>
-          <w:szCs w:val="24"/>
-          <w:lang w:val="en-US"/>
-        </w:rPr>
-      </w:pPr>
-      <w:r>
-        <w:rPr>
-          <w:rFonts w:cstheme="minorHAnsi"/>
-          <w:sz w:val="24"/>
-          <w:szCs w:val="24"/>
-          <w:lang w:val="en-US"/>
-        </w:rPr>
-        <w:tab/>
-      </w:r>
-      <w:r>
-        <w:rPr>
-          <w:rFonts w:cstheme="minorHAnsi"/>
-          <w:sz w:val="24"/>
-          <w:szCs w:val="24"/>
-          <w:lang w:val="en-US"/>
-        </w:rPr>
-        <w:tab/>
-      </w:r>
-      <w:r>
-        <w:rPr>
-          <w:rFonts w:cstheme="minorHAnsi"/>
-          <w:sz w:val="24"/>
-          <w:szCs w:val="24"/>
-          <w:lang w:val="en-US"/>
-        </w:rPr>
-        <w:tab/>
-        <w:t>END-EXEC.</w:t>
-      </w:r>
-    </w:p>
-    <w:p>
-      <w:pPr>
-        <w:pStyle w:val="ListParagraph"/>
-        <w:numPr>
-          <w:ilvl w:val="2"/>
-          <w:numId w:val="5"/>
-        </w:numPr>
-        <w:spacing w:after="0"/>
-        <w:jc w:val="both"/>
-        <w:rPr>
-          <w:rFonts w:cstheme="minorHAnsi"/>
-          <w:sz w:val="24"/>
-          <w:szCs w:val="24"/>
-          <w:lang w:val="en-US"/>
-        </w:rPr>
-      </w:pPr>
-      <w:r>
-        <w:rPr>
-          <w:rFonts w:cstheme="minorHAnsi"/>
+          <w:b/>
+          <w:bCs/>
           <w:sz w:val="24"/>
           <w:szCs w:val="24"/>
           <w:lang w:val="en-US"/>
         </w:rPr>
         <w:lastRenderedPageBreak/>
-        <w:t>QUEUE present – successful</w:t>
-      </w:r>
-    </w:p>
-    <w:p>
-      <w:pPr>
-        <w:pStyle w:val="ListParagraph"/>
-        <w:numPr>
-          <w:ilvl w:val="2"/>
-          <w:numId w:val="5"/>
-        </w:numPr>
-        <w:spacing w:after="0"/>
-        <w:jc w:val="both"/>
-        <w:rPr>
-          <w:rFonts w:cstheme="minorHAnsi"/>
-          <w:sz w:val="24"/>
-          <w:szCs w:val="24"/>
-          <w:lang w:val="en-US"/>
-        </w:rPr>
-      </w:pPr>
-      <w:r>
-        <w:rPr>
-          <w:rFonts w:cstheme="minorHAnsi"/>
-          <w:sz w:val="24"/>
-          <w:szCs w:val="24"/>
-          <w:lang w:val="en-US"/>
-        </w:rPr>
-        <w:t>QUEUE not present – unsuccessful -&gt; QIDERR -&gt; NOHANDLE means ignore</w:t>
-      </w:r>
-    </w:p>
-    <w:p>
-      <w:pPr>
-        <w:pStyle w:val="ListParagraph"/>
-        <w:numPr>
-          <w:ilvl w:val="1"/>
-          <w:numId w:val="5"/>
-        </w:numPr>
-        <w:spacing w:after="0"/>
-        <w:jc w:val="both"/>
-        <w:rPr>
-          <w:rFonts w:cstheme="minorHAnsi"/>
-          <w:b/>
-          <w:bCs/>
-          <w:sz w:val="24"/>
-          <w:szCs w:val="24"/>
-          <w:lang w:val="en-US"/>
-        </w:rPr>
-      </w:pPr>
-      <w:r>
-        <w:rPr>
-          <w:rFonts w:cstheme="minorHAnsi"/>
-          <w:b/>
-          <w:bCs/>
-          <w:sz w:val="24"/>
-          <w:szCs w:val="24"/>
-          <w:lang w:val="en-US"/>
-        </w:rPr>
-        <w:t>TDQ:</w:t>
-      </w:r>
-    </w:p>
-    <w:p>
-      <w:pPr>
-        <w:pStyle w:val="ListParagraph"/>
-        <w:numPr>
-          <w:ilvl w:val="2"/>
-          <w:numId w:val="5"/>
-        </w:numPr>
-        <w:spacing w:after="0"/>
-        <w:jc w:val="both"/>
-        <w:rPr>
-          <w:rFonts w:cstheme="minorHAnsi"/>
-          <w:sz w:val="24"/>
-          <w:szCs w:val="24"/>
-          <w:lang w:val="en-US"/>
-        </w:rPr>
-      </w:pPr>
-      <w:r>
-        <w:rPr>
-          <w:rFonts w:cstheme="minorHAnsi"/>
-          <w:b/>
-          <w:bCs/>
-          <w:sz w:val="24"/>
-          <w:szCs w:val="24"/>
-          <w:lang w:val="en-US"/>
-        </w:rPr>
-        <w:t>READQ</w:t>
-      </w:r>
-      <w:r>
-        <w:rPr>
-          <w:rFonts w:cstheme="minorHAnsi"/>
-          <w:b/>
-          <w:bCs/>
-          <w:sz w:val="24"/>
-          <w:szCs w:val="24"/>
-          <w:lang w:val="en-US"/>
-        </w:rPr>
-        <w:t>:</w:t>
-      </w:r>
-      <w:r>
-        <w:rPr>
-          <w:rFonts w:cstheme="minorHAnsi"/>
-          <w:sz w:val="24"/>
-          <w:szCs w:val="24"/>
-          <w:lang w:val="en-US"/>
-        </w:rPr>
-        <w:t xml:space="preserve"> </w:t>
-      </w:r>
-      <w:r>
-        <w:rPr>
-          <w:rFonts w:cstheme="minorHAnsi"/>
-          <w:sz w:val="24"/>
-          <w:szCs w:val="24"/>
-          <w:lang w:val="en-US"/>
-        </w:rPr>
-        <w:t>We can read only in sequence order, the record/item will be deleted after the read.</w:t>
-      </w:r>
-    </w:p>
-    <w:p>
-      <w:pPr>
-        <w:pStyle w:val="ListParagraph"/>
-        <w:numPr>
-          <w:ilvl w:val="2"/>
-          <w:numId w:val="5"/>
-        </w:numPr>
-        <w:spacing w:after="0"/>
-        <w:jc w:val="both"/>
-        <w:rPr>
-          <w:rFonts w:cstheme="minorHAnsi"/>
-          <w:sz w:val="24"/>
-          <w:szCs w:val="24"/>
-          <w:lang w:val="en-US"/>
-        </w:rPr>
-      </w:pPr>
-      <w:r>
-        <w:rPr>
-          <w:rFonts w:cstheme="minorHAnsi"/>
-          <w:sz w:val="24"/>
-          <w:szCs w:val="24"/>
-          <w:lang w:val="en-US"/>
-        </w:rPr>
-        <w:t>EXEC CICS READQ TD</w:t>
-      </w:r>
-    </w:p>
-    <w:p>
-      <w:pPr>
-        <w:spacing w:after="0"/>
-        <w:ind w:left="2880"/>
-        <w:jc w:val="both"/>
-        <w:rPr>
-          <w:rFonts w:cstheme="minorHAnsi"/>
-          <w:sz w:val="24"/>
-          <w:szCs w:val="24"/>
-          <w:lang w:val="en-US"/>
-        </w:rPr>
-      </w:pPr>
-      <w:r>
-        <w:rPr>
-          <w:rFonts w:cstheme="minorHAnsi"/>
-          <w:sz w:val="24"/>
-          <w:szCs w:val="24"/>
-          <w:lang w:val="en-US"/>
-        </w:rPr>
-        <w:t>QUEUE(NAME)</w:t>
-      </w:r>
-      <w:r>
-        <w:rPr>
-          <w:rFonts w:cstheme="minorHAnsi"/>
-          <w:sz w:val="24"/>
-          <w:szCs w:val="24"/>
-          <w:lang w:val="en-US"/>
-        </w:rPr>
-        <w:tab/>
-        <w:t>&lt;- 4 Chars QUEUE name</w:t>
-      </w:r>
-    </w:p>
-    <w:p>
-      <w:pPr>
-        <w:spacing w:after="0"/>
-        <w:ind w:left="2880"/>
-        <w:jc w:val="both"/>
-        <w:rPr>
-          <w:rFonts w:cstheme="minorHAnsi"/>
-          <w:sz w:val="24"/>
-          <w:szCs w:val="24"/>
-          <w:lang w:val="en-US"/>
-        </w:rPr>
-      </w:pPr>
-      <w:r>
-        <w:rPr>
-          <w:rFonts w:cstheme="minorHAnsi"/>
-          <w:sz w:val="24"/>
-          <w:szCs w:val="24"/>
-          <w:lang w:val="en-US"/>
-        </w:rPr>
-        <w:t>INTO(LAYOUT)</w:t>
-      </w:r>
-    </w:p>
-    <w:p>
-      <w:pPr>
-        <w:spacing w:after="0"/>
-        <w:ind w:left="2880"/>
-        <w:jc w:val="both"/>
-        <w:rPr>
-          <w:rFonts w:cstheme="minorHAnsi"/>
-          <w:sz w:val="24"/>
-          <w:szCs w:val="24"/>
-          <w:lang w:val="en-US"/>
-        </w:rPr>
-      </w:pPr>
-      <w:r>
-        <w:rPr>
-          <w:rFonts w:cstheme="minorHAnsi"/>
-          <w:sz w:val="24"/>
-          <w:szCs w:val="24"/>
-          <w:lang w:val="en-US"/>
-        </w:rPr>
-        <w:t xml:space="preserve">NEXT </w:t>
-      </w:r>
-    </w:p>
-    <w:p>
-      <w:pPr>
-        <w:pStyle w:val="ListParagraph"/>
-        <w:spacing w:after="0"/>
-        <w:ind w:left="2880"/>
-        <w:jc w:val="both"/>
-        <w:rPr>
-          <w:rFonts w:cstheme="minorHAnsi"/>
-          <w:sz w:val="24"/>
-          <w:szCs w:val="24"/>
-          <w:lang w:val="en-US"/>
-        </w:rPr>
-      </w:pPr>
-      <w:r>
-        <w:rPr>
-          <w:rFonts w:cstheme="minorHAnsi"/>
-          <w:sz w:val="24"/>
-          <w:szCs w:val="24"/>
-          <w:lang w:val="en-US"/>
-        </w:rPr>
-        <w:t>RESP(WS-RESPCODE)</w:t>
-      </w:r>
-    </w:p>
-    <w:p>
-      <w:pPr>
-        <w:spacing w:after="0"/>
-        <w:jc w:val="both"/>
-        <w:rPr>
-          <w:rFonts w:cstheme="minorHAnsi"/>
-          <w:sz w:val="24"/>
-          <w:szCs w:val="24"/>
-          <w:lang w:val="en-US"/>
-        </w:rPr>
-      </w:pPr>
-      <w:r>
-        <w:rPr>
-          <w:rFonts w:cstheme="minorHAnsi"/>
-          <w:sz w:val="24"/>
-          <w:szCs w:val="24"/>
-          <w:lang w:val="en-US"/>
-        </w:rPr>
-        <w:tab/>
-      </w:r>
-      <w:r>
-        <w:rPr>
-          <w:rFonts w:cstheme="minorHAnsi"/>
-          <w:sz w:val="24"/>
-          <w:szCs w:val="24"/>
-          <w:lang w:val="en-US"/>
-        </w:rPr>
-        <w:tab/>
-      </w:r>
-      <w:r>
-        <w:rPr>
-          <w:rFonts w:cstheme="minorHAnsi"/>
-          <w:sz w:val="24"/>
-          <w:szCs w:val="24"/>
-          <w:lang w:val="en-US"/>
-        </w:rPr>
-        <w:tab/>
-        <w:t>END-EXEC.</w:t>
-      </w:r>
-    </w:p>
-    <w:p>
-      <w:pPr>
-        <w:pStyle w:val="ListParagraph"/>
-        <w:numPr>
-          <w:ilvl w:val="2"/>
-          <w:numId w:val="5"/>
-        </w:numPr>
-        <w:spacing w:after="0"/>
-        <w:jc w:val="both"/>
-        <w:rPr>
-          <w:rFonts w:cstheme="minorHAnsi"/>
-          <w:sz w:val="24"/>
-          <w:szCs w:val="24"/>
-          <w:lang w:val="en-US"/>
-        </w:rPr>
-      </w:pPr>
-      <w:r>
-        <w:rPr>
-          <w:rFonts w:cstheme="minorHAnsi"/>
-          <w:sz w:val="24"/>
-          <w:szCs w:val="24"/>
-          <w:lang w:val="en-US"/>
-        </w:rPr>
-        <w:t>RESPCODE</w:t>
-      </w:r>
-    </w:p>
-    <w:p>
-      <w:pPr>
-        <w:pStyle w:val="ListParagraph"/>
-        <w:numPr>
-          <w:ilvl w:val="3"/>
-          <w:numId w:val="5"/>
-        </w:numPr>
-        <w:spacing w:after="0"/>
-        <w:jc w:val="both"/>
-        <w:rPr>
-          <w:rFonts w:cstheme="minorHAnsi"/>
-          <w:sz w:val="24"/>
-          <w:szCs w:val="24"/>
-          <w:lang w:val="en-US"/>
-        </w:rPr>
-      </w:pPr>
-      <w:r>
-        <w:rPr>
-          <w:rFonts w:cstheme="minorHAnsi"/>
-          <w:b/>
-          <w:bCs/>
-          <w:sz w:val="24"/>
-          <w:szCs w:val="24"/>
-          <w:lang w:val="en-US"/>
-        </w:rPr>
-        <w:t>NORMAL</w:t>
-      </w:r>
-      <w:r>
-        <w:rPr>
-          <w:rFonts w:cstheme="minorHAnsi"/>
-          <w:sz w:val="24"/>
-          <w:szCs w:val="24"/>
-          <w:lang w:val="en-US"/>
-        </w:rPr>
-        <w:t>: successful</w:t>
-      </w:r>
-    </w:p>
-    <w:p>
-      <w:pPr>
-        <w:pStyle w:val="ListParagraph"/>
-        <w:numPr>
-          <w:ilvl w:val="3"/>
-          <w:numId w:val="5"/>
-        </w:numPr>
-        <w:spacing w:after="0"/>
-        <w:jc w:val="both"/>
-        <w:rPr>
-          <w:rFonts w:cstheme="minorHAnsi"/>
-          <w:sz w:val="24"/>
-          <w:szCs w:val="24"/>
-          <w:lang w:val="en-US"/>
-        </w:rPr>
-      </w:pPr>
-      <w:r>
-        <w:rPr>
-          <w:rFonts w:cstheme="minorHAnsi"/>
-          <w:b/>
-          <w:bCs/>
-          <w:sz w:val="24"/>
-          <w:szCs w:val="24"/>
-          <w:lang w:val="en-US"/>
-        </w:rPr>
-        <w:t>QIDERR</w:t>
-      </w:r>
-      <w:r>
-        <w:rPr>
-          <w:rFonts w:cstheme="minorHAnsi"/>
-          <w:sz w:val="24"/>
-          <w:szCs w:val="24"/>
-          <w:lang w:val="en-US"/>
-        </w:rPr>
-        <w:t>: if queue is not created</w:t>
-      </w:r>
-    </w:p>
-    <w:p>
-      <w:pPr>
-        <w:pStyle w:val="ListParagraph"/>
-        <w:numPr>
-          <w:ilvl w:val="3"/>
-          <w:numId w:val="5"/>
-        </w:numPr>
-        <w:spacing w:after="0"/>
-        <w:rPr>
-          <w:rFonts w:cstheme="minorHAnsi"/>
-          <w:b/>
-          <w:bCs/>
-          <w:sz w:val="24"/>
-          <w:szCs w:val="24"/>
-          <w:lang w:val="en-US"/>
-        </w:rPr>
-      </w:pPr>
-      <w:r>
-        <w:rPr>
-          <w:rFonts w:cstheme="minorHAnsi"/>
-          <w:b/>
-          <w:bCs/>
-          <w:sz w:val="24"/>
-          <w:szCs w:val="24"/>
-          <w:lang w:val="en-US"/>
-        </w:rPr>
-        <w:t xml:space="preserve">QZERO: End of the queue </w:t>
-      </w:r>
-      <w:r>
-        <w:rPr>
-          <w:rFonts w:cstheme="minorHAnsi"/>
-          <w:b/>
-          <w:bCs/>
-          <w:sz w:val="24"/>
-          <w:szCs w:val="24"/>
-          <w:lang w:val="en-US"/>
-        </w:rPr>
-        <w:t>(!!!Interview Question!!!)</w:t>
-      </w:r>
-    </w:p>
-    <w:p>
-      <w:pPr>
-        <w:pStyle w:val="ListParagraph"/>
-        <w:spacing w:after="0"/>
-        <w:ind w:left="2880"/>
-        <w:rPr>
-          <w:rFonts w:cstheme="minorHAnsi"/>
-          <w:b/>
-          <w:bCs/>
-          <w:sz w:val="24"/>
-          <w:szCs w:val="24"/>
-          <w:lang w:val="en-US"/>
-        </w:rPr>
-      </w:pPr>
-    </w:p>
-    <w:p>
-      <w:pPr>
-        <w:pStyle w:val="ListParagraph"/>
-        <w:numPr>
-          <w:ilvl w:val="2"/>
-          <w:numId w:val="5"/>
-        </w:numPr>
-        <w:spacing w:after="0"/>
-        <w:jc w:val="both"/>
-        <w:rPr>
-          <w:rFonts w:cstheme="minorHAnsi"/>
-          <w:sz w:val="24"/>
-          <w:szCs w:val="24"/>
-          <w:lang w:val="en-US"/>
-        </w:rPr>
-      </w:pPr>
-      <w:r>
-        <w:rPr>
-          <w:rFonts w:cstheme="minorHAnsi"/>
-          <w:b/>
-          <w:bCs/>
-          <w:sz w:val="24"/>
-          <w:szCs w:val="24"/>
-          <w:lang w:val="en-US"/>
-        </w:rPr>
         <w:t>WRITEQ</w:t>
       </w:r>
       <w:r>
